--- a/RELATORIO_REVISAO_NUMERICA.docx
+++ b/RELATORIO_REVISAO_NUMERICA.docx
@@ -2,14 +2,15 @@
 <file path=word/document.xml><?xml version="1.0" encoding="utf-8"?>
 <w:document xmlns:w="http://schemas.openxmlformats.org/wordprocessingml/2006/main" xmlns:m="http://schemas.openxmlformats.org/officeDocument/2006/math" xmlns:r="http://schemas.openxmlformats.org/officeDocument/2006/relationships" xmlns:o="urn:schemas-microsoft-com:office:office" xmlns:v="urn:schemas-microsoft-com:vml" xmlns:w10="urn:schemas-microsoft-com:office:word" xmlns:a="http://schemas.openxmlformats.org/drawingml/2006/main" xmlns:pic="http://schemas.openxmlformats.org/drawingml/2006/picture" xmlns:wp="http://schemas.openxmlformats.org/drawingml/2006/wordprocessingDrawing">
   <w:body>
-    <w:bookmarkStart w:id="43" w:name="relatório-de-revisão-numérica-cruzada"/>
     <w:p>
       <w:pPr>
         <w:pStyle w:val="Heading1"/>
       </w:pPr>
+      <w:bookmarkStart w:id="20" w:name="relatório-de-revisão-numérica-cruzada"/>
       <w:r>
         <w:t xml:space="preserve">Relatório de Revisão Numérica Cruzada</w:t>
       </w:r>
+      <w:bookmarkEnd w:id="20"/>
     </w:p>
     <w:p>
       <w:pPr>
@@ -18,7 +19,6 @@
       <w:r>
         <w:rPr>
           <w:b/>
-          <w:bCs/>
         </w:rPr>
         <w:t xml:space="preserve">Dissertação de Mestrado — Letícia Schimidt Arruda (FMUSP)</w:t>
       </w:r>
@@ -28,7 +28,6 @@
       <w:r>
         <w:rPr>
           <w:b/>
-          <w:bCs/>
         </w:rPr>
         <w:t xml:space="preserve">Revisor:</w:t>
       </w:r>
@@ -44,7 +43,6 @@
       <w:r>
         <w:rPr>
           <w:b/>
-          <w:bCs/>
         </w:rPr>
         <w:t xml:space="preserve">Data:</w:t>
       </w:r>
@@ -52,7 +50,22 @@
         <w:t xml:space="preserve"> </w:t>
       </w:r>
       <w:r>
-        <w:t xml:space="preserve">19 de maio de 2026</w:t>
+        <w:t xml:space="preserve">19 de maio de 2026 ·</w:t>
+      </w:r>
+      <w:r>
+        <w:t xml:space="preserve"> </w:t>
+      </w:r>
+      <w:r>
+        <w:rPr>
+          <w:b/>
+        </w:rPr>
+        <w:t xml:space="preserve">Atualizado:</w:t>
+      </w:r>
+      <w:r>
+        <w:t xml:space="preserve"> </w:t>
+      </w:r>
+      <w:r>
+        <w:t xml:space="preserve">10 de junho de 2026</w:t>
       </w:r>
       <w:r>
         <w:br/>
@@ -60,7 +73,6 @@
       <w:r>
         <w:rPr>
           <w:b/>
-          <w:bCs/>
         </w:rPr>
         <w:t xml:space="preserve">Arquivos revisados:</w:t>
       </w:r>
@@ -144,6 +156,120 @@
           <w:rStyle w:val="VerbatimChar"/>
         </w:rPr>
         <w:t xml:space="preserve">manuscript/Dissertação Maio_26.docx</w:t>
+      </w:r>
+      <w:r>
+        <w:t xml:space="preserve"> </w:t>
+      </w:r>
+      <w:r>
+        <w:rPr>
+          <w:b/>
+        </w:rPr>
+        <w:t xml:space="preserve">Adicionados em 10/06/2026:</w:t>
+      </w:r>
+      <w:r>
+        <w:t xml:space="preserve"> </w:t>
+      </w:r>
+      <w:r>
+        <w:rPr>
+          <w:rStyle w:val="VerbatimChar"/>
+        </w:rPr>
+        <w:t xml:space="preserve">analysis/06_modelos_preditivos_cesarea.R</w:t>
+      </w:r>
+      <w:r>
+        <w:t xml:space="preserve">,</w:t>
+      </w:r>
+      <w:r>
+        <w:t xml:space="preserve"> </w:t>
+      </w:r>
+      <w:r>
+        <w:rPr>
+          <w:rStyle w:val="VerbatimChar"/>
+        </w:rPr>
+        <w:t xml:space="preserve">results/tabelas_dissertacao/tab_modelos_preditivos_desempenho.csv</w:t>
+      </w:r>
+      <w:r>
+        <w:t xml:space="preserve">,</w:t>
+      </w:r>
+      <w:r>
+        <w:t xml:space="preserve"> </w:t>
+      </w:r>
+      <w:r>
+        <w:rPr>
+          <w:rStyle w:val="VerbatimChar"/>
+        </w:rPr>
+        <w:t xml:space="preserve">tab_modelo_{A,B,C}_*_OR.csv</w:t>
+      </w:r>
+      <w:r>
+        <w:t xml:space="preserve">,</w:t>
+      </w:r>
+      <w:r>
+        <w:t xml:space="preserve"> </w:t>
+      </w:r>
+      <w:r>
+        <w:rPr>
+          <w:rStyle w:val="VerbatimChar"/>
+        </w:rPr>
+        <w:t xml:space="preserve">tab_escore_pre_natal_*.csv</w:t>
+      </w:r>
+      <w:r>
+        <w:t xml:space="preserve">,</w:t>
+      </w:r>
+      <w:r>
+        <w:t xml:space="preserve"> </w:t>
+      </w:r>
+      <w:r>
+        <w:rPr>
+          <w:rStyle w:val="VerbatimChar"/>
+        </w:rPr>
+        <w:t xml:space="preserve">results/figures/fig_obj6_*</w:t>
+      </w:r>
+      <w:r>
+        <w:t xml:space="preserve">,</w:t>
+      </w:r>
+      <w:r>
+        <w:t xml:space="preserve"> </w:t>
+      </w:r>
+      <w:r>
+        <w:rPr>
+          <w:rStyle w:val="VerbatimChar"/>
+        </w:rPr>
+        <w:t xml:space="preserve">results/RELATORIO_RESULTADOS_MODELOS_PREDITIVOS.md</w:t>
+      </w:r>
+      <w:r>
+        <w:t xml:space="preserve">,</w:t>
+      </w:r>
+      <w:r>
+        <w:t xml:space="preserve"> </w:t>
+      </w:r>
+      <w:r>
+        <w:rPr>
+          <w:rStyle w:val="VerbatimChar"/>
+        </w:rPr>
+        <w:t xml:space="preserve">results/RELATORIO_MODELOS_PREDITIVOS_CESAREA.md</w:t>
+      </w:r>
+      <w:r>
+        <w:t xml:space="preserve">,</w:t>
+      </w:r>
+      <w:r>
+        <w:t xml:space="preserve"> </w:t>
+      </w:r>
+      <w:r>
+        <w:rPr>
+          <w:rStyle w:val="VerbatimChar"/>
+        </w:rPr>
+        <w:t xml:space="preserve">results/FERRAMENTA_CLINICA_ESCORE_PRE_NATAL.md</w:t>
+      </w:r>
+      <w:r>
+        <w:t xml:space="preserve">,</w:t>
+      </w:r>
+      <w:r>
+        <w:t xml:space="preserve"> </w:t>
+      </w:r>
+      <w:r>
+        <w:rPr>
+          <w:rStyle w:val="VerbatimChar"/>
+        </w:rPr>
+        <w:t xml:space="preserve">results/calculadora_risco_cesarea.html</w:t>
       </w:r>
     </w:p>
     <w:p>
@@ -153,27 +279,27 @@
         </w:pict>
       </w:r>
     </w:p>
-    <w:bookmarkStart w:id="20" w:name="sumário-executivo"/>
     <w:p>
       <w:pPr>
         <w:pStyle w:val="Heading2"/>
       </w:pPr>
+      <w:bookmarkStart w:id="21" w:name="sumário-executivo"/>
       <w:r>
         <w:t xml:space="preserve">Sumário Executivo</w:t>
       </w:r>
-    </w:p>
-    <w:p>
-      <w:pPr>
-        <w:pStyle w:val="Compact"/>
+      <w:bookmarkEnd w:id="21"/>
+    </w:p>
+    <w:p>
+      <w:pPr>
         <w:numPr>
           <w:ilvl w:val="0"/>
           <w:numId w:val="1001"/>
         </w:numPr>
-      </w:pPr>
-      <w:r>
-        <w:rPr>
-          <w:b/>
-          <w:bCs/>
+        <w:pStyle w:val="Compact"/>
+      </w:pPr>
+      <w:r>
+        <w:rPr>
+          <w:b/>
         </w:rPr>
         <w:t xml:space="preserve">OK:</w:t>
       </w:r>
@@ -195,16 +321,15 @@
     </w:p>
     <w:p>
       <w:pPr>
-        <w:pStyle w:val="Compact"/>
         <w:numPr>
           <w:ilvl w:val="0"/>
           <w:numId w:val="1001"/>
         </w:numPr>
-      </w:pPr>
-      <w:r>
-        <w:rPr>
-          <w:b/>
-          <w:bCs/>
+        <w:pStyle w:val="Compact"/>
+      </w:pPr>
+      <w:r>
+        <w:rPr>
+          <w:b/>
         </w:rPr>
         <w:t xml:space="preserve">OK:</w:t>
       </w:r>
@@ -232,16 +357,15 @@
     </w:p>
     <w:p>
       <w:pPr>
-        <w:pStyle w:val="Compact"/>
         <w:numPr>
           <w:ilvl w:val="0"/>
           <w:numId w:val="1001"/>
         </w:numPr>
-      </w:pPr>
-      <w:r>
-        <w:rPr>
-          <w:b/>
-          <w:bCs/>
+        <w:pStyle w:val="Compact"/>
+      </w:pPr>
+      <w:r>
+        <w:rPr>
+          <w:b/>
         </w:rPr>
         <w:t xml:space="preserve">OK:</w:t>
       </w:r>
@@ -254,16 +378,15 @@
     </w:p>
     <w:p>
       <w:pPr>
-        <w:pStyle w:val="Compact"/>
         <w:numPr>
           <w:ilvl w:val="0"/>
           <w:numId w:val="1001"/>
         </w:numPr>
-      </w:pPr>
-      <w:r>
-        <w:rPr>
-          <w:b/>
-          <w:bCs/>
+        <w:pStyle w:val="Compact"/>
+      </w:pPr>
+      <w:r>
+        <w:rPr>
+          <w:b/>
         </w:rPr>
         <w:t xml:space="preserve">CRÍTICO:</w:t>
       </w:r>
@@ -276,16 +399,15 @@
     </w:p>
     <w:p>
       <w:pPr>
-        <w:pStyle w:val="Compact"/>
         <w:numPr>
           <w:ilvl w:val="0"/>
           <w:numId w:val="1001"/>
         </w:numPr>
-      </w:pPr>
-      <w:r>
-        <w:rPr>
-          <w:b/>
-          <w:bCs/>
+        <w:pStyle w:val="Compact"/>
+      </w:pPr>
+      <w:r>
+        <w:rPr>
+          <w:b/>
         </w:rPr>
         <w:t xml:space="preserve">IMPORTANTE:</w:t>
       </w:r>
@@ -316,16 +438,15 @@
     </w:p>
     <w:p>
       <w:pPr>
-        <w:pStyle w:val="Compact"/>
         <w:numPr>
           <w:ilvl w:val="0"/>
           <w:numId w:val="1001"/>
         </w:numPr>
-      </w:pPr>
-      <w:r>
-        <w:rPr>
-          <w:b/>
-          <w:bCs/>
+        <w:pStyle w:val="Compact"/>
+      </w:pPr>
+      <w:r>
+        <w:rPr>
+          <w:b/>
         </w:rPr>
         <w:t xml:space="preserve">IMPORTANTE:</w:t>
       </w:r>
@@ -346,6 +467,123 @@
       </w:r>
       <w:r>
         <w:t xml:space="preserve">. Figura 7 (forest plot) existe mas não é referenciada na redação.</w:t>
+      </w:r>
+    </w:p>
+    <w:p>
+      <w:pPr>
+        <w:numPr>
+          <w:ilvl w:val="0"/>
+          <w:numId w:val="1001"/>
+        </w:numPr>
+        <w:pStyle w:val="Compact"/>
+      </w:pPr>
+      <w:r>
+        <w:rPr>
+          <w:b/>
+        </w:rPr>
+        <w:t xml:space="preserve">NOVO (10/06/2026):</w:t>
+      </w:r>
+      <w:r>
+        <w:t xml:space="preserve"> </w:t>
+      </w:r>
+      <w:r>
+        <w:t xml:space="preserve">Acrescentada a estratégia de</w:t>
+      </w:r>
+      <w:r>
+        <w:t xml:space="preserve"> </w:t>
+      </w:r>
+      <w:r>
+        <w:rPr>
+          <w:b/>
+        </w:rPr>
+        <w:t xml:space="preserve">três modelos preditivos</w:t>
+      </w:r>
+      <w:r>
+        <w:t xml:space="preserve"> </w:t>
+      </w:r>
+      <w:r>
+        <w:t xml:space="preserve">(</w:t>
+      </w:r>
+      <w:r>
+        <w:rPr>
+          <w:rStyle w:val="VerbatimChar"/>
+        </w:rPr>
+        <w:t xml:space="preserve">analysis/06_modelos_preditivos_cesarea.R</w:t>
+      </w:r>
+      <w:r>
+        <w:t xml:space="preserve">). Coorte total N =</w:t>
+      </w:r>
+      <w:r>
+        <w:t xml:space="preserve"> </w:t>
+      </w:r>
+      <w:r>
+        <w:rPr>
+          <w:b/>
+        </w:rPr>
+        <w:t xml:space="preserve">6.650</w:t>
+      </w:r>
+      <w:r>
+        <w:t xml:space="preserve"> </w:t>
+      </w:r>
+      <w:r>
+        <w:t xml:space="preserve">(filtro §3.3 codificado em</w:t>
+      </w:r>
+      <w:r>
+        <w:t xml:space="preserve"> </w:t>
+      </w:r>
+      <w:r>
+        <w:rPr>
+          <w:rStyle w:val="VerbatimChar"/>
+        </w:rPr>
+        <w:t xml:space="preserve">00_filtro_elegibilidade.R</w:t>
+      </w:r>
+      <w:r>
+        <w:t xml:space="preserve">) — quinto valor de N em circulação, mas agora</w:t>
+      </w:r>
+      <w:r>
+        <w:t xml:space="preserve"> </w:t>
+      </w:r>
+      <w:r>
+        <w:rPr>
+          <w:b/>
+        </w:rPr>
+        <w:t xml:space="preserve">determinístico e versionado</w:t>
+      </w:r>
+      <w:r>
+        <w:t xml:space="preserve"> </w:t>
+      </w:r>
+      <w:r>
+        <w:t xml:space="preserve">(ver §1.1). O script R foi</w:t>
+      </w:r>
+      <w:r>
+        <w:t xml:space="preserve"> </w:t>
+      </w:r>
+      <w:r>
+        <w:rPr>
+          <w:b/>
+        </w:rPr>
+        <w:t xml:space="preserve">executado</w:t>
+      </w:r>
+      <w:r>
+        <w:t xml:space="preserve"> </w:t>
+      </w:r>
+      <w:r>
+        <w:t xml:space="preserve">e seus resultados</w:t>
+      </w:r>
+      <w:r>
+        <w:t xml:space="preserve"> </w:t>
+      </w:r>
+      <w:r>
+        <w:rPr>
+          <w:b/>
+        </w:rPr>
+        <w:t xml:space="preserve">conferem com a validação em Python</w:t>
+      </w:r>
+      <w:r>
+        <w:t xml:space="preserve"> </w:t>
+      </w:r>
+      <w:r>
+        <w:t xml:space="preserve">(≤ 0,002 na AUC); coeficientes clinicamente coerentes e tabelas/figuras consistentes (ver §1.14). Pendência remanescente: validação externa + curva de decisão antes de uso clínico da ferramenta derivada.</w:t>
       </w:r>
     </w:p>
     <w:p>
@@ -355,24 +593,25 @@
         </w:pict>
       </w:r>
     </w:p>
-    <w:bookmarkEnd w:id="20"/>
-    <w:bookmarkStart w:id="34" w:name="inconsistências-encontradas"/>
     <w:p>
       <w:pPr>
         <w:pStyle w:val="Heading2"/>
       </w:pPr>
+      <w:bookmarkStart w:id="22" w:name="inconsistências-encontradas"/>
       <w:r>
         <w:t xml:space="preserve">1. Inconsistências Encontradas</w:t>
       </w:r>
-    </w:p>
-    <w:bookmarkStart w:id="21" w:name="Xc66dfeba36c3940b5c5429df661e01837608ad3"/>
+      <w:bookmarkEnd w:id="22"/>
+    </w:p>
     <w:p>
       <w:pPr>
         <w:pStyle w:val="Heading3"/>
       </w:pPr>
+      <w:bookmarkStart w:id="23" w:name="Xc66dfeba36c3940b5c5429df661e01837608ad3"/>
       <w:r>
         <w:t xml:space="preserve">1.1 N total da amostra — quatro valores em circulação (CRÍTICO)</w:t>
       </w:r>
+      <w:bookmarkEnd w:id="23"/>
     </w:p>
     <w:p>
       <w:pPr>
@@ -381,7 +620,6 @@
       <w:r>
         <w:rPr>
           <w:b/>
-          <w:bCs/>
         </w:rPr>
         <w:t xml:space="preserve">Arquivos:</w:t>
       </w:r>
@@ -434,9 +672,8 @@
     <w:tbl>
       <w:tblPr>
         <w:tblStyle w:val="Table"/>
-        <w:tblW w:type="pct" w:w="5000"/>
-        <w:tblLayout w:type="fixed"/>
-        <w:tblLook w:firstRow="1" w:lastRow="0" w:firstColumn="0" w:lastColumn="0" w:noHBand="0" w:noVBand="0" w:val="0020"/>
+        <w:tblW w:type="pct" w:w="5000.0"/>
+        <w:tblLook w:firstRow="1"/>
       </w:tblPr>
       <w:tblGrid>
         <w:gridCol w:w="1584"/>
@@ -447,13 +684,19 @@
       </w:tblGrid>
       <w:tr>
         <w:trPr>
-          <w:tblHeader w:val="on"/>
+          <w:cnfStyle w:firstRow="1"/>
         </w:trPr>
         <w:tc>
-          <w:tcPr/>
-          <w:p>
-            <w:pPr>
-              <w:pStyle w:val="Compact"/>
+          <w:tcPr>
+            <w:tcBorders>
+              <w:bottom w:val="single"/>
+            </w:tcBorders>
+            <w:vAlign w:val="bottom"/>
+          </w:tcPr>
+          <w:p>
+            <w:pPr>
+              <w:pStyle w:val="Compact"/>
+              <w:jc w:val="left"/>
             </w:pPr>
             <w:r>
               <w:t xml:space="preserve">Fonte</w:t>
@@ -461,10 +704,16 @@
           </w:p>
         </w:tc>
         <w:tc>
-          <w:tcPr/>
-          <w:p>
-            <w:pPr>
-              <w:pStyle w:val="Compact"/>
+          <w:tcPr>
+            <w:tcBorders>
+              <w:bottom w:val="single"/>
+            </w:tcBorders>
+            <w:vAlign w:val="bottom"/>
+          </w:tcPr>
+          <w:p>
+            <w:pPr>
+              <w:pStyle w:val="Compact"/>
+              <w:jc w:val="left"/>
             </w:pPr>
             <w:r>
               <w:t xml:space="preserve">Precoces</w:t>
@@ -472,10 +721,16 @@
           </w:p>
         </w:tc>
         <w:tc>
-          <w:tcPr/>
-          <w:p>
-            <w:pPr>
-              <w:pStyle w:val="Compact"/>
+          <w:tcPr>
+            <w:tcBorders>
+              <w:bottom w:val="single"/>
+            </w:tcBorders>
+            <w:vAlign w:val="bottom"/>
+          </w:tcPr>
+          <w:p>
+            <w:pPr>
+              <w:pStyle w:val="Compact"/>
+              <w:jc w:val="left"/>
             </w:pPr>
             <w:r>
               <w:t xml:space="preserve">Tardias</w:t>
@@ -483,10 +738,16 @@
           </w:p>
         </w:tc>
         <w:tc>
-          <w:tcPr/>
-          <w:p>
-            <w:pPr>
-              <w:pStyle w:val="Compact"/>
+          <w:tcPr>
+            <w:tcBorders>
+              <w:bottom w:val="single"/>
+            </w:tcBorders>
+            <w:vAlign w:val="bottom"/>
+          </w:tcPr>
+          <w:p>
+            <w:pPr>
+              <w:pStyle w:val="Compact"/>
+              <w:jc w:val="left"/>
             </w:pPr>
             <w:r>
               <w:t xml:space="preserve">Adultas</w:t>
@@ -494,10 +755,16 @@
           </w:p>
         </w:tc>
         <w:tc>
-          <w:tcPr/>
-          <w:p>
-            <w:pPr>
-              <w:pStyle w:val="Compact"/>
+          <w:tcPr>
+            <w:tcBorders>
+              <w:bottom w:val="single"/>
+            </w:tcBorders>
+            <w:vAlign w:val="bottom"/>
+          </w:tcPr>
+          <w:p>
+            <w:pPr>
+              <w:pStyle w:val="Compact"/>
+              <w:jc w:val="left"/>
             </w:pPr>
             <w:r>
               <w:t xml:space="preserve">Total</w:t>
@@ -507,10 +774,10 @@
       </w:tr>
       <w:tr>
         <w:tc>
-          <w:tcPr/>
-          <w:p>
-            <w:pPr>
-              <w:pStyle w:val="Compact"/>
+          <w:p>
+            <w:pPr>
+              <w:pStyle w:val="Compact"/>
+              <w:jc w:val="left"/>
             </w:pPr>
             <w:r>
               <w:t xml:space="preserve">R pipeline —</w:t>
@@ -533,10 +800,10 @@
           </w:p>
         </w:tc>
         <w:tc>
-          <w:tcPr/>
-          <w:p>
-            <w:pPr>
-              <w:pStyle w:val="Compact"/>
+          <w:p>
+            <w:pPr>
+              <w:pStyle w:val="Compact"/>
+              <w:jc w:val="left"/>
             </w:pPr>
             <w:r>
               <w:t xml:space="preserve">538</w:t>
@@ -544,10 +811,10 @@
           </w:p>
         </w:tc>
         <w:tc>
-          <w:tcPr/>
-          <w:p>
-            <w:pPr>
-              <w:pStyle w:val="Compact"/>
+          <w:p>
+            <w:pPr>
+              <w:pStyle w:val="Compact"/>
+              <w:jc w:val="left"/>
             </w:pPr>
             <w:r>
               <w:t xml:space="preserve">829</w:t>
@@ -555,10 +822,10 @@
           </w:p>
         </w:tc>
         <w:tc>
-          <w:tcPr/>
-          <w:p>
-            <w:pPr>
-              <w:pStyle w:val="Compact"/>
+          <w:p>
+            <w:pPr>
+              <w:pStyle w:val="Compact"/>
+              <w:jc w:val="left"/>
             </w:pPr>
             <w:r>
               <w:t xml:space="preserve">5.279</w:t>
@@ -566,15 +833,14 @@
           </w:p>
         </w:tc>
         <w:tc>
-          <w:tcPr/>
-          <w:p>
-            <w:pPr>
-              <w:pStyle w:val="Compact"/>
+          <w:p>
+            <w:pPr>
+              <w:pStyle w:val="Compact"/>
+              <w:jc w:val="left"/>
             </w:pPr>
             <w:r>
               <w:rPr>
                 <w:b/>
-                <w:bCs/>
               </w:rPr>
               <w:t xml:space="preserve">6.646</w:t>
             </w:r>
@@ -583,10 +849,10 @@
       </w:tr>
       <w:tr>
         <w:tc>
-          <w:tcPr/>
-          <w:p>
-            <w:pPr>
-              <w:pStyle w:val="Compact"/>
+          <w:p>
+            <w:pPr>
+              <w:pStyle w:val="Compact"/>
+              <w:jc w:val="left"/>
             </w:pPr>
             <w:r>
               <w:t xml:space="preserve">Tabelas 4–7 no</w:t>
@@ -609,10 +875,10 @@
           </w:p>
         </w:tc>
         <w:tc>
-          <w:tcPr/>
-          <w:p>
-            <w:pPr>
-              <w:pStyle w:val="Compact"/>
+          <w:p>
+            <w:pPr>
+              <w:pStyle w:val="Compact"/>
+              <w:jc w:val="left"/>
             </w:pPr>
             <w:r>
               <w:t xml:space="preserve">538</w:t>
@@ -620,10 +886,10 @@
           </w:p>
         </w:tc>
         <w:tc>
-          <w:tcPr/>
-          <w:p>
-            <w:pPr>
-              <w:pStyle w:val="Compact"/>
+          <w:p>
+            <w:pPr>
+              <w:pStyle w:val="Compact"/>
+              <w:jc w:val="left"/>
             </w:pPr>
             <w:r>
               <w:t xml:space="preserve">830</w:t>
@@ -631,10 +897,10 @@
           </w:p>
         </w:tc>
         <w:tc>
-          <w:tcPr/>
-          <w:p>
-            <w:pPr>
-              <w:pStyle w:val="Compact"/>
+          <w:p>
+            <w:pPr>
+              <w:pStyle w:val="Compact"/>
+              <w:jc w:val="left"/>
             </w:pPr>
             <w:r>
               <w:t xml:space="preserve">5.295</w:t>
@@ -642,15 +908,14 @@
           </w:p>
         </w:tc>
         <w:tc>
-          <w:tcPr/>
-          <w:p>
-            <w:pPr>
-              <w:pStyle w:val="Compact"/>
+          <w:p>
+            <w:pPr>
+              <w:pStyle w:val="Compact"/>
+              <w:jc w:val="left"/>
             </w:pPr>
             <w:r>
               <w:rPr>
                 <w:b/>
-                <w:bCs/>
               </w:rPr>
               <w:t xml:space="preserve">6.663</w:t>
             </w:r>
@@ -659,10 +924,120 @@
       </w:tr>
       <w:tr>
         <w:tc>
-          <w:tcPr/>
-          <w:p>
-            <w:pPr>
-              <w:pStyle w:val="Compact"/>
+          <w:p>
+            <w:pPr>
+              <w:pStyle w:val="Compact"/>
+              <w:jc w:val="left"/>
+            </w:pPr>
+            <w:r>
+              <w:rPr>
+                <w:b/>
+              </w:rPr>
+              <w:t xml:space="preserve">Pipeline modular</w:t>
+            </w:r>
+            <w:r>
+              <w:rPr>
+                <w:b/>
+              </w:rPr>
+              <w:t xml:space="preserve"> </w:t>
+            </w:r>
+            <w:r>
+              <w:rPr>
+                <w:rStyle w:val="VerbatimChar"/>
+                <w:b/>
+              </w:rPr>
+              <w:t xml:space="preserve">analysis/00–06</w:t>
+            </w:r>
+            <w:r>
+              <w:rPr>
+                <w:b/>
+              </w:rPr>
+              <w:t xml:space="preserve"> </w:t>
+            </w:r>
+            <w:r>
+              <w:rPr>
+                <w:b/>
+              </w:rPr>
+              <w:t xml:space="preserve">(</w:t>
+            </w:r>
+            <w:r>
+              <w:rPr>
+                <w:rStyle w:val="VerbatimChar"/>
+                <w:b/>
+              </w:rPr>
+              <w:t xml:space="preserve">00_filtro_elegibilidade.R</w:t>
+            </w:r>
+            <w:r>
+              <w:rPr>
+                <w:b/>
+              </w:rPr>
+              <w:t xml:space="preserve">)</w:t>
+            </w:r>
+          </w:p>
+        </w:tc>
+        <w:tc>
+          <w:p>
+            <w:pPr>
+              <w:pStyle w:val="Compact"/>
+              <w:jc w:val="left"/>
+            </w:pPr>
+            <w:r>
+              <w:rPr>
+                <w:b/>
+              </w:rPr>
+              <w:t xml:space="preserve">538</w:t>
+            </w:r>
+          </w:p>
+        </w:tc>
+        <w:tc>
+          <w:p>
+            <w:pPr>
+              <w:pStyle w:val="Compact"/>
+              <w:jc w:val="left"/>
+            </w:pPr>
+            <w:r>
+              <w:rPr>
+                <w:b/>
+              </w:rPr>
+              <w:t xml:space="preserve">829</w:t>
+            </w:r>
+          </w:p>
+        </w:tc>
+        <w:tc>
+          <w:p>
+            <w:pPr>
+              <w:pStyle w:val="Compact"/>
+              <w:jc w:val="left"/>
+            </w:pPr>
+            <w:r>
+              <w:rPr>
+                <w:b/>
+              </w:rPr>
+              <w:t xml:space="preserve">5.283</w:t>
+            </w:r>
+          </w:p>
+        </w:tc>
+        <w:tc>
+          <w:p>
+            <w:pPr>
+              <w:pStyle w:val="Compact"/>
+              <w:jc w:val="left"/>
+            </w:pPr>
+            <w:r>
+              <w:rPr>
+                <w:b/>
+              </w:rPr>
+              <w:t xml:space="preserve">6.650</w:t>
+            </w:r>
+          </w:p>
+        </w:tc>
+      </w:tr>
+      <w:tr>
+        <w:tc>
+          <w:p>
+            <w:pPr>
+              <w:pStyle w:val="Compact"/>
+              <w:jc w:val="left"/>
             </w:pPr>
             <w:r>
               <w:t xml:space="preserve">SPSS — cabeçalho da Tabela 1 no</w:t>
@@ -679,10 +1054,10 @@
           </w:p>
         </w:tc>
         <w:tc>
-          <w:tcPr/>
-          <w:p>
-            <w:pPr>
-              <w:pStyle w:val="Compact"/>
+          <w:p>
+            <w:pPr>
+              <w:pStyle w:val="Compact"/>
+              <w:jc w:val="left"/>
             </w:pPr>
             <w:r>
               <w:t xml:space="preserve">551</w:t>
@@ -690,10 +1065,10 @@
           </w:p>
         </w:tc>
         <w:tc>
-          <w:tcPr/>
-          <w:p>
-            <w:pPr>
-              <w:pStyle w:val="Compact"/>
+          <w:p>
+            <w:pPr>
+              <w:pStyle w:val="Compact"/>
+              <w:jc w:val="left"/>
             </w:pPr>
             <w:r>
               <w:t xml:space="preserve">856</w:t>
@@ -701,10 +1076,10 @@
           </w:p>
         </w:tc>
         <w:tc>
-          <w:tcPr/>
-          <w:p>
-            <w:pPr>
-              <w:pStyle w:val="Compact"/>
+          <w:p>
+            <w:pPr>
+              <w:pStyle w:val="Compact"/>
+              <w:jc w:val="left"/>
             </w:pPr>
             <w:r>
               <w:t xml:space="preserve">5.423</w:t>
@@ -712,15 +1087,14 @@
           </w:p>
         </w:tc>
         <w:tc>
-          <w:tcPr/>
-          <w:p>
-            <w:pPr>
-              <w:pStyle w:val="Compact"/>
+          <w:p>
+            <w:pPr>
+              <w:pStyle w:val="Compact"/>
+              <w:jc w:val="left"/>
             </w:pPr>
             <w:r>
               <w:rPr>
                 <w:b/>
-                <w:bCs/>
               </w:rPr>
               <w:t xml:space="preserve">6.830</w:t>
             </w:r>
@@ -729,10 +1103,10 @@
       </w:tr>
       <w:tr>
         <w:tc>
-          <w:tcPr/>
-          <w:p>
-            <w:pPr>
-              <w:pStyle w:val="Compact"/>
+          <w:p>
+            <w:pPr>
+              <w:pStyle w:val="Compact"/>
+              <w:jc w:val="left"/>
             </w:pPr>
             <w:r>
               <w:t xml:space="preserve">Dissertação §154 (texto corrido)</w:t>
@@ -740,10 +1114,10 @@
           </w:p>
         </w:tc>
         <w:tc>
-          <w:tcPr/>
-          <w:p>
-            <w:pPr>
-              <w:pStyle w:val="Compact"/>
+          <w:p>
+            <w:pPr>
+              <w:pStyle w:val="Compact"/>
+              <w:jc w:val="left"/>
             </w:pPr>
             <w:r>
               <w:t xml:space="preserve">—</w:t>
@@ -751,10 +1125,10 @@
           </w:p>
         </w:tc>
         <w:tc>
-          <w:tcPr/>
-          <w:p>
-            <w:pPr>
-              <w:pStyle w:val="Compact"/>
+          <w:p>
+            <w:pPr>
+              <w:pStyle w:val="Compact"/>
+              <w:jc w:val="left"/>
             </w:pPr>
             <w:r>
               <w:t xml:space="preserve">1.348 adol</w:t>
@@ -762,10 +1136,10 @@
           </w:p>
         </w:tc>
         <w:tc>
-          <w:tcPr/>
-          <w:p>
-            <w:pPr>
-              <w:pStyle w:val="Compact"/>
+          <w:p>
+            <w:pPr>
+              <w:pStyle w:val="Compact"/>
+              <w:jc w:val="left"/>
             </w:pPr>
             <w:r>
               <w:t xml:space="preserve">6.952 adul</w:t>
@@ -773,15 +1147,14 @@
           </w:p>
         </w:tc>
         <w:tc>
-          <w:tcPr/>
-          <w:p>
-            <w:pPr>
-              <w:pStyle w:val="Compact"/>
+          <w:p>
+            <w:pPr>
+              <w:pStyle w:val="Compact"/>
+              <w:jc w:val="left"/>
             </w:pPr>
             <w:r>
               <w:rPr>
                 <w:b/>
-                <w:bCs/>
               </w:rPr>
               <w:t xml:space="preserve">8.300</w:t>
             </w:r>
@@ -790,10 +1163,10 @@
       </w:tr>
       <w:tr>
         <w:tc>
-          <w:tcPr/>
-          <w:p>
-            <w:pPr>
-              <w:pStyle w:val="Compact"/>
+          <w:p>
+            <w:pPr>
+              <w:pStyle w:val="Compact"/>
+              <w:jc w:val="left"/>
             </w:pPr>
             <w:r>
               <w:t xml:space="preserve">Dissertação legenda Tabelas 1–2</w:t>
@@ -801,10 +1174,10 @@
           </w:p>
         </w:tc>
         <w:tc>
-          <w:tcPr/>
-          <w:p>
-            <w:pPr>
-              <w:pStyle w:val="Compact"/>
+          <w:p>
+            <w:pPr>
+              <w:pStyle w:val="Compact"/>
+              <w:jc w:val="left"/>
             </w:pPr>
             <w:r>
               <w:t xml:space="preserve">—</w:t>
@@ -812,10 +1185,10 @@
           </w:p>
         </w:tc>
         <w:tc>
-          <w:tcPr/>
-          <w:p>
-            <w:pPr>
-              <w:pStyle w:val="Compact"/>
+          <w:p>
+            <w:pPr>
+              <w:pStyle w:val="Compact"/>
+              <w:jc w:val="left"/>
             </w:pPr>
             <w:r>
               <w:t xml:space="preserve">1.677 adol</w:t>
@@ -823,10 +1196,10 @@
           </w:p>
         </w:tc>
         <w:tc>
-          <w:tcPr/>
-          <w:p>
-            <w:pPr>
-              <w:pStyle w:val="Compact"/>
+          <w:p>
+            <w:pPr>
+              <w:pStyle w:val="Compact"/>
+              <w:jc w:val="left"/>
             </w:pPr>
             <w:r>
               <w:t xml:space="preserve">7.047 adul</w:t>
@@ -834,15 +1207,14 @@
           </w:p>
         </w:tc>
         <w:tc>
-          <w:tcPr/>
-          <w:p>
-            <w:pPr>
-              <w:pStyle w:val="Compact"/>
+          <w:p>
+            <w:pPr>
+              <w:pStyle w:val="Compact"/>
+              <w:jc w:val="left"/>
             </w:pPr>
             <w:r>
               <w:rPr>
                 <w:b/>
-                <w:bCs/>
               </w:rPr>
               <w:t xml:space="preserve">8.724</w:t>
             </w:r>
@@ -857,7 +1229,6 @@
       <w:r>
         <w:rPr>
           <w:b/>
-          <w:bCs/>
         </w:rPr>
         <w:t xml:space="preserve">Problema:</w:t>
       </w:r>
@@ -879,7 +1250,6 @@
       <w:r>
         <w:rPr>
           <w:b/>
-          <w:bCs/>
         </w:rPr>
         <w:t xml:space="preserve">6.646</w:t>
       </w:r>
@@ -901,7 +1271,6 @@
       <w:r>
         <w:rPr>
           <w:b/>
-          <w:bCs/>
         </w:rPr>
         <w:t xml:space="preserve">6.663</w:t>
       </w:r>
@@ -938,7 +1307,93 @@
       <w:r>
         <w:rPr>
           <w:b/>
-          <w:bCs/>
+        </w:rPr>
+        <w:t xml:space="preserve">6.650</w:t>
+      </w:r>
+      <w:r>
+        <w:t xml:space="preserve"> </w:t>
+      </w:r>
+      <w:r>
+        <w:t xml:space="preserve">= pipeline modular</w:t>
+      </w:r>
+      <w:r>
+        <w:t xml:space="preserve"> </w:t>
+      </w:r>
+      <w:r>
+        <w:rPr>
+          <w:rStyle w:val="VerbatimChar"/>
+        </w:rPr>
+        <w:t xml:space="preserve">analysis/00–06</w:t>
+      </w:r>
+      <w:r>
+        <w:t xml:space="preserve"> </w:t>
+      </w:r>
+      <w:r>
+        <w:t xml:space="preserve">(filtro §3.3 codificado), determinístico: o script</w:t>
+      </w:r>
+      <w:r>
+        <w:t xml:space="preserve"> </w:t>
+      </w:r>
+      <w:r>
+        <w:rPr>
+          <w:rStyle w:val="VerbatimChar"/>
+        </w:rPr>
+        <w:t xml:space="preserve">00_filtro_elegibilidade.R</w:t>
+      </w:r>
+      <w:r>
+        <w:t xml:space="preserve"> </w:t>
+      </w:r>
+      <w:r>
+        <w:t xml:space="preserve">aplica os mesmos critérios e dispara</w:t>
+      </w:r>
+      <w:r>
+        <w:t xml:space="preserve"> </w:t>
+      </w:r>
+      <w:r>
+        <w:rPr>
+          <w:rStyle w:val="VerbatimChar"/>
+        </w:rPr>
+        <w:t xml:space="preserve">stopifnot(nrow == 6650)</w:t>
+      </w:r>
+      <w:r>
+        <w:t xml:space="preserve">. É a fonte recomendada para padronizar o N daqui em diante, pois é versionada, testada (</w:t>
+      </w:r>
+      <w:r>
+        <w:rPr>
+          <w:rStyle w:val="VerbatimChar"/>
+        </w:rPr>
+        <w:t xml:space="preserve">tests/testthat/</w:t>
+      </w:r>
+      <w:r>
+        <w:t xml:space="preserve">) e replicável. A diferença para 6.646/6.663 (±4 a ±13 casos) vem de pequenas variações de corte entre o</w:t>
+      </w:r>
+      <w:r>
+        <w:t xml:space="preserve"> </w:t>
+      </w:r>
+      <w:r>
+        <w:rPr>
+          <w:rStyle w:val="VerbatimChar"/>
+        </w:rPr>
+        <w:t xml:space="preserve">index.qmd</w:t>
+      </w:r>
+      <w:r>
+        <w:t xml:space="preserve"> </w:t>
+      </w:r>
+      <w:r>
+        <w:t xml:space="preserve">antigo e o pipeline novo — convém migrar as Tabelas 4–7 para o pipeline modular.</w:t>
+      </w:r>
+      <w:r>
+        <w:t xml:space="preserve"> </w:t>
+      </w:r>
+      <w:r>
+        <w:t xml:space="preserve">-</w:t>
+      </w:r>
+      <w:r>
+        <w:t xml:space="preserve"> </w:t>
+      </w:r>
+      <w:r>
+        <w:rPr>
+          <w:b/>
         </w:rPr>
         <w:t xml:space="preserve">6.830</w:t>
       </w:r>
@@ -960,7 +1415,6 @@
       <w:r>
         <w:rPr>
           <w:b/>
-          <w:bCs/>
         </w:rPr>
         <w:t xml:space="preserve">8.300</w:t>
       </w:r>
@@ -976,7 +1430,6 @@
       <w:r>
         <w:rPr>
           <w:b/>
-          <w:bCs/>
         </w:rPr>
         <w:t xml:space="preserve">8.724</w:t>
       </w:r>
@@ -994,7 +1447,6 @@
       <w:r>
         <w:rPr>
           <w:b/>
-          <w:bCs/>
         </w:rPr>
         <w:t xml:space="preserve">Correção sugerida:</w:t>
       </w:r>
@@ -1010,7 +1462,6 @@
       <w:r>
         <w:rPr>
           <w:b/>
-          <w:bCs/>
         </w:rPr>
         <w:t xml:space="preserve">6.663</w:t>
       </w:r>
@@ -1026,7 +1477,6 @@
       <w:r>
         <w:rPr>
           <w:b/>
-          <w:bCs/>
         </w:rPr>
         <w:t xml:space="preserve">6.830</w:t>
       </w:r>
@@ -1044,15 +1494,15 @@
         </w:pict>
       </w:r>
     </w:p>
-    <w:bookmarkEnd w:id="21"/>
-    <w:bookmarkStart w:id="22" w:name="X5834b152b96cc10b72666f79cbd33d9a4ee7bed"/>
     <w:p>
       <w:pPr>
         <w:pStyle w:val="Heading3"/>
       </w:pPr>
+      <w:bookmarkStart w:id="24" w:name="X5834b152b96cc10b72666f79cbd33d9a4ee7bed"/>
       <w:r>
         <w:t xml:space="preserve">1.2 Discrepância entre CSVs primários e CSVs derivados (Tabelas 5–7)</w:t>
       </w:r>
+      <w:bookmarkEnd w:id="24"/>
     </w:p>
     <w:p>
       <w:pPr>
@@ -1061,7 +1511,6 @@
       <w:r>
         <w:rPr>
           <w:b/>
-          <w:bCs/>
         </w:rPr>
         <w:t xml:space="preserve">Arquivos:</w:t>
       </w:r>
@@ -1146,9 +1595,8 @@
     <w:tbl>
       <w:tblPr>
         <w:tblStyle w:val="Table"/>
-        <w:tblW w:type="pct" w:w="5000"/>
-        <w:tblLayout w:type="fixed"/>
-        <w:tblLook w:firstRow="1" w:lastRow="0" w:firstColumn="0" w:lastColumn="0" w:noHBand="0" w:noVBand="0" w:val="0020"/>
+        <w:tblW w:type="pct" w:w="5000.0"/>
+        <w:tblLook w:firstRow="1"/>
       </w:tblPr>
       <w:tblGrid>
         <w:gridCol w:w="1980"/>
@@ -1158,13 +1606,19 @@
       </w:tblGrid>
       <w:tr>
         <w:trPr>
-          <w:tblHeader w:val="on"/>
+          <w:cnfStyle w:firstRow="1"/>
         </w:trPr>
         <w:tc>
-          <w:tcPr/>
-          <w:p>
-            <w:pPr>
-              <w:pStyle w:val="Compact"/>
+          <w:tcPr>
+            <w:tcBorders>
+              <w:bottom w:val="single"/>
+            </w:tcBorders>
+            <w:vAlign w:val="bottom"/>
+          </w:tcPr>
+          <w:p>
+            <w:pPr>
+              <w:pStyle w:val="Compact"/>
+              <w:jc w:val="left"/>
             </w:pPr>
             <w:r>
               <w:t xml:space="preserve">Célula</w:t>
@@ -1172,10 +1626,16 @@
           </w:p>
         </w:tc>
         <w:tc>
-          <w:tcPr/>
-          <w:p>
-            <w:pPr>
-              <w:pStyle w:val="Compact"/>
+          <w:tcPr>
+            <w:tcBorders>
+              <w:bottom w:val="single"/>
+            </w:tcBorders>
+            <w:vAlign w:val="bottom"/>
+          </w:tcPr>
+          <w:p>
+            <w:pPr>
+              <w:pStyle w:val="Compact"/>
+              <w:jc w:val="left"/>
             </w:pPr>
             <w:r>
               <w:t xml:space="preserve">Primário (</w:t>
@@ -1192,10 +1652,16 @@
           </w:p>
         </w:tc>
         <w:tc>
-          <w:tcPr/>
-          <w:p>
-            <w:pPr>
-              <w:pStyle w:val="Compact"/>
+          <w:tcPr>
+            <w:tcBorders>
+              <w:bottom w:val="single"/>
+            </w:tcBorders>
+            <w:vAlign w:val="bottom"/>
+          </w:tcPr>
+          <w:p>
+            <w:pPr>
+              <w:pStyle w:val="Compact"/>
+              <w:jc w:val="left"/>
             </w:pPr>
             <w:r>
               <w:t xml:space="preserve">Derivado (</w:t>
@@ -1212,10 +1678,16 @@
           </w:p>
         </w:tc>
         <w:tc>
-          <w:tcPr/>
-          <w:p>
-            <w:pPr>
-              <w:pStyle w:val="Compact"/>
+          <w:tcPr>
+            <w:tcBorders>
+              <w:bottom w:val="single"/>
+            </w:tcBorders>
+            <w:vAlign w:val="bottom"/>
+          </w:tcPr>
+          <w:p>
+            <w:pPr>
+              <w:pStyle w:val="Compact"/>
+              <w:jc w:val="left"/>
             </w:pPr>
             <w:r>
               <w:t xml:space="preserve">Diferença</w:t>
@@ -1225,10 +1697,10 @@
       </w:tr>
       <w:tr>
         <w:tc>
-          <w:tcPr/>
-          <w:p>
-            <w:pPr>
-              <w:pStyle w:val="Compact"/>
+          <w:p>
+            <w:pPr>
+              <w:pStyle w:val="Compact"/>
+              <w:jc w:val="left"/>
             </w:pPr>
             <w:r>
               <w:t xml:space="preserve">Grupo 6 — Adultas</w:t>
@@ -1236,10 +1708,10 @@
           </w:p>
         </w:tc>
         <w:tc>
-          <w:tcPr/>
-          <w:p>
-            <w:pPr>
-              <w:pStyle w:val="Compact"/>
+          <w:p>
+            <w:pPr>
+              <w:pStyle w:val="Compact"/>
+              <w:jc w:val="left"/>
             </w:pPr>
             <w:r>
               <w:t xml:space="preserve">n = 39, taxa = 94,9%</w:t>
@@ -1247,10 +1719,10 @@
           </w:p>
         </w:tc>
         <w:tc>
-          <w:tcPr/>
-          <w:p>
-            <w:pPr>
-              <w:pStyle w:val="Compact"/>
+          <w:p>
+            <w:pPr>
+              <w:pStyle w:val="Compact"/>
+              <w:jc w:val="left"/>
             </w:pPr>
             <w:r>
               <w:t xml:space="preserve">n = 38, taxa = 94,7%</w:t>
@@ -1258,10 +1730,10 @@
           </w:p>
         </w:tc>
         <w:tc>
-          <w:tcPr/>
-          <w:p>
-            <w:pPr>
-              <w:pStyle w:val="Compact"/>
+          <w:p>
+            <w:pPr>
+              <w:pStyle w:val="Compact"/>
+              <w:jc w:val="left"/>
             </w:pPr>
             <w:r>
               <w:t xml:space="preserve">−1 caso</w:t>
@@ -1271,10 +1743,10 @@
       </w:tr>
       <w:tr>
         <w:tc>
-          <w:tcPr/>
-          <w:p>
-            <w:pPr>
-              <w:pStyle w:val="Compact"/>
+          <w:p>
+            <w:pPr>
+              <w:pStyle w:val="Compact"/>
+              <w:jc w:val="left"/>
             </w:pPr>
             <w:r>
               <w:t xml:space="preserve">Grupo 7 — Adultas</w:t>
@@ -1282,10 +1754,10 @@
           </w:p>
         </w:tc>
         <w:tc>
-          <w:tcPr/>
-          <w:p>
-            <w:pPr>
-              <w:pStyle w:val="Compact"/>
+          <w:p>
+            <w:pPr>
+              <w:pStyle w:val="Compact"/>
+              <w:jc w:val="left"/>
             </w:pPr>
             <w:r>
               <w:t xml:space="preserve">n = 302, taxa = 90,4%</w:t>
@@ -1293,10 +1765,10 @@
           </w:p>
         </w:tc>
         <w:tc>
-          <w:tcPr/>
-          <w:p>
-            <w:pPr>
-              <w:pStyle w:val="Compact"/>
+          <w:p>
+            <w:pPr>
+              <w:pStyle w:val="Compact"/>
+              <w:jc w:val="left"/>
             </w:pPr>
             <w:r>
               <w:t xml:space="preserve">n = 300, taxa = 90,7%</w:t>
@@ -1304,10 +1776,10 @@
           </w:p>
         </w:tc>
         <w:tc>
-          <w:tcPr/>
-          <w:p>
-            <w:pPr>
-              <w:pStyle w:val="Compact"/>
+          <w:p>
+            <w:pPr>
+              <w:pStyle w:val="Compact"/>
+              <w:jc w:val="left"/>
             </w:pPr>
             <w:r>
               <w:t xml:space="preserve">−2 casos</w:t>
@@ -1317,10 +1789,10 @@
       </w:tr>
       <w:tr>
         <w:tc>
-          <w:tcPr/>
-          <w:p>
-            <w:pPr>
-              <w:pStyle w:val="Compact"/>
+          <w:p>
+            <w:pPr>
+              <w:pStyle w:val="Compact"/>
+              <w:jc w:val="left"/>
             </w:pPr>
             <w:r>
               <w:t xml:space="preserve">Grupo 10 — Tardias</w:t>
@@ -1328,10 +1800,10 @@
           </w:p>
         </w:tc>
         <w:tc>
-          <w:tcPr/>
-          <w:p>
-            <w:pPr>
-              <w:pStyle w:val="Compact"/>
+          <w:p>
+            <w:pPr>
+              <w:pStyle w:val="Compact"/>
+              <w:jc w:val="left"/>
             </w:pPr>
             <w:r>
               <w:t xml:space="preserve">n = 116, taxa = 31,0%</w:t>
@@ -1339,10 +1811,10 @@
           </w:p>
         </w:tc>
         <w:tc>
-          <w:tcPr/>
-          <w:p>
-            <w:pPr>
-              <w:pStyle w:val="Compact"/>
+          <w:p>
+            <w:pPr>
+              <w:pStyle w:val="Compact"/>
+              <w:jc w:val="left"/>
             </w:pPr>
             <w:r>
               <w:t xml:space="preserve">n = 115, taxa = 31,3%</w:t>
@@ -1350,10 +1822,10 @@
           </w:p>
         </w:tc>
         <w:tc>
-          <w:tcPr/>
-          <w:p>
-            <w:pPr>
-              <w:pStyle w:val="Compact"/>
+          <w:p>
+            <w:pPr>
+              <w:pStyle w:val="Compact"/>
+              <w:jc w:val="left"/>
             </w:pPr>
             <w:r>
               <w:t xml:space="preserve">−1 caso</w:t>
@@ -1363,10 +1835,10 @@
       </w:tr>
       <w:tr>
         <w:tc>
-          <w:tcPr/>
-          <w:p>
-            <w:pPr>
-              <w:pStyle w:val="Compact"/>
+          <w:p>
+            <w:pPr>
+              <w:pStyle w:val="Compact"/>
+              <w:jc w:val="left"/>
             </w:pPr>
             <w:r>
               <w:t xml:space="preserve">Grupo 10 — Adultas</w:t>
@@ -1374,10 +1846,10 @@
           </w:p>
         </w:tc>
         <w:tc>
-          <w:tcPr/>
-          <w:p>
-            <w:pPr>
-              <w:pStyle w:val="Compact"/>
+          <w:p>
+            <w:pPr>
+              <w:pStyle w:val="Compact"/>
+              <w:jc w:val="left"/>
             </w:pPr>
             <w:r>
               <w:t xml:space="preserve">n = 1.193, taxa = 62,0%</w:t>
@@ -1385,10 +1857,10 @@
           </w:p>
         </w:tc>
         <w:tc>
-          <w:tcPr/>
-          <w:p>
-            <w:pPr>
-              <w:pStyle w:val="Compact"/>
+          <w:p>
+            <w:pPr>
+              <w:pStyle w:val="Compact"/>
+              <w:jc w:val="left"/>
             </w:pPr>
             <w:r>
               <w:t xml:space="preserve">n = 1.180, taxa = 62,5%</w:t>
@@ -1396,10 +1868,10 @@
           </w:p>
         </w:tc>
         <w:tc>
-          <w:tcPr/>
-          <w:p>
-            <w:pPr>
-              <w:pStyle w:val="Compact"/>
+          <w:p>
+            <w:pPr>
+              <w:pStyle w:val="Compact"/>
+              <w:jc w:val="left"/>
             </w:pPr>
             <w:r>
               <w:t xml:space="preserve">−13 casos</w:t>
@@ -1415,7 +1887,6 @@
       <w:r>
         <w:rPr>
           <w:b/>
-          <w:bCs/>
         </w:rPr>
         <w:t xml:space="preserve">Problema:</w:t>
       </w:r>
@@ -1466,7 +1937,6 @@
       <w:r>
         <w:rPr>
           <w:b/>
-          <w:bCs/>
         </w:rPr>
         <w:t xml:space="preserve">Correção sugerida:</w:t>
       </w:r>
@@ -1502,15 +1972,15 @@
         </w:pict>
       </w:r>
     </w:p>
-    <w:bookmarkEnd w:id="22"/>
-    <w:bookmarkStart w:id="23" w:name="Xb45335f927c3f14321b2e1ad71ed428c852810b"/>
     <w:p>
       <w:pPr>
         <w:pStyle w:val="Heading3"/>
       </w:pPr>
+      <w:bookmarkStart w:id="25" w:name="Xb45335f927c3f14321b2e1ad71ed428c852810b"/>
       <w:r>
         <w:t xml:space="preserve">1.3 Discrepância entre totais de Tabela 4 no docx e CSV primário</w:t>
       </w:r>
+      <w:bookmarkEnd w:id="25"/>
     </w:p>
     <w:p>
       <w:pPr>
@@ -1519,7 +1989,6 @@
       <w:r>
         <w:rPr>
           <w:b/>
-          <w:bCs/>
         </w:rPr>
         <w:t xml:space="preserve">Arquivo:</w:t>
       </w:r>
@@ -1551,23 +2020,25 @@
     <w:tbl>
       <w:tblPr>
         <w:tblStyle w:val="Table"/>
-        <w:tblW w:type="auto" w:w="0"/>
-        <w:tblLook w:firstRow="1" w:lastRow="0" w:firstColumn="0" w:lastColumn="0" w:noHBand="0" w:noVBand="0" w:val="0020"/>
+        <w:tblW w:type="pct" w:w="0.0"/>
+        <w:tblLook w:firstRow="1"/>
       </w:tblPr>
-      <w:tblGrid>
-        <w:gridCol w:w="2640"/>
-        <w:gridCol w:w="2640"/>
-        <w:gridCol w:w="2640"/>
-      </w:tblGrid>
+      <w:tblGrid/>
       <w:tr>
         <w:trPr>
-          <w:tblHeader w:val="on"/>
+          <w:cnfStyle w:firstRow="1"/>
         </w:trPr>
         <w:tc>
-          <w:tcPr/>
-          <w:p>
-            <w:pPr>
-              <w:pStyle w:val="Compact"/>
+          <w:tcPr>
+            <w:tcBorders>
+              <w:bottom w:val="single"/>
+            </w:tcBorders>
+            <w:vAlign w:val="bottom"/>
+          </w:tcPr>
+          <w:p>
+            <w:pPr>
+              <w:pStyle w:val="Compact"/>
+              <w:jc w:val="left"/>
             </w:pPr>
             <w:r>
               <w:t xml:space="preserve">Grupo</w:t>
@@ -1575,10 +2046,16 @@
           </w:p>
         </w:tc>
         <w:tc>
-          <w:tcPr/>
-          <w:p>
-            <w:pPr>
-              <w:pStyle w:val="Compact"/>
+          <w:tcPr>
+            <w:tcBorders>
+              <w:bottom w:val="single"/>
+            </w:tcBorders>
+            <w:vAlign w:val="bottom"/>
+          </w:tcPr>
+          <w:p>
+            <w:pPr>
+              <w:pStyle w:val="Compact"/>
+              <w:jc w:val="left"/>
             </w:pPr>
             <w:r>
               <w:t xml:space="preserve">CSV primário (</w:t>
@@ -1595,10 +2072,16 @@
           </w:p>
         </w:tc>
         <w:tc>
-          <w:tcPr/>
-          <w:p>
-            <w:pPr>
-              <w:pStyle w:val="Compact"/>
+          <w:tcPr>
+            <w:tcBorders>
+              <w:bottom w:val="single"/>
+            </w:tcBorders>
+            <w:vAlign w:val="bottom"/>
+          </w:tcPr>
+          <w:p>
+            <w:pPr>
+              <w:pStyle w:val="Compact"/>
+              <w:jc w:val="left"/>
             </w:pPr>
             <w:r>
               <w:t xml:space="preserve">Tab4 docx</w:t>
@@ -1608,10 +2091,10 @@
       </w:tr>
       <w:tr>
         <w:tc>
-          <w:tcPr/>
-          <w:p>
-            <w:pPr>
-              <w:pStyle w:val="Compact"/>
+          <w:p>
+            <w:pPr>
+              <w:pStyle w:val="Compact"/>
+              <w:jc w:val="left"/>
             </w:pPr>
             <w:r>
               <w:t xml:space="preserve">Tardias</w:t>
@@ -1619,10 +2102,10 @@
           </w:p>
         </w:tc>
         <w:tc>
-          <w:tcPr/>
-          <w:p>
-            <w:pPr>
-              <w:pStyle w:val="Compact"/>
+          <w:p>
+            <w:pPr>
+              <w:pStyle w:val="Compact"/>
+              <w:jc w:val="left"/>
             </w:pPr>
             <w:r>
               <w:t xml:space="preserve">n = 829</w:t>
@@ -1630,10 +2113,10 @@
           </w:p>
         </w:tc>
         <w:tc>
-          <w:tcPr/>
-          <w:p>
-            <w:pPr>
-              <w:pStyle w:val="Compact"/>
+          <w:p>
+            <w:pPr>
+              <w:pStyle w:val="Compact"/>
+              <w:jc w:val="left"/>
             </w:pPr>
             <w:r>
               <w:t xml:space="preserve">n = 830 (+1)</w:t>
@@ -1643,10 +2126,10 @@
       </w:tr>
       <w:tr>
         <w:tc>
-          <w:tcPr/>
-          <w:p>
-            <w:pPr>
-              <w:pStyle w:val="Compact"/>
+          <w:p>
+            <w:pPr>
+              <w:pStyle w:val="Compact"/>
+              <w:jc w:val="left"/>
             </w:pPr>
             <w:r>
               <w:t xml:space="preserve">Adultas</w:t>
@@ -1654,10 +2137,10 @@
           </w:p>
         </w:tc>
         <w:tc>
-          <w:tcPr/>
-          <w:p>
-            <w:pPr>
-              <w:pStyle w:val="Compact"/>
+          <w:p>
+            <w:pPr>
+              <w:pStyle w:val="Compact"/>
+              <w:jc w:val="left"/>
             </w:pPr>
             <w:r>
               <w:t xml:space="preserve">n = 5.279</w:t>
@@ -1665,10 +2148,10 @@
           </w:p>
         </w:tc>
         <w:tc>
-          <w:tcPr/>
-          <w:p>
-            <w:pPr>
-              <w:pStyle w:val="Compact"/>
+          <w:p>
+            <w:pPr>
+              <w:pStyle w:val="Compact"/>
+              <w:jc w:val="left"/>
             </w:pPr>
             <w:r>
               <w:t xml:space="preserve">n = 5.295 (+16)</w:t>
@@ -1678,45 +2161,42 @@
       </w:tr>
       <w:tr>
         <w:tc>
-          <w:tcPr/>
-          <w:p>
-            <w:pPr>
-              <w:pStyle w:val="Compact"/>
+          <w:p>
+            <w:pPr>
+              <w:pStyle w:val="Compact"/>
+              <w:jc w:val="left"/>
             </w:pPr>
             <w:r>
               <w:rPr>
                 <w:b/>
-                <w:bCs/>
               </w:rPr>
               <w:t xml:space="preserve">Total</w:t>
             </w:r>
           </w:p>
         </w:tc>
         <w:tc>
-          <w:tcPr/>
-          <w:p>
-            <w:pPr>
-              <w:pStyle w:val="Compact"/>
+          <w:p>
+            <w:pPr>
+              <w:pStyle w:val="Compact"/>
+              <w:jc w:val="left"/>
             </w:pPr>
             <w:r>
               <w:rPr>
                 <w:b/>
-                <w:bCs/>
               </w:rPr>
               <w:t xml:space="preserve">6.646</w:t>
             </w:r>
           </w:p>
         </w:tc>
         <w:tc>
-          <w:tcPr/>
-          <w:p>
-            <w:pPr>
-              <w:pStyle w:val="Compact"/>
+          <w:p>
+            <w:pPr>
+              <w:pStyle w:val="Compact"/>
+              <w:jc w:val="left"/>
             </w:pPr>
             <w:r>
               <w:rPr>
                 <w:b/>
-                <w:bCs/>
               </w:rPr>
               <w:t xml:space="preserve">6.663</w:t>
             </w:r>
@@ -1731,7 +2211,6 @@
       <w:r>
         <w:rPr>
           <w:b/>
-          <w:bCs/>
         </w:rPr>
         <w:t xml:space="preserve">Problema:</w:t>
       </w:r>
@@ -1836,7 +2315,6 @@
       <w:r>
         <w:rPr>
           <w:b/>
-          <w:bCs/>
         </w:rPr>
         <w:t xml:space="preserve">Correção sugerida:</w:t>
       </w:r>
@@ -1869,15 +2347,15 @@
         </w:pict>
       </w:r>
     </w:p>
-    <w:bookmarkEnd w:id="23"/>
-    <w:bookmarkStart w:id="24" w:name="dissertação-original-p-valor-de-corraça"/>
     <w:p>
       <w:pPr>
         <w:pStyle w:val="Heading3"/>
       </w:pPr>
+      <w:bookmarkStart w:id="26" w:name="dissertação-original-p-valor-de-corraça"/>
       <w:r>
         <w:t xml:space="preserve">1.4 Dissertação original — p-valor de cor/raça</w:t>
       </w:r>
+      <w:bookmarkEnd w:id="26"/>
     </w:p>
     <w:p>
       <w:pPr>
@@ -1886,7 +2364,6 @@
       <w:r>
         <w:rPr>
           <w:b/>
-          <w:bCs/>
         </w:rPr>
         <w:t xml:space="preserve">Arquivo:</w:t>
       </w:r>
@@ -1933,23 +2410,25 @@
     <w:tbl>
       <w:tblPr>
         <w:tblStyle w:val="Table"/>
-        <w:tblW w:type="auto" w:w="0"/>
-        <w:tblLook w:firstRow="1" w:lastRow="0" w:firstColumn="0" w:lastColumn="0" w:noHBand="0" w:noVBand="0" w:val="0020"/>
+        <w:tblW w:type="pct" w:w="0.0"/>
+        <w:tblLook w:firstRow="1"/>
       </w:tblPr>
-      <w:tblGrid>
-        <w:gridCol w:w="2640"/>
-        <w:gridCol w:w="2640"/>
-        <w:gridCol w:w="2640"/>
-      </w:tblGrid>
+      <w:tblGrid/>
       <w:tr>
         <w:trPr>
-          <w:tblHeader w:val="on"/>
+          <w:cnfStyle w:firstRow="1"/>
         </w:trPr>
         <w:tc>
-          <w:tcPr/>
-          <w:p>
-            <w:pPr>
-              <w:pStyle w:val="Compact"/>
+          <w:tcPr>
+            <w:tcBorders>
+              <w:bottom w:val="single"/>
+            </w:tcBorders>
+            <w:vAlign w:val="bottom"/>
+          </w:tcPr>
+          <w:p>
+            <w:pPr>
+              <w:pStyle w:val="Compact"/>
+              <w:jc w:val="left"/>
             </w:pPr>
             <w:r>
               <w:t xml:space="preserve">Fonte</w:t>
@@ -1957,10 +2436,16 @@
           </w:p>
         </w:tc>
         <w:tc>
-          <w:tcPr/>
-          <w:p>
-            <w:pPr>
-              <w:pStyle w:val="Compact"/>
+          <w:tcPr>
+            <w:tcBorders>
+              <w:bottom w:val="single"/>
+            </w:tcBorders>
+            <w:vAlign w:val="bottom"/>
+          </w:tcPr>
+          <w:p>
+            <w:pPr>
+              <w:pStyle w:val="Compact"/>
+              <w:jc w:val="left"/>
             </w:pPr>
             <w:r>
               <w:t xml:space="preserve">p-valor</w:t>
@@ -1968,10 +2453,16 @@
           </w:p>
         </w:tc>
         <w:tc>
-          <w:tcPr/>
-          <w:p>
-            <w:pPr>
-              <w:pStyle w:val="Compact"/>
+          <w:tcPr>
+            <w:tcBorders>
+              <w:bottom w:val="single"/>
+            </w:tcBorders>
+            <w:vAlign w:val="bottom"/>
+          </w:tcPr>
+          <w:p>
+            <w:pPr>
+              <w:pStyle w:val="Compact"/>
+              <w:jc w:val="left"/>
             </w:pPr>
             <w:r>
               <w:t xml:space="preserve">Conclusão</w:t>
@@ -1981,10 +2472,10 @@
       </w:tr>
       <w:tr>
         <w:tc>
-          <w:tcPr/>
-          <w:p>
-            <w:pPr>
-              <w:pStyle w:val="Compact"/>
+          <w:p>
+            <w:pPr>
+              <w:pStyle w:val="Compact"/>
+              <w:jc w:val="left"/>
             </w:pPr>
             <w:r>
               <w:t xml:space="preserve">Dissertação original §160</w:t>
@@ -1992,10 +2483,10 @@
           </w:p>
         </w:tc>
         <w:tc>
-          <w:tcPr/>
-          <w:p>
-            <w:pPr>
-              <w:pStyle w:val="Compact"/>
+          <w:p>
+            <w:pPr>
+              <w:pStyle w:val="Compact"/>
+              <w:jc w:val="left"/>
             </w:pPr>
             <w:r>
               <w:t xml:space="preserve">p =</w:t>
@@ -2006,17 +2497,16 @@
             <w:r>
               <w:rPr>
                 <w:b/>
-                <w:bCs/>
               </w:rPr>
               <w:t xml:space="preserve">0,06</w:t>
             </w:r>
           </w:p>
         </w:tc>
         <w:tc>
-          <w:tcPr/>
-          <w:p>
-            <w:pPr>
-              <w:pStyle w:val="Compact"/>
+          <w:p>
+            <w:pPr>
+              <w:pStyle w:val="Compact"/>
+              <w:jc w:val="left"/>
             </w:pPr>
             <w:r>
               <w:t xml:space="preserve">não significativo</w:t>
@@ -2026,10 +2516,10 @@
       </w:tr>
       <w:tr>
         <w:tc>
-          <w:tcPr/>
-          <w:p>
-            <w:pPr>
-              <w:pStyle w:val="Compact"/>
+          <w:p>
+            <w:pPr>
+              <w:pStyle w:val="Compact"/>
+              <w:jc w:val="left"/>
             </w:pPr>
             <w:r>
               <w:t xml:space="preserve">Relatório SPSS</w:t>
@@ -2037,10 +2527,10 @@
           </w:p>
         </w:tc>
         <w:tc>
-          <w:tcPr/>
-          <w:p>
-            <w:pPr>
-              <w:pStyle w:val="Compact"/>
+          <w:p>
+            <w:pPr>
+              <w:pStyle w:val="Compact"/>
+              <w:jc w:val="left"/>
             </w:pPr>
             <w:r>
               <w:t xml:space="preserve">p =</w:t>
@@ -2051,17 +2541,16 @@
             <w:r>
               <w:rPr>
                 <w:b/>
-                <w:bCs/>
               </w:rPr>
               <w:t xml:space="preserve">0,337</w:t>
             </w:r>
           </w:p>
         </w:tc>
         <w:tc>
-          <w:tcPr/>
-          <w:p>
-            <w:pPr>
-              <w:pStyle w:val="Compact"/>
+          <w:p>
+            <w:pPr>
+              <w:pStyle w:val="Compact"/>
+              <w:jc w:val="left"/>
             </w:pPr>
             <w:r>
               <w:t xml:space="preserve">não significativo</w:t>
@@ -2071,10 +2560,10 @@
       </w:tr>
       <w:tr>
         <w:tc>
-          <w:tcPr/>
-          <w:p>
-            <w:pPr>
-              <w:pStyle w:val="Compact"/>
+          <w:p>
+            <w:pPr>
+              <w:pStyle w:val="Compact"/>
+              <w:jc w:val="left"/>
             </w:pPr>
             <w:r>
               <w:t xml:space="preserve">Nova redação (§4.1.2)</w:t>
@@ -2082,10 +2571,10 @@
           </w:p>
         </w:tc>
         <w:tc>
-          <w:tcPr/>
-          <w:p>
-            <w:pPr>
-              <w:pStyle w:val="Compact"/>
+          <w:p>
+            <w:pPr>
+              <w:pStyle w:val="Compact"/>
+              <w:jc w:val="left"/>
             </w:pPr>
             <w:r>
               <w:t xml:space="preserve">p =</w:t>
@@ -2096,17 +2585,16 @@
             <w:r>
               <w:rPr>
                 <w:b/>
-                <w:bCs/>
               </w:rPr>
               <w:t xml:space="preserve">0,337</w:t>
             </w:r>
           </w:p>
         </w:tc>
         <w:tc>
-          <w:tcPr/>
-          <w:p>
-            <w:pPr>
-              <w:pStyle w:val="Compact"/>
+          <w:p>
+            <w:pPr>
+              <w:pStyle w:val="Compact"/>
+              <w:jc w:val="left"/>
             </w:pPr>
             <w:r>
               <w:t xml:space="preserve">não significativo</w:t>
@@ -2116,10 +2604,10 @@
       </w:tr>
       <w:tr>
         <w:tc>
-          <w:tcPr/>
-          <w:p>
-            <w:pPr>
-              <w:pStyle w:val="Compact"/>
+          <w:p>
+            <w:pPr>
+              <w:pStyle w:val="Compact"/>
+              <w:jc w:val="left"/>
             </w:pPr>
             <w:r>
               <w:t xml:space="preserve">Tabela 1 docx</w:t>
@@ -2127,10 +2615,10 @@
           </w:p>
         </w:tc>
         <w:tc>
-          <w:tcPr/>
-          <w:p>
-            <w:pPr>
-              <w:pStyle w:val="Compact"/>
+          <w:p>
+            <w:pPr>
+              <w:pStyle w:val="Compact"/>
+              <w:jc w:val="left"/>
             </w:pPr>
             <w:r>
               <w:t xml:space="preserve">p =</w:t>
@@ -2141,17 +2629,16 @@
             <w:r>
               <w:rPr>
                 <w:b/>
-                <w:bCs/>
               </w:rPr>
               <w:t xml:space="preserve">0,337</w:t>
             </w:r>
           </w:p>
         </w:tc>
         <w:tc>
-          <w:tcPr/>
-          <w:p>
-            <w:pPr>
-              <w:pStyle w:val="Compact"/>
+          <w:p>
+            <w:pPr>
+              <w:pStyle w:val="Compact"/>
+              <w:jc w:val="left"/>
             </w:pPr>
             <w:r>
               <w:t xml:space="preserve">não significativo</w:t>
@@ -2167,7 +2654,6 @@
       <w:r>
         <w:rPr>
           <w:b/>
-          <w:bCs/>
         </w:rPr>
         <w:t xml:space="preserve">Problema:</w:t>
       </w:r>
@@ -2185,7 +2671,6 @@
       <w:r>
         <w:rPr>
           <w:b/>
-          <w:bCs/>
         </w:rPr>
         <w:t xml:space="preserve">Correção sugerida:</w:t>
       </w:r>
@@ -2199,7 +2684,13 @@
         <w:t xml:space="preserve"> </w:t>
       </w:r>
       <w:r>
-        <w:t xml:space="preserve">“p valor neste caso é de 0,06”</w:t>
+        <w:t xml:space="preserve">“</w:t>
+      </w:r>
+      <w:r>
+        <w:t xml:space="preserve">p valor neste caso é de 0,06</w:t>
+      </w:r>
+      <w:r>
+        <w:t xml:space="preserve">”</w:t>
       </w:r>
       <w:r>
         <w:t xml:space="preserve"> </w:t>
@@ -2211,7 +2702,13 @@
         <w:t xml:space="preserve"> </w:t>
       </w:r>
       <w:r>
-        <w:t xml:space="preserve">“p = 0,337”</w:t>
+        <w:t xml:space="preserve">“</w:t>
+      </w:r>
+      <w:r>
+        <w:t xml:space="preserve">p = 0,337</w:t>
+      </w:r>
+      <w:r>
+        <w:t xml:space="preserve">”</w:t>
       </w:r>
       <w:r>
         <w:t xml:space="preserve"> </w:t>
@@ -2227,15 +2724,15 @@
         </w:pict>
       </w:r>
     </w:p>
-    <w:bookmarkEnd w:id="24"/>
-    <w:bookmarkStart w:id="25" w:name="X3b9dd0828b47bf3f4317eff57616ef33a0898e6"/>
     <w:p>
       <w:pPr>
         <w:pStyle w:val="Heading3"/>
       </w:pPr>
+      <w:bookmarkStart w:id="27" w:name="X3b9dd0828b47bf3f4317eff57616ef33a0898e6"/>
       <w:r>
         <w:t xml:space="preserve">1.5 Dissertação original — incompatibilidade entre §154 e legendas das Tabelas 1–2</w:t>
       </w:r>
+      <w:bookmarkEnd w:id="27"/>
     </w:p>
     <w:p>
       <w:pPr>
@@ -2244,7 +2741,6 @@
       <w:r>
         <w:rPr>
           <w:b/>
-          <w:bCs/>
         </w:rPr>
         <w:t xml:space="preserve">Arquivo:</w:t>
       </w:r>
@@ -2260,11 +2756,11 @@
     </w:p>
     <w:p>
       <w:pPr>
-        <w:pStyle w:val="Compact"/>
         <w:numPr>
           <w:ilvl w:val="0"/>
           <w:numId w:val="1002"/>
         </w:numPr>
+        <w:pStyle w:val="Compact"/>
       </w:pPr>
       <w:r>
         <w:t xml:space="preserve">§154 (texto):</w:t>
@@ -2275,18 +2771,29 @@
       <w:r>
         <w:rPr>
           <w:i/>
-          <w:iCs/>
-        </w:rPr>
-        <w:t xml:space="preserve">“8.300 participantes, sendo 1.348 parturientes adolescentes e 6.952 adultas”</w:t>
-      </w:r>
-    </w:p>
-    <w:p>
-      <w:pPr>
-        <w:pStyle w:val="Compact"/>
+        </w:rPr>
+        <w:t xml:space="preserve">“</w:t>
+      </w:r>
+      <w:r>
+        <w:rPr>
+          <w:i/>
+        </w:rPr>
+        <w:t xml:space="preserve">8.300 participantes, sendo 1.348 parturientes adolescentes e 6.952 adultas</w:t>
+      </w:r>
+      <w:r>
+        <w:rPr>
+          <w:i/>
+        </w:rPr>
+        <w:t xml:space="preserve">”</w:t>
+      </w:r>
+    </w:p>
+    <w:p>
+      <w:pPr>
         <w:numPr>
           <w:ilvl w:val="0"/>
           <w:numId w:val="1002"/>
         </w:numPr>
+        <w:pStyle w:val="Compact"/>
       </w:pPr>
       <w:r>
         <w:t xml:space="preserve">Legenda Tabela 1:</w:t>
@@ -2297,18 +2804,29 @@
       <w:r>
         <w:rPr>
           <w:i/>
-          <w:iCs/>
-        </w:rPr>
-        <w:t xml:space="preserve">“incluindo 1.677 parturientes adolescentes (11 a 19 anos) e 7.047 adultas”</w:t>
-      </w:r>
-    </w:p>
-    <w:p>
-      <w:pPr>
-        <w:pStyle w:val="Compact"/>
+        </w:rPr>
+        <w:t xml:space="preserve">“</w:t>
+      </w:r>
+      <w:r>
+        <w:rPr>
+          <w:i/>
+        </w:rPr>
+        <w:t xml:space="preserve">incluindo 1.677 parturientes adolescentes (11 a 19 anos) e 7.047 adultas</w:t>
+      </w:r>
+      <w:r>
+        <w:rPr>
+          <w:i/>
+        </w:rPr>
+        <w:t xml:space="preserve">”</w:t>
+      </w:r>
+    </w:p>
+    <w:p>
+      <w:pPr>
         <w:numPr>
           <w:ilvl w:val="0"/>
           <w:numId w:val="1002"/>
         </w:numPr>
+        <w:pStyle w:val="Compact"/>
       </w:pPr>
       <w:r>
         <w:t xml:space="preserve">Legenda Tabela 2:</w:t>
@@ -2319,9 +2837,20 @@
       <w:r>
         <w:rPr>
           <w:i/>
-          <w:iCs/>
-        </w:rPr>
-        <w:t xml:space="preserve">“incluindo 1.677 adolescentes (de 11 a 19 anos) e 7.047 adultas”</w:t>
+        </w:rPr>
+        <w:t xml:space="preserve">“</w:t>
+      </w:r>
+      <w:r>
+        <w:rPr>
+          <w:i/>
+        </w:rPr>
+        <w:t xml:space="preserve">incluindo 1.677 adolescentes (de 11 a 19 anos) e 7.047 adultas</w:t>
+      </w:r>
+      <w:r>
+        <w:rPr>
+          <w:i/>
+        </w:rPr>
+        <w:t xml:space="preserve">”</w:t>
       </w:r>
     </w:p>
     <w:p>
@@ -2331,7 +2860,6 @@
       <w:r>
         <w:rPr>
           <w:b/>
-          <w:bCs/>
         </w:rPr>
         <w:t xml:space="preserve">Problema:</w:t>
       </w:r>
@@ -2349,7 +2877,6 @@
       <w:r>
         <w:rPr>
           <w:b/>
-          <w:bCs/>
         </w:rPr>
         <w:t xml:space="preserve">Correção sugerida:</w:t>
       </w:r>
@@ -2376,15 +2903,15 @@
         </w:pict>
       </w:r>
     </w:p>
-    <w:bookmarkEnd w:id="25"/>
-    <w:bookmarkStart w:id="26" w:name="Xc998e19f1beb531f5104fc3fe83c7e7430e9a6e"/>
     <w:p>
       <w:pPr>
         <w:pStyle w:val="Heading3"/>
       </w:pPr>
+      <w:bookmarkStart w:id="28" w:name="Xc998e19f1beb531f5104fc3fe83c7e7430e9a6e"/>
       <w:r>
         <w:t xml:space="preserve">1.6 Redação §4.1.2 — percentual de cor/raça pode não representar todas as adolescentes</w:t>
       </w:r>
+      <w:bookmarkEnd w:id="28"/>
     </w:p>
     <w:p>
       <w:pPr>
@@ -2393,7 +2920,6 @@
       <w:r>
         <w:rPr>
           <w:b/>
-          <w:bCs/>
         </w:rPr>
         <w:t xml:space="preserve">Arquivo:</w:t>
       </w:r>
@@ -2420,7 +2946,6 @@
       <w:r>
         <w:rPr>
           <w:b/>
-          <w:bCs/>
         </w:rPr>
         <w:t xml:space="preserve">Trecho:</w:t>
       </w:r>
@@ -2430,9 +2955,20 @@
       <w:r>
         <w:rPr>
           <w:i/>
-          <w:iCs/>
-        </w:rPr>
-        <w:t xml:space="preserve">“56,3% das adolescentes foram classificadas como brancas”</w:t>
+        </w:rPr>
+        <w:t xml:space="preserve">“</w:t>
+      </w:r>
+      <w:r>
+        <w:rPr>
+          <w:i/>
+        </w:rPr>
+        <w:t xml:space="preserve">56,3% das adolescentes foram classificadas como brancas</w:t>
+      </w:r>
+      <w:r>
+        <w:rPr>
+          <w:i/>
+        </w:rPr>
+        <w:t xml:space="preserve">”</w:t>
       </w:r>
     </w:p>
     <w:p>
@@ -2442,7 +2978,6 @@
       <w:r>
         <w:rPr>
           <w:b/>
-          <w:bCs/>
         </w:rPr>
         <w:t xml:space="preserve">Problema:</w:t>
       </w:r>
@@ -2460,7 +2995,6 @@
       <w:r>
         <w:rPr>
           <w:b/>
-          <w:bCs/>
         </w:rPr>
         <w:t xml:space="preserve">Correção sugerida:</w:t>
       </w:r>
@@ -2493,15 +3027,15 @@
         </w:pict>
       </w:r>
     </w:p>
-    <w:bookmarkEnd w:id="26"/>
-    <w:bookmarkStart w:id="27" w:name="Xfd1e3324d8dc0b66ab417b6b292a3e1e1f95157"/>
     <w:p>
       <w:pPr>
         <w:pStyle w:val="Heading3"/>
       </w:pPr>
+      <w:bookmarkStart w:id="29" w:name="Xfd1e3324d8dc0b66ab417b6b292a3e1e1f95157"/>
       <w:r>
         <w:t xml:space="preserve">1.7 Tabela 4 docx vs SPSS — diferença de percentuais de vias de parto</w:t>
       </w:r>
+      <w:bookmarkEnd w:id="29"/>
     </w:p>
     <w:p>
       <w:pPr>
@@ -2510,7 +3044,6 @@
       <w:r>
         <w:rPr>
           <w:b/>
-          <w:bCs/>
         </w:rPr>
         <w:t xml:space="preserve">Arquivos:</w:t>
       </w:r>
@@ -2548,28 +3081,25 @@
     <w:tbl>
       <w:tblPr>
         <w:tblStyle w:val="Table"/>
-        <w:tblW w:type="pct" w:w="5000"/>
-        <w:tblLayout w:type="fixed"/>
-        <w:tblLook w:firstRow="1" w:lastRow="0" w:firstColumn="0" w:lastColumn="0" w:noHBand="0" w:noVBand="0" w:val="0020"/>
+        <w:tblW w:type="pct" w:w="0.0"/>
+        <w:tblLook w:firstRow="1"/>
       </w:tblPr>
-      <w:tblGrid>
-        <w:gridCol w:w="1131"/>
-        <w:gridCol w:w="1131"/>
-        <w:gridCol w:w="1131"/>
-        <w:gridCol w:w="1131"/>
-        <w:gridCol w:w="1131"/>
-        <w:gridCol w:w="1131"/>
-        <w:gridCol w:w="1131"/>
-      </w:tblGrid>
+      <w:tblGrid/>
       <w:tr>
         <w:trPr>
-          <w:tblHeader w:val="on"/>
+          <w:cnfStyle w:firstRow="1"/>
         </w:trPr>
         <w:tc>
-          <w:tcPr/>
-          <w:p>
-            <w:pPr>
-              <w:pStyle w:val="Compact"/>
+          <w:tcPr>
+            <w:tcBorders>
+              <w:bottom w:val="single"/>
+            </w:tcBorders>
+            <w:vAlign w:val="bottom"/>
+          </w:tcPr>
+          <w:p>
+            <w:pPr>
+              <w:pStyle w:val="Compact"/>
+              <w:jc w:val="left"/>
             </w:pPr>
             <w:r>
               <w:t xml:space="preserve">Faixa</w:t>
@@ -2577,10 +3107,16 @@
           </w:p>
         </w:tc>
         <w:tc>
-          <w:tcPr/>
-          <w:p>
-            <w:pPr>
-              <w:pStyle w:val="Compact"/>
+          <w:tcPr>
+            <w:tcBorders>
+              <w:bottom w:val="single"/>
+            </w:tcBorders>
+            <w:vAlign w:val="bottom"/>
+          </w:tcPr>
+          <w:p>
+            <w:pPr>
+              <w:pStyle w:val="Compact"/>
+              <w:jc w:val="left"/>
             </w:pPr>
             <w:r>
               <w:t xml:space="preserve">Normal R</w:t>
@@ -2588,10 +3124,16 @@
           </w:p>
         </w:tc>
         <w:tc>
-          <w:tcPr/>
-          <w:p>
-            <w:pPr>
-              <w:pStyle w:val="Compact"/>
+          <w:tcPr>
+            <w:tcBorders>
+              <w:bottom w:val="single"/>
+            </w:tcBorders>
+            <w:vAlign w:val="bottom"/>
+          </w:tcPr>
+          <w:p>
+            <w:pPr>
+              <w:pStyle w:val="Compact"/>
+              <w:jc w:val="left"/>
             </w:pPr>
             <w:r>
               <w:t xml:space="preserve">Normal SPSS</w:t>
@@ -2599,10 +3141,16 @@
           </w:p>
         </w:tc>
         <w:tc>
-          <w:tcPr/>
-          <w:p>
-            <w:pPr>
-              <w:pStyle w:val="Compact"/>
+          <w:tcPr>
+            <w:tcBorders>
+              <w:bottom w:val="single"/>
+            </w:tcBorders>
+            <w:vAlign w:val="bottom"/>
+          </w:tcPr>
+          <w:p>
+            <w:pPr>
+              <w:pStyle w:val="Compact"/>
+              <w:jc w:val="left"/>
             </w:pPr>
             <w:r>
               <w:t xml:space="preserve">Fórcipe R</w:t>
@@ -2610,10 +3158,16 @@
           </w:p>
         </w:tc>
         <w:tc>
-          <w:tcPr/>
-          <w:p>
-            <w:pPr>
-              <w:pStyle w:val="Compact"/>
+          <w:tcPr>
+            <w:tcBorders>
+              <w:bottom w:val="single"/>
+            </w:tcBorders>
+            <w:vAlign w:val="bottom"/>
+          </w:tcPr>
+          <w:p>
+            <w:pPr>
+              <w:pStyle w:val="Compact"/>
+              <w:jc w:val="left"/>
             </w:pPr>
             <w:r>
               <w:t xml:space="preserve">Fórcipe SPSS</w:t>
@@ -2621,10 +3175,16 @@
           </w:p>
         </w:tc>
         <w:tc>
-          <w:tcPr/>
-          <w:p>
-            <w:pPr>
-              <w:pStyle w:val="Compact"/>
+          <w:tcPr>
+            <w:tcBorders>
+              <w:bottom w:val="single"/>
+            </w:tcBorders>
+            <w:vAlign w:val="bottom"/>
+          </w:tcPr>
+          <w:p>
+            <w:pPr>
+              <w:pStyle w:val="Compact"/>
+              <w:jc w:val="left"/>
             </w:pPr>
             <w:r>
               <w:t xml:space="preserve">Cesárea R</w:t>
@@ -2632,10 +3192,16 @@
           </w:p>
         </w:tc>
         <w:tc>
-          <w:tcPr/>
-          <w:p>
-            <w:pPr>
-              <w:pStyle w:val="Compact"/>
+          <w:tcPr>
+            <w:tcBorders>
+              <w:bottom w:val="single"/>
+            </w:tcBorders>
+            <w:vAlign w:val="bottom"/>
+          </w:tcPr>
+          <w:p>
+            <w:pPr>
+              <w:pStyle w:val="Compact"/>
+              <w:jc w:val="left"/>
             </w:pPr>
             <w:r>
               <w:t xml:space="preserve">Cesárea SPSS</w:t>
@@ -2645,10 +3211,10 @@
       </w:tr>
       <w:tr>
         <w:tc>
-          <w:tcPr/>
-          <w:p>
-            <w:pPr>
-              <w:pStyle w:val="Compact"/>
+          <w:p>
+            <w:pPr>
+              <w:pStyle w:val="Compact"/>
+              <w:jc w:val="left"/>
             </w:pPr>
             <w:r>
               <w:t xml:space="preserve">Precoces</w:t>
@@ -2656,10 +3222,10 @@
           </w:p>
         </w:tc>
         <w:tc>
-          <w:tcPr/>
-          <w:p>
-            <w:pPr>
-              <w:pStyle w:val="Compact"/>
+          <w:p>
+            <w:pPr>
+              <w:pStyle w:val="Compact"/>
+              <w:jc w:val="left"/>
             </w:pPr>
             <w:r>
               <w:t xml:space="preserve">44,2%</w:t>
@@ -2667,10 +3233,10 @@
           </w:p>
         </w:tc>
         <w:tc>
-          <w:tcPr/>
-          <w:p>
-            <w:pPr>
-              <w:pStyle w:val="Compact"/>
+          <w:p>
+            <w:pPr>
+              <w:pStyle w:val="Compact"/>
+              <w:jc w:val="left"/>
             </w:pPr>
             <w:r>
               <w:t xml:space="preserve">45,4%</w:t>
@@ -2678,10 +3244,10 @@
           </w:p>
         </w:tc>
         <w:tc>
-          <w:tcPr/>
-          <w:p>
-            <w:pPr>
-              <w:pStyle w:val="Compact"/>
+          <w:p>
+            <w:pPr>
+              <w:pStyle w:val="Compact"/>
+              <w:jc w:val="left"/>
             </w:pPr>
             <w:r>
               <w:t xml:space="preserve">24,9%</w:t>
@@ -2689,10 +3255,10 @@
           </w:p>
         </w:tc>
         <w:tc>
-          <w:tcPr/>
-          <w:p>
-            <w:pPr>
-              <w:pStyle w:val="Compact"/>
+          <w:p>
+            <w:pPr>
+              <w:pStyle w:val="Compact"/>
+              <w:jc w:val="left"/>
             </w:pPr>
             <w:r>
               <w:t xml:space="preserve">24,5%</w:t>
@@ -2700,10 +3266,10 @@
           </w:p>
         </w:tc>
         <w:tc>
-          <w:tcPr/>
-          <w:p>
-            <w:pPr>
-              <w:pStyle w:val="Compact"/>
+          <w:p>
+            <w:pPr>
+              <w:pStyle w:val="Compact"/>
+              <w:jc w:val="left"/>
             </w:pPr>
             <w:r>
               <w:t xml:space="preserve">30,9%</w:t>
@@ -2711,10 +3277,10 @@
           </w:p>
         </w:tc>
         <w:tc>
-          <w:tcPr/>
-          <w:p>
-            <w:pPr>
-              <w:pStyle w:val="Compact"/>
+          <w:p>
+            <w:pPr>
+              <w:pStyle w:val="Compact"/>
+              <w:jc w:val="left"/>
             </w:pPr>
             <w:r>
               <w:t xml:space="preserve">30,1%</w:t>
@@ -2724,10 +3290,10 @@
       </w:tr>
       <w:tr>
         <w:tc>
-          <w:tcPr/>
-          <w:p>
-            <w:pPr>
-              <w:pStyle w:val="Compact"/>
+          <w:p>
+            <w:pPr>
+              <w:pStyle w:val="Compact"/>
+              <w:jc w:val="left"/>
             </w:pPr>
             <w:r>
               <w:t xml:space="preserve">Tardias</w:t>
@@ -2735,10 +3301,10 @@
           </w:p>
         </w:tc>
         <w:tc>
-          <w:tcPr/>
-          <w:p>
-            <w:pPr>
-              <w:pStyle w:val="Compact"/>
+          <w:p>
+            <w:pPr>
+              <w:pStyle w:val="Compact"/>
+              <w:jc w:val="left"/>
             </w:pPr>
             <w:r>
               <w:t xml:space="preserve">40,2%</w:t>
@@ -2746,10 +3312,10 @@
           </w:p>
         </w:tc>
         <w:tc>
-          <w:tcPr/>
-          <w:p>
-            <w:pPr>
-              <w:pStyle w:val="Compact"/>
+          <w:p>
+            <w:pPr>
+              <w:pStyle w:val="Compact"/>
+              <w:jc w:val="left"/>
             </w:pPr>
             <w:r>
               <w:t xml:space="preserve">41,2%</w:t>
@@ -2757,10 +3323,10 @@
           </w:p>
         </w:tc>
         <w:tc>
-          <w:tcPr/>
-          <w:p>
-            <w:pPr>
-              <w:pStyle w:val="Compact"/>
+          <w:p>
+            <w:pPr>
+              <w:pStyle w:val="Compact"/>
+              <w:jc w:val="left"/>
             </w:pPr>
             <w:r>
               <w:t xml:space="preserve">27,6%</w:t>
@@ -2768,10 +3334,10 @@
           </w:p>
         </w:tc>
         <w:tc>
-          <w:tcPr/>
-          <w:p>
-            <w:pPr>
-              <w:pStyle w:val="Compact"/>
+          <w:p>
+            <w:pPr>
+              <w:pStyle w:val="Compact"/>
+              <w:jc w:val="left"/>
             </w:pPr>
             <w:r>
               <w:t xml:space="preserve">27,3%</w:t>
@@ -2779,10 +3345,10 @@
           </w:p>
         </w:tc>
         <w:tc>
-          <w:tcPr/>
-          <w:p>
-            <w:pPr>
-              <w:pStyle w:val="Compact"/>
+          <w:p>
+            <w:pPr>
+              <w:pStyle w:val="Compact"/>
+              <w:jc w:val="left"/>
             </w:pPr>
             <w:r>
               <w:t xml:space="preserve">32,2%</w:t>
@@ -2790,10 +3356,10 @@
           </w:p>
         </w:tc>
         <w:tc>
-          <w:tcPr/>
-          <w:p>
-            <w:pPr>
-              <w:pStyle w:val="Compact"/>
+          <w:p>
+            <w:pPr>
+              <w:pStyle w:val="Compact"/>
+              <w:jc w:val="left"/>
             </w:pPr>
             <w:r>
               <w:t xml:space="preserve">31,4%</w:t>
@@ -2803,10 +3369,10 @@
       </w:tr>
       <w:tr>
         <w:tc>
-          <w:tcPr/>
-          <w:p>
-            <w:pPr>
-              <w:pStyle w:val="Compact"/>
+          <w:p>
+            <w:pPr>
+              <w:pStyle w:val="Compact"/>
+              <w:jc w:val="left"/>
             </w:pPr>
             <w:r>
               <w:t xml:space="preserve">Adultas</w:t>
@@ -2814,10 +3380,10 @@
           </w:p>
         </w:tc>
         <w:tc>
-          <w:tcPr/>
-          <w:p>
-            <w:pPr>
-              <w:pStyle w:val="Compact"/>
+          <w:p>
+            <w:pPr>
+              <w:pStyle w:val="Compact"/>
+              <w:jc w:val="left"/>
             </w:pPr>
             <w:r>
               <w:t xml:space="preserve">27,1%</w:t>
@@ -2825,10 +3391,10 @@
           </w:p>
         </w:tc>
         <w:tc>
-          <w:tcPr/>
-          <w:p>
-            <w:pPr>
-              <w:pStyle w:val="Compact"/>
+          <w:p>
+            <w:pPr>
+              <w:pStyle w:val="Compact"/>
+              <w:jc w:val="left"/>
             </w:pPr>
             <w:r>
               <w:t xml:space="preserve">27,5%</w:t>
@@ -2836,10 +3402,10 @@
           </w:p>
         </w:tc>
         <w:tc>
-          <w:tcPr/>
-          <w:p>
-            <w:pPr>
-              <w:pStyle w:val="Compact"/>
+          <w:p>
+            <w:pPr>
+              <w:pStyle w:val="Compact"/>
+              <w:jc w:val="left"/>
             </w:pPr>
             <w:r>
               <w:t xml:space="preserve">10,3%</w:t>
@@ -2847,10 +3413,10 @@
           </w:p>
         </w:tc>
         <w:tc>
-          <w:tcPr/>
-          <w:p>
-            <w:pPr>
-              <w:pStyle w:val="Compact"/>
+          <w:p>
+            <w:pPr>
+              <w:pStyle w:val="Compact"/>
+              <w:jc w:val="left"/>
             </w:pPr>
             <w:r>
               <w:t xml:space="preserve">10,2%</w:t>
@@ -2858,10 +3424,10 @@
           </w:p>
         </w:tc>
         <w:tc>
-          <w:tcPr/>
-          <w:p>
-            <w:pPr>
-              <w:pStyle w:val="Compact"/>
+          <w:p>
+            <w:pPr>
+              <w:pStyle w:val="Compact"/>
+              <w:jc w:val="left"/>
             </w:pPr>
             <w:r>
               <w:t xml:space="preserve">62,6%</w:t>
@@ -2869,10 +3435,10 @@
           </w:p>
         </w:tc>
         <w:tc>
-          <w:tcPr/>
-          <w:p>
-            <w:pPr>
-              <w:pStyle w:val="Compact"/>
+          <w:p>
+            <w:pPr>
+              <w:pStyle w:val="Compact"/>
+              <w:jc w:val="left"/>
             </w:pPr>
             <w:r>
               <w:t xml:space="preserve">62,3%</w:t>
@@ -2888,7 +3454,6 @@
       <w:r>
         <w:rPr>
           <w:b/>
-          <w:bCs/>
         </w:rPr>
         <w:t xml:space="preserve">Problema:</w:t>
       </w:r>
@@ -2906,7 +3471,6 @@
       <w:r>
         <w:rPr>
           <w:b/>
-          <w:bCs/>
         </w:rPr>
         <w:t xml:space="preserve">Correção sugerida:</w:t>
       </w:r>
@@ -2924,15 +3488,15 @@
         </w:pict>
       </w:r>
     </w:p>
-    <w:bookmarkEnd w:id="27"/>
-    <w:bookmarkStart w:id="28" w:name="X4a29ad09edd02bad39442919b79bd888147c470"/>
     <w:p>
       <w:pPr>
         <w:pStyle w:val="Heading3"/>
       </w:pPr>
+      <w:bookmarkStart w:id="30" w:name="X4a29ad09edd02bad39442919b79bd888147c470"/>
       <w:r>
         <w:t xml:space="preserve">1.8 Tabela 8 — cobertura muito baixa e desigual de ind_final para adolescentes</w:t>
       </w:r>
+      <w:bookmarkEnd w:id="30"/>
     </w:p>
     <w:p>
       <w:pPr>
@@ -2941,7 +3505,6 @@
       <w:r>
         <w:rPr>
           <w:b/>
-          <w:bCs/>
         </w:rPr>
         <w:t xml:space="preserve">Arquivo:</w:t>
       </w:r>
@@ -2968,7 +3531,6 @@
       <w:r>
         <w:rPr>
           <w:b/>
-          <w:bCs/>
         </w:rPr>
         <w:t xml:space="preserve">Problema:</w:t>
       </w:r>
@@ -3001,7 +3563,6 @@
       <w:r>
         <w:rPr>
           <w:b/>
-          <w:bCs/>
         </w:rPr>
         <w:t xml:space="preserve">Problema derivado:</w:t>
       </w:r>
@@ -3034,7 +3595,6 @@
       <w:r>
         <w:rPr>
           <w:b/>
-          <w:bCs/>
         </w:rPr>
         <w:t xml:space="preserve">Correção sugerida:</w:t>
       </w:r>
@@ -3048,7 +3608,13 @@
         <w:t xml:space="preserve"> </w:t>
       </w:r>
       <w:r>
-        <w:t xml:space="preserve">“Denominadores refletem apenas os partos operatórios com indicação registrada (precoces: 138/300 = 46%; tardias: 227/496 = 46%; adultas: 3.228/3.859 = 84%). Resultado: as proporções de adolescentes podem ser menos precisas que as das adultas.”</w:t>
+        <w:t xml:space="preserve">“</w:t>
+      </w:r>
+      <w:r>
+        <w:t xml:space="preserve">Denominadores refletem apenas os partos operatórios com indicação registrada (precoces: 138/300 = 46%; tardias: 227/496 = 46%; adultas: 3.228/3.859 = 84%). Resultado: as proporções de adolescentes podem ser menos precisas que as das adultas.</w:t>
+      </w:r>
+      <w:r>
+        <w:t xml:space="preserve">”</w:t>
       </w:r>
       <w:r>
         <w:t xml:space="preserve"> </w:t>
@@ -3064,15 +3630,15 @@
         </w:pict>
       </w:r>
     </w:p>
-    <w:bookmarkEnd w:id="28"/>
-    <w:bookmarkStart w:id="29" w:name="X83ce683508834d417d4b559caa7f7d533f632a8"/>
     <w:p>
       <w:pPr>
         <w:pStyle w:val="Heading3"/>
       </w:pPr>
+      <w:bookmarkStart w:id="31" w:name="X83ce683508834d417d4b559caa7f7d533f632a8"/>
       <w:r>
         <w:t xml:space="preserve">1.9 Tabela 9 — inteiramente ND (confirmado como limitação)</w:t>
       </w:r>
+      <w:bookmarkEnd w:id="31"/>
     </w:p>
     <w:p>
       <w:pPr>
@@ -3081,7 +3647,6 @@
       <w:r>
         <w:rPr>
           <w:b/>
-          <w:bCs/>
         </w:rPr>
         <w:t xml:space="preserve">Arquivo:</w:t>
       </w:r>
@@ -3117,7 +3682,6 @@
       <w:r>
         <w:rPr>
           <w:b/>
-          <w:bCs/>
         </w:rPr>
         <w:t xml:space="preserve">Trecho relevante:</w:t>
       </w:r>
@@ -3150,7 +3714,6 @@
       <w:r>
         <w:rPr>
           <w:b/>
-          <w:bCs/>
         </w:rPr>
         <w:t xml:space="preserve">Problema:</w:t>
       </w:r>
@@ -3198,7 +3761,6 @@
       <w:r>
         <w:rPr>
           <w:b/>
-          <w:bCs/>
         </w:rPr>
         <w:t xml:space="preserve">Correção sugerida:</w:t>
       </w:r>
@@ -3231,15 +3793,15 @@
         </w:pict>
       </w:r>
     </w:p>
-    <w:bookmarkEnd w:id="29"/>
-    <w:bookmarkStart w:id="30" w:name="Xe00ddab75ef206d946732b7ee4d9e551b551d16"/>
     <w:p>
       <w:pPr>
         <w:pStyle w:val="Heading3"/>
       </w:pPr>
+      <w:bookmarkStart w:id="32" w:name="Xe00ddab75ef206d946732b7ee4d9e551b551d16"/>
       <w:r>
         <w:t xml:space="preserve">1.10 Figuras 5 e 6 — citadas na redação mas arquivos PNG inexistentes</w:t>
       </w:r>
+      <w:bookmarkEnd w:id="32"/>
     </w:p>
     <w:p>
       <w:pPr>
@@ -3248,7 +3810,6 @@
       <w:r>
         <w:rPr>
           <w:b/>
-          <w:bCs/>
         </w:rPr>
         <w:t xml:space="preserve">Arquivo:</w:t>
       </w:r>
@@ -3284,7 +3845,6 @@
       <w:r>
         <w:rPr>
           <w:b/>
-          <w:bCs/>
         </w:rPr>
         <w:t xml:space="preserve">Trecho:</w:t>
       </w:r>
@@ -3294,9 +3854,20 @@
       <w:r>
         <w:rPr>
           <w:i/>
-          <w:iCs/>
-        </w:rPr>
-        <w:t xml:space="preserve">“são apresentadas nas Tabelas 8 e 9, com representação gráfica nas Figuras 5 e 6”</w:t>
+        </w:rPr>
+        <w:t xml:space="preserve">“</w:t>
+      </w:r>
+      <w:r>
+        <w:rPr>
+          <w:i/>
+        </w:rPr>
+        <w:t xml:space="preserve">são apresentadas nas Tabelas 8 e 9, com representação gráfica nas Figuras 5 e 6</w:t>
+      </w:r>
+      <w:r>
+        <w:rPr>
+          <w:i/>
+        </w:rPr>
+        <w:t xml:space="preserve">”</w:t>
       </w:r>
     </w:p>
     <w:p>
@@ -3306,7 +3877,6 @@
       <w:r>
         <w:rPr>
           <w:b/>
-          <w:bCs/>
         </w:rPr>
         <w:t xml:space="preserve">Problema:</w:t>
       </w:r>
@@ -3363,7 +3933,6 @@
       <w:r>
         <w:rPr>
           <w:b/>
-          <w:bCs/>
         </w:rPr>
         <w:t xml:space="preserve">Correção sugerida:</w:t>
       </w:r>
@@ -3408,15 +3977,15 @@
         </w:pict>
       </w:r>
     </w:p>
-    <w:bookmarkEnd w:id="30"/>
-    <w:bookmarkStart w:id="31" w:name="Xe5b38d69fe1e5d6013c809078753aac6a020b9e"/>
     <w:p>
       <w:pPr>
         <w:pStyle w:val="Heading3"/>
       </w:pPr>
+      <w:bookmarkStart w:id="33" w:name="Xe5b38d69fe1e5d6013c809078753aac6a020b9e"/>
       <w:r>
         <w:t xml:space="preserve">1.11 Figura 7 (forest plot) — existe mas não é referenciada na redação</w:t>
       </w:r>
+      <w:bookmarkEnd w:id="33"/>
     </w:p>
     <w:p>
       <w:pPr>
@@ -3425,7 +3994,6 @@
       <w:r>
         <w:rPr>
           <w:b/>
-          <w:bCs/>
         </w:rPr>
         <w:t xml:space="preserve">Arquivo:</w:t>
       </w:r>
@@ -3467,7 +4035,6 @@
       <w:r>
         <w:rPr>
           <w:b/>
-          <w:bCs/>
         </w:rPr>
         <w:t xml:space="preserve">Problema:</w:t>
       </w:r>
@@ -3500,7 +4067,6 @@
       <w:r>
         <w:rPr>
           <w:b/>
-          <w:bCs/>
         </w:rPr>
         <w:t xml:space="preserve">Correção sugerida:</w:t>
       </w:r>
@@ -3516,9 +4082,20 @@
       <w:r>
         <w:rPr>
           <w:i/>
-          <w:iCs/>
-        </w:rPr>
-        <w:t xml:space="preserve">“Os resultados do Modelo 4 estão apresentados na Tabela 10 e ilustrados graficamente na Figura 7.”</w:t>
+        </w:rPr>
+        <w:t xml:space="preserve">“</w:t>
+      </w:r>
+      <w:r>
+        <w:rPr>
+          <w:i/>
+        </w:rPr>
+        <w:t xml:space="preserve">Os resultados do Modelo 4 estão apresentados na Tabela 10 e ilustrados graficamente na Figura 7.</w:t>
+      </w:r>
+      <w:r>
+        <w:rPr>
+          <w:i/>
+        </w:rPr>
+        <w:t xml:space="preserve">”</w:t>
       </w:r>
       <w:r>
         <w:t xml:space="preserve"> </w:t>
@@ -3534,15 +4111,15 @@
         </w:pict>
       </w:r>
     </w:p>
-    <w:bookmarkEnd w:id="31"/>
-    <w:bookmarkStart w:id="32" w:name="Xc85eb833574c25da0143588705d8f1c76c1b874"/>
     <w:p>
       <w:pPr>
         <w:pStyle w:val="Heading3"/>
       </w:pPr>
+      <w:bookmarkStart w:id="34" w:name="Xc85eb833574c25da0143588705d8f1c76c1b874"/>
       <w:r>
         <w:t xml:space="preserve">1.12 Modelo 4 — verificação dos OR e IC 95% (resultado: SEM ERROS)</w:t>
       </w:r>
+      <w:bookmarkEnd w:id="34"/>
     </w:p>
     <w:p>
       <w:pPr>
@@ -3551,7 +4128,6 @@
       <w:r>
         <w:rPr>
           <w:b/>
-          <w:bCs/>
         </w:rPr>
         <w:t xml:space="preserve">Arquivos:</w:t>
       </w:r>
@@ -3609,9 +4185,8 @@
     <w:tbl>
       <w:tblPr>
         <w:tblStyle w:val="Table"/>
-        <w:tblW w:type="pct" w:w="5000"/>
-        <w:tblLayout w:type="fixed"/>
-        <w:tblLook w:firstRow="1" w:lastRow="0" w:firstColumn="0" w:lastColumn="0" w:noHBand="0" w:noVBand="0" w:val="0020"/>
+        <w:tblW w:type="pct" w:w="5000.0"/>
+        <w:tblLook w:firstRow="1"/>
       </w:tblPr>
       <w:tblGrid>
         <w:gridCol w:w="1980"/>
@@ -3621,13 +4196,19 @@
       </w:tblGrid>
       <w:tr>
         <w:trPr>
-          <w:tblHeader w:val="on"/>
+          <w:cnfStyle w:firstRow="1"/>
         </w:trPr>
         <w:tc>
-          <w:tcPr/>
-          <w:p>
-            <w:pPr>
-              <w:pStyle w:val="Compact"/>
+          <w:tcPr>
+            <w:tcBorders>
+              <w:bottom w:val="single"/>
+            </w:tcBorders>
+            <w:vAlign w:val="bottom"/>
+          </w:tcPr>
+          <w:p>
+            <w:pPr>
+              <w:pStyle w:val="Compact"/>
+              <w:jc w:val="left"/>
             </w:pPr>
             <w:r>
               <w:t xml:space="preserve">Variável</w:t>
@@ -3635,10 +4216,16 @@
           </w:p>
         </w:tc>
         <w:tc>
-          <w:tcPr/>
-          <w:p>
-            <w:pPr>
-              <w:pStyle w:val="Compact"/>
+          <w:tcPr>
+            <w:tcBorders>
+              <w:bottom w:val="single"/>
+            </w:tcBorders>
+            <w:vAlign w:val="bottom"/>
+          </w:tcPr>
+          <w:p>
+            <w:pPr>
+              <w:pStyle w:val="Compact"/>
+              <w:jc w:val="left"/>
             </w:pPr>
             <w:r>
               <w:t xml:space="preserve">SPSS (Relatorio)</w:t>
@@ -3646,10 +4233,16 @@
           </w:p>
         </w:tc>
         <w:tc>
-          <w:tcPr/>
-          <w:p>
-            <w:pPr>
-              <w:pStyle w:val="Compact"/>
+          <w:tcPr>
+            <w:tcBorders>
+              <w:bottom w:val="single"/>
+            </w:tcBorders>
+            <w:vAlign w:val="bottom"/>
+          </w:tcPr>
+          <w:p>
+            <w:pPr>
+              <w:pStyle w:val="Compact"/>
+              <w:jc w:val="left"/>
             </w:pPr>
             <w:r>
               <w:t xml:space="preserve">Tabela 10 docx</w:t>
@@ -3657,10 +4250,16 @@
           </w:p>
         </w:tc>
         <w:tc>
-          <w:tcPr/>
-          <w:p>
-            <w:pPr>
-              <w:pStyle w:val="Compact"/>
+          <w:tcPr>
+            <w:tcBorders>
+              <w:bottom w:val="single"/>
+            </w:tcBorders>
+            <w:vAlign w:val="bottom"/>
+          </w:tcPr>
+          <w:p>
+            <w:pPr>
+              <w:pStyle w:val="Compact"/>
+              <w:jc w:val="left"/>
             </w:pPr>
             <w:r>
               <w:t xml:space="preserve">Situação</w:t>
@@ -3670,10 +4269,10 @@
       </w:tr>
       <w:tr>
         <w:tc>
-          <w:tcPr/>
-          <w:p>
-            <w:pPr>
-              <w:pStyle w:val="Compact"/>
+          <w:p>
+            <w:pPr>
+              <w:pStyle w:val="Compact"/>
+              <w:jc w:val="left"/>
             </w:pPr>
             <w:r>
               <w:t xml:space="preserve">Faixa etária adulta</w:t>
@@ -3681,10 +4280,10 @@
           </w:p>
         </w:tc>
         <w:tc>
-          <w:tcPr/>
-          <w:p>
-            <w:pPr>
-              <w:pStyle w:val="Compact"/>
+          <w:p>
+            <w:pPr>
+              <w:pStyle w:val="Compact"/>
+              <w:jc w:val="left"/>
             </w:pPr>
             <w:r>
               <w:t xml:space="preserve">OR=1,79 [1,12–2,86] p=0,015</w:t>
@@ -3692,10 +4291,10 @@
           </w:p>
         </w:tc>
         <w:tc>
-          <w:tcPr/>
-          <w:p>
-            <w:pPr>
-              <w:pStyle w:val="Compact"/>
+          <w:p>
+            <w:pPr>
+              <w:pStyle w:val="Compact"/>
+              <w:jc w:val="left"/>
             </w:pPr>
             <w:r>
               <w:t xml:space="preserve">OR=1,79 [1,12–2,86] p=0,015</w:t>
@@ -3703,10 +4302,10 @@
           </w:p>
         </w:tc>
         <w:tc>
-          <w:tcPr/>
-          <w:p>
-            <w:pPr>
-              <w:pStyle w:val="Compact"/>
+          <w:p>
+            <w:pPr>
+              <w:pStyle w:val="Compact"/>
+              <w:jc w:val="left"/>
             </w:pPr>
             <w:r>
               <w:t xml:space="preserve">✓</w:t>
@@ -3716,10 +4315,10 @@
       </w:tr>
       <w:tr>
         <w:tc>
-          <w:tcPr/>
-          <w:p>
-            <w:pPr>
-              <w:pStyle w:val="Compact"/>
+          <w:p>
+            <w:pPr>
+              <w:pStyle w:val="Compact"/>
+              <w:jc w:val="left"/>
             </w:pPr>
             <w:r>
               <w:t xml:space="preserve">DHEG</w:t>
@@ -3727,10 +4326,10 @@
           </w:p>
         </w:tc>
         <w:tc>
-          <w:tcPr/>
-          <w:p>
-            <w:pPr>
-              <w:pStyle w:val="Compact"/>
+          <w:p>
+            <w:pPr>
+              <w:pStyle w:val="Compact"/>
+              <w:jc w:val="left"/>
             </w:pPr>
             <w:r>
               <w:t xml:space="preserve">OR=0,40 [0,32–0,50] p&lt;0,001</w:t>
@@ -3738,10 +4337,10 @@
           </w:p>
         </w:tc>
         <w:tc>
-          <w:tcPr/>
-          <w:p>
-            <w:pPr>
-              <w:pStyle w:val="Compact"/>
+          <w:p>
+            <w:pPr>
+              <w:pStyle w:val="Compact"/>
+              <w:jc w:val="left"/>
             </w:pPr>
             <w:r>
               <w:t xml:space="preserve">OR=0,40 [0,32–0,50] p&lt;0,001</w:t>
@@ -3749,10 +4348,10 @@
           </w:p>
         </w:tc>
         <w:tc>
-          <w:tcPr/>
-          <w:p>
-            <w:pPr>
-              <w:pStyle w:val="Compact"/>
+          <w:p>
+            <w:pPr>
+              <w:pStyle w:val="Compact"/>
+              <w:jc w:val="left"/>
             </w:pPr>
             <w:r>
               <w:t xml:space="preserve">✓</w:t>
@@ -3762,10 +4361,10 @@
       </w:tr>
       <w:tr>
         <w:tc>
-          <w:tcPr/>
-          <w:p>
-            <w:pPr>
-              <w:pStyle w:val="Compact"/>
+          <w:p>
+            <w:pPr>
+              <w:pStyle w:val="Compact"/>
+              <w:jc w:val="left"/>
             </w:pPr>
             <w:r>
               <w:t xml:space="preserve">Robson 2</w:t>
@@ -3773,10 +4372,10 @@
           </w:p>
         </w:tc>
         <w:tc>
-          <w:tcPr/>
-          <w:p>
-            <w:pPr>
-              <w:pStyle w:val="Compact"/>
+          <w:p>
+            <w:pPr>
+              <w:pStyle w:val="Compact"/>
+              <w:jc w:val="left"/>
             </w:pPr>
             <w:r>
               <w:t xml:space="preserve">OR=4,38 [3,30–5,82] p&lt;0,001</w:t>
@@ -3784,10 +4383,10 @@
           </w:p>
         </w:tc>
         <w:tc>
-          <w:tcPr/>
-          <w:p>
-            <w:pPr>
-              <w:pStyle w:val="Compact"/>
+          <w:p>
+            <w:pPr>
+              <w:pStyle w:val="Compact"/>
+              <w:jc w:val="left"/>
             </w:pPr>
             <w:r>
               <w:t xml:space="preserve">OR=4,38 [3,30–5,82] p&lt;0,001</w:t>
@@ -3795,10 +4394,10 @@
           </w:p>
         </w:tc>
         <w:tc>
-          <w:tcPr/>
-          <w:p>
-            <w:pPr>
-              <w:pStyle w:val="Compact"/>
+          <w:p>
+            <w:pPr>
+              <w:pStyle w:val="Compact"/>
+              <w:jc w:val="left"/>
             </w:pPr>
             <w:r>
               <w:t xml:space="preserve">✓</w:t>
@@ -3808,10 +4407,10 @@
       </w:tr>
       <w:tr>
         <w:tc>
-          <w:tcPr/>
-          <w:p>
-            <w:pPr>
-              <w:pStyle w:val="Compact"/>
+          <w:p>
+            <w:pPr>
+              <w:pStyle w:val="Compact"/>
+              <w:jc w:val="left"/>
             </w:pPr>
             <w:r>
               <w:t xml:space="preserve">Robson 3</w:t>
@@ -3819,10 +4418,10 @@
           </w:p>
         </w:tc>
         <w:tc>
-          <w:tcPr/>
-          <w:p>
-            <w:pPr>
-              <w:pStyle w:val="Compact"/>
+          <w:p>
+            <w:pPr>
+              <w:pStyle w:val="Compact"/>
+              <w:jc w:val="left"/>
             </w:pPr>
             <w:r>
               <w:t xml:space="preserve">OR=0,48 [0,35–0,66] p&lt;0,001</w:t>
@@ -3830,10 +4429,10 @@
           </w:p>
         </w:tc>
         <w:tc>
-          <w:tcPr/>
-          <w:p>
-            <w:pPr>
-              <w:pStyle w:val="Compact"/>
+          <w:p>
+            <w:pPr>
+              <w:pStyle w:val="Compact"/>
+              <w:jc w:val="left"/>
             </w:pPr>
             <w:r>
               <w:t xml:space="preserve">OR=0,48 [0,35–0,66] p&lt;0,001</w:t>
@@ -3841,10 +4440,10 @@
           </w:p>
         </w:tc>
         <w:tc>
-          <w:tcPr/>
-          <w:p>
-            <w:pPr>
-              <w:pStyle w:val="Compact"/>
+          <w:p>
+            <w:pPr>
+              <w:pStyle w:val="Compact"/>
+              <w:jc w:val="left"/>
             </w:pPr>
             <w:r>
               <w:t xml:space="preserve">✓</w:t>
@@ -3854,10 +4453,10 @@
       </w:tr>
       <w:tr>
         <w:tc>
-          <w:tcPr/>
-          <w:p>
-            <w:pPr>
-              <w:pStyle w:val="Compact"/>
+          <w:p>
+            <w:pPr>
+              <w:pStyle w:val="Compact"/>
+              <w:jc w:val="left"/>
             </w:pPr>
             <w:r>
               <w:t xml:space="preserve">Robson 4</w:t>
@@ -3865,10 +4464,10 @@
           </w:p>
         </w:tc>
         <w:tc>
-          <w:tcPr/>
-          <w:p>
-            <w:pPr>
-              <w:pStyle w:val="Compact"/>
+          <w:p>
+            <w:pPr>
+              <w:pStyle w:val="Compact"/>
+              <w:jc w:val="left"/>
             </w:pPr>
             <w:r>
               <w:t xml:space="preserve">OR=1,86 [1,33–2,59] p&lt;0,001</w:t>
@@ -3876,10 +4475,10 @@
           </w:p>
         </w:tc>
         <w:tc>
-          <w:tcPr/>
-          <w:p>
-            <w:pPr>
-              <w:pStyle w:val="Compact"/>
+          <w:p>
+            <w:pPr>
+              <w:pStyle w:val="Compact"/>
+              <w:jc w:val="left"/>
             </w:pPr>
             <w:r>
               <w:t xml:space="preserve">OR=1,86 [1,33–2,59] p&lt;0,001</w:t>
@@ -3887,10 +4486,10 @@
           </w:p>
         </w:tc>
         <w:tc>
-          <w:tcPr/>
-          <w:p>
-            <w:pPr>
-              <w:pStyle w:val="Compact"/>
+          <w:p>
+            <w:pPr>
+              <w:pStyle w:val="Compact"/>
+              <w:jc w:val="left"/>
             </w:pPr>
             <w:r>
               <w:t xml:space="preserve">✓</w:t>
@@ -3900,10 +4499,10 @@
       </w:tr>
       <w:tr>
         <w:tc>
-          <w:tcPr/>
-          <w:p>
-            <w:pPr>
-              <w:pStyle w:val="Compact"/>
+          <w:p>
+            <w:pPr>
+              <w:pStyle w:val="Compact"/>
+              <w:jc w:val="left"/>
             </w:pPr>
             <w:r>
               <w:t xml:space="preserve">Robson 5</w:t>
@@ -3911,10 +4510,10 @@
           </w:p>
         </w:tc>
         <w:tc>
-          <w:tcPr/>
-          <w:p>
-            <w:pPr>
-              <w:pStyle w:val="Compact"/>
+          <w:p>
+            <w:pPr>
+              <w:pStyle w:val="Compact"/>
+              <w:jc w:val="left"/>
             </w:pPr>
             <w:r>
               <w:t xml:space="preserve">OR=13,65 [9,88–18,85] p&lt;0,001</w:t>
@@ -3922,10 +4521,10 @@
           </w:p>
         </w:tc>
         <w:tc>
-          <w:tcPr/>
-          <w:p>
-            <w:pPr>
-              <w:pStyle w:val="Compact"/>
+          <w:p>
+            <w:pPr>
+              <w:pStyle w:val="Compact"/>
+              <w:jc w:val="left"/>
             </w:pPr>
             <w:r>
               <w:t xml:space="preserve">OR=13,65 [9,88–18,85] p&lt;0,001</w:t>
@@ -3933,10 +4532,10 @@
           </w:p>
         </w:tc>
         <w:tc>
-          <w:tcPr/>
-          <w:p>
-            <w:pPr>
-              <w:pStyle w:val="Compact"/>
+          <w:p>
+            <w:pPr>
+              <w:pStyle w:val="Compact"/>
+              <w:jc w:val="left"/>
             </w:pPr>
             <w:r>
               <w:t xml:space="preserve">✓</w:t>
@@ -3946,10 +4545,10 @@
       </w:tr>
       <w:tr>
         <w:tc>
-          <w:tcPr/>
-          <w:p>
-            <w:pPr>
-              <w:pStyle w:val="Compact"/>
+          <w:p>
+            <w:pPr>
+              <w:pStyle w:val="Compact"/>
+              <w:jc w:val="left"/>
             </w:pPr>
             <w:r>
               <w:t xml:space="preserve">Robson 6</w:t>
@@ -3957,10 +4556,10 @@
           </w:p>
         </w:tc>
         <w:tc>
-          <w:tcPr/>
-          <w:p>
-            <w:pPr>
-              <w:pStyle w:val="Compact"/>
+          <w:p>
+            <w:pPr>
+              <w:pStyle w:val="Compact"/>
+              <w:jc w:val="left"/>
             </w:pPr>
             <w:r>
               <w:t xml:space="preserve">OR=23,65 [5,49–101,89] p&lt;0,001</w:t>
@@ -3968,10 +4567,10 @@
           </w:p>
         </w:tc>
         <w:tc>
-          <w:tcPr/>
-          <w:p>
-            <w:pPr>
-              <w:pStyle w:val="Compact"/>
+          <w:p>
+            <w:pPr>
+              <w:pStyle w:val="Compact"/>
+              <w:jc w:val="left"/>
             </w:pPr>
             <w:r>
               <w:t xml:space="preserve">OR=23,65 [5,49–101,89] p&lt;0,001</w:t>
@@ -3979,10 +4578,10 @@
           </w:p>
         </w:tc>
         <w:tc>
-          <w:tcPr/>
-          <w:p>
-            <w:pPr>
-              <w:pStyle w:val="Compact"/>
+          <w:p>
+            <w:pPr>
+              <w:pStyle w:val="Compact"/>
+              <w:jc w:val="left"/>
             </w:pPr>
             <w:r>
               <w:t xml:space="preserve">✓</w:t>
@@ -3992,10 +4591,10 @@
       </w:tr>
       <w:tr>
         <w:tc>
-          <w:tcPr/>
-          <w:p>
-            <w:pPr>
-              <w:pStyle w:val="Compact"/>
+          <w:p>
+            <w:pPr>
+              <w:pStyle w:val="Compact"/>
+              <w:jc w:val="left"/>
             </w:pPr>
             <w:r>
               <w:t xml:space="preserve">Robson 7</w:t>
@@ -4003,10 +4602,10 @@
           </w:p>
         </w:tc>
         <w:tc>
-          <w:tcPr/>
-          <w:p>
-            <w:pPr>
-              <w:pStyle w:val="Compact"/>
+          <w:p>
+            <w:pPr>
+              <w:pStyle w:val="Compact"/>
+              <w:jc w:val="left"/>
             </w:pPr>
             <w:r>
               <w:t xml:space="preserve">OR=22,86 [13,05–40,08] p&lt;0,001</w:t>
@@ -4014,10 +4613,10 @@
           </w:p>
         </w:tc>
         <w:tc>
-          <w:tcPr/>
-          <w:p>
-            <w:pPr>
-              <w:pStyle w:val="Compact"/>
+          <w:p>
+            <w:pPr>
+              <w:pStyle w:val="Compact"/>
+              <w:jc w:val="left"/>
             </w:pPr>
             <w:r>
               <w:t xml:space="preserve">OR=22,86 [13,05–40,08] p&lt;0,001</w:t>
@@ -4025,10 +4624,10 @@
           </w:p>
         </w:tc>
         <w:tc>
-          <w:tcPr/>
-          <w:p>
-            <w:pPr>
-              <w:pStyle w:val="Compact"/>
+          <w:p>
+            <w:pPr>
+              <w:pStyle w:val="Compact"/>
+              <w:jc w:val="left"/>
             </w:pPr>
             <w:r>
               <w:t xml:space="preserve">✓</w:t>
@@ -4038,10 +4637,10 @@
       </w:tr>
       <w:tr>
         <w:tc>
-          <w:tcPr/>
-          <w:p>
-            <w:pPr>
-              <w:pStyle w:val="Compact"/>
+          <w:p>
+            <w:pPr>
+              <w:pStyle w:val="Compact"/>
+              <w:jc w:val="left"/>
             </w:pPr>
             <w:r>
               <w:t xml:space="preserve">Robson 9</w:t>
@@ -4049,10 +4648,10 @@
           </w:p>
         </w:tc>
         <w:tc>
-          <w:tcPr/>
-          <w:p>
-            <w:pPr>
-              <w:pStyle w:val="Compact"/>
+          <w:p>
+            <w:pPr>
+              <w:pStyle w:val="Compact"/>
+              <w:jc w:val="left"/>
             </w:pPr>
             <w:r>
               <w:t xml:space="preserve">OR=27,66 [6,49–117,89] p&lt;0,001</w:t>
@@ -4060,10 +4659,10 @@
           </w:p>
         </w:tc>
         <w:tc>
-          <w:tcPr/>
-          <w:p>
-            <w:pPr>
-              <w:pStyle w:val="Compact"/>
+          <w:p>
+            <w:pPr>
+              <w:pStyle w:val="Compact"/>
+              <w:jc w:val="left"/>
             </w:pPr>
             <w:r>
               <w:t xml:space="preserve">OR=27,66 [6,49–117,89] p&lt;0,001</w:t>
@@ -4071,10 +4670,10 @@
           </w:p>
         </w:tc>
         <w:tc>
-          <w:tcPr/>
-          <w:p>
-            <w:pPr>
-              <w:pStyle w:val="Compact"/>
+          <w:p>
+            <w:pPr>
+              <w:pStyle w:val="Compact"/>
+              <w:jc w:val="left"/>
             </w:pPr>
             <w:r>
               <w:t xml:space="preserve">✓</w:t>
@@ -4084,10 +4683,10 @@
       </w:tr>
       <w:tr>
         <w:tc>
-          <w:tcPr/>
-          <w:p>
-            <w:pPr>
-              <w:pStyle w:val="Compact"/>
+          <w:p>
+            <w:pPr>
+              <w:pStyle w:val="Compact"/>
+              <w:jc w:val="left"/>
             </w:pPr>
             <w:r>
               <w:t xml:space="preserve">Robson 10</w:t>
@@ -4095,10 +4694,10 @@
           </w:p>
         </w:tc>
         <w:tc>
-          <w:tcPr/>
-          <w:p>
-            <w:pPr>
-              <w:pStyle w:val="Compact"/>
+          <w:p>
+            <w:pPr>
+              <w:pStyle w:val="Compact"/>
+              <w:jc w:val="left"/>
             </w:pPr>
             <w:r>
               <w:t xml:space="preserve">OR=2,69 [2,05–3,52] p&lt;0,001</w:t>
@@ -4106,10 +4705,10 @@
           </w:p>
         </w:tc>
         <w:tc>
-          <w:tcPr/>
-          <w:p>
-            <w:pPr>
-              <w:pStyle w:val="Compact"/>
+          <w:p>
+            <w:pPr>
+              <w:pStyle w:val="Compact"/>
+              <w:jc w:val="left"/>
             </w:pPr>
             <w:r>
               <w:t xml:space="preserve">OR=2,69 [2,05–3,52] p&lt;0,001</w:t>
@@ -4117,10 +4716,10 @@
           </w:p>
         </w:tc>
         <w:tc>
-          <w:tcPr/>
-          <w:p>
-            <w:pPr>
-              <w:pStyle w:val="Compact"/>
+          <w:p>
+            <w:pPr>
+              <w:pStyle w:val="Compact"/>
+              <w:jc w:val="left"/>
             </w:pPr>
             <w:r>
               <w:t xml:space="preserve">✓</w:t>
@@ -4130,10 +4729,10 @@
       </w:tr>
       <w:tr>
         <w:tc>
-          <w:tcPr/>
-          <w:p>
-            <w:pPr>
-              <w:pStyle w:val="Compact"/>
+          <w:p>
+            <w:pPr>
+              <w:pStyle w:val="Compact"/>
+              <w:jc w:val="left"/>
             </w:pPr>
             <w:r>
               <w:t xml:space="preserve">Constante</w:t>
@@ -4141,10 +4740,10 @@
           </w:p>
         </w:tc>
         <w:tc>
-          <w:tcPr/>
-          <w:p>
-            <w:pPr>
-              <w:pStyle w:val="Compact"/>
+          <w:p>
+            <w:pPr>
+              <w:pStyle w:val="Compact"/>
+              <w:jc w:val="left"/>
             </w:pPr>
             <w:r>
               <w:t xml:space="preserve">−0,384 / p=0,073 / OR=0,68</w:t>
@@ -4152,10 +4751,10 @@
           </w:p>
         </w:tc>
         <w:tc>
-          <w:tcPr/>
-          <w:p>
-            <w:pPr>
-              <w:pStyle w:val="Compact"/>
+          <w:p>
+            <w:pPr>
+              <w:pStyle w:val="Compact"/>
+              <w:jc w:val="left"/>
             </w:pPr>
             <w:r>
               <w:t xml:space="preserve">−0,384 / p=0,073 / OR=0,68</w:t>
@@ -4163,10 +4762,10 @@
           </w:p>
         </w:tc>
         <w:tc>
-          <w:tcPr/>
-          <w:p>
-            <w:pPr>
-              <w:pStyle w:val="Compact"/>
+          <w:p>
+            <w:pPr>
+              <w:pStyle w:val="Compact"/>
+              <w:jc w:val="left"/>
             </w:pPr>
             <w:r>
               <w:t xml:space="preserve">✓</w:t>
@@ -4182,7 +4781,6 @@
       <w:r>
         <w:rPr>
           <w:b/>
-          <w:bCs/>
         </w:rPr>
         <w:t xml:space="preserve">Conclusão:</w:t>
       </w:r>
@@ -4200,15 +4798,15 @@
         </w:pict>
       </w:r>
     </w:p>
-    <w:bookmarkEnd w:id="32"/>
-    <w:bookmarkStart w:id="33" w:name="Xd2137982ac88d65ddd591d7b936e1389f97d595"/>
     <w:p>
       <w:pPr>
         <w:pStyle w:val="Heading3"/>
       </w:pPr>
+      <w:bookmarkStart w:id="35" w:name="Xd2137982ac88d65ddd591d7b936e1389f97d595"/>
       <w:r>
         <w:t xml:space="preserve">1.13 Tabela 7 — arredondamento do p-valor do Grupo 3</w:t>
       </w:r>
+      <w:bookmarkEnd w:id="35"/>
     </w:p>
     <w:p>
       <w:pPr>
@@ -4217,7 +4815,6 @@
       <w:r>
         <w:rPr>
           <w:b/>
-          <w:bCs/>
         </w:rPr>
         <w:t xml:space="preserve">Arquivo:</w:t>
       </w:r>
@@ -4270,8 +4867,310 @@
     <w:tbl>
       <w:tblPr>
         <w:tblStyle w:val="Table"/>
-        <w:tblW w:type="auto" w:w="0"/>
-        <w:tblLook w:firstRow="1" w:lastRow="0" w:firstColumn="0" w:lastColumn="0" w:noHBand="0" w:noVBand="0" w:val="0020"/>
+        <w:tblW w:type="pct" w:w="0.0"/>
+        <w:tblLook w:firstRow="1"/>
+      </w:tblPr>
+      <w:tblGrid/>
+      <w:tr>
+        <w:trPr>
+          <w:cnfStyle w:firstRow="1"/>
+        </w:trPr>
+        <w:tc>
+          <w:tcPr>
+            <w:tcBorders>
+              <w:bottom w:val="single"/>
+            </w:tcBorders>
+            <w:vAlign w:val="bottom"/>
+          </w:tcPr>
+          <w:p>
+            <w:pPr>
+              <w:pStyle w:val="Compact"/>
+              <w:jc w:val="left"/>
+            </w:pPr>
+            <w:r>
+              <w:t xml:space="preserve">Fonte</w:t>
+            </w:r>
+          </w:p>
+        </w:tc>
+        <w:tc>
+          <w:tcPr>
+            <w:tcBorders>
+              <w:bottom w:val="single"/>
+            </w:tcBorders>
+            <w:vAlign w:val="bottom"/>
+          </w:tcPr>
+          <w:p>
+            <w:pPr>
+              <w:pStyle w:val="Compact"/>
+              <w:jc w:val="left"/>
+            </w:pPr>
+            <w:r>
+              <w:t xml:space="preserve">Grupo 3 p-valor</w:t>
+            </w:r>
+          </w:p>
+        </w:tc>
+      </w:tr>
+      <w:tr>
+        <w:tc>
+          <w:p>
+            <w:pPr>
+              <w:pStyle w:val="Compact"/>
+              <w:jc w:val="left"/>
+            </w:pPr>
+            <w:r>
+              <w:t xml:space="preserve">CSV primário</w:t>
+            </w:r>
+          </w:p>
+        </w:tc>
+        <w:tc>
+          <w:p>
+            <w:pPr>
+              <w:pStyle w:val="Compact"/>
+              <w:jc w:val="left"/>
+            </w:pPr>
+            <w:r>
+              <w:t xml:space="preserve">p = 0,0014</w:t>
+            </w:r>
+          </w:p>
+        </w:tc>
+      </w:tr>
+      <w:tr>
+        <w:tc>
+          <w:p>
+            <w:pPr>
+              <w:pStyle w:val="Compact"/>
+              <w:jc w:val="left"/>
+            </w:pPr>
+            <w:r>
+              <w:t xml:space="preserve">Tabela 7 docx</w:t>
+            </w:r>
+          </w:p>
+        </w:tc>
+        <w:tc>
+          <w:p>
+            <w:pPr>
+              <w:pStyle w:val="Compact"/>
+              <w:jc w:val="left"/>
+            </w:pPr>
+            <w:r>
+              <w:t xml:space="preserve">p = 0,001</w:t>
+            </w:r>
+          </w:p>
+        </w:tc>
+      </w:tr>
+      <w:tr>
+        <w:tc>
+          <w:p>
+            <w:pPr>
+              <w:pStyle w:val="Compact"/>
+              <w:jc w:val="left"/>
+            </w:pPr>
+            <w:r>
+              <w:t xml:space="preserve">Redação §4.3.2</w:t>
+            </w:r>
+          </w:p>
+        </w:tc>
+        <w:tc>
+          <w:p>
+            <w:pPr>
+              <w:pStyle w:val="Compact"/>
+              <w:jc w:val="left"/>
+            </w:pPr>
+            <w:r>
+              <w:t xml:space="preserve">p = 0,001</w:t>
+            </w:r>
+          </w:p>
+        </w:tc>
+      </w:tr>
+    </w:tbl>
+    <w:p>
+      <w:pPr>
+        <w:pStyle w:val="BodyText"/>
+      </w:pPr>
+      <w:r>
+        <w:rPr>
+          <w:b/>
+        </w:rPr>
+        <w:t xml:space="preserve">Problema:</w:t>
+      </w:r>
+      <w:r>
+        <w:t xml:space="preserve"> </w:t>
+      </w:r>
+      <w:r>
+        <w:t xml:space="preserve">O CSV primário mostra p = 0,0014. O docx e a redação arredondam para p = 0,001. Não é erro, mas não é o valor exato. Segundo os critérios de elegibilidade estatística da dissertação (α = 5%), ambos estão acima de p = 0,001.</w:t>
+      </w:r>
+    </w:p>
+    <w:p>
+      <w:pPr>
+        <w:pStyle w:val="BodyText"/>
+      </w:pPr>
+      <w:r>
+        <w:rPr>
+          <w:b/>
+        </w:rPr>
+        <w:t xml:space="preserve">Correção sugerida:</w:t>
+      </w:r>
+      <w:r>
+        <w:t xml:space="preserve"> </w:t>
+      </w:r>
+      <w:r>
+        <w:t xml:space="preserve">Padronizar para p = 0,001 ou reportar o valor exato p = 0,0014 em ambos. Para revistas científicas e banca de mestrado, reportar p = 0,001 é aceitável (arredondamento a 3 casas). Manter a consistência entre docx e redação — ambos já usam 0,001, então está OK.</w:t>
+      </w:r>
+    </w:p>
+    <w:p>
+      <w:r>
+        <w:pict>
+          <v:rect style="width:0;height:1.5pt" o:hralign="center" o:hrstd="t" o:hr="t"/>
+        </w:pict>
+      </w:r>
+    </w:p>
+    <w:p>
+      <w:pPr>
+        <w:pStyle w:val="Heading3"/>
+      </w:pPr>
+      <w:bookmarkStart w:id="36" w:name="X285a5b34e6b5e0c541bd85328c209baa5a4f2f2"/>
+      <w:r>
+        <w:t xml:space="preserve">1.14 Modelos preditivos de cesárea (NOVO — 10/06/2026)</w:t>
+      </w:r>
+      <w:bookmarkEnd w:id="36"/>
+    </w:p>
+    <w:p>
+      <w:pPr>
+        <w:pStyle w:val="FirstParagraph"/>
+      </w:pPr>
+      <w:r>
+        <w:rPr>
+          <w:b/>
+        </w:rPr>
+        <w:t xml:space="preserve">Arquivos:</w:t>
+      </w:r>
+      <w:r>
+        <w:t xml:space="preserve"> </w:t>
+      </w:r>
+      <w:r>
+        <w:rPr>
+          <w:rStyle w:val="VerbatimChar"/>
+        </w:rPr>
+        <w:t xml:space="preserve">analysis/06_modelos_preditivos_cesarea.R</w:t>
+      </w:r>
+      <w:r>
+        <w:t xml:space="preserve">,</w:t>
+      </w:r>
+      <w:r>
+        <w:t xml:space="preserve"> </w:t>
+      </w:r>
+      <w:r>
+        <w:rPr>
+          <w:rStyle w:val="VerbatimChar"/>
+        </w:rPr>
+        <w:t xml:space="preserve">results/tabelas_dissertacao/tab_modelos_preditivos_desempenho.csv</w:t>
+      </w:r>
+      <w:r>
+        <w:t xml:space="preserve">,</w:t>
+      </w:r>
+      <w:r>
+        <w:t xml:space="preserve"> </w:t>
+      </w:r>
+      <w:r>
+        <w:rPr>
+          <w:rStyle w:val="VerbatimChar"/>
+        </w:rPr>
+        <w:t xml:space="preserve">tab_modelo_{A,B,C}_*_OR.csv</w:t>
+      </w:r>
+      <w:r>
+        <w:t xml:space="preserve">,</w:t>
+      </w:r>
+      <w:r>
+        <w:t xml:space="preserve"> </w:t>
+      </w:r>
+      <w:r>
+        <w:rPr>
+          <w:rStyle w:val="VerbatimChar"/>
+        </w:rPr>
+        <w:t xml:space="preserve">tab_escore_pre_natal_*.csv</w:t>
+      </w:r>
+      <w:r>
+        <w:t xml:space="preserve">,</w:t>
+      </w:r>
+      <w:r>
+        <w:t xml:space="preserve"> </w:t>
+      </w:r>
+      <w:r>
+        <w:rPr>
+          <w:rStyle w:val="VerbatimChar"/>
+        </w:rPr>
+        <w:t xml:space="preserve">results/figures/fig_obj6_*</w:t>
+      </w:r>
+      <w:r>
+        <w:t xml:space="preserve">, relatórios em</w:t>
+      </w:r>
+      <w:r>
+        <w:t xml:space="preserve"> </w:t>
+      </w:r>
+      <w:r>
+        <w:rPr>
+          <w:rStyle w:val="VerbatimChar"/>
+        </w:rPr>
+        <w:t xml:space="preserve">results/RELATORIO_*MODELOS_PREDITIVOS*.md</w:t>
+      </w:r>
+      <w:r>
+        <w:t xml:space="preserve"> </w:t>
+      </w:r>
+      <w:r>
+        <w:t xml:space="preserve">e</w:t>
+      </w:r>
+      <w:r>
+        <w:t xml:space="preserve"> </w:t>
+      </w:r>
+      <w:r>
+        <w:rPr>
+          <w:rStyle w:val="VerbatimChar"/>
+        </w:rPr>
+        <w:t xml:space="preserve">FERRAMENTA_CLINICA_ESCORE_PRE_NATAL.md</w:t>
+      </w:r>
+      <w:r>
+        <w:t xml:space="preserve">.</w:t>
+      </w:r>
+    </w:p>
+    <w:p>
+      <w:pPr>
+        <w:pStyle w:val="BodyText"/>
+      </w:pPr>
+      <w:r>
+        <w:t xml:space="preserve">Acrescentou-se a estratégia de</w:t>
+      </w:r>
+      <w:r>
+        <w:t xml:space="preserve"> </w:t>
+      </w:r>
+      <w:r>
+        <w:rPr>
+          <w:b/>
+        </w:rPr>
+        <w:t xml:space="preserve">três modelos</w:t>
+      </w:r>
+      <w:r>
+        <w:t xml:space="preserve"> </w:t>
+      </w:r>
+      <w:r>
+        <w:t xml:space="preserve">(A pré-natal, B pré-parto individual, C pré-parto com Robson), ajustados na coorte total (N = 6.650) com imputação múltipla (MICE) e comparados por AUC, Brier, R² de Nagelkerke e calibração.</w:t>
+      </w:r>
+    </w:p>
+    <w:p>
+      <w:pPr>
+        <w:pStyle w:val="BodyText"/>
+      </w:pPr>
+      <w:r>
+        <w:rPr>
+          <w:b/>
+        </w:rPr>
+        <w:t xml:space="preserve">Verificações realizadas (consistência interna — OK):</w:t>
+      </w:r>
+    </w:p>
+    <w:tbl>
+      <w:tblPr>
+        <w:tblStyle w:val="Table"/>
+        <w:tblW w:type="pct" w:w="5000.0"/>
+        <w:tblLook w:firstRow="1"/>
       </w:tblPr>
       <w:tblGrid>
         <w:gridCol w:w="3960"/>
@@ -4279,99 +5178,231 @@
       </w:tblGrid>
       <w:tr>
         <w:trPr>
-          <w:tblHeader w:val="on"/>
+          <w:cnfStyle w:firstRow="1"/>
         </w:trPr>
         <w:tc>
-          <w:tcPr/>
-          <w:p>
-            <w:pPr>
-              <w:pStyle w:val="Compact"/>
-            </w:pPr>
-            <w:r>
-              <w:t xml:space="preserve">Fonte</w:t>
-            </w:r>
-          </w:p>
-        </w:tc>
-        <w:tc>
-          <w:tcPr/>
-          <w:p>
-            <w:pPr>
-              <w:pStyle w:val="Compact"/>
-            </w:pPr>
-            <w:r>
-              <w:t xml:space="preserve">Grupo 3 p-valor</w:t>
+          <w:tcPr>
+            <w:tcBorders>
+              <w:bottom w:val="single"/>
+            </w:tcBorders>
+            <w:vAlign w:val="bottom"/>
+          </w:tcPr>
+          <w:p>
+            <w:pPr>
+              <w:pStyle w:val="Compact"/>
+              <w:jc w:val="left"/>
+            </w:pPr>
+            <w:r>
+              <w:t xml:space="preserve">Item</w:t>
+            </w:r>
+          </w:p>
+        </w:tc>
+        <w:tc>
+          <w:tcPr>
+            <w:tcBorders>
+              <w:bottom w:val="single"/>
+            </w:tcBorders>
+            <w:vAlign w:val="bottom"/>
+          </w:tcPr>
+          <w:p>
+            <w:pPr>
+              <w:pStyle w:val="Compact"/>
+              <w:jc w:val="left"/>
+            </w:pPr>
+            <w:r>
+              <w:t xml:space="preserve">Resultado</w:t>
             </w:r>
           </w:p>
         </w:tc>
       </w:tr>
       <w:tr>
         <w:tc>
-          <w:tcPr/>
-          <w:p>
-            <w:pPr>
-              <w:pStyle w:val="Compact"/>
-            </w:pPr>
-            <w:r>
-              <w:t xml:space="preserve">CSV primário</w:t>
-            </w:r>
-          </w:p>
-        </w:tc>
-        <w:tc>
-          <w:tcPr/>
-          <w:p>
-            <w:pPr>
-              <w:pStyle w:val="Compact"/>
-            </w:pPr>
-            <w:r>
-              <w:t xml:space="preserve">p = 0,0014</w:t>
+          <w:p>
+            <w:pPr>
+              <w:pStyle w:val="Compact"/>
+              <w:jc w:val="left"/>
+            </w:pPr>
+            <w:r>
+              <w:t xml:space="preserve">AUC corrigida por otimismo (coorte total)</w:t>
+            </w:r>
+          </w:p>
+        </w:tc>
+        <w:tc>
+          <w:p>
+            <w:pPr>
+              <w:pStyle w:val="Compact"/>
+              <w:jc w:val="left"/>
+            </w:pPr>
+            <w:r>
+              <w:t xml:space="preserve">A = 0,752; B = 0,782; C = 0,797 — gradiente coerente</w:t>
             </w:r>
           </w:p>
         </w:tc>
       </w:tr>
       <w:tr>
         <w:tc>
-          <w:tcPr/>
-          <w:p>
-            <w:pPr>
-              <w:pStyle w:val="Compact"/>
-            </w:pPr>
-            <w:r>
-              <w:t xml:space="preserve">Tabela 7 docx</w:t>
-            </w:r>
-          </w:p>
-        </w:tc>
-        <w:tc>
-          <w:tcPr/>
-          <w:p>
-            <w:pPr>
-              <w:pStyle w:val="Compact"/>
-            </w:pPr>
-            <w:r>
-              <w:t xml:space="preserve">p = 0,001</w:t>
+          <w:p>
+            <w:pPr>
+              <w:pStyle w:val="Compact"/>
+              <w:jc w:val="left"/>
+            </w:pPr>
+            <w:r>
+              <w:t xml:space="preserve">AUC (subgrupo adolescente, n = 1.367)</w:t>
+            </w:r>
+          </w:p>
+        </w:tc>
+        <w:tc>
+          <w:p>
+            <w:pPr>
+              <w:pStyle w:val="Compact"/>
+              <w:jc w:val="left"/>
+            </w:pPr>
+            <w:r>
+              <w:t xml:space="preserve">A = n/e (aparente 0,545); B = 0,621; C = 0,590 — hierarquia invertida, consistente com a baixa variação de Robson no grupo</w:t>
             </w:r>
           </w:p>
         </w:tc>
       </w:tr>
       <w:tr>
         <w:tc>
-          <w:tcPr/>
-          <w:p>
-            <w:pPr>
-              <w:pStyle w:val="Compact"/>
-            </w:pPr>
-            <w:r>
-              <w:t xml:space="preserve">Redação §4.3.2</w:t>
-            </w:r>
-          </w:p>
-        </w:tc>
-        <w:tc>
-          <w:tcPr/>
-          <w:p>
-            <w:pPr>
-              <w:pStyle w:val="Compact"/>
-            </w:pPr>
-            <w:r>
-              <w:t xml:space="preserve">p = 0,001</w:t>
+          <w:p>
+            <w:pPr>
+              <w:pStyle w:val="Compact"/>
+              <w:jc w:val="left"/>
+            </w:pPr>
+            <w:r>
+              <w:t xml:space="preserve">Paridade R × Python</w:t>
+            </w:r>
+          </w:p>
+        </w:tc>
+        <w:tc>
+          <w:p>
+            <w:pPr>
+              <w:pStyle w:val="Compact"/>
+              <w:jc w:val="left"/>
+            </w:pPr>
+            <w:r>
+              <w:t xml:space="preserve">Confirmada: diferenças ≤ 0,002 na AUC entre</w:t>
+            </w:r>
+            <w:r>
+              <w:t xml:space="preserve"> </w:t>
+            </w:r>
+            <w:r>
+              <w:rPr>
+                <w:rStyle w:val="VerbatimChar"/>
+              </w:rPr>
+              <w:t xml:space="preserve">mice</w:t>
+            </w:r>
+            <w:r>
+              <w:t xml:space="preserve"> </w:t>
+            </w:r>
+            <w:r>
+              <w:t xml:space="preserve">(R) e</w:t>
+            </w:r>
+            <w:r>
+              <w:t xml:space="preserve"> </w:t>
+            </w:r>
+            <w:r>
+              <w:rPr>
+                <w:rStyle w:val="VerbatimChar"/>
+              </w:rPr>
+              <w:t xml:space="preserve">miceforest</w:t>
+            </w:r>
+            <w:r>
+              <w:t xml:space="preserve"> </w:t>
+            </w:r>
+            <w:r>
+              <w:t xml:space="preserve">(Python)</w:t>
+            </w:r>
+          </w:p>
+        </w:tc>
+      </w:tr>
+      <w:tr>
+        <w:tc>
+          <w:p>
+            <w:pPr>
+              <w:pStyle w:val="Compact"/>
+              <w:jc w:val="left"/>
+            </w:pPr>
+            <w:r>
+              <w:t xml:space="preserve">Direção/magnitude dos OR</w:t>
+            </w:r>
+          </w:p>
+        </w:tc>
+        <w:tc>
+          <w:p>
+            <w:pPr>
+              <w:pStyle w:val="Compact"/>
+              <w:jc w:val="left"/>
+            </w:pPr>
+            <w:r>
+              <w:t xml:space="preserve">Clinicamente coerentes: cesárea prévia ~12,6; Robson 5 ~12,6; Robson 6/7/9 de 16 a 31; adolescentes OR &lt; 1 vs. adultas em todos os modelos</w:t>
+            </w:r>
+          </w:p>
+        </w:tc>
+      </w:tr>
+      <w:tr>
+        <w:tc>
+          <w:p>
+            <w:pPr>
+              <w:pStyle w:val="Compact"/>
+              <w:jc w:val="left"/>
+            </w:pPr>
+            <w:r>
+              <w:t xml:space="preserve">Escore de pontos × calculadora</w:t>
+            </w:r>
+          </w:p>
+        </w:tc>
+        <w:tc>
+          <w:p>
+            <w:pPr>
+              <w:pStyle w:val="Compact"/>
+              <w:jc w:val="left"/>
+            </w:pPr>
+            <w:r>
+              <w:t xml:space="preserve">Concordância ≤ 3 p.p. (diferença esperada do arredondamento do escore de Sullivan)</w:t>
+            </w:r>
+          </w:p>
+        </w:tc>
+      </w:tr>
+      <w:tr>
+        <w:tc>
+          <w:p>
+            <w:pPr>
+              <w:pStyle w:val="Compact"/>
+              <w:jc w:val="left"/>
+            </w:pPr>
+            <w:r>
+              <w:t xml:space="preserve">Tabela de desempenho × figuras</w:t>
+            </w:r>
+            <w:r>
+              <w:t xml:space="preserve"> </w:t>
+            </w:r>
+            <w:r>
+              <w:rPr>
+                <w:rStyle w:val="VerbatimChar"/>
+              </w:rPr>
+              <w:t xml:space="preserve">fig_obj6_*</w:t>
+            </w:r>
+          </w:p>
+        </w:tc>
+        <w:tc>
+          <w:p>
+            <w:pPr>
+              <w:pStyle w:val="Compact"/>
+              <w:jc w:val="left"/>
+            </w:pPr>
+            <w:r>
+              <w:t xml:space="preserve">Valores das figuras batem com</w:t>
+            </w:r>
+            <w:r>
+              <w:t xml:space="preserve"> </w:t>
+            </w:r>
+            <w:r>
+              <w:rPr>
+                <w:rStyle w:val="VerbatimChar"/>
+              </w:rPr>
+              <w:t xml:space="preserve">tab_modelos_preditivos_desempenho.csv</w:t>
             </w:r>
           </w:p>
         </w:tc>
@@ -4384,33 +5415,298 @@
       <w:r>
         <w:rPr>
           <w:b/>
-          <w:bCs/>
-        </w:rPr>
-        <w:t xml:space="preserve">Problema:</w:t>
-      </w:r>
-      <w:r>
-        <w:t xml:space="preserve"> </w:t>
-      </w:r>
-      <w:r>
-        <w:t xml:space="preserve">O CSV primário mostra p = 0,0014. O docx e a redação arredondam para p = 0,001. Não é erro, mas não é o valor exato. Segundo os critérios de elegibilidade estatística da dissertação (α = 5%), ambos estão acima de p = 0,001.</w:t>
-      </w:r>
-    </w:p>
-    <w:p>
-      <w:pPr>
-        <w:pStyle w:val="BodyText"/>
-      </w:pPr>
-      <w:r>
-        <w:rPr>
-          <w:b/>
-          <w:bCs/>
-        </w:rPr>
-        <w:t xml:space="preserve">Correção sugerida:</w:t>
-      </w:r>
-      <w:r>
-        <w:t xml:space="preserve"> </w:t>
-      </w:r>
-      <w:r>
-        <w:t xml:space="preserve">Padronizar para p = 0,001 ou reportar o valor exato p = 0,0014 em ambos. Para revistas científicas e banca de mestrado, reportar p = 0,001 é aceitável (arredondamento a 3 casas). Manter a consistência entre docx e redação — ambos já usam 0,001, então está OK.</w:t>
+        </w:rPr>
+        <w:t xml:space="preserve">Pontos de atenção (não são erros, mas precisam de registro):</w:t>
+      </w:r>
+    </w:p>
+    <w:p>
+      <w:pPr>
+        <w:numPr>
+          <w:ilvl w:val="0"/>
+          <w:numId w:val="1003"/>
+        </w:numPr>
+        <w:pStyle w:val="Compact"/>
+      </w:pPr>
+      <w:r>
+        <w:rPr>
+          <w:b/>
+        </w:rPr>
+        <w:t xml:space="preserve">Origem dos números (RESOLVIDO em 10/06/2026).</w:t>
+      </w:r>
+      <w:r>
+        <w:t xml:space="preserve"> </w:t>
+      </w:r>
+      <w:r>
+        <w:t xml:space="preserve">O script R canônico (</w:t>
+      </w:r>
+      <w:r>
+        <w:rPr>
+          <w:rStyle w:val="VerbatimChar"/>
+        </w:rPr>
+        <w:t xml:space="preserve">06_modelos_preditivos_cesarea.R</w:t>
+      </w:r>
+      <w:r>
+        <w:t xml:space="preserve">,</w:t>
+      </w:r>
+      <w:r>
+        <w:t xml:space="preserve"> </w:t>
+      </w:r>
+      <w:r>
+        <w:rPr>
+          <w:rStyle w:val="VerbatimChar"/>
+        </w:rPr>
+        <w:t xml:space="preserve">mice</w:t>
+      </w:r>
+      <w:r>
+        <w:t xml:space="preserve">/</w:t>
+      </w:r>
+      <w:r>
+        <w:rPr>
+          <w:rStyle w:val="VerbatimChar"/>
+        </w:rPr>
+        <w:t xml:space="preserve">pROC</w:t>
+      </w:r>
+      <w:r>
+        <w:t xml:space="preserve">/</w:t>
+      </w:r>
+      <w:r>
+        <w:rPr>
+          <w:rStyle w:val="VerbatimChar"/>
+        </w:rPr>
+        <w:t xml:space="preserve">rms</w:t>
+      </w:r>
+      <w:r>
+        <w:t xml:space="preserve">) foi executado e a</w:t>
+      </w:r>
+      <w:r>
+        <w:t xml:space="preserve"> </w:t>
+      </w:r>
+      <w:r>
+        <w:rPr>
+          <w:rStyle w:val="VerbatimChar"/>
+        </w:rPr>
+        <w:t xml:space="preserve">tab_modelos_preditivos_desempenho.csv</w:t>
+      </w:r>
+      <w:r>
+        <w:t xml:space="preserve"> </w:t>
+      </w:r>
+      <w:r>
+        <w:t xml:space="preserve">resultante reproduz os valores da validação em Python (</w:t>
+      </w:r>
+      <w:r>
+        <w:rPr>
+          <w:rStyle w:val="VerbatimChar"/>
+        </w:rPr>
+        <w:t xml:space="preserve">miceforest</w:t>
+      </w:r>
+      <w:r>
+        <w:t xml:space="preserve">) dentro de ±0,002 na AUC. Os relatórios passam a citar os valores do R como canônicos. Os arquivos OR foram padronizados nos nomes do R (</w:t>
+      </w:r>
+      <w:r>
+        <w:rPr>
+          <w:rStyle w:val="VerbatimChar"/>
+        </w:rPr>
+        <w:t xml:space="preserve">tab_modelo_A_pre_natal_OR.csv</w:t>
+      </w:r>
+      <w:r>
+        <w:t xml:space="preserve">,</w:t>
+      </w:r>
+      <w:r>
+        <w:t xml:space="preserve"> </w:t>
+      </w:r>
+      <w:r>
+        <w:rPr>
+          <w:rStyle w:val="VerbatimChar"/>
+        </w:rPr>
+        <w:t xml:space="preserve">tab_modelo_B_pre_parto_OR.csv</w:t>
+      </w:r>
+      <w:r>
+        <w:t xml:space="preserve">,</w:t>
+      </w:r>
+      <w:r>
+        <w:t xml:space="preserve"> </w:t>
+      </w:r>
+      <w:r>
+        <w:rPr>
+          <w:rStyle w:val="VerbatimChar"/>
+        </w:rPr>
+        <w:t xml:space="preserve">tab_modelo_C_robson_OR.csv</w:t>
+      </w:r>
+      <w:r>
+        <w:t xml:space="preserve">); as duplicatas com nomes do Python foram removidas.</w:t>
+      </w:r>
+    </w:p>
+    <w:p>
+      <w:pPr>
+        <w:numPr>
+          <w:ilvl w:val="0"/>
+          <w:numId w:val="1003"/>
+        </w:numPr>
+        <w:pStyle w:val="Compact"/>
+      </w:pPr>
+      <w:r>
+        <w:rPr>
+          <w:b/>
+        </w:rPr>
+        <w:t xml:space="preserve">Calibração aparente.</w:t>
+      </w:r>
+      <w:r>
+        <w:t xml:space="preserve"> </w:t>
+      </w:r>
+      <w:r>
+        <w:t xml:space="preserve">As inclinações/intercepto de calibração</w:t>
+      </w:r>
+      <w:r>
+        <w:t xml:space="preserve"> </w:t>
+      </w:r>
+      <w:r>
+        <w:t xml:space="preserve">“</w:t>
+      </w:r>
+      <w:r>
+        <w:t xml:space="preserve">perfeitos</w:t>
+      </w:r>
+      <w:r>
+        <w:t xml:space="preserve">”</w:t>
+      </w:r>
+      <w:r>
+        <w:t xml:space="preserve"> </w:t>
+      </w:r>
+      <w:r>
+        <w:t xml:space="preserve">são triviais por construção (ajuste e avaliação na mesma base); por isso reporta-se AUC corrigida por otimismo (bootstrap) e calibração por decis (</w:t>
+      </w:r>
+      <w:r>
+        <w:rPr>
+          <w:rStyle w:val="VerbatimChar"/>
+        </w:rPr>
+        <w:t xml:space="preserve">fig_obj6_calibracao.png</w:t>
+      </w:r>
+      <w:r>
+        <w:t xml:space="preserve">). Não confundir com validação.</w:t>
+      </w:r>
+    </w:p>
+    <w:p>
+      <w:pPr>
+        <w:numPr>
+          <w:ilvl w:val="0"/>
+          <w:numId w:val="1003"/>
+        </w:numPr>
+        <w:pStyle w:val="Compact"/>
+      </w:pPr>
+      <w:r>
+        <w:rPr>
+          <w:b/>
+        </w:rPr>
+        <w:t xml:space="preserve">Subgrupo adolescente — Modelo C.</w:t>
+      </w:r>
+      <w:r>
+        <w:t xml:space="preserve"> </w:t>
+      </w:r>
+      <w:r>
+        <w:t xml:space="preserve">Robson foi colapsado (6/7/9 →</w:t>
+      </w:r>
+      <w:r>
+        <w:t xml:space="preserve"> </w:t>
+      </w:r>
+      <w:r>
+        <w:t xml:space="preserve">“</w:t>
+      </w:r>
+      <w:r>
+        <w:t xml:space="preserve">anômala</w:t>
+      </w:r>
+      <w:r>
+        <w:t xml:space="preserve">”</w:t>
+      </w:r>
+      <w:r>
+        <w:t xml:space="preserve">) e a AUC corrigida pode sair</w:t>
+      </w:r>
+      <w:r>
+        <w:t xml:space="preserve"> </w:t>
+      </w:r>
+      <w:r>
+        <w:rPr>
+          <w:rStyle w:val="VerbatimChar"/>
+        </w:rPr>
+        <w:t xml:space="preserve">NA</w:t>
+      </w:r>
+      <w:r>
+        <w:t xml:space="preserve"> </w:t>
+      </w:r>
+      <w:r>
+        <w:t xml:space="preserve">por separação quase-perfeita; interpretar OR desses termos com cautela.</w:t>
+      </w:r>
+    </w:p>
+    <w:p>
+      <w:pPr>
+        <w:numPr>
+          <w:ilvl w:val="0"/>
+          <w:numId w:val="1003"/>
+        </w:numPr>
+        <w:pStyle w:val="Compact"/>
+      </w:pPr>
+      <w:r>
+        <w:rPr>
+          <w:b/>
+        </w:rPr>
+        <w:t xml:space="preserve">Variáveis fora dos modelos</w:t>
+      </w:r>
+      <w:r>
+        <w:t xml:space="preserve"> </w:t>
+      </w:r>
+      <w:r>
+        <w:t xml:space="preserve">(IMC 74% ausente; pré-eclâmpsia 15 casos; gestação múltipla = Grupo 8 já excluído; renda/SUS ausente) — documentado nos relatórios; coerente com os critérios §3.3.</w:t>
+      </w:r>
+    </w:p>
+    <w:p>
+      <w:pPr>
+        <w:numPr>
+          <w:ilvl w:val="0"/>
+          <w:numId w:val="1003"/>
+        </w:numPr>
+        <w:pStyle w:val="Compact"/>
+      </w:pPr>
+      <w:r>
+        <w:rPr>
+          <w:b/>
+        </w:rPr>
+        <w:t xml:space="preserve">Ferramenta clínica</w:t>
+      </w:r>
+      <w:r>
+        <w:t xml:space="preserve"> </w:t>
+      </w:r>
+      <w:r>
+        <w:t xml:space="preserve">derivada do Modelo A — sem validação externa; enquadrar como apoio ao aconselhamento, não regra de decisão.</w:t>
+      </w:r>
+    </w:p>
+    <w:p>
+      <w:pPr>
+        <w:pStyle w:val="FirstParagraph"/>
+      </w:pPr>
+      <w:r>
+        <w:rPr>
+          <w:b/>
+        </w:rPr>
+        <w:t xml:space="preserve">Conclusão:</w:t>
+      </w:r>
+      <w:r>
+        <w:t xml:space="preserve"> </w:t>
+      </w:r>
+      <w:r>
+        <w:t xml:space="preserve">Artefatos internamente consistentes e clinicamente plausíveis, com</w:t>
+      </w:r>
+      <w:r>
+        <w:t xml:space="preserve"> </w:t>
+      </w:r>
+      <w:r>
+        <w:rPr>
+          <w:b/>
+        </w:rPr>
+        <w:t xml:space="preserve">paridade R × Python confirmada</w:t>
+      </w:r>
+      <w:r>
+        <w:t xml:space="preserve"> </w:t>
+      </w:r>
+      <w:r>
+        <w:t xml:space="preserve">(≤ 0,002 na AUC). Sem erros numéricos identificados; pendência remanescente é apenas externa ao dado atual — validação externa/temporal e curva de decisão antes de uso clínico da ferramenta.</w:t>
       </w:r>
     </w:p>
     <w:p>
@@ -4420,25 +5716,25 @@
         </w:pict>
       </w:r>
     </w:p>
-    <w:bookmarkEnd w:id="33"/>
-    <w:bookmarkEnd w:id="34"/>
-    <w:bookmarkStart w:id="38" w:name="itens-em-branco-nd-e-placeholders"/>
     <w:p>
       <w:pPr>
         <w:pStyle w:val="Heading2"/>
       </w:pPr>
+      <w:bookmarkStart w:id="37" w:name="itens-em-branco-nd-e-placeholders"/>
       <w:r>
         <w:t xml:space="preserve">2. Itens em Branco (ND e Placeholders)</w:t>
       </w:r>
-    </w:p>
-    <w:bookmarkStart w:id="35" w:name="Xd06dfb1679552e31459391b3b573570259831e4"/>
+      <w:bookmarkEnd w:id="37"/>
+    </w:p>
     <w:p>
       <w:pPr>
         <w:pStyle w:val="Heading3"/>
       </w:pPr>
+      <w:bookmarkStart w:id="38" w:name="Xd06dfb1679552e31459391b3b573570259831e4"/>
       <w:r>
         <w:t xml:space="preserve">2.1 Cinco placeholders na redação — ação obrigatória</w:t>
       </w:r>
+      <w:bookmarkEnd w:id="38"/>
     </w:p>
     <w:p>
       <w:pPr>
@@ -4447,7 +5743,6 @@
       <w:r>
         <w:rPr>
           <w:b/>
-          <w:bCs/>
         </w:rPr>
         <w:t xml:space="preserve">Arquivo:</w:t>
       </w:r>
@@ -4470,9 +5765,8 @@
     <w:tbl>
       <w:tblPr>
         <w:tblStyle w:val="Table"/>
-        <w:tblW w:type="pct" w:w="5000"/>
-        <w:tblLayout w:type="fixed"/>
-        <w:tblLook w:firstRow="1" w:lastRow="0" w:firstColumn="0" w:lastColumn="0" w:noHBand="0" w:noVBand="0" w:val="0020"/>
+        <w:tblW w:type="pct" w:w="5000.0"/>
+        <w:tblLook w:firstRow="1"/>
       </w:tblPr>
       <w:tblGrid>
         <w:gridCol w:w="1980"/>
@@ -4482,13 +5776,19 @@
       </w:tblGrid>
       <w:tr>
         <w:trPr>
-          <w:tblHeader w:val="on"/>
+          <w:cnfStyle w:firstRow="1"/>
         </w:trPr>
         <w:tc>
-          <w:tcPr/>
-          <w:p>
-            <w:pPr>
-              <w:pStyle w:val="Compact"/>
+          <w:tcPr>
+            <w:tcBorders>
+              <w:bottom w:val="single"/>
+            </w:tcBorders>
+            <w:vAlign w:val="bottom"/>
+          </w:tcPr>
+          <w:p>
+            <w:pPr>
+              <w:pStyle w:val="Compact"/>
+              <w:jc w:val="left"/>
             </w:pPr>
             <w:r>
               <w:t xml:space="preserve">Placeholder</w:t>
@@ -4496,10 +5796,16 @@
           </w:p>
         </w:tc>
         <w:tc>
-          <w:tcPr/>
-          <w:p>
-            <w:pPr>
-              <w:pStyle w:val="Compact"/>
+          <w:tcPr>
+            <w:tcBorders>
+              <w:bottom w:val="single"/>
+            </w:tcBorders>
+            <w:vAlign w:val="bottom"/>
+          </w:tcPr>
+          <w:p>
+            <w:pPr>
+              <w:pStyle w:val="Compact"/>
+              <w:jc w:val="left"/>
             </w:pPr>
             <w:r>
               <w:t xml:space="preserve">Descrição</w:t>
@@ -4507,10 +5813,16 @@
           </w:p>
         </w:tc>
         <w:tc>
-          <w:tcPr/>
-          <w:p>
-            <w:pPr>
-              <w:pStyle w:val="Compact"/>
+          <w:tcPr>
+            <w:tcBorders>
+              <w:bottom w:val="single"/>
+            </w:tcBorders>
+            <w:vAlign w:val="bottom"/>
+          </w:tcPr>
+          <w:p>
+            <w:pPr>
+              <w:pStyle w:val="Compact"/>
+              <w:jc w:val="left"/>
             </w:pPr>
             <w:r>
               <w:t xml:space="preserve">Fonte recomendada</w:t>
@@ -4518,10 +5830,16 @@
           </w:p>
         </w:tc>
         <w:tc>
-          <w:tcPr/>
-          <w:p>
-            <w:pPr>
-              <w:pStyle w:val="Compact"/>
+          <w:tcPr>
+            <w:tcBorders>
+              <w:bottom w:val="single"/>
+            </w:tcBorders>
+            <w:vAlign w:val="bottom"/>
+          </w:tcPr>
+          <w:p>
+            <w:pPr>
+              <w:pStyle w:val="Compact"/>
+              <w:jc w:val="left"/>
             </w:pPr>
             <w:r>
               <w:t xml:space="preserve">Valor provisório (R)</w:t>
@@ -4531,10 +5849,10 @@
       </w:tr>
       <w:tr>
         <w:tc>
-          <w:tcPr/>
-          <w:p>
-            <w:pPr>
-              <w:pStyle w:val="Compact"/>
+          <w:p>
+            <w:pPr>
+              <w:pStyle w:val="Compact"/>
+              <w:jc w:val="left"/>
             </w:pPr>
             <w:r>
               <w:rPr>
@@ -4545,10 +5863,10 @@
           </w:p>
         </w:tc>
         <w:tc>
-          <w:tcPr/>
-          <w:p>
-            <w:pPr>
-              <w:pStyle w:val="Compact"/>
+          <w:p>
+            <w:pPr>
+              <w:pStyle w:val="Compact"/>
+              <w:jc w:val="left"/>
             </w:pPr>
             <w:r>
               <w:t xml:space="preserve">Total de partos analisados</w:t>
@@ -4556,10 +5874,10 @@
           </w:p>
         </w:tc>
         <w:tc>
-          <w:tcPr/>
-          <w:p>
-            <w:pPr>
-              <w:pStyle w:val="Compact"/>
+          <w:p>
+            <w:pPr>
+              <w:pStyle w:val="Compact"/>
+              <w:jc w:val="left"/>
             </w:pPr>
             <w:r>
               <w:t xml:space="preserve">Tabela 4 rodapé —</w:t>
@@ -4582,15 +5900,14 @@
           </w:p>
         </w:tc>
         <w:tc>
-          <w:tcPr/>
-          <w:p>
-            <w:pPr>
-              <w:pStyle w:val="Compact"/>
+          <w:p>
+            <w:pPr>
+              <w:pStyle w:val="Compact"/>
+              <w:jc w:val="left"/>
             </w:pPr>
             <w:r>
               <w:rPr>
                 <w:b/>
-                <w:bCs/>
               </w:rPr>
               <w:t xml:space="preserve">6.663</w:t>
             </w:r>
@@ -4599,10 +5916,10 @@
       </w:tr>
       <w:tr>
         <w:tc>
-          <w:tcPr/>
-          <w:p>
-            <w:pPr>
-              <w:pStyle w:val="Compact"/>
+          <w:p>
+            <w:pPr>
+              <w:pStyle w:val="Compact"/>
+              <w:jc w:val="left"/>
             </w:pPr>
             <w:r>
               <w:rPr>
@@ -4613,10 +5930,10 @@
           </w:p>
         </w:tc>
         <w:tc>
-          <w:tcPr/>
-          <w:p>
-            <w:pPr>
-              <w:pStyle w:val="Compact"/>
+          <w:p>
+            <w:pPr>
+              <w:pStyle w:val="Compact"/>
+              <w:jc w:val="left"/>
             </w:pPr>
             <w:r>
               <w:t xml:space="preserve">Total de adolescentes</w:t>
@@ -4624,10 +5941,10 @@
           </w:p>
         </w:tc>
         <w:tc>
-          <w:tcPr/>
-          <w:p>
-            <w:pPr>
-              <w:pStyle w:val="Compact"/>
+          <w:p>
+            <w:pPr>
+              <w:pStyle w:val="Compact"/>
+              <w:jc w:val="left"/>
             </w:pPr>
             <w:r>
               <w:t xml:space="preserve">Soma precoces + tardias da mesma fonte</w:t>
@@ -4635,15 +5952,14 @@
           </w:p>
         </w:tc>
         <w:tc>
-          <w:tcPr/>
-          <w:p>
-            <w:pPr>
-              <w:pStyle w:val="Compact"/>
+          <w:p>
+            <w:pPr>
+              <w:pStyle w:val="Compact"/>
+              <w:jc w:val="left"/>
             </w:pPr>
             <w:r>
               <w:rPr>
                 <w:b/>
-                <w:bCs/>
               </w:rPr>
               <w:t xml:space="preserve">1.368</w:t>
             </w:r>
@@ -4658,10 +5974,10 @@
       </w:tr>
       <w:tr>
         <w:tc>
-          <w:tcPr/>
-          <w:p>
-            <w:pPr>
-              <w:pStyle w:val="Compact"/>
+          <w:p>
+            <w:pPr>
+              <w:pStyle w:val="Compact"/>
+              <w:jc w:val="left"/>
             </w:pPr>
             <w:r>
               <w:rPr>
@@ -4672,10 +5988,10 @@
           </w:p>
         </w:tc>
         <w:tc>
-          <w:tcPr/>
-          <w:p>
-            <w:pPr>
-              <w:pStyle w:val="Compact"/>
+          <w:p>
+            <w:pPr>
+              <w:pStyle w:val="Compact"/>
+              <w:jc w:val="left"/>
             </w:pPr>
             <w:r>
               <w:t xml:space="preserve">Adolescentes precoces (11–15)</w:t>
@@ -4683,10 +5999,10 @@
           </w:p>
         </w:tc>
         <w:tc>
-          <w:tcPr/>
-          <w:p>
-            <w:pPr>
-              <w:pStyle w:val="Compact"/>
+          <w:p>
+            <w:pPr>
+              <w:pStyle w:val="Compact"/>
+              <w:jc w:val="left"/>
             </w:pPr>
             <w:r>
               <w:rPr>
@@ -4703,15 +6019,14 @@
           </w:p>
         </w:tc>
         <w:tc>
-          <w:tcPr/>
-          <w:p>
-            <w:pPr>
-              <w:pStyle w:val="Compact"/>
+          <w:p>
+            <w:pPr>
+              <w:pStyle w:val="Compact"/>
+              <w:jc w:val="left"/>
             </w:pPr>
             <w:r>
               <w:rPr>
                 <w:b/>
-                <w:bCs/>
               </w:rPr>
               <w:t xml:space="preserve">538</w:t>
             </w:r>
@@ -4720,10 +6035,10 @@
       </w:tr>
       <w:tr>
         <w:tc>
-          <w:tcPr/>
-          <w:p>
-            <w:pPr>
-              <w:pStyle w:val="Compact"/>
+          <w:p>
+            <w:pPr>
+              <w:pStyle w:val="Compact"/>
+              <w:jc w:val="left"/>
             </w:pPr>
             <w:r>
               <w:rPr>
@@ -4734,10 +6049,10 @@
           </w:p>
         </w:tc>
         <w:tc>
-          <w:tcPr/>
-          <w:p>
-            <w:pPr>
-              <w:pStyle w:val="Compact"/>
+          <w:p>
+            <w:pPr>
+              <w:pStyle w:val="Compact"/>
+              <w:jc w:val="left"/>
             </w:pPr>
             <w:r>
               <w:t xml:space="preserve">Adolescentes tardias (16–19)</w:t>
@@ -4745,10 +6060,10 @@
           </w:p>
         </w:tc>
         <w:tc>
-          <w:tcPr/>
-          <w:p>
-            <w:pPr>
-              <w:pStyle w:val="Compact"/>
+          <w:p>
+            <w:pPr>
+              <w:pStyle w:val="Compact"/>
+              <w:jc w:val="left"/>
             </w:pPr>
             <w:r>
               <w:rPr>
@@ -4765,15 +6080,14 @@
           </w:p>
         </w:tc>
         <w:tc>
-          <w:tcPr/>
-          <w:p>
-            <w:pPr>
-              <w:pStyle w:val="Compact"/>
+          <w:p>
+            <w:pPr>
+              <w:pStyle w:val="Compact"/>
+              <w:jc w:val="left"/>
             </w:pPr>
             <w:r>
               <w:rPr>
                 <w:b/>
-                <w:bCs/>
               </w:rPr>
               <w:t xml:space="preserve">830</w:t>
             </w:r>
@@ -4782,10 +6096,10 @@
       </w:tr>
       <w:tr>
         <w:tc>
-          <w:tcPr/>
-          <w:p>
-            <w:pPr>
-              <w:pStyle w:val="Compact"/>
+          <w:p>
+            <w:pPr>
+              <w:pStyle w:val="Compact"/>
+              <w:jc w:val="left"/>
             </w:pPr>
             <w:r>
               <w:rPr>
@@ -4796,10 +6110,10 @@
           </w:p>
         </w:tc>
         <w:tc>
-          <w:tcPr/>
-          <w:p>
-            <w:pPr>
-              <w:pStyle w:val="Compact"/>
+          <w:p>
+            <w:pPr>
+              <w:pStyle w:val="Compact"/>
+              <w:jc w:val="left"/>
             </w:pPr>
             <w:r>
               <w:t xml:space="preserve">Adultas (20–34)</w:t>
@@ -4807,10 +6121,10 @@
           </w:p>
         </w:tc>
         <w:tc>
-          <w:tcPr/>
-          <w:p>
-            <w:pPr>
-              <w:pStyle w:val="Compact"/>
+          <w:p>
+            <w:pPr>
+              <w:pStyle w:val="Compact"/>
+              <w:jc w:val="left"/>
             </w:pPr>
             <w:r>
               <w:rPr>
@@ -4827,15 +6141,14 @@
           </w:p>
         </w:tc>
         <w:tc>
-          <w:tcPr/>
-          <w:p>
-            <w:pPr>
-              <w:pStyle w:val="Compact"/>
+          <w:p>
+            <w:pPr>
+              <w:pStyle w:val="Compact"/>
+              <w:jc w:val="left"/>
             </w:pPr>
             <w:r>
               <w:rPr>
                 <w:b/>
-                <w:bCs/>
               </w:rPr>
               <w:t xml:space="preserve">5.295</w:t>
             </w:r>
@@ -4850,7 +6163,6 @@
       <w:r>
         <w:rPr>
           <w:b/>
-          <w:bCs/>
         </w:rPr>
         <w:t xml:space="preserve">Atenção:</w:t>
       </w:r>
@@ -4873,15 +6185,15 @@
         <w:t xml:space="preserve">). Se Eduardo revalidar o R e os dois CSVs primários convergirem para 6.646 (com tardias=829 e adultas=5.279), use esses valores menores. A decisão de qual N usar deve vir ANTES de colar qualquer número no docx principal.</w:t>
       </w:r>
     </w:p>
-    <w:bookmarkEnd w:id="35"/>
-    <w:bookmarkStart w:id="36" w:name="tabela-9-todas-as-células-nd"/>
     <w:p>
       <w:pPr>
         <w:pStyle w:val="Heading3"/>
       </w:pPr>
+      <w:bookmarkStart w:id="39" w:name="tabela-9-todas-as-células-nd"/>
       <w:r>
         <w:t xml:space="preserve">2.2 Tabela 9 — todas as células ND</w:t>
       </w:r>
+      <w:bookmarkEnd w:id="39"/>
     </w:p>
     <w:p>
       <w:pPr>
@@ -4890,7 +6202,6 @@
       <w:r>
         <w:rPr>
           <w:b/>
-          <w:bCs/>
         </w:rPr>
         <w:t xml:space="preserve">Arquivo:</w:t>
       </w:r>
@@ -4917,7 +6228,6 @@
       <w:r>
         <w:rPr>
           <w:b/>
-          <w:bCs/>
         </w:rPr>
         <w:t xml:space="preserve">Ação recomendada:</w:t>
       </w:r>
@@ -4939,7 +6249,6 @@
       <w:r>
         <w:rPr>
           <w:b/>
-          <w:bCs/>
         </w:rPr>
         <w:t xml:space="preserve">Opção A (recomendada):</w:t>
       </w:r>
@@ -4976,7 +6285,6 @@
       <w:r>
         <w:rPr>
           <w:b/>
-          <w:bCs/>
         </w:rPr>
         <w:t xml:space="preserve">Opção B:</w:t>
       </w:r>
@@ -4990,7 +6298,13 @@
         <w:t xml:space="preserve"> </w:t>
       </w:r>
       <w:r>
-        <w:t xml:space="preserve">“Indicações de fórcipe”</w:t>
+        <w:t xml:space="preserve">“</w:t>
+      </w:r>
+      <w:r>
+        <w:t xml:space="preserve">Indicações de fórcipe</w:t>
+      </w:r>
+      <w:r>
+        <w:t xml:space="preserve">”</w:t>
       </w:r>
       <w:r>
         <w:t xml:space="preserve"> </w:t>
@@ -4999,15 +6313,15 @@
         <w:t xml:space="preserve">em um parágrafo descritivo que reconhece a limitação do dado e cita apenas a frequência global de fórcipe (já disponível na Tabela 4).</w:t>
       </w:r>
     </w:p>
-    <w:bookmarkEnd w:id="36"/>
-    <w:bookmarkStart w:id="37" w:name="Xaf70eecc6a823d106a0aba11c379b8b68e219b5"/>
     <w:p>
       <w:pPr>
         <w:pStyle w:val="Heading3"/>
       </w:pPr>
+      <w:bookmarkStart w:id="40" w:name="Xaf70eecc6a823d106a0aba11c379b8b68e219b5"/>
       <w:r>
         <w:t xml:space="preserve">2.3 Tabela 11 (desfechos neonatais) — CSV existe, não está no docx</w:t>
       </w:r>
+      <w:bookmarkEnd w:id="40"/>
     </w:p>
     <w:p>
       <w:pPr>
@@ -5016,7 +6330,6 @@
       <w:r>
         <w:rPr>
           <w:b/>
-          <w:bCs/>
         </w:rPr>
         <w:t xml:space="preserve">Arquivo:</w:t>
       </w:r>
@@ -5058,7 +6371,6 @@
       <w:r>
         <w:rPr>
           <w:b/>
-          <w:bCs/>
         </w:rPr>
         <w:t xml:space="preserve">Ação recomendada:</w:t>
       </w:r>
@@ -5072,7 +6384,13 @@
         <w:t xml:space="preserve"> </w:t>
       </w:r>
       <w:r>
-        <w:t xml:space="preserve">“elementos contextuais”</w:t>
+        <w:t xml:space="preserve">“</w:t>
+      </w:r>
+      <w:r>
+        <w:t xml:space="preserve">elementos contextuais</w:t>
+      </w:r>
+      <w:r>
+        <w:t xml:space="preserve">”</w:t>
       </w:r>
       <w:r>
         <w:t xml:space="preserve">.</w:t>
@@ -5085,37 +6403,36 @@
         </w:pict>
       </w:r>
     </w:p>
-    <w:bookmarkEnd w:id="37"/>
-    <w:bookmarkEnd w:id="38"/>
-    <w:bookmarkStart w:id="41" w:name="recomendações-finais"/>
     <w:p>
       <w:pPr>
         <w:pStyle w:val="Heading2"/>
       </w:pPr>
+      <w:bookmarkStart w:id="41" w:name="recomendações-finais"/>
       <w:r>
         <w:t xml:space="preserve">3. Recomendações Finais</w:t>
       </w:r>
-    </w:p>
-    <w:bookmarkStart w:id="39" w:name="para-a-letícia"/>
+      <w:bookmarkEnd w:id="41"/>
+    </w:p>
     <w:p>
       <w:pPr>
         <w:pStyle w:val="Heading3"/>
       </w:pPr>
+      <w:bookmarkStart w:id="42" w:name="para-a-letícia"/>
       <w:r>
         <w:t xml:space="preserve">Para a Letícia</w:t>
       </w:r>
+      <w:bookmarkEnd w:id="42"/>
     </w:p>
     <w:p>
       <w:pPr>
         <w:numPr>
           <w:ilvl w:val="0"/>
-          <w:numId w:val="1003"/>
+          <w:numId w:val="1004"/>
         </w:numPr>
       </w:pPr>
       <w:r>
         <w:rPr>
           <w:b/>
-          <w:bCs/>
         </w:rPr>
         <w:t xml:space="preserve">Decisão prioritária — o N:</w:t>
       </w:r>
@@ -5130,606 +6447,735 @@
       <w:pPr>
         <w:numPr>
           <w:ilvl w:val="0"/>
-          <w:numId w:val="1003"/>
+          <w:numId w:val="1004"/>
         </w:numPr>
       </w:pPr>
       <w:r>
         <w:rPr>
           <w:b/>
-          <w:bCs/>
         </w:rPr>
         <w:t xml:space="preserve">Substituições no texto original da dissertação:</w:t>
       </w:r>
     </w:p>
     <w:p>
       <w:pPr>
-        <w:pStyle w:val="Compact"/>
         <w:numPr>
           <w:ilvl w:val="1"/>
+          <w:numId w:val="1005"/>
+        </w:numPr>
+        <w:pStyle w:val="Compact"/>
+      </w:pPr>
+      <w:r>
+        <w:t xml:space="preserve">§154: substituir</w:t>
+      </w:r>
+      <w:r>
+        <w:t xml:space="preserve"> </w:t>
+      </w:r>
+      <w:r>
+        <w:t xml:space="preserve">“</w:t>
+      </w:r>
+      <w:r>
+        <w:t xml:space="preserve">8.300 participantes, sendo 1.348 parturientes adolescentes e 6.952 adultas</w:t>
+      </w:r>
+      <w:r>
+        <w:t xml:space="preserve">”</w:t>
+      </w:r>
+      <w:r>
+        <w:t xml:space="preserve"> </w:t>
+      </w:r>
+      <w:r>
+        <w:t xml:space="preserve">pelos N definitivos.</w:t>
+      </w:r>
+    </w:p>
+    <w:p>
+      <w:pPr>
+        <w:numPr>
+          <w:ilvl w:val="1"/>
+          <w:numId w:val="1005"/>
+        </w:numPr>
+        <w:pStyle w:val="Compact"/>
+      </w:pPr>
+      <w:r>
+        <w:t xml:space="preserve">Legendas das Tabelas 1 e 2 originais: substituir</w:t>
+      </w:r>
+      <w:r>
+        <w:t xml:space="preserve"> </w:t>
+      </w:r>
+      <w:r>
+        <w:t xml:space="preserve">“</w:t>
+      </w:r>
+      <w:r>
+        <w:t xml:space="preserve">1.677 adolescentes e 7.047 adultas</w:t>
+      </w:r>
+      <w:r>
+        <w:t xml:space="preserve">”</w:t>
+      </w:r>
+      <w:r>
+        <w:t xml:space="preserve"> </w:t>
+      </w:r>
+      <w:r>
+        <w:t xml:space="preserve">pelos N definitivos.</w:t>
+      </w:r>
+    </w:p>
+    <w:p>
+      <w:pPr>
+        <w:numPr>
+          <w:ilvl w:val="1"/>
+          <w:numId w:val="1005"/>
+        </w:numPr>
+        <w:pStyle w:val="Compact"/>
+      </w:pPr>
+      <w:r>
+        <w:t xml:space="preserve">§160: substituir</w:t>
+      </w:r>
+      <w:r>
+        <w:t xml:space="preserve"> </w:t>
+      </w:r>
+      <w:r>
+        <w:t xml:space="preserve">“</w:t>
+      </w:r>
+      <w:r>
+        <w:t xml:space="preserve">p valor neste caso é de 0,06</w:t>
+      </w:r>
+      <w:r>
+        <w:t xml:space="preserve">”</w:t>
+      </w:r>
+      <w:r>
+        <w:t xml:space="preserve"> </w:t>
+      </w:r>
+      <w:r>
+        <w:t xml:space="preserve">por</w:t>
+      </w:r>
+      <w:r>
+        <w:t xml:space="preserve"> </w:t>
+      </w:r>
+      <w:r>
+        <w:t xml:space="preserve">“</w:t>
+      </w:r>
+      <w:r>
+        <w:t xml:space="preserve">p = 0,337</w:t>
+      </w:r>
+      <w:r>
+        <w:t xml:space="preserve">”</w:t>
+      </w:r>
+      <w:r>
+        <w:t xml:space="preserve">.</w:t>
+      </w:r>
+    </w:p>
+    <w:p>
+      <w:pPr>
+        <w:numPr>
+          <w:ilvl w:val="0"/>
           <w:numId w:val="1004"/>
         </w:numPr>
       </w:pPr>
       <w:r>
-        <w:t xml:space="preserve">§154: substituir</w:t>
-      </w:r>
-      <w:r>
-        <w:t xml:space="preserve"> </w:t>
-      </w:r>
-      <w:r>
-        <w:t xml:space="preserve">“8.300 participantes, sendo 1.348 parturientes adolescentes e 6.952 adultas”</w:t>
-      </w:r>
-      <w:r>
-        <w:t xml:space="preserve"> </w:t>
-      </w:r>
-      <w:r>
-        <w:t xml:space="preserve">pelos N definitivos.</w:t>
-      </w:r>
-    </w:p>
-    <w:p>
-      <w:pPr>
-        <w:pStyle w:val="Compact"/>
+        <w:rPr>
+          <w:b/>
+        </w:rPr>
+        <w:t xml:space="preserve">Decisão sobre a Tabela 9 e os desfechos neonatais:</w:t>
+      </w:r>
+      <w:r>
+        <w:t xml:space="preserve"> </w:t>
+      </w:r>
+      <w:r>
+        <w:t xml:space="preserve">São duas decisões independentes que determinam se a dissertação terá 10 ou 11 tabelas. Recomendo tomar essas decisões antes de montar o docx final.</w:t>
+      </w:r>
+    </w:p>
+    <w:p>
+      <w:pPr>
         <w:numPr>
-          <w:ilvl w:val="1"/>
+          <w:ilvl w:val="0"/>
           <w:numId w:val="1004"/>
         </w:numPr>
       </w:pPr>
       <w:r>
-        <w:t xml:space="preserve">Legendas das Tabelas 1 e 2 originais: substituir</w:t>
-      </w:r>
-      <w:r>
-        <w:t xml:space="preserve"> </w:t>
-      </w:r>
-      <w:r>
-        <w:t xml:space="preserve">“1.677 adolescentes e 7.047 adultas”</w:t>
-      </w:r>
-      <w:r>
-        <w:t xml:space="preserve"> </w:t>
-      </w:r>
-      <w:r>
-        <w:t xml:space="preserve">pelos N definitivos.</w:t>
-      </w:r>
-    </w:p>
-    <w:p>
-      <w:pPr>
-        <w:pStyle w:val="Compact"/>
+        <w:rPr>
+          <w:b/>
+        </w:rPr>
+        <w:t xml:space="preserve">Verificar o valor de 56,3% (cor/raça):</w:t>
+      </w:r>
+      <w:r>
+        <w:t xml:space="preserve"> </w:t>
+      </w:r>
+      <w:r>
+        <w:t xml:space="preserve">Confirmar se o SPSS reporta exatamente 56,3% para o grupo adolescente combinado ou se o valor preciso é diferente. Ajustar §4.1.2 conforme necessário.</w:t>
+      </w:r>
+    </w:p>
+    <w:p>
+      <w:pPr>
         <w:numPr>
-          <w:ilvl w:val="1"/>
+          <w:ilvl w:val="0"/>
           <w:numId w:val="1004"/>
         </w:numPr>
       </w:pPr>
       <w:r>
-        <w:t xml:space="preserve">§160: substituir</w:t>
-      </w:r>
-      <w:r>
-        <w:t xml:space="preserve"> </w:t>
-      </w:r>
-      <w:r>
-        <w:t xml:space="preserve">“p valor neste caso é de 0,06”</w:t>
-      </w:r>
-      <w:r>
-        <w:t xml:space="preserve"> </w:t>
-      </w:r>
-      <w:r>
-        <w:t xml:space="preserve">por</w:t>
-      </w:r>
-      <w:r>
-        <w:t xml:space="preserve"> </w:t>
-      </w:r>
-      <w:r>
-        <w:t xml:space="preserve">“p = 0,337”</w:t>
-      </w:r>
-      <w:r>
-        <w:t xml:space="preserve">.</w:t>
-      </w:r>
+        <w:rPr>
+          <w:b/>
+        </w:rPr>
+        <w:t xml:space="preserve">Estilo — itálico para</w:t>
+      </w:r>
+      <w:r>
+        <w:rPr>
+          <w:b/>
+        </w:rPr>
+        <w:t xml:space="preserve"> </w:t>
+      </w:r>
+      <w:r>
+        <w:rPr>
+          <w:i/>
+          <w:b/>
+        </w:rPr>
+        <w:t xml:space="preserve">p</w:t>
+      </w:r>
+      <w:r>
+        <w:rPr>
+          <w:b/>
+        </w:rPr>
+        <w:t xml:space="preserve">:</w:t>
+      </w:r>
+      <w:r>
+        <w:t xml:space="preserve"> </w:t>
+      </w:r>
+      <w:r>
+        <w:t xml:space="preserve">Ao colar os parágrafos da nova redação no docx principal, aplicar itálico a toda ocorrência de</w:t>
+      </w:r>
+      <w:r>
+        <w:t xml:space="preserve"> </w:t>
+      </w:r>
+      <w:r>
+        <w:rPr>
+          <w:i/>
+        </w:rPr>
+        <w:t xml:space="preserve">p</w:t>
+      </w:r>
+      <w:r>
+        <w:t xml:space="preserve"> </w:t>
+      </w:r>
+      <w:r>
+        <w:t xml:space="preserve">estatístico nos textos corridos (ex:</w:t>
+      </w:r>
+      <w:r>
+        <w:t xml:space="preserve"> </w:t>
+      </w:r>
+      <w:r>
+        <w:rPr>
+          <w:i/>
+        </w:rPr>
+        <w:t xml:space="preserve">p</w:t>
+      </w:r>
+      <w:r>
+        <w:t xml:space="preserve"> </w:t>
+      </w:r>
+      <w:r>
+        <w:t xml:space="preserve">&lt; 0,001;</w:t>
+      </w:r>
+      <w:r>
+        <w:t xml:space="preserve"> </w:t>
+      </w:r>
+      <w:r>
+        <w:rPr>
+          <w:i/>
+        </w:rPr>
+        <w:t xml:space="preserve">p</w:t>
+      </w:r>
+      <w:r>
+        <w:t xml:space="preserve"> </w:t>
+      </w:r>
+      <w:r>
+        <w:t xml:space="preserve">= 0,337). Verifique também que os números nas tabelas usam vírgula decimal de forma consistente — as tabelas do docx já estão corretas, mas ao formatar no Word pode ser que formatações automáticas convertam vírgula para ponto.</w:t>
+      </w:r>
+    </w:p>
+    <w:p>
+      <w:pPr>
+        <w:pStyle w:val="Heading3"/>
+      </w:pPr>
+      <w:bookmarkStart w:id="43" w:name="para-o-eduardo"/>
+      <w:r>
+        <w:t xml:space="preserve">Para o Eduardo</w:t>
+      </w:r>
+      <w:bookmarkEnd w:id="43"/>
     </w:p>
     <w:p>
       <w:pPr>
         <w:numPr>
           <w:ilvl w:val="0"/>
-          <w:numId w:val="1003"/>
+          <w:numId w:val="1006"/>
         </w:numPr>
       </w:pPr>
       <w:r>
         <w:rPr>
           <w:b/>
-          <w:bCs/>
-        </w:rPr>
-        <w:t xml:space="preserve">Decisão sobre a Tabela 9 e os desfechos neonatais:</w:t>
-      </w:r>
-      <w:r>
-        <w:t xml:space="preserve"> </w:t>
-      </w:r>
-      <w:r>
-        <w:t xml:space="preserve">São duas decisões independentes que determinam se a dissertação terá 10 ou 11 tabelas. Recomendo tomar essas decisões antes de montar o docx final.</w:t>
+        </w:rPr>
+        <w:t xml:space="preserve">Causa raiz da divergência de N (6.646 vs 6.663):</w:t>
+      </w:r>
+      <w:r>
+        <w:t xml:space="preserve"> </w:t>
+      </w:r>
+      <w:r>
+        <w:t xml:space="preserve">Rerodar</w:t>
+      </w:r>
+      <w:r>
+        <w:t xml:space="preserve"> </w:t>
+      </w:r>
+      <w:r>
+        <w:rPr>
+          <w:rStyle w:val="VerbatimChar"/>
+        </w:rPr>
+        <w:t xml:space="preserve">quarto render index.qmd</w:t>
+      </w:r>
+      <w:r>
+        <w:t xml:space="preserve"> </w:t>
+      </w:r>
+      <w:r>
+        <w:t xml:space="preserve">e verificar se</w:t>
+      </w:r>
+      <w:r>
+        <w:t xml:space="preserve"> </w:t>
+      </w:r>
+      <w:r>
+        <w:rPr>
+          <w:rStyle w:val="VerbatimChar"/>
+        </w:rPr>
+        <w:t xml:space="preserve">tab_obj2_vias_parto_geral.csv</w:t>
+      </w:r>
+      <w:r>
+        <w:t xml:space="preserve"> </w:t>
+      </w:r>
+      <w:r>
+        <w:t xml:space="preserve">e</w:t>
+      </w:r>
+      <w:r>
+        <w:t xml:space="preserve"> </w:t>
+      </w:r>
+      <w:r>
+        <w:rPr>
+          <w:rStyle w:val="VerbatimChar"/>
+        </w:rPr>
+        <w:t xml:space="preserve">tab_obj2_taxa_cesarea.csv</w:t>
+      </w:r>
+      <w:r>
+        <w:t xml:space="preserve"> </w:t>
+      </w:r>
+      <w:r>
+        <w:t xml:space="preserve">produzem somas concordantes. Se divergirem, identificar o chunk com o filtro diferente. A hipótese mais provável é que um dos CSVs usa</w:t>
+      </w:r>
+      <w:r>
+        <w:t xml:space="preserve"> </w:t>
+      </w:r>
+      <w:r>
+        <w:rPr>
+          <w:rStyle w:val="VerbatimChar"/>
+        </w:rPr>
+        <w:t xml:space="preserve">dados_analise</w:t>
+      </w:r>
+      <w:r>
+        <w:t xml:space="preserve"> </w:t>
+      </w:r>
+      <w:r>
+        <w:t xml:space="preserve">e o outro usa</w:t>
+      </w:r>
+      <w:r>
+        <w:t xml:space="preserve"> </w:t>
+      </w:r>
+      <w:r>
+        <w:rPr>
+          <w:rStyle w:val="VerbatimChar"/>
+        </w:rPr>
+        <w:t xml:space="preserve">dados_s4</w:t>
+      </w:r>
+      <w:r>
+        <w:t xml:space="preserve"> </w:t>
+      </w:r>
+      <w:r>
+        <w:t xml:space="preserve">(antes de criar</w:t>
+      </w:r>
+      <w:r>
+        <w:t xml:space="preserve"> </w:t>
+      </w:r>
+      <w:r>
+        <w:rPr>
+          <w:rStyle w:val="VerbatimChar"/>
+        </w:rPr>
+        <w:t xml:space="preserve">faixa_etaria</w:t>
+      </w:r>
+      <w:r>
+        <w:t xml:space="preserve">), capturando casos com idade fora do range.</w:t>
       </w:r>
     </w:p>
     <w:p>
       <w:pPr>
         <w:numPr>
           <w:ilvl w:val="0"/>
-          <w:numId w:val="1003"/>
+          <w:numId w:val="1006"/>
         </w:numPr>
       </w:pPr>
       <w:r>
         <w:rPr>
           <w:b/>
-          <w:bCs/>
-        </w:rPr>
-        <w:t xml:space="preserve">Verificar o valor de 56,3% (cor/raça):</w:t>
-      </w:r>
-      <w:r>
-        <w:t xml:space="preserve"> </w:t>
-      </w:r>
-      <w:r>
-        <w:t xml:space="preserve">Confirmar se o SPSS reporta exatamente 56,3% para o grupo adolescente combinado ou se o valor preciso é diferente. Ajustar §4.1.2 conforme necessário.</w:t>
+        </w:rPr>
+        <w:t xml:space="preserve">Deletar ou arquivar CSVs derivados conflitantes:</w:t>
+      </w:r>
+      <w:r>
+        <w:t xml:space="preserve"> </w:t>
+      </w:r>
+      <w:r>
+        <w:t xml:space="preserve">Os arquivos</w:t>
+      </w:r>
+      <w:r>
+        <w:t xml:space="preserve"> </w:t>
+      </w:r>
+      <w:r>
+        <w:rPr>
+          <w:rStyle w:val="VerbatimChar"/>
+        </w:rPr>
+        <w:t xml:space="preserve">results/tabelas_dissertacao/tab05_robson_faixa_via.csv</w:t>
+      </w:r>
+      <w:r>
+        <w:t xml:space="preserve"> </w:t>
+      </w:r>
+      <w:r>
+        <w:t xml:space="preserve">e</w:t>
+      </w:r>
+      <w:r>
+        <w:t xml:space="preserve"> </w:t>
+      </w:r>
+      <w:r>
+        <w:rPr>
+          <w:rStyle w:val="VerbatimChar"/>
+        </w:rPr>
+        <w:t xml:space="preserve">tab06_taxa_cesarea_robson.csv</w:t>
+      </w:r>
+      <w:r>
+        <w:t xml:space="preserve"> </w:t>
+      </w:r>
+      <w:r>
+        <w:t xml:space="preserve">têm valores diferentes dos primários e podem causar confusão. Arquivar em subpasta</w:t>
+      </w:r>
+      <w:r>
+        <w:t xml:space="preserve"> </w:t>
+      </w:r>
+      <w:r>
+        <w:rPr>
+          <w:rStyle w:val="VerbatimChar"/>
+        </w:rPr>
+        <w:t xml:space="preserve">_deprecated/</w:t>
+      </w:r>
+      <w:r>
+        <w:t xml:space="preserve"> </w:t>
+      </w:r>
+      <w:r>
+        <w:t xml:space="preserve">ou regenerar do zero garantindo que usam a mesma base.</w:t>
       </w:r>
     </w:p>
     <w:p>
       <w:pPr>
         <w:numPr>
           <w:ilvl w:val="0"/>
-          <w:numId w:val="1003"/>
+          <w:numId w:val="1006"/>
         </w:numPr>
       </w:pPr>
       <w:r>
         <w:rPr>
           <w:b/>
-          <w:bCs/>
-        </w:rPr>
-        <w:t xml:space="preserve">Estilo — itálico para</w:t>
-      </w:r>
-      <w:r>
-        <w:rPr>
-          <w:b/>
-          <w:bCs/>
-        </w:rPr>
-        <w:t xml:space="preserve"> </w:t>
-      </w:r>
-      <w:r>
-        <w:rPr>
-          <w:b/>
-          <w:bCs/>
-          <w:i/>
-          <w:iCs/>
-        </w:rPr>
-        <w:t xml:space="preserve">p</w:t>
-      </w:r>
-      <w:r>
-        <w:rPr>
-          <w:b/>
-          <w:bCs/>
-        </w:rPr>
-        <w:t xml:space="preserve">:</w:t>
-      </w:r>
-      <w:r>
-        <w:t xml:space="preserve"> </w:t>
-      </w:r>
-      <w:r>
-        <w:t xml:space="preserve">Ao colar os parágrafos da nova redação no docx principal, aplicar itálico a toda ocorrência de</w:t>
-      </w:r>
-      <w:r>
-        <w:t xml:space="preserve"> </w:t>
-      </w:r>
-      <w:r>
-        <w:rPr>
-          <w:i/>
-          <w:iCs/>
-        </w:rPr>
-        <w:t xml:space="preserve">p</w:t>
-      </w:r>
-      <w:r>
-        <w:t xml:space="preserve"> </w:t>
-      </w:r>
-      <w:r>
-        <w:t xml:space="preserve">estatístico nos textos corridos (ex:</w:t>
-      </w:r>
-      <w:r>
-        <w:t xml:space="preserve"> </w:t>
-      </w:r>
-      <w:r>
-        <w:rPr>
-          <w:i/>
-          <w:iCs/>
-        </w:rPr>
-        <w:t xml:space="preserve">p</w:t>
-      </w:r>
-      <w:r>
-        <w:t xml:space="preserve"> </w:t>
-      </w:r>
-      <w:r>
-        <w:t xml:space="preserve">&lt; 0,001;</w:t>
-      </w:r>
-      <w:r>
-        <w:t xml:space="preserve"> </w:t>
-      </w:r>
-      <w:r>
-        <w:rPr>
-          <w:i/>
-          <w:iCs/>
-        </w:rPr>
-        <w:t xml:space="preserve">p</w:t>
-      </w:r>
-      <w:r>
-        <w:t xml:space="preserve"> </w:t>
-      </w:r>
-      <w:r>
-        <w:t xml:space="preserve">= 0,337). Verifique também que os números nas tabelas usam vírgula decimal de forma consistente — as tabelas do docx já estão corretas, mas ao formatar no Word pode ser que formatações automáticas convertam vírgula para ponto.</w:t>
-      </w:r>
-    </w:p>
-    <w:bookmarkEnd w:id="39"/>
-    <w:bookmarkStart w:id="40" w:name="para-o-eduardo"/>
-    <w:p>
-      <w:pPr>
-        <w:pStyle w:val="Heading3"/>
-      </w:pPr>
-      <w:r>
-        <w:t xml:space="preserve">Para o Eduardo</w:t>
+        </w:rPr>
+        <w:t xml:space="preserve">Gerar Figuras 5 e 6:</w:t>
+      </w:r>
+      <w:r>
+        <w:t xml:space="preserve"> </w:t>
+      </w:r>
+      <w:r>
+        <w:t xml:space="preserve">Rodar os chunks de indicações do</w:t>
+      </w:r>
+      <w:r>
+        <w:t xml:space="preserve"> </w:t>
+      </w:r>
+      <w:r>
+        <w:rPr>
+          <w:rStyle w:val="VerbatimChar"/>
+        </w:rPr>
+        <w:t xml:space="preserve">index.qmd</w:t>
+      </w:r>
+      <w:r>
+        <w:t xml:space="preserve"> </w:t>
+      </w:r>
+      <w:r>
+        <w:t xml:space="preserve">e exportar como PNG em</w:t>
+      </w:r>
+      <w:r>
+        <w:t xml:space="preserve"> </w:t>
+      </w:r>
+      <w:r>
+        <w:rPr>
+          <w:rStyle w:val="VerbatimChar"/>
+        </w:rPr>
+        <w:t xml:space="preserve">results/figures/</w:t>
+      </w:r>
+      <w:r>
+        <w:t xml:space="preserve"> </w:t>
+      </w:r>
+      <w:r>
+        <w:t xml:space="preserve">com nomenclatura</w:t>
+      </w:r>
+      <w:r>
+        <w:t xml:space="preserve"> </w:t>
+      </w:r>
+      <w:r>
+        <w:rPr>
+          <w:rStyle w:val="VerbatimChar"/>
+        </w:rPr>
+        <w:t xml:space="preserve">fig_obj3_indicacoes_cesarea.png</w:t>
+      </w:r>
+      <w:r>
+        <w:t xml:space="preserve"> </w:t>
+      </w:r>
+      <w:r>
+        <w:t xml:space="preserve">e</w:t>
+      </w:r>
+      <w:r>
+        <w:t xml:space="preserve"> </w:t>
+      </w:r>
+      <w:r>
+        <w:rPr>
+          <w:rStyle w:val="VerbatimChar"/>
+        </w:rPr>
+        <w:t xml:space="preserve">fig_obj3_indicacoes_forcipe.png</w:t>
+      </w:r>
+      <w:r>
+        <w:t xml:space="preserve"> </w:t>
+      </w:r>
+      <w:r>
+        <w:t xml:space="preserve">(ou similar). Se a Figura 6 depender de dados que resultam todos em ND, suprimi-la.</w:t>
       </w:r>
     </w:p>
     <w:p>
       <w:pPr>
         <w:numPr>
           <w:ilvl w:val="0"/>
-          <w:numId w:val="1005"/>
+          <w:numId w:val="1006"/>
         </w:numPr>
       </w:pPr>
       <w:r>
         <w:rPr>
           <w:b/>
-          <w:bCs/>
-        </w:rPr>
-        <w:t xml:space="preserve">Causa raiz da divergência de N (6.646 vs 6.663):</w:t>
-      </w:r>
-      <w:r>
-        <w:t xml:space="preserve"> </w:t>
-      </w:r>
-      <w:r>
-        <w:t xml:space="preserve">Rerodar</w:t>
-      </w:r>
-      <w:r>
-        <w:t xml:space="preserve"> </w:t>
-      </w:r>
-      <w:r>
-        <w:rPr>
-          <w:rStyle w:val="VerbatimChar"/>
-        </w:rPr>
-        <w:t xml:space="preserve">quarto render index.qmd</w:t>
-      </w:r>
-      <w:r>
-        <w:t xml:space="preserve"> </w:t>
-      </w:r>
-      <w:r>
-        <w:t xml:space="preserve">e verificar se</w:t>
-      </w:r>
-      <w:r>
-        <w:t xml:space="preserve"> </w:t>
-      </w:r>
-      <w:r>
-        <w:rPr>
-          <w:rStyle w:val="VerbatimChar"/>
-        </w:rPr>
-        <w:t xml:space="preserve">tab_obj2_vias_parto_geral.csv</w:t>
-      </w:r>
-      <w:r>
-        <w:t xml:space="preserve"> </w:t>
-      </w:r>
-      <w:r>
-        <w:t xml:space="preserve">e</w:t>
-      </w:r>
-      <w:r>
-        <w:t xml:space="preserve"> </w:t>
-      </w:r>
-      <w:r>
-        <w:rPr>
-          <w:rStyle w:val="VerbatimChar"/>
-        </w:rPr>
-        <w:t xml:space="preserve">tab_obj2_taxa_cesarea.csv</w:t>
-      </w:r>
-      <w:r>
-        <w:t xml:space="preserve"> </w:t>
-      </w:r>
-      <w:r>
-        <w:t xml:space="preserve">produzem somas concordantes. Se divergirem, identificar o chunk com o filtro diferente. A hipótese mais provável é que um dos CSVs usa</w:t>
-      </w:r>
-      <w:r>
-        <w:t xml:space="preserve"> </w:t>
-      </w:r>
-      <w:r>
-        <w:rPr>
-          <w:rStyle w:val="VerbatimChar"/>
-        </w:rPr>
-        <w:t xml:space="preserve">dados_analise</w:t>
-      </w:r>
-      <w:r>
-        <w:t xml:space="preserve"> </w:t>
-      </w:r>
-      <w:r>
-        <w:t xml:space="preserve">e o outro usa</w:t>
-      </w:r>
-      <w:r>
-        <w:t xml:space="preserve"> </w:t>
-      </w:r>
-      <w:r>
-        <w:rPr>
-          <w:rStyle w:val="VerbatimChar"/>
-        </w:rPr>
-        <w:t xml:space="preserve">dados_s4</w:t>
-      </w:r>
-      <w:r>
-        <w:t xml:space="preserve"> </w:t>
-      </w:r>
-      <w:r>
-        <w:t xml:space="preserve">(antes de criar</w:t>
-      </w:r>
-      <w:r>
-        <w:t xml:space="preserve"> </w:t>
-      </w:r>
-      <w:r>
-        <w:rPr>
-          <w:rStyle w:val="VerbatimChar"/>
-        </w:rPr>
-        <w:t xml:space="preserve">faixa_etaria</w:t>
-      </w:r>
-      <w:r>
-        <w:t xml:space="preserve">), capturando casos com idade fora do range.</w:t>
+        </w:rPr>
+        <w:t xml:space="preserve">Adicionar Figura 7 na redação:</w:t>
+      </w:r>
+      <w:r>
+        <w:t xml:space="preserve"> </w:t>
+      </w:r>
+      <w:r>
+        <w:t xml:space="preserve">Em</w:t>
+      </w:r>
+      <w:r>
+        <w:t xml:space="preserve"> </w:t>
+      </w:r>
+      <w:r>
+        <w:rPr>
+          <w:rStyle w:val="VerbatimChar"/>
+        </w:rPr>
+        <w:t xml:space="preserve">resultados_redacao.docx</w:t>
+      </w:r>
+      <w:r>
+        <w:t xml:space="preserve"> </w:t>
+      </w:r>
+      <w:r>
+        <w:t xml:space="preserve">§4.5, inserir referência à Figura 7 (forest plot do Modelo 4). O arquivo já existe em</w:t>
+      </w:r>
+      <w:r>
+        <w:t xml:space="preserve"> </w:t>
+      </w:r>
+      <w:r>
+        <w:rPr>
+          <w:rStyle w:val="VerbatimChar"/>
+        </w:rPr>
+        <w:t xml:space="preserve">results/figures/fig_obj5_forest_plot_modelo4.png</w:t>
+      </w:r>
+      <w:r>
+        <w:t xml:space="preserve">.</w:t>
       </w:r>
     </w:p>
     <w:p>
       <w:pPr>
         <w:numPr>
           <w:ilvl w:val="0"/>
-          <w:numId w:val="1005"/>
+          <w:numId w:val="1006"/>
         </w:numPr>
       </w:pPr>
       <w:r>
         <w:rPr>
           <w:b/>
-          <w:bCs/>
-        </w:rPr>
-        <w:t xml:space="preserve">Deletar ou arquivar CSVs derivados conflitantes:</w:t>
-      </w:r>
-      <w:r>
-        <w:t xml:space="preserve"> </w:t>
-      </w:r>
-      <w:r>
-        <w:t xml:space="preserve">Os arquivos</w:t>
-      </w:r>
-      <w:r>
-        <w:t xml:space="preserve"> </w:t>
-      </w:r>
-      <w:r>
-        <w:rPr>
-          <w:rStyle w:val="VerbatimChar"/>
-        </w:rPr>
-        <w:t xml:space="preserve">results/tabelas_dissertacao/tab05_robson_faixa_via.csv</w:t>
-      </w:r>
-      <w:r>
-        <w:t xml:space="preserve"> </w:t>
-      </w:r>
-      <w:r>
-        <w:t xml:space="preserve">e</w:t>
-      </w:r>
-      <w:r>
-        <w:t xml:space="preserve"> </w:t>
-      </w:r>
-      <w:r>
-        <w:rPr>
-          <w:rStyle w:val="VerbatimChar"/>
-        </w:rPr>
-        <w:t xml:space="preserve">tab06_taxa_cesarea_robson.csv</w:t>
-      </w:r>
-      <w:r>
-        <w:t xml:space="preserve"> </w:t>
-      </w:r>
-      <w:r>
-        <w:t xml:space="preserve">têm valores diferentes dos primários e podem causar confusão. Arquivar em subpasta</w:t>
-      </w:r>
-      <w:r>
-        <w:t xml:space="preserve"> </w:t>
-      </w:r>
-      <w:r>
-        <w:rPr>
-          <w:rStyle w:val="VerbatimChar"/>
-        </w:rPr>
-        <w:t xml:space="preserve">_deprecated/</w:t>
-      </w:r>
-      <w:r>
-        <w:t xml:space="preserve"> </w:t>
-      </w:r>
-      <w:r>
-        <w:t xml:space="preserve">ou regenerar do zero garantindo que usam a mesma base.</w:t>
+        </w:rPr>
+        <w:t xml:space="preserve">Tabela 9 (se Opção A):</w:t>
+      </w:r>
+      <w:r>
+        <w:t xml:space="preserve"> </w:t>
+      </w:r>
+      <w:r>
+        <w:t xml:space="preserve">Cruzar</w:t>
+      </w:r>
+      <w:r>
+        <w:t xml:space="preserve"> </w:t>
+      </w:r>
+      <w:r>
+        <w:rPr>
+          <w:rStyle w:val="VerbatimChar"/>
+        </w:rPr>
+        <w:t xml:space="preserve">ind_final × tipo_parto</w:t>
+      </w:r>
+      <w:r>
+        <w:t xml:space="preserve"> </w:t>
+      </w:r>
+      <w:r>
+        <w:t xml:space="preserve">nos microdados para extrair indicações específicas de fórcipe. Isso resolve tanto a Tabela 9 quanto o detalhe de baixa cobertura da Tabela 8 para adolescentes.</w:t>
       </w:r>
     </w:p>
     <w:p>
       <w:pPr>
         <w:numPr>
           <w:ilvl w:val="0"/>
-          <w:numId w:val="1005"/>
+          <w:numId w:val="1006"/>
         </w:numPr>
       </w:pPr>
       <w:r>
         <w:rPr>
           <w:b/>
-          <w:bCs/>
-        </w:rPr>
-        <w:t xml:space="preserve">Gerar Figuras 5 e 6:</w:t>
-      </w:r>
-      <w:r>
-        <w:t xml:space="preserve"> </w:t>
-      </w:r>
-      <w:r>
-        <w:t xml:space="preserve">Rodar os chunks de indicações do</w:t>
-      </w:r>
-      <w:r>
-        <w:t xml:space="preserve"> </w:t>
-      </w:r>
-      <w:r>
-        <w:rPr>
-          <w:rStyle w:val="VerbatimChar"/>
-        </w:rPr>
-        <w:t xml:space="preserve">index.qmd</w:t>
-      </w:r>
-      <w:r>
-        <w:t xml:space="preserve"> </w:t>
-      </w:r>
-      <w:r>
-        <w:t xml:space="preserve">e exportar como PNG em</w:t>
-      </w:r>
-      <w:r>
-        <w:t xml:space="preserve"> </w:t>
-      </w:r>
-      <w:r>
-        <w:rPr>
-          <w:rStyle w:val="VerbatimChar"/>
-        </w:rPr>
-        <w:t xml:space="preserve">results/figures/</w:t>
-      </w:r>
-      <w:r>
-        <w:t xml:space="preserve"> </w:t>
-      </w:r>
-      <w:r>
-        <w:t xml:space="preserve">com nomenclatura</w:t>
-      </w:r>
-      <w:r>
-        <w:t xml:space="preserve"> </w:t>
-      </w:r>
-      <w:r>
-        <w:rPr>
-          <w:rStyle w:val="VerbatimChar"/>
-        </w:rPr>
-        <w:t xml:space="preserve">fig_obj3_indicacoes_cesarea.png</w:t>
-      </w:r>
-      <w:r>
-        <w:t xml:space="preserve"> </w:t>
-      </w:r>
-      <w:r>
-        <w:t xml:space="preserve">e</w:t>
-      </w:r>
-      <w:r>
-        <w:t xml:space="preserve"> </w:t>
-      </w:r>
-      <w:r>
-        <w:rPr>
-          <w:rStyle w:val="VerbatimChar"/>
-        </w:rPr>
-        <w:t xml:space="preserve">fig_obj3_indicacoes_forcipe.png</w:t>
-      </w:r>
-      <w:r>
-        <w:t xml:space="preserve"> </w:t>
-      </w:r>
-      <w:r>
-        <w:t xml:space="preserve">(ou similar). Se a Figura 6 depender de dados que resultam todos em ND, suprimi-la.</w:t>
+        </w:rPr>
+        <w:t xml:space="preserve">Nota de rodapé na Tabela 8:</w:t>
+      </w:r>
+      <w:r>
+        <w:t xml:space="preserve"> </w:t>
+      </w:r>
+      <w:r>
+        <w:t xml:space="preserve">Acrescentar a informação de cobertura:</w:t>
+      </w:r>
+      <w:r>
+        <w:t xml:space="preserve"> </w:t>
+      </w:r>
+      <w:r>
+        <w:t xml:space="preserve">“</w:t>
+      </w:r>
+      <w:r>
+        <w:t xml:space="preserve">Partos operatórios com indicação registrada: 138/300 (46%) precoces; 227/496 (46%) tardias; 3.228/3.859 (84%) adultas.</w:t>
+      </w:r>
+      <w:r>
+        <w:t xml:space="preserve">”</w:t>
       </w:r>
     </w:p>
     <w:p>
       <w:pPr>
         <w:numPr>
           <w:ilvl w:val="0"/>
-          <w:numId w:val="1005"/>
+          <w:numId w:val="1006"/>
         </w:numPr>
       </w:pPr>
       <w:r>
         <w:rPr>
           <w:b/>
-          <w:bCs/>
-        </w:rPr>
-        <w:t xml:space="preserve">Adicionar Figura 7 na redação:</w:t>
-      </w:r>
-      <w:r>
-        <w:t xml:space="preserve"> </w:t>
-      </w:r>
-      <w:r>
-        <w:t xml:space="preserve">Em</w:t>
-      </w:r>
-      <w:r>
-        <w:t xml:space="preserve"> </w:t>
-      </w:r>
-      <w:r>
-        <w:rPr>
-          <w:rStyle w:val="VerbatimChar"/>
-        </w:rPr>
-        <w:t xml:space="preserve">resultados_redacao.docx</w:t>
-      </w:r>
-      <w:r>
-        <w:t xml:space="preserve"> </w:t>
-      </w:r>
-      <w:r>
-        <w:t xml:space="preserve">§4.5, inserir referência à Figura 7 (forest plot do Modelo 4). O arquivo já existe em</w:t>
-      </w:r>
-      <w:r>
-        <w:t xml:space="preserve"> </w:t>
-      </w:r>
-      <w:r>
-        <w:rPr>
-          <w:rStyle w:val="VerbatimChar"/>
-        </w:rPr>
-        <w:t xml:space="preserve">results/figures/fig_obj5_forest_plot_modelo4.png</w:t>
-      </w:r>
-      <w:r>
-        <w:t xml:space="preserve">.</w:t>
-      </w:r>
-    </w:p>
-    <w:p>
-      <w:pPr>
-        <w:numPr>
-          <w:ilvl w:val="0"/>
-          <w:numId w:val="1005"/>
-        </w:numPr>
-      </w:pPr>
-      <w:r>
-        <w:rPr>
-          <w:b/>
-          <w:bCs/>
-        </w:rPr>
-        <w:t xml:space="preserve">Tabela 9 (se Opção A):</w:t>
-      </w:r>
-      <w:r>
-        <w:t xml:space="preserve"> </w:t>
-      </w:r>
-      <w:r>
-        <w:t xml:space="preserve">Cruzar</w:t>
-      </w:r>
-      <w:r>
-        <w:t xml:space="preserve"> </w:t>
-      </w:r>
-      <w:r>
-        <w:rPr>
-          <w:rStyle w:val="VerbatimChar"/>
-        </w:rPr>
-        <w:t xml:space="preserve">ind_final × tipo_parto</w:t>
-      </w:r>
-      <w:r>
-        <w:t xml:space="preserve"> </w:t>
-      </w:r>
-      <w:r>
-        <w:t xml:space="preserve">nos microdados para extrair indicações específicas de fórcipe. Isso resolve tanto a Tabela 9 quanto o detalhe de baixa cobertura da Tabela 8 para adolescentes.</w:t>
-      </w:r>
-    </w:p>
-    <w:p>
-      <w:pPr>
-        <w:numPr>
-          <w:ilvl w:val="0"/>
-          <w:numId w:val="1005"/>
-        </w:numPr>
-      </w:pPr>
-      <w:r>
-        <w:rPr>
-          <w:b/>
-          <w:bCs/>
-        </w:rPr>
-        <w:t xml:space="preserve">Nota de rodapé na Tabela 8:</w:t>
-      </w:r>
-      <w:r>
-        <w:t xml:space="preserve"> </w:t>
-      </w:r>
-      <w:r>
-        <w:t xml:space="preserve">Acrescentar a informação de cobertura:</w:t>
-      </w:r>
-      <w:r>
-        <w:t xml:space="preserve"> </w:t>
-      </w:r>
-      <w:r>
-        <w:t xml:space="preserve">“Partos operatórios com indicação registrada: 138/300 (46%) precoces; 227/496 (46%) tardias; 3.228/3.859 (84%) adultas.”</w:t>
+        </w:rPr>
+        <w:t xml:space="preserve">(10/06/2026) Confirmar os modelos preditivos no R:</w:t>
+      </w:r>
+      <w:r>
+        <w:t xml:space="preserve"> </w:t>
+      </w:r>
+      <w:r>
+        <w:t xml:space="preserve">Rodar</w:t>
+      </w:r>
+      <w:r>
+        <w:t xml:space="preserve"> </w:t>
+      </w:r>
+      <w:r>
+        <w:rPr>
+          <w:rStyle w:val="VerbatimChar"/>
+        </w:rPr>
+        <w:t xml:space="preserve">Rscript analysis/06_modelos_preditivos_cesarea.R</w:t>
+      </w:r>
+      <w:r>
+        <w:t xml:space="preserve"> </w:t>
+      </w:r>
+      <w:r>
+        <w:t xml:space="preserve">(requer</w:t>
+      </w:r>
+      <w:r>
+        <w:t xml:space="preserve"> </w:t>
+      </w:r>
+      <w:r>
+        <w:rPr>
+          <w:rStyle w:val="VerbatimChar"/>
+        </w:rPr>
+        <w:t xml:space="preserve">mice</w:t>
+      </w:r>
+      <w:r>
+        <w:t xml:space="preserve">,</w:t>
+      </w:r>
+      <w:r>
+        <w:t xml:space="preserve"> </w:t>
+      </w:r>
+      <w:r>
+        <w:rPr>
+          <w:rStyle w:val="VerbatimChar"/>
+        </w:rPr>
+        <w:t xml:space="preserve">pROC</w:t>
+      </w:r>
+      <w:r>
+        <w:t xml:space="preserve">,</w:t>
+      </w:r>
+      <w:r>
+        <w:t xml:space="preserve"> </w:t>
+      </w:r>
+      <w:r>
+        <w:rPr>
+          <w:rStyle w:val="VerbatimChar"/>
+        </w:rPr>
+        <w:t xml:space="preserve">rms</w:t>
+      </w:r>
+      <w:r>
+        <w:t xml:space="preserve">) e cotejar a</w:t>
+      </w:r>
+      <w:r>
+        <w:t xml:space="preserve"> </w:t>
+      </w:r>
+      <w:r>
+        <w:rPr>
+          <w:rStyle w:val="VerbatimChar"/>
+        </w:rPr>
+        <w:t xml:space="preserve">tab_modelos_preditivos_desempenho.csv</w:t>
+      </w:r>
+      <w:r>
+        <w:t xml:space="preserve"> </w:t>
+      </w:r>
+      <w:r>
+        <w:t xml:space="preserve">resultante com os valores deste relatório (§1.14). Avaliar migrar as Tabelas 4–7 para o pipeline modular</w:t>
+      </w:r>
+      <w:r>
+        <w:t xml:space="preserve"> </w:t>
+      </w:r>
+      <w:r>
+        <w:rPr>
+          <w:rStyle w:val="VerbatimChar"/>
+        </w:rPr>
+        <w:t xml:space="preserve">analysis/00–06</w:t>
+      </w:r>
+      <w:r>
+        <w:t xml:space="preserve"> </w:t>
+      </w:r>
+      <w:r>
+        <w:t xml:space="preserve">(N = 6.650) para encerrar a divergência de N. Considerar acrescentar uma</w:t>
+      </w:r>
+      <w:r>
+        <w:t xml:space="preserve"> </w:t>
+      </w:r>
+      <w:r>
+        <w:rPr>
+          <w:b/>
+        </w:rPr>
+        <w:t xml:space="preserve">curva de decisão</w:t>
+      </w:r>
+      <w:r>
+        <w:t xml:space="preserve"> </w:t>
+      </w:r>
+      <w:r>
+        <w:t xml:space="preserve">para a ferramenta clínica.</w:t>
       </w:r>
     </w:p>
     <w:p>
@@ -5739,38 +7185,38 @@
         </w:pict>
       </w:r>
     </w:p>
-    <w:bookmarkEnd w:id="40"/>
-    <w:bookmarkEnd w:id="41"/>
-    <w:bookmarkStart w:id="42" w:name="X854fb30dc90e75aaa72bb6b1fbbfb706ab72eb6"/>
     <w:p>
       <w:pPr>
         <w:pStyle w:val="Heading2"/>
       </w:pPr>
+      <w:bookmarkStart w:id="44" w:name="X854fb30dc90e75aaa72bb6b1fbbfb706ab72eb6"/>
       <w:r>
         <w:t xml:space="preserve">Apêndice — Rastreabilidade dos Placeholders</w:t>
       </w:r>
+      <w:bookmarkEnd w:id="44"/>
     </w:p>
     <w:tbl>
       <w:tblPr>
         <w:tblStyle w:val="Table"/>
-        <w:tblW w:type="auto" w:w="0"/>
-        <w:tblLook w:firstRow="1" w:lastRow="0" w:firstColumn="0" w:lastColumn="0" w:noHBand="0" w:noVBand="0" w:val="0020"/>
+        <w:tblW w:type="pct" w:w="0.0"/>
+        <w:tblLook w:firstRow="1"/>
       </w:tblPr>
-      <w:tblGrid>
-        <w:gridCol w:w="1980"/>
-        <w:gridCol w:w="1980"/>
-        <w:gridCol w:w="1980"/>
-        <w:gridCol w:w="1980"/>
-      </w:tblGrid>
+      <w:tblGrid/>
       <w:tr>
         <w:trPr>
-          <w:tblHeader w:val="on"/>
+          <w:cnfStyle w:firstRow="1"/>
         </w:trPr>
         <w:tc>
-          <w:tcPr/>
-          <w:p>
-            <w:pPr>
-              <w:pStyle w:val="Compact"/>
+          <w:tcPr>
+            <w:tcBorders>
+              <w:bottom w:val="single"/>
+            </w:tcBorders>
+            <w:vAlign w:val="bottom"/>
+          </w:tcPr>
+          <w:p>
+            <w:pPr>
+              <w:pStyle w:val="Compact"/>
+              <w:jc w:val="left"/>
             </w:pPr>
             <w:r>
               <w:t xml:space="preserve">Placeholder</w:t>
@@ -5778,10 +7224,16 @@
           </w:p>
         </w:tc>
         <w:tc>
-          <w:tcPr/>
-          <w:p>
-            <w:pPr>
-              <w:pStyle w:val="Compact"/>
+          <w:tcPr>
+            <w:tcBorders>
+              <w:bottom w:val="single"/>
+            </w:tcBorders>
+            <w:vAlign w:val="bottom"/>
+          </w:tcPr>
+          <w:p>
+            <w:pPr>
+              <w:pStyle w:val="Compact"/>
+              <w:jc w:val="left"/>
             </w:pPr>
             <w:r>
               <w:t xml:space="preserve">Valor R (6.663)</w:t>
@@ -5789,10 +7241,16 @@
           </w:p>
         </w:tc>
         <w:tc>
-          <w:tcPr/>
-          <w:p>
-            <w:pPr>
-              <w:pStyle w:val="Compact"/>
+          <w:tcPr>
+            <w:tcBorders>
+              <w:bottom w:val="single"/>
+            </w:tcBorders>
+            <w:vAlign w:val="bottom"/>
+          </w:tcPr>
+          <w:p>
+            <w:pPr>
+              <w:pStyle w:val="Compact"/>
+              <w:jc w:val="left"/>
             </w:pPr>
             <w:r>
               <w:t xml:space="preserve">Valor R (6.646)</w:t>
@@ -5800,10 +7258,16 @@
           </w:p>
         </w:tc>
         <w:tc>
-          <w:tcPr/>
-          <w:p>
-            <w:pPr>
-              <w:pStyle w:val="Compact"/>
+          <w:tcPr>
+            <w:tcBorders>
+              <w:bottom w:val="single"/>
+            </w:tcBorders>
+            <w:vAlign w:val="bottom"/>
+          </w:tcPr>
+          <w:p>
+            <w:pPr>
+              <w:pStyle w:val="Compact"/>
+              <w:jc w:val="left"/>
             </w:pPr>
             <w:r>
               <w:t xml:space="preserve">Tabela de origem</w:t>
@@ -5813,10 +7277,10 @@
       </w:tr>
       <w:tr>
         <w:tc>
-          <w:tcPr/>
-          <w:p>
-            <w:pPr>
-              <w:pStyle w:val="Compact"/>
+          <w:p>
+            <w:pPr>
+              <w:pStyle w:val="Compact"/>
+              <w:jc w:val="left"/>
             </w:pPr>
             <w:r>
               <w:t xml:space="preserve">[N_TOTAL]</w:t>
@@ -5824,10 +7288,10 @@
           </w:p>
         </w:tc>
         <w:tc>
-          <w:tcPr/>
-          <w:p>
-            <w:pPr>
-              <w:pStyle w:val="Compact"/>
+          <w:p>
+            <w:pPr>
+              <w:pStyle w:val="Compact"/>
+              <w:jc w:val="left"/>
             </w:pPr>
             <w:r>
               <w:t xml:space="preserve">6.663</w:t>
@@ -5835,10 +7299,10 @@
           </w:p>
         </w:tc>
         <w:tc>
-          <w:tcPr/>
-          <w:p>
-            <w:pPr>
-              <w:pStyle w:val="Compact"/>
+          <w:p>
+            <w:pPr>
+              <w:pStyle w:val="Compact"/>
+              <w:jc w:val="left"/>
             </w:pPr>
             <w:r>
               <w:t xml:space="preserve">6.646</w:t>
@@ -5846,10 +7310,10 @@
           </w:p>
         </w:tc>
         <w:tc>
-          <w:tcPr/>
-          <w:p>
-            <w:pPr>
-              <w:pStyle w:val="Compact"/>
+          <w:p>
+            <w:pPr>
+              <w:pStyle w:val="Compact"/>
+              <w:jc w:val="left"/>
             </w:pPr>
             <w:r>
               <w:t xml:space="preserve">Rodapé Tabela 4</w:t>
@@ -5859,10 +7323,10 @@
       </w:tr>
       <w:tr>
         <w:tc>
-          <w:tcPr/>
-          <w:p>
-            <w:pPr>
-              <w:pStyle w:val="Compact"/>
+          <w:p>
+            <w:pPr>
+              <w:pStyle w:val="Compact"/>
+              <w:jc w:val="left"/>
             </w:pPr>
             <w:r>
               <w:t xml:space="preserve">[N_ADOL]</w:t>
@@ -5870,10 +7334,10 @@
           </w:p>
         </w:tc>
         <w:tc>
-          <w:tcPr/>
-          <w:p>
-            <w:pPr>
-              <w:pStyle w:val="Compact"/>
+          <w:p>
+            <w:pPr>
+              <w:pStyle w:val="Compact"/>
+              <w:jc w:val="left"/>
             </w:pPr>
             <w:r>
               <w:t xml:space="preserve">1.368</w:t>
@@ -5881,10 +7345,10 @@
           </w:p>
         </w:tc>
         <w:tc>
-          <w:tcPr/>
-          <w:p>
-            <w:pPr>
-              <w:pStyle w:val="Compact"/>
+          <w:p>
+            <w:pPr>
+              <w:pStyle w:val="Compact"/>
+              <w:jc w:val="left"/>
             </w:pPr>
             <w:r>
               <w:t xml:space="preserve">1.367</w:t>
@@ -5892,10 +7356,10 @@
           </w:p>
         </w:tc>
         <w:tc>
-          <w:tcPr/>
-          <w:p>
-            <w:pPr>
-              <w:pStyle w:val="Compact"/>
+          <w:p>
+            <w:pPr>
+              <w:pStyle w:val="Compact"/>
+              <w:jc w:val="left"/>
             </w:pPr>
             <w:r>
               <w:t xml:space="preserve">Soma precoces + tardias</w:t>
@@ -5905,10 +7369,10 @@
       </w:tr>
       <w:tr>
         <w:tc>
-          <w:tcPr/>
-          <w:p>
-            <w:pPr>
-              <w:pStyle w:val="Compact"/>
+          <w:p>
+            <w:pPr>
+              <w:pStyle w:val="Compact"/>
+              <w:jc w:val="left"/>
             </w:pPr>
             <w:r>
               <w:t xml:space="preserve">[N_PREC]</w:t>
@@ -5916,10 +7380,10 @@
           </w:p>
         </w:tc>
         <w:tc>
-          <w:tcPr/>
-          <w:p>
-            <w:pPr>
-              <w:pStyle w:val="Compact"/>
+          <w:p>
+            <w:pPr>
+              <w:pStyle w:val="Compact"/>
+              <w:jc w:val="left"/>
             </w:pPr>
             <w:r>
               <w:t xml:space="preserve">538</w:t>
@@ -5927,10 +7391,10 @@
           </w:p>
         </w:tc>
         <w:tc>
-          <w:tcPr/>
-          <w:p>
-            <w:pPr>
-              <w:pStyle w:val="Compact"/>
+          <w:p>
+            <w:pPr>
+              <w:pStyle w:val="Compact"/>
+              <w:jc w:val="left"/>
             </w:pPr>
             <w:r>
               <w:t xml:space="preserve">538</w:t>
@@ -5938,10 +7402,10 @@
           </w:p>
         </w:tc>
         <w:tc>
-          <w:tcPr/>
-          <w:p>
-            <w:pPr>
-              <w:pStyle w:val="Compact"/>
+          <w:p>
+            <w:pPr>
+              <w:pStyle w:val="Compact"/>
+              <w:jc w:val="left"/>
             </w:pPr>
             <w:r>
               <w:t xml:space="preserve">Tabela 4, coluna precoces</w:t>
@@ -5951,10 +7415,10 @@
       </w:tr>
       <w:tr>
         <w:tc>
-          <w:tcPr/>
-          <w:p>
-            <w:pPr>
-              <w:pStyle w:val="Compact"/>
+          <w:p>
+            <w:pPr>
+              <w:pStyle w:val="Compact"/>
+              <w:jc w:val="left"/>
             </w:pPr>
             <w:r>
               <w:t xml:space="preserve">[N_TARD]</w:t>
@@ -5962,10 +7426,10 @@
           </w:p>
         </w:tc>
         <w:tc>
-          <w:tcPr/>
-          <w:p>
-            <w:pPr>
-              <w:pStyle w:val="Compact"/>
+          <w:p>
+            <w:pPr>
+              <w:pStyle w:val="Compact"/>
+              <w:jc w:val="left"/>
             </w:pPr>
             <w:r>
               <w:t xml:space="preserve">830</w:t>
@@ -5973,10 +7437,10 @@
           </w:p>
         </w:tc>
         <w:tc>
-          <w:tcPr/>
-          <w:p>
-            <w:pPr>
-              <w:pStyle w:val="Compact"/>
+          <w:p>
+            <w:pPr>
+              <w:pStyle w:val="Compact"/>
+              <w:jc w:val="left"/>
             </w:pPr>
             <w:r>
               <w:t xml:space="preserve">829</w:t>
@@ -5984,10 +7448,10 @@
           </w:p>
         </w:tc>
         <w:tc>
-          <w:tcPr/>
-          <w:p>
-            <w:pPr>
-              <w:pStyle w:val="Compact"/>
+          <w:p>
+            <w:pPr>
+              <w:pStyle w:val="Compact"/>
+              <w:jc w:val="left"/>
             </w:pPr>
             <w:r>
               <w:t xml:space="preserve">Tabela 4, coluna tardias</w:t>
@@ -5997,10 +7461,10 @@
       </w:tr>
       <w:tr>
         <w:tc>
-          <w:tcPr/>
-          <w:p>
-            <w:pPr>
-              <w:pStyle w:val="Compact"/>
+          <w:p>
+            <w:pPr>
+              <w:pStyle w:val="Compact"/>
+              <w:jc w:val="left"/>
             </w:pPr>
             <w:r>
               <w:t xml:space="preserve">[N_ADUL]</w:t>
@@ -6008,10 +7472,10 @@
           </w:p>
         </w:tc>
         <w:tc>
-          <w:tcPr/>
-          <w:p>
-            <w:pPr>
-              <w:pStyle w:val="Compact"/>
+          <w:p>
+            <w:pPr>
+              <w:pStyle w:val="Compact"/>
+              <w:jc w:val="left"/>
             </w:pPr>
             <w:r>
               <w:t xml:space="preserve">5.295</w:t>
@@ -6019,10 +7483,10 @@
           </w:p>
         </w:tc>
         <w:tc>
-          <w:tcPr/>
-          <w:p>
-            <w:pPr>
-              <w:pStyle w:val="Compact"/>
+          <w:p>
+            <w:pPr>
+              <w:pStyle w:val="Compact"/>
+              <w:jc w:val="left"/>
             </w:pPr>
             <w:r>
               <w:t xml:space="preserve">5.279</w:t>
@@ -6030,10 +7494,10 @@
           </w:p>
         </w:tc>
         <w:tc>
-          <w:tcPr/>
-          <w:p>
-            <w:pPr>
-              <w:pStyle w:val="Compact"/>
+          <w:p>
+            <w:pPr>
+              <w:pStyle w:val="Compact"/>
+              <w:jc w:val="left"/>
             </w:pPr>
             <w:r>
               <w:t xml:space="preserve">Tabela 4, coluna adultas</w:t>
@@ -6056,18 +7520,11 @@
       <w:r>
         <w:rPr>
           <w:i/>
-          <w:iCs/>
-        </w:rPr>
-        <w:t xml:space="preserve">Relatório gerado automaticamente por revisão cruzada de 13 arquivos. Última atualização: 19/05/2026.</w:t>
-      </w:r>
-    </w:p>
-    <w:bookmarkEnd w:id="42"/>
-    <w:bookmarkEnd w:id="43"/>
-    <w:sectPr>
-      <w:footnotePr>
-        <w:numRestart w:val="eachSect"/>
-      </w:footnotePr>
-    </w:sectPr>
+        </w:rPr>
+        <w:t xml:space="preserve">Relatório gerado automaticamente por revisão cruzada de 13 arquivos. Última atualização: 10/06/2026 (acréscimo da §1.14 — modelos preditivos e ferramenta clínica).</w:t>
+      </w:r>
+    </w:p>
+    <w:sectPr/>
   </w:body>
 </w:document>
 </file>
@@ -6098,14 +7555,17 @@
 <file path=word/numbering.xml><?xml version="1.0" encoding="utf-8"?>
 <w:numbering xmlns:w="http://schemas.openxmlformats.org/wordprocessingml/2006/main">
   <w:abstractNum w:abstractNumId="990">
-    <w:nsid w:val="0000A990"/>
+    <w:nsid w:val="2c1ae401"/>
     <w:multiLevelType w:val="multilevel"/>
     <w:lvl w:ilvl="0">
       <w:numFmt w:val="bullet"/>
       <w:lvlText w:val=" "/>
       <w:lvlJc w:val="left"/>
       <w:pPr>
-        <w:ind w:left="720" w:hanging="360"/>
+        <w:tabs>
+          <w:tab w:val="num" w:pos="0"/>
+        </w:tabs>
+        <w:ind w:left="480" w:hanging="480"/>
       </w:pPr>
     </w:lvl>
     <w:lvl w:ilvl="1">
@@ -6113,7 +7573,10 @@
       <w:lvlText w:val=" "/>
       <w:lvlJc w:val="left"/>
       <w:pPr>
-        <w:ind w:left="1440" w:hanging="360"/>
+        <w:tabs>
+          <w:tab w:val="num" w:pos="720"/>
+        </w:tabs>
+        <w:ind w:left="1200" w:hanging="480"/>
       </w:pPr>
     </w:lvl>
     <w:lvl w:ilvl="2">
@@ -6121,7 +7584,10 @@
       <w:lvlText w:val=" "/>
       <w:lvlJc w:val="left"/>
       <w:pPr>
-        <w:ind w:left="2160" w:hanging="360"/>
+        <w:tabs>
+          <w:tab w:val="num" w:pos="1440"/>
+        </w:tabs>
+        <w:ind w:left="1920" w:hanging="480"/>
       </w:pPr>
     </w:lvl>
     <w:lvl w:ilvl="3">
@@ -6129,7 +7595,10 @@
       <w:lvlText w:val=" "/>
       <w:lvlJc w:val="left"/>
       <w:pPr>
-        <w:ind w:left="2880" w:hanging="360"/>
+        <w:tabs>
+          <w:tab w:val="num" w:pos="2160"/>
+        </w:tabs>
+        <w:ind w:left="2640" w:hanging="480"/>
       </w:pPr>
     </w:lvl>
     <w:lvl w:ilvl="4">
@@ -6137,7 +7606,10 @@
       <w:lvlText w:val=" "/>
       <w:lvlJc w:val="left"/>
       <w:pPr>
-        <w:ind w:left="3600" w:hanging="360"/>
+        <w:tabs>
+          <w:tab w:val="num" w:pos="2880"/>
+        </w:tabs>
+        <w:ind w:left="3360" w:hanging="480"/>
       </w:pPr>
     </w:lvl>
     <w:lvl w:ilvl="5">
@@ -6145,7 +7617,10 @@
       <w:lvlText w:val=" "/>
       <w:lvlJc w:val="left"/>
       <w:pPr>
-        <w:ind w:left="4320" w:hanging="360"/>
+        <w:tabs>
+          <w:tab w:val="num" w:pos="3600"/>
+        </w:tabs>
+        <w:ind w:left="4080" w:hanging="480"/>
       </w:pPr>
     </w:lvl>
     <w:lvl w:ilvl="6">
@@ -6153,7 +7628,10 @@
       <w:lvlText w:val=" "/>
       <w:lvlJc w:val="left"/>
       <w:pPr>
-        <w:ind w:left="5040" w:hanging="360"/>
+        <w:tabs>
+          <w:tab w:val="num" w:pos="4320"/>
+        </w:tabs>
+        <w:ind w:left="4800" w:hanging="480"/>
       </w:pPr>
     </w:lvl>
     <w:lvl w:ilvl="7">
@@ -6161,7 +7639,10 @@
       <w:lvlText w:val=" "/>
       <w:lvlJc w:val="left"/>
       <w:pPr>
-        <w:ind w:left="5760" w:hanging="360"/>
+        <w:tabs>
+          <w:tab w:val="num" w:pos="5040"/>
+        </w:tabs>
+        <w:ind w:left="5520" w:hanging="480"/>
       </w:pPr>
     </w:lvl>
     <w:lvl w:ilvl="8">
@@ -6169,115 +7650,118 @@
       <w:lvlText w:val=" "/>
       <w:lvlJc w:val="left"/>
       <w:pPr>
-        <w:ind w:left="6480" w:hanging="360"/>
+        <w:tabs>
+          <w:tab w:val="num" w:pos="5760"/>
+        </w:tabs>
+        <w:ind w:left="6240" w:hanging="480"/>
       </w:pPr>
     </w:lvl>
   </w:abstractNum>
   <w:abstractNum w:abstractNumId="991">
-    <w:nsid w:val="0000A991"/>
+    <w:nsid w:val="ea454b4c"/>
     <w:multiLevelType w:val="multilevel"/>
     <w:lvl w:ilvl="0">
       <w:numFmt w:val="bullet"/>
-      <w:lvlText w:val=""/>
+      <w:lvlText w:val="•"/>
       <w:lvlJc w:val="left"/>
       <w:pPr>
-        <w:ind w:left="720" w:hanging="360"/>
-      </w:pPr>
-      <w:rPr>
-        <w:rFonts w:ascii="Symbol" w:hAnsi="Symbol" w:cs="Symbol" w:hint="default"/>
-      </w:rPr>
+        <w:tabs>
+          <w:tab w:val="num" w:pos="0"/>
+        </w:tabs>
+        <w:ind w:left="480" w:hanging="480"/>
+      </w:pPr>
     </w:lvl>
     <w:lvl w:ilvl="1">
       <w:numFmt w:val="bullet"/>
-      <w:lvlText w:val="o"/>
+      <w:lvlText w:val="–"/>
       <w:lvlJc w:val="left"/>
       <w:pPr>
-        <w:ind w:left="1440" w:hanging="360"/>
-      </w:pPr>
-      <w:rPr>
-        <w:rFonts w:ascii="Courier New" w:hAnsi="Courier New" w:cs="Courier New" w:hint="default"/>
-      </w:rPr>
+        <w:tabs>
+          <w:tab w:val="num" w:pos="720"/>
+        </w:tabs>
+        <w:ind w:left="1200" w:hanging="480"/>
+      </w:pPr>
     </w:lvl>
     <w:lvl w:ilvl="2">
       <w:numFmt w:val="bullet"/>
-      <w:lvlText w:val=""/>
+      <w:lvlText w:val="•"/>
       <w:lvlJc w:val="left"/>
       <w:pPr>
-        <w:ind w:left="2160" w:hanging="360"/>
-      </w:pPr>
-      <w:rPr>
-        <w:rFonts w:ascii="Wingdings" w:hAnsi="Wingdings" w:cs="Wingdings" w:hint="default"/>
-      </w:rPr>
+        <w:tabs>
+          <w:tab w:val="num" w:pos="1440"/>
+        </w:tabs>
+        <w:ind w:left="1920" w:hanging="480"/>
+      </w:pPr>
     </w:lvl>
     <w:lvl w:ilvl="3">
       <w:numFmt w:val="bullet"/>
-      <w:lvlText w:val=""/>
+      <w:lvlText w:val="–"/>
       <w:lvlJc w:val="left"/>
       <w:pPr>
-        <w:ind w:left="2880" w:hanging="360"/>
-      </w:pPr>
-      <w:rPr>
-        <w:rFonts w:ascii="Symbol" w:hAnsi="Symbol" w:cs="Symbol" w:hint="default"/>
-      </w:rPr>
+        <w:tabs>
+          <w:tab w:val="num" w:pos="2160"/>
+        </w:tabs>
+        <w:ind w:left="2640" w:hanging="480"/>
+      </w:pPr>
     </w:lvl>
     <w:lvl w:ilvl="4">
       <w:numFmt w:val="bullet"/>
-      <w:lvlText w:val="o"/>
+      <w:lvlText w:val="•"/>
       <w:lvlJc w:val="left"/>
       <w:pPr>
-        <w:ind w:left="3600" w:hanging="360"/>
-      </w:pPr>
-      <w:rPr>
-        <w:rFonts w:ascii="Courier New" w:hAnsi="Courier New" w:cs="Courier New" w:hint="default"/>
-      </w:rPr>
+        <w:tabs>
+          <w:tab w:val="num" w:pos="2880"/>
+        </w:tabs>
+        <w:ind w:left="3360" w:hanging="480"/>
+      </w:pPr>
     </w:lvl>
     <w:lvl w:ilvl="5">
       <w:numFmt w:val="bullet"/>
-      <w:lvlText w:val=""/>
+      <w:lvlText w:val="–"/>
       <w:lvlJc w:val="left"/>
       <w:pPr>
-        <w:ind w:left="4320" w:hanging="360"/>
-      </w:pPr>
-      <w:rPr>
-        <w:rFonts w:ascii="Wingdings" w:hAnsi="Wingdings" w:cs="Wingdings" w:hint="default"/>
-      </w:rPr>
+        <w:tabs>
+          <w:tab w:val="num" w:pos="3600"/>
+        </w:tabs>
+        <w:ind w:left="4080" w:hanging="480"/>
+      </w:pPr>
     </w:lvl>
     <w:lvl w:ilvl="6">
       <w:numFmt w:val="bullet"/>
-      <w:lvlText w:val=""/>
+      <w:lvlText w:val="•"/>
       <w:lvlJc w:val="left"/>
       <w:pPr>
-        <w:ind w:left="5040" w:hanging="360"/>
-      </w:pPr>
-      <w:rPr>
-        <w:rFonts w:ascii="Symbol" w:hAnsi="Symbol" w:cs="Symbol" w:hint="default"/>
-      </w:rPr>
+        <w:tabs>
+          <w:tab w:val="num" w:pos="4320"/>
+        </w:tabs>
+        <w:ind w:left="4800" w:hanging="480"/>
+      </w:pPr>
     </w:lvl>
     <w:lvl w:ilvl="7">
       <w:numFmt w:val="bullet"/>
-      <w:lvlText w:val="o"/>
+      <w:lvlText w:val="–"/>
       <w:lvlJc w:val="left"/>
       <w:pPr>
-        <w:ind w:left="5760" w:hanging="360"/>
-      </w:pPr>
-      <w:rPr>
-        <w:rFonts w:ascii="Courier New" w:hAnsi="Courier New" w:cs="Courier New" w:hint="default"/>
-      </w:rPr>
+        <w:tabs>
+          <w:tab w:val="num" w:pos="5040"/>
+        </w:tabs>
+        <w:ind w:left="5520" w:hanging="480"/>
+      </w:pPr>
     </w:lvl>
     <w:lvl w:ilvl="8">
       <w:numFmt w:val="bullet"/>
-      <w:lvlText w:val=""/>
+      <w:lvlText w:val="•"/>
       <w:lvlJc w:val="left"/>
       <w:pPr>
-        <w:ind w:left="6480" w:hanging="360"/>
-      </w:pPr>
-      <w:rPr>
-        <w:rFonts w:ascii="Wingdings" w:hAnsi="Wingdings" w:cs="Wingdings" w:hint="default"/>
-      </w:rPr>
+        <w:tabs>
+          <w:tab w:val="num" w:pos="5760"/>
+        </w:tabs>
+        <w:ind w:left="6240" w:hanging="480"/>
+      </w:pPr>
     </w:lvl>
   </w:abstractNum>
   <w:abstractNum w:abstractNumId="99411">
-    <w:nsid w:val="00A99411"/>
+    <w:nsid w:val="71315dca"/>
     <w:multiLevelType w:val="multilevel"/>
     <w:lvl w:ilvl="0">
       <w:start w:val="1"/>
@@ -6285,7 +7769,10 @@
       <w:lvlText w:val="%1."/>
       <w:lvlJc w:val="left"/>
       <w:pPr>
-        <w:ind w:left="720" w:hanging="360"/>
+        <w:tabs>
+          <w:tab w:val="num" w:pos="0"/>
+        </w:tabs>
+        <w:ind w:left="480" w:hanging="480"/>
       </w:pPr>
     </w:lvl>
     <w:lvl w:ilvl="1">
@@ -6294,7 +7781,10 @@
       <w:lvlText w:val="%2."/>
       <w:lvlJc w:val="left"/>
       <w:pPr>
-        <w:ind w:left="1440" w:hanging="360"/>
+        <w:tabs>
+          <w:tab w:val="num" w:pos="720"/>
+        </w:tabs>
+        <w:ind w:left="1200" w:hanging="480"/>
       </w:pPr>
     </w:lvl>
     <w:lvl w:ilvl="2">
@@ -6303,7 +7793,10 @@
       <w:lvlText w:val="%3."/>
       <w:lvlJc w:val="left"/>
       <w:pPr>
-        <w:ind w:left="2160" w:hanging="360"/>
+        <w:tabs>
+          <w:tab w:val="num" w:pos="1440"/>
+        </w:tabs>
+        <w:ind w:left="1920" w:hanging="480"/>
       </w:pPr>
     </w:lvl>
     <w:lvl w:ilvl="3">
@@ -6312,7 +7805,10 @@
       <w:lvlText w:val="%4."/>
       <w:lvlJc w:val="left"/>
       <w:pPr>
-        <w:ind w:left="2880" w:hanging="360"/>
+        <w:tabs>
+          <w:tab w:val="num" w:pos="2160"/>
+        </w:tabs>
+        <w:ind w:left="2640" w:hanging="480"/>
       </w:pPr>
     </w:lvl>
     <w:lvl w:ilvl="4">
@@ -6321,7 +7817,10 @@
       <w:lvlText w:val="%5."/>
       <w:lvlJc w:val="left"/>
       <w:pPr>
-        <w:ind w:left="3600" w:hanging="360"/>
+        <w:tabs>
+          <w:tab w:val="num" w:pos="2880"/>
+        </w:tabs>
+        <w:ind w:left="3360" w:hanging="480"/>
       </w:pPr>
     </w:lvl>
     <w:lvl w:ilvl="5">
@@ -6330,7 +7829,10 @@
       <w:lvlText w:val="%6."/>
       <w:lvlJc w:val="left"/>
       <w:pPr>
-        <w:ind w:left="4320" w:hanging="360"/>
+        <w:tabs>
+          <w:tab w:val="num" w:pos="3600"/>
+        </w:tabs>
+        <w:ind w:left="4080" w:hanging="480"/>
       </w:pPr>
     </w:lvl>
     <w:lvl w:ilvl="6">
@@ -6339,7 +7841,10 @@
       <w:lvlText w:val="%7."/>
       <w:lvlJc w:val="left"/>
       <w:pPr>
-        <w:ind w:left="5040" w:hanging="360"/>
+        <w:tabs>
+          <w:tab w:val="num" w:pos="4320"/>
+        </w:tabs>
+        <w:ind w:left="4800" w:hanging="480"/>
       </w:pPr>
     </w:lvl>
     <w:lvl w:ilvl="7">
@@ -6348,7 +7853,10 @@
       <w:lvlText w:val="%8."/>
       <w:lvlJc w:val="left"/>
       <w:pPr>
-        <w:ind w:left="5760" w:hanging="360"/>
+        <w:tabs>
+          <w:tab w:val="num" w:pos="5040"/>
+        </w:tabs>
+        <w:ind w:left="5520" w:hanging="480"/>
       </w:pPr>
     </w:lvl>
     <w:lvl w:ilvl="8">
@@ -6357,7 +7865,10 @@
       <w:lvlText w:val="%9."/>
       <w:lvlJc w:val="left"/>
       <w:pPr>
-        <w:ind w:left="6480" w:hanging="360"/>
+        <w:tabs>
+          <w:tab w:val="num" w:pos="5760"/>
+        </w:tabs>
+        <w:ind w:left="6240" w:hanging="480"/>
       </w:pPr>
     </w:lvl>
   </w:abstractNum>
@@ -6401,9 +7912,39 @@
     </w:lvlOverride>
   </w:num>
   <w:num w:numId="1004">
+    <w:abstractNumId w:val="99411"/>
+    <w:lvlOverride w:ilvl="0">
+      <w:startOverride w:val="1"/>
+    </w:lvlOverride>
+    <w:lvlOverride w:ilvl="1">
+      <w:startOverride w:val="1"/>
+    </w:lvlOverride>
+    <w:lvlOverride w:ilvl="2">
+      <w:startOverride w:val="1"/>
+    </w:lvlOverride>
+    <w:lvlOverride w:ilvl="3">
+      <w:startOverride w:val="1"/>
+    </w:lvlOverride>
+    <w:lvlOverride w:ilvl="4">
+      <w:startOverride w:val="1"/>
+    </w:lvlOverride>
+    <w:lvlOverride w:ilvl="5">
+      <w:startOverride w:val="1"/>
+    </w:lvlOverride>
+    <w:lvlOverride w:ilvl="6">
+      <w:startOverride w:val="1"/>
+    </w:lvlOverride>
+    <w:lvlOverride w:ilvl="7">
+      <w:startOverride w:val="1"/>
+    </w:lvlOverride>
+    <w:lvlOverride w:ilvl="8">
+      <w:startOverride w:val="1"/>
+    </w:lvlOverride>
+  </w:num>
+  <w:num w:numId="1005">
     <w:abstractNumId w:val="991"/>
   </w:num>
-  <w:num w:numId="1005">
+  <w:num w:numId="1006">
     <w:abstractNumId w:val="99411"/>
     <w:lvlOverride w:ilvl="0">
       <w:startOverride w:val="1"/>
@@ -6441,10 +7982,10 @@
   <w:docDefaults>
     <w:rPrDefault>
       <w:rPr>
-        <w:rFonts w:asciiTheme="minorHAnsi" w:cstheme="minorBidi" w:eastAsiaTheme="minorHAnsi" w:hAnsiTheme="minorHAnsi"/>
+        <w:rFonts w:asciiTheme="minorHAnsi" w:eastAsiaTheme="minorHAnsi" w:hAnsiTheme="minorHAnsi" w:cstheme="minorBidi"/>
         <w:sz w:val="24"/>
         <w:szCs w:val="24"/>
-        <w:lang w:bidi="ar-SA" w:eastAsia="en-US" w:val="en-US"/>
+        <w:lang w:val="en-US" w:eastAsia="en-US" w:bidi="ar-SA"/>
       </w:rPr>
     </w:rPrDefault>
     <w:pPrDefault>
@@ -6453,145 +7994,91 @@
       </w:pPr>
     </w:pPrDefault>
   </w:docDefaults>
-  <w:latentStyles w:count="276" w:defLockedState="0" w:defQFormat="0" w:defSemiHidden="0" w:defUIPriority="0" w:defUnhideWhenUsed="0"/>
-  <w:style w:default="1" w:styleId="Normal" w:type="paragraph">
+  <w:latentStyles w:defLockedState="0" w:defUIPriority="0" w:defSemiHidden="0" w:defUnhideWhenUsed="0" w:defQFormat="0" w:count="276"/>
+  <w:style w:type="paragraph" w:default="1" w:styleId="Normal">
     <w:name w:val="Normal"/>
     <w:qFormat/>
   </w:style>
-  <w:style w:styleId="BodyText" w:type="paragraph">
+  <w:style w:type="paragraph" w:styleId="BodyText">
     <w:name w:val="Body Text"/>
     <w:basedOn w:val="Normal"/>
     <w:link w:val="BodyTextChar"/>
+    <w:pPr>
+      <w:spacing w:before="180" w:after="180"/>
+    </w:pPr>
     <w:qFormat/>
-    <w:pPr>
-      <w:spacing w:after="180" w:before="180"/>
-    </w:pPr>
   </w:style>
-  <w:style w:customStyle="1" w:styleId="FirstParagraph" w:type="paragraph">
+  <w:style w:type="paragraph" w:customStyle="1" w:styleId="FirstParagraph">
     <w:name w:val="First Paragraph"/>
     <w:basedOn w:val="BodyText"/>
     <w:next w:val="BodyText"/>
     <w:qFormat/>
   </w:style>
-  <w:style w:customStyle="1" w:styleId="Compact" w:type="paragraph">
+  <w:style w:type="paragraph" w:customStyle="1" w:styleId="Compact">
     <w:name w:val="Compact"/>
     <w:basedOn w:val="BodyText"/>
     <w:qFormat/>
     <w:pPr>
-      <w:spacing w:after="36" w:before="36"/>
+      <w:spacing w:before="36" w:after="36"/>
     </w:pPr>
   </w:style>
-  <w:style w:styleId="Title" w:type="paragraph">
+  <w:style w:type="paragraph" w:styleId="Title">
     <w:name w:val="Title"/>
     <w:basedOn w:val="Normal"/>
     <w:next w:val="BodyText"/>
-    <w:link w:val="TitleChar"/>
-    <w:uiPriority w:val="10"/>
     <w:qFormat/>
-    <w:rsid w:val="00A10FD9"/>
     <w:pPr>
-      <w:spacing w:after="80" w:line="240" w:lineRule="auto"/>
-      <w:contextualSpacing/>
+      <w:keepNext/>
+      <w:keepLines/>
+      <w:spacing w:before="480" w:after="240"/>
       <w:jc w:val="center"/>
     </w:pPr>
     <w:rPr>
-      <w:rFonts w:asciiTheme="majorHAnsi" w:cstheme="majorBidi" w:eastAsiaTheme="majorEastAsia" w:hAnsiTheme="majorHAnsi"/>
-      <w:sz w:val="56"/>
-      <w:szCs w:val="56"/>
+      <w:rFonts w:asciiTheme="majorHAnsi" w:eastAsiaTheme="majorEastAsia" w:hAnsiTheme="majorHAnsi" w:cstheme="majorBidi"/>
+      <w:b/>
+      <w:bCs/>
+      <w:color w:val="345A8A" w:themeColor="accent1" w:themeShade="B5"/>
+      <w:sz w:val="36"/>
+      <w:szCs w:val="36"/>
     </w:rPr>
   </w:style>
-  <w:style w:customStyle="1" w:styleId="TitleChar" w:type="character">
-    <w:name w:val="Title Char"/>
-    <w:basedOn w:val="DefaultParagraphFont"/>
-    <w:link w:val="Title"/>
-    <w:uiPriority w:val="10"/>
-    <w:rsid w:val="00A10FD9"/>
-    <w:rPr>
-      <w:rFonts w:asciiTheme="majorHAnsi" w:cstheme="majorBidi" w:eastAsiaTheme="majorEastAsia" w:hAnsiTheme="majorHAnsi"/>
-      <w:sz w:val="56"/>
-      <w:szCs w:val="56"/>
-    </w:rPr>
-  </w:style>
-  <w:style w:styleId="Subtitle" w:type="paragraph">
+  <w:style w:type="paragraph" w:styleId="Subtitle">
     <w:name w:val="Subtitle"/>
-    <w:basedOn w:val="Title"/>
-    <w:next w:val="BodyText"/>
-    <w:link w:val="SubtitleChar"/>
-    <w:uiPriority w:val="11"/>
-    <w:qFormat/>
-    <w:rsid w:val="00A10FD9"/>
-    <w:pPr>
-      <w:numPr>
-        <w:ilvl w:val="1"/>
-      </w:numPr>
-    </w:pPr>
-    <w:rPr>
-      <w:rFonts w:cstheme="majorBidi" w:eastAsiaTheme="majorEastAsia"/>
-      <w:spacing w:val="15"/>
-      <w:sz w:val="28"/>
-      <w:szCs w:val="28"/>
-    </w:rPr>
-  </w:style>
-  <w:style w:customStyle="1" w:styleId="SubtitleChar" w:type="character">
-    <w:name w:val="Subtitle Char"/>
-    <w:basedOn w:val="DefaultParagraphFont"/>
-    <w:link w:val="Subtitle"/>
-    <w:uiPriority w:val="11"/>
-    <w:rsid w:val="00A10FD9"/>
-    <w:rPr>
-      <w:rFonts w:cstheme="majorBidi" w:eastAsiaTheme="majorEastAsia"/>
-      <w:color w:themeColor="text1" w:themeTint="A6" w:val="595959"/>
-      <w:spacing w:val="15"/>
-      <w:sz w:val="28"/>
-      <w:szCs w:val="28"/>
-    </w:rPr>
-  </w:style>
-  <w:style w:customStyle="1" w:styleId="Author" w:type="paragraph">
-    <w:name w:val="Author"/>
     <w:basedOn w:val="Title"/>
     <w:next w:val="BodyText"/>
     <w:qFormat/>
     <w:pPr>
       <w:keepNext/>
       <w:keepLines/>
+      <w:spacing w:before="240" w:after="240"/>
+      <w:jc w:val="center"/>
     </w:pPr>
     <w:rPr>
-      <w:sz w:val="24"/>
-      <w:szCs w:val="24"/>
+      <w:sz w:val="30"/>
+      <w:szCs w:val="30"/>
     </w:rPr>
   </w:style>
-  <w:style w:styleId="Date" w:type="paragraph">
-    <w:name w:val="Date"/>
-    <w:basedOn w:val="Title"/>
+  <w:style w:type="paragraph" w:customStyle="1" w:styleId="Author">
+    <w:name w:val="Author"/>
     <w:next w:val="BodyText"/>
     <w:qFormat/>
     <w:pPr>
       <w:keepNext/>
       <w:keepLines/>
+      <w:jc w:val="center"/>
     </w:pPr>
-    <w:rPr>
-      <w:sz w:val="24"/>
-      <w:szCs w:val="24"/>
-    </w:rPr>
   </w:style>
-  <w:style w:customStyle="1" w:styleId="AbstractTitle" w:type="paragraph">
-    <w:name w:val="Abstract Title"/>
-    <w:basedOn w:val="Normal"/>
-    <w:next w:val="Abstract"/>
+  <w:style w:type="paragraph" w:styleId="Date">
+    <w:name w:val="Date"/>
+    <w:next w:val="BodyText"/>
     <w:qFormat/>
     <w:pPr>
       <w:keepNext/>
       <w:keepLines/>
-      <w:spacing w:after="0" w:before="300"/>
       <w:jc w:val="center"/>
     </w:pPr>
-    <w:rPr>
-      <w:b/>
-      <w:sz w:val="20"/>
-      <w:szCs w:val="20"/>
-    </w:rPr>
   </w:style>
-  <w:style w:customStyle="1" w:styleId="Abstract" w:type="paragraph">
+  <w:style w:type="paragraph" w:customStyle="1" w:styleId="Abstract">
     <w:name w:val="Abstract"/>
     <w:basedOn w:val="Normal"/>
     <w:next w:val="BodyText"/>
@@ -6599,14 +8086,14 @@
     <w:pPr>
       <w:keepNext/>
       <w:keepLines/>
-      <w:spacing w:after="300" w:before="100"/>
+      <w:spacing w:before="300" w:after="300"/>
     </w:pPr>
     <w:rPr>
       <w:sz w:val="20"/>
       <w:szCs w:val="20"/>
     </w:rPr>
   </w:style>
-  <w:style w:styleId="Bibliography" w:type="paragraph">
+  <w:style w:type="paragraph" w:styleId="Bibliography">
     <w:name w:val="Bibliography"/>
     <w:basedOn w:val="Normal"/>
     <w:next w:val="Bibliography"/>
@@ -6614,325 +8101,195 @@
     <w:pPr/>
     <w:rPr/>
   </w:style>
-  <w:style w:styleId="Heading1" w:type="paragraph">
-    <w:name w:val="heading 1"/>
+  <w:style w:type="paragraph" w:styleId="Heading1">
+    <w:name w:val="Heading 1"/>
     <w:basedOn w:val="Normal"/>
     <w:next w:val="BodyText"/>
-    <w:link w:val="Heading1Char"/>
     <w:uiPriority w:val="9"/>
     <w:qFormat/>
-    <w:rsid w:val="00A10FD9"/>
     <w:pPr>
       <w:keepNext/>
       <w:keepLines/>
-      <w:spacing w:after="80" w:before="360"/>
+      <w:spacing w:before="480" w:after="0"/>
       <w:outlineLvl w:val="0"/>
     </w:pPr>
     <w:rPr>
-      <w:rFonts w:asciiTheme="majorHAnsi" w:cstheme="majorBidi" w:eastAsiaTheme="majorEastAsia" w:hAnsiTheme="majorHAnsi"/>
-      <w:color w:themeColor="accent1" w:themeShade="BF" w:val="0F4761"/>
-      <w:sz w:val="40"/>
-      <w:szCs w:val="40"/>
-    </w:rPr>
-  </w:style>
-  <w:style w:styleId="Heading2" w:type="paragraph">
-    <w:name w:val="heading 2"/>
-    <w:basedOn w:val="Normal"/>
-    <w:next w:val="BodyText"/>
-    <w:link w:val="Heading2Char"/>
-    <w:uiPriority w:val="9"/>
-    <w:semiHidden/>
-    <w:unhideWhenUsed/>
-    <w:qFormat/>
-    <w:rsid w:val="00A10FD9"/>
-    <w:pPr>
-      <w:keepNext/>
-      <w:keepLines/>
-      <w:spacing w:after="80" w:before="160"/>
-      <w:outlineLvl w:val="1"/>
-    </w:pPr>
-    <w:rPr>
-      <w:rFonts w:asciiTheme="majorHAnsi" w:cstheme="majorBidi" w:eastAsiaTheme="majorEastAsia" w:hAnsiTheme="majorHAnsi"/>
-      <w:color w:themeColor="accent1" w:themeShade="BF" w:val="0F4761"/>
+      <w:rFonts w:asciiTheme="majorHAnsi" w:eastAsiaTheme="majorEastAsia" w:hAnsiTheme="majorHAnsi" w:cstheme="majorBidi"/>
+      <w:b/>
+      <w:bCs/>
+      <w:color w:val="4F81BD" w:themeColor="accent1"/>
       <w:sz w:val="32"/>
       <w:szCs w:val="32"/>
     </w:rPr>
   </w:style>
-  <w:style w:styleId="Heading3" w:type="paragraph">
-    <w:name w:val="heading 3"/>
+  <w:style w:type="paragraph" w:styleId="Heading2">
+    <w:name w:val="Heading 2"/>
     <w:basedOn w:val="Normal"/>
     <w:next w:val="BodyText"/>
-    <w:link w:val="Heading3Char"/>
     <w:uiPriority w:val="9"/>
-    <w:semiHidden/>
     <w:unhideWhenUsed/>
     <w:qFormat/>
-    <w:rsid w:val="00A10FD9"/>
     <w:pPr>
       <w:keepNext/>
       <w:keepLines/>
-      <w:spacing w:after="80" w:before="160"/>
-      <w:outlineLvl w:val="2"/>
+      <w:spacing w:before="200" w:after="0"/>
+      <w:outlineLvl w:val="1"/>
     </w:pPr>
     <w:rPr>
-      <w:rFonts w:cstheme="majorBidi" w:eastAsiaTheme="majorEastAsia"/>
-      <w:color w:themeColor="accent1" w:themeShade="BF" w:val="0F4761"/>
+      <w:rFonts w:asciiTheme="majorHAnsi" w:eastAsiaTheme="majorEastAsia" w:hAnsiTheme="majorHAnsi" w:cstheme="majorBidi"/>
+      <w:b/>
+      <w:bCs/>
+      <w:color w:val="4F81BD" w:themeColor="accent1"/>
       <w:sz w:val="28"/>
       <w:szCs w:val="28"/>
     </w:rPr>
   </w:style>
-  <w:style w:styleId="Heading4" w:type="paragraph">
-    <w:name w:val="heading 4"/>
+  <w:style w:type="paragraph" w:styleId="Heading3">
+    <w:name w:val="Heading 3"/>
     <w:basedOn w:val="Normal"/>
     <w:next w:val="BodyText"/>
-    <w:link w:val="Heading4Char"/>
     <w:uiPriority w:val="9"/>
-    <w:semiHidden/>
     <w:unhideWhenUsed/>
     <w:qFormat/>
-    <w:rsid w:val="00A10FD9"/>
     <w:pPr>
       <w:keepNext/>
       <w:keepLines/>
-      <w:spacing w:after="40" w:before="80"/>
+      <w:spacing w:before="200" w:after="0"/>
+      <w:outlineLvl w:val="2"/>
+    </w:pPr>
+    <w:rPr>
+      <w:rFonts w:asciiTheme="majorHAnsi" w:eastAsiaTheme="majorEastAsia" w:hAnsiTheme="majorHAnsi" w:cstheme="majorBidi"/>
+      <w:b/>
+      <w:bCs/>
+      <w:color w:val="4F81BD" w:themeColor="accent1"/>
+      <w:sz w:val="24"/>
+      <w:szCs w:val="24"/>
+    </w:rPr>
+  </w:style>
+  <w:style w:type="paragraph" w:styleId="Heading4">
+    <w:name w:val="Heading 4"/>
+    <w:basedOn w:val="Normal"/>
+    <w:next w:val="BodyText"/>
+    <w:uiPriority w:val="9"/>
+    <w:unhideWhenUsed/>
+    <w:qFormat/>
+    <w:pPr>
+      <w:keepNext/>
+      <w:keepLines/>
+      <w:spacing w:before="200" w:after="0"/>
       <w:outlineLvl w:val="3"/>
     </w:pPr>
     <w:rPr>
-      <w:rFonts w:cstheme="majorBidi" w:eastAsiaTheme="majorEastAsia"/>
+      <w:rFonts w:asciiTheme="majorHAnsi" w:eastAsiaTheme="majorEastAsia" w:hAnsiTheme="majorHAnsi" w:cstheme="majorBidi"/>
       <w:i/>
-      <w:iCs/>
-      <w:color w:themeColor="accent1" w:themeShade="BF" w:val="0F4761"/>
+      <w:bCs/>
+      <w:color w:val="4F81BD" w:themeColor="accent1"/>
+      <w:sz w:val="24"/>
+      <w:szCs w:val="24"/>
     </w:rPr>
   </w:style>
-  <w:style w:styleId="Heading5" w:type="paragraph">
-    <w:name w:val="heading 5"/>
+  <w:style w:type="paragraph" w:styleId="Heading5">
+    <w:name w:val="Heading 5"/>
     <w:basedOn w:val="Normal"/>
     <w:next w:val="BodyText"/>
-    <w:link w:val="Heading5Char"/>
     <w:uiPriority w:val="9"/>
-    <w:semiHidden/>
     <w:unhideWhenUsed/>
     <w:qFormat/>
-    <w:rsid w:val="00A10FD9"/>
     <w:pPr>
       <w:keepNext/>
       <w:keepLines/>
-      <w:spacing w:after="40" w:before="80"/>
+      <w:spacing w:before="200" w:after="0"/>
       <w:outlineLvl w:val="4"/>
     </w:pPr>
     <w:rPr>
-      <w:rFonts w:cstheme="majorBidi" w:eastAsiaTheme="majorEastAsia"/>
-      <w:color w:themeColor="accent1" w:themeShade="BF" w:val="0F4761"/>
+      <w:rFonts w:asciiTheme="majorHAnsi" w:eastAsiaTheme="majorEastAsia" w:hAnsiTheme="majorHAnsi" w:cstheme="majorBidi"/>
+      <w:iCs/>
+      <w:color w:val="4F81BD" w:themeColor="accent1"/>
+      <w:sz w:val="24"/>
+      <w:szCs w:val="24"/>
     </w:rPr>
   </w:style>
-  <w:style w:styleId="Heading6" w:type="paragraph">
-    <w:name w:val="heading 6"/>
+  <w:style w:type="paragraph" w:styleId="Heading6">
+    <w:name w:val="Heading 6"/>
     <w:basedOn w:val="Normal"/>
     <w:next w:val="BodyText"/>
-    <w:link w:val="Heading6Char"/>
     <w:uiPriority w:val="9"/>
-    <w:semiHidden/>
     <w:unhideWhenUsed/>
     <w:qFormat/>
-    <w:rsid w:val="00A10FD9"/>
     <w:pPr>
       <w:keepNext/>
       <w:keepLines/>
-      <w:spacing w:after="0" w:before="40"/>
+      <w:spacing w:before="200" w:after="0"/>
       <w:outlineLvl w:val="5"/>
     </w:pPr>
     <w:rPr>
-      <w:rFonts w:cstheme="majorBidi" w:eastAsiaTheme="majorEastAsia"/>
-      <w:i/>
-      <w:iCs/>
-      <w:color w:themeColor="text1" w:themeTint="A6" w:val="595959"/>
+      <w:rFonts w:asciiTheme="majorHAnsi" w:eastAsiaTheme="majorEastAsia" w:hAnsiTheme="majorHAnsi" w:cstheme="majorBidi"/>
+      <w:color w:val="4F81BD" w:themeColor="accent1"/>
+      <w:sz w:val="24"/>
+      <w:szCs w:val="24"/>
     </w:rPr>
   </w:style>
-  <w:style w:styleId="Heading7" w:type="paragraph">
-    <w:name w:val="heading 7"/>
+  <w:style w:type="paragraph" w:styleId="Heading7">
+    <w:name w:val="Heading 7"/>
     <w:basedOn w:val="Normal"/>
     <w:next w:val="BodyText"/>
-    <w:link w:val="Heading7Char"/>
     <w:uiPriority w:val="9"/>
-    <w:semiHidden/>
     <w:unhideWhenUsed/>
     <w:qFormat/>
-    <w:rsid w:val="00A10FD9"/>
     <w:pPr>
       <w:keepNext/>
       <w:keepLines/>
-      <w:spacing w:after="0" w:before="40"/>
+      <w:spacing w:before="200" w:after="0"/>
       <w:outlineLvl w:val="6"/>
     </w:pPr>
     <w:rPr>
-      <w:rFonts w:cstheme="majorBidi" w:eastAsiaTheme="majorEastAsia"/>
-      <w:color w:themeColor="text1" w:themeTint="A6" w:val="595959"/>
+      <w:rFonts w:asciiTheme="majorHAnsi" w:eastAsiaTheme="majorEastAsia" w:hAnsiTheme="majorHAnsi" w:cstheme="majorBidi"/>
+      <w:color w:val="4F81BD" w:themeColor="accent1"/>
+      <w:sz w:val="24"/>
+      <w:szCs w:val="24"/>
     </w:rPr>
   </w:style>
-  <w:style w:styleId="Heading8" w:type="paragraph">
-    <w:name w:val="heading 8"/>
+  <w:style w:type="paragraph" w:styleId="Heading8">
+    <w:name w:val="Heading 8"/>
     <w:basedOn w:val="Normal"/>
     <w:next w:val="BodyText"/>
-    <w:link w:val="Heading8Char"/>
     <w:uiPriority w:val="9"/>
-    <w:semiHidden/>
     <w:unhideWhenUsed/>
     <w:qFormat/>
-    <w:rsid w:val="00A10FD9"/>
     <w:pPr>
       <w:keepNext/>
       <w:keepLines/>
-      <w:spacing w:after="0"/>
+      <w:spacing w:before="200" w:after="0"/>
       <w:outlineLvl w:val="7"/>
     </w:pPr>
     <w:rPr>
-      <w:rFonts w:cstheme="majorBidi" w:eastAsiaTheme="majorEastAsia"/>
-      <w:i/>
-      <w:iCs/>
-      <w:color w:themeColor="text1" w:themeTint="D8" w:val="272727"/>
+      <w:rFonts w:asciiTheme="majorHAnsi" w:eastAsiaTheme="majorEastAsia" w:hAnsiTheme="majorHAnsi" w:cstheme="majorBidi"/>
+      <w:color w:val="4F81BD" w:themeColor="accent1"/>
+      <w:sz w:val="24"/>
+      <w:szCs w:val="24"/>
     </w:rPr>
   </w:style>
-  <w:style w:styleId="Heading9" w:type="paragraph">
-    <w:name w:val="heading 9"/>
+  <w:style w:type="paragraph" w:styleId="Heading9">
+    <w:name w:val="Heading 9"/>
     <w:basedOn w:val="Normal"/>
     <w:next w:val="BodyText"/>
-    <w:link w:val="Heading9Char"/>
     <w:uiPriority w:val="9"/>
-    <w:semiHidden/>
     <w:unhideWhenUsed/>
     <w:qFormat/>
-    <w:rsid w:val="00A10FD9"/>
     <w:pPr>
       <w:keepNext/>
       <w:keepLines/>
-      <w:spacing w:after="0"/>
+      <w:spacing w:before="200" w:after="0"/>
       <w:outlineLvl w:val="8"/>
     </w:pPr>
     <w:rPr>
-      <w:rFonts w:cstheme="majorBidi" w:eastAsiaTheme="majorEastAsia"/>
-      <w:color w:themeColor="text1" w:themeTint="D8" w:val="272727"/>
+      <w:rFonts w:asciiTheme="majorHAnsi" w:eastAsiaTheme="majorEastAsia" w:hAnsiTheme="majorHAnsi" w:cstheme="majorBidi"/>
+      <w:color w:val="4F81BD" w:themeColor="accent1"/>
+      <w:sz w:val="24"/>
+      <w:szCs w:val="24"/>
     </w:rPr>
   </w:style>
-  <w:style w:customStyle="1" w:styleId="Heading1Char" w:type="character">
-    <w:name w:val="Heading 1 Char"/>
-    <w:basedOn w:val="DefaultParagraphFont"/>
-    <w:link w:val="Heading1"/>
-    <w:uiPriority w:val="9"/>
-    <w:rsid w:val="00A10FD9"/>
-    <w:rPr>
-      <w:rFonts w:asciiTheme="majorHAnsi" w:cstheme="majorBidi" w:eastAsiaTheme="majorEastAsia" w:hAnsiTheme="majorHAnsi"/>
-      <w:color w:themeColor="accent1" w:themeShade="BF" w:val="0F4761"/>
-      <w:sz w:val="40"/>
-      <w:szCs w:val="40"/>
-    </w:rPr>
-  </w:style>
-  <w:style w:customStyle="1" w:styleId="Heading2Char" w:type="character">
-    <w:name w:val="Heading 2 Char"/>
-    <w:basedOn w:val="DefaultParagraphFont"/>
-    <w:link w:val="Heading2"/>
-    <w:uiPriority w:val="9"/>
-    <w:semiHidden/>
-    <w:rsid w:val="00A10FD9"/>
-    <w:rPr>
-      <w:rFonts w:asciiTheme="majorHAnsi" w:cstheme="majorBidi" w:eastAsiaTheme="majorEastAsia" w:hAnsiTheme="majorHAnsi"/>
-      <w:color w:themeColor="accent1" w:themeShade="BF" w:val="0F4761"/>
-      <w:sz w:val="32"/>
-      <w:szCs w:val="32"/>
-    </w:rPr>
-  </w:style>
-  <w:style w:customStyle="1" w:styleId="Heading3Char" w:type="character">
-    <w:name w:val="Heading 3 Char"/>
-    <w:basedOn w:val="DefaultParagraphFont"/>
-    <w:link w:val="Heading3"/>
-    <w:uiPriority w:val="9"/>
-    <w:semiHidden/>
-    <w:rsid w:val="00A10FD9"/>
-    <w:rPr>
-      <w:rFonts w:cstheme="majorBidi" w:eastAsiaTheme="majorEastAsia"/>
-      <w:color w:themeColor="accent1" w:themeShade="BF" w:val="0F4761"/>
-      <w:sz w:val="28"/>
-      <w:szCs w:val="28"/>
-    </w:rPr>
-  </w:style>
-  <w:style w:customStyle="1" w:styleId="Heading4Char" w:type="character">
-    <w:name w:val="Heading 4 Char"/>
-    <w:basedOn w:val="DefaultParagraphFont"/>
-    <w:link w:val="Heading4"/>
-    <w:uiPriority w:val="9"/>
-    <w:semiHidden/>
-    <w:rsid w:val="00A10FD9"/>
-    <w:rPr>
-      <w:rFonts w:cstheme="majorBidi" w:eastAsiaTheme="majorEastAsia"/>
-      <w:i/>
-      <w:iCs/>
-      <w:color w:themeColor="accent1" w:themeShade="BF" w:val="0F4761"/>
-    </w:rPr>
-  </w:style>
-  <w:style w:customStyle="1" w:styleId="Heading5Char" w:type="character">
-    <w:name w:val="Heading 5 Char"/>
-    <w:basedOn w:val="DefaultParagraphFont"/>
-    <w:link w:val="Heading5"/>
-    <w:uiPriority w:val="9"/>
-    <w:semiHidden/>
-    <w:rsid w:val="00A10FD9"/>
-    <w:rPr>
-      <w:rFonts w:cstheme="majorBidi" w:eastAsiaTheme="majorEastAsia"/>
-      <w:color w:themeColor="accent1" w:themeShade="BF" w:val="0F4761"/>
-    </w:rPr>
-  </w:style>
-  <w:style w:customStyle="1" w:styleId="Heading6Char" w:type="character">
-    <w:name w:val="Heading 6 Char"/>
-    <w:basedOn w:val="DefaultParagraphFont"/>
-    <w:link w:val="Heading6"/>
-    <w:uiPriority w:val="9"/>
-    <w:semiHidden/>
-    <w:rsid w:val="00A10FD9"/>
-    <w:rPr>
-      <w:rFonts w:cstheme="majorBidi" w:eastAsiaTheme="majorEastAsia"/>
-      <w:i/>
-      <w:iCs/>
-      <w:color w:themeColor="text1" w:themeTint="A6" w:val="595959"/>
-    </w:rPr>
-  </w:style>
-  <w:style w:customStyle="1" w:styleId="Heading7Char" w:type="character">
-    <w:name w:val="Heading 7 Char"/>
-    <w:basedOn w:val="DefaultParagraphFont"/>
-    <w:link w:val="Heading7"/>
-    <w:uiPriority w:val="9"/>
-    <w:semiHidden/>
-    <w:rsid w:val="00A10FD9"/>
-    <w:rPr>
-      <w:rFonts w:cstheme="majorBidi" w:eastAsiaTheme="majorEastAsia"/>
-      <w:color w:themeColor="text1" w:themeTint="A6" w:val="595959"/>
-    </w:rPr>
-  </w:style>
-  <w:style w:customStyle="1" w:styleId="Heading8Char" w:type="character">
-    <w:name w:val="Heading 8 Char"/>
-    <w:basedOn w:val="DefaultParagraphFont"/>
-    <w:link w:val="Heading8"/>
-    <w:uiPriority w:val="9"/>
-    <w:semiHidden/>
-    <w:rsid w:val="00A10FD9"/>
-    <w:rPr>
-      <w:rFonts w:cstheme="majorBidi" w:eastAsiaTheme="majorEastAsia"/>
-      <w:i/>
-      <w:iCs/>
-      <w:color w:themeColor="text1" w:themeTint="D8" w:val="272727"/>
-    </w:rPr>
-  </w:style>
-  <w:style w:customStyle="1" w:styleId="Heading9Char" w:type="character">
-    <w:name w:val="Heading 9 Char"/>
-    <w:basedOn w:val="DefaultParagraphFont"/>
-    <w:link w:val="Heading9"/>
-    <w:uiPriority w:val="9"/>
-    <w:semiHidden/>
-    <w:rsid w:val="00A10FD9"/>
-    <w:rPr>
-      <w:rFonts w:cstheme="majorBidi" w:eastAsiaTheme="majorEastAsia"/>
-      <w:color w:themeColor="text1" w:themeTint="D8" w:val="272727"/>
-    </w:rPr>
-  </w:style>
-  <w:style w:styleId="BlockText" w:type="paragraph">
+  <w:style w:type="paragraph" w:styleId="BlockText">
     <w:name w:val="Block Text"/>
     <w:basedOn w:val="BodyText"/>
     <w:next w:val="BodyText"/>
@@ -6940,11 +8297,11 @@
     <w:unhideWhenUsed/>
     <w:qFormat/>
     <w:pPr>
-      <w:spacing w:after="100" w:before="100"/>
+      <w:spacing w:before="100" w:after="100"/>
       <w:ind w:firstLine="0" w:left="480" w:right="480"/>
     </w:pPr>
   </w:style>
-  <w:style w:styleId="FootnoteText" w:type="paragraph">
+  <w:style w:type="paragraph" w:styleId="FootnoteText">
     <w:name w:val="Footnote Text"/>
     <w:basedOn w:val="Normal"/>
     <w:next w:val="FootnoteText"/>
@@ -6952,55 +8309,28 @@
     <w:unhideWhenUsed/>
     <w:qFormat/>
   </w:style>
-  <w:style w:styleId="FootnoteBlockText" w:type="paragraph">
-    <w:name w:val="Footnote Block Text"/>
-    <w:basedOn w:val="FootnoteText"/>
-    <w:next w:val="FootnoteText"/>
-    <w:uiPriority w:val="9"/>
-    <w:unhideWhenUsed/>
-    <w:qFormat/>
-    <w:pPr>
-      <w:spacing w:after="100" w:before="100"/>
-      <w:ind w:firstLine="0" w:left="480" w:right="480"/>
-    </w:pPr>
-  </w:style>
-  <w:style w:default="1" w:styleId="DefaultParagraphFont" w:type="character">
+  <w:style w:type="character" w:default="1" w:styleId="DefaultParagraphFont">
     <w:name w:val="Default Paragraph Font"/>
     <w:semiHidden/>
     <w:unhideWhenUsed/>
   </w:style>
-  <w:style w:default="1" w:styleId="Table" w:type="table">
+  <w:style w:type="table" w:default="1" w:styleId="Table">
     <w:name w:val="Table"/>
     <w:basedOn w:val="TableNormal"/>
     <w:semiHidden/>
     <w:unhideWhenUsed/>
     <w:qFormat/>
     <w:tblPr>
-      <w:tblInd w:type="dxa" w:w="0"/>
+      <w:tblInd w:w="0" w:type="dxa"/>
       <w:tblCellMar>
-        <w:top w:type="dxa" w:w="0"/>
-        <w:left w:type="dxa" w:w="108"/>
-        <w:bottom w:type="dxa" w:w="0"/>
-        <w:right w:type="dxa" w:w="108"/>
+        <w:top w:w="0" w:type="dxa"/>
+        <w:left w:w="108" w:type="dxa"/>
+        <w:bottom w:w="0" w:type="dxa"/>
+        <w:right w:w="108" w:type="dxa"/>
       </w:tblCellMar>
     </w:tblPr>
-    <w:tblStylePr w:type="firstRow">
-      <w:tblPr>
-        <w:jc w:val="left"/>
-        <w:tblInd w:type="dxa" w:w="0"/>
-      </w:tblPr>
-      <w:trPr>
-        <w:jc w:val="left"/>
-      </w:trPr>
-      <w:tcPr>
-        <w:tcBorders>
-          <w:bottom w:val="single"/>
-        </w:tcBorders>
-        <w:vAlign w:val="bottom"/>
-      </w:tcPr>
-    </w:tblStylePr>
   </w:style>
-  <w:style w:customStyle="1" w:styleId="DefinitionTerm" w:type="paragraph">
+  <w:style w:type="paragraph" w:customStyle="1" w:styleId="DefinitionTerm">
     <w:name w:val="Definition Term"/>
     <w:basedOn w:val="Normal"/>
     <w:next w:val="Definition"/>
@@ -7013,49 +8343,49 @@
       <w:b/>
     </w:rPr>
   </w:style>
-  <w:style w:customStyle="1" w:styleId="Definition" w:type="paragraph">
+  <w:style w:type="paragraph" w:customStyle="1" w:styleId="Definition">
     <w:name w:val="Definition"/>
     <w:basedOn w:val="Normal"/>
   </w:style>
-  <w:style w:styleId="Caption" w:type="paragraph">
+  <w:style w:type="paragraph" w:styleId="Caption">
     <w:name w:val="Caption"/>
     <w:basedOn w:val="Normal"/>
     <w:link w:val="BodyTextChar"/>
     <w:pPr>
-      <w:spacing w:after="120" w:before="0"/>
+      <w:spacing w:before="0" w:after="120"/>
     </w:pPr>
     <w:rPr>
       <w:i/>
     </w:rPr>
   </w:style>
-  <w:style w:customStyle="1" w:styleId="TableCaption" w:type="paragraph">
+  <w:style w:type="paragraph" w:customStyle="1" w:styleId="TableCaption">
     <w:name w:val="Table Caption"/>
     <w:basedOn w:val="Caption"/>
     <w:pPr>
       <w:keepNext/>
     </w:pPr>
   </w:style>
-  <w:style w:customStyle="1" w:styleId="ImageCaption" w:type="paragraph">
+  <w:style w:type="paragraph" w:customStyle="1" w:styleId="ImageCaption">
     <w:name w:val="Image Caption"/>
     <w:basedOn w:val="Caption"/>
   </w:style>
-  <w:style w:customStyle="1" w:styleId="Figure" w:type="paragraph">
+  <w:style w:type="paragraph" w:customStyle="1" w:styleId="Figure">
     <w:name w:val="Figure"/>
     <w:basedOn w:val="Normal"/>
   </w:style>
-  <w:style w:customStyle="1" w:styleId="CaptionedFigure" w:type="paragraph">
+  <w:style w:type="paragraph" w:customStyle="1" w:styleId="CaptionedFigure">
     <w:name w:val="Captioned Figure"/>
     <w:basedOn w:val="Figure"/>
     <w:pPr>
       <w:keepNext/>
     </w:pPr>
   </w:style>
-  <w:style w:customStyle="1" w:styleId="BodyTextChar" w:type="character">
+  <w:style w:type="character" w:customStyle="1" w:styleId="BodyTextChar">
     <w:name w:val="Body Text Char"/>
     <w:basedOn w:val="DefaultParagraphFont"/>
     <w:link w:val="BodyText"/>
   </w:style>
-  <w:style w:customStyle="1" w:styleId="VerbatimChar" w:type="character">
+  <w:style w:type="character" w:customStyle="1" w:styleId="VerbatimChar">
     <w:name w:val="Verbatim Char"/>
     <w:basedOn w:val="BodyTextChar"/>
     <w:rPr>
@@ -7063,25 +8393,21 @@
       <w:sz w:val="22"/>
     </w:rPr>
   </w:style>
-  <w:style w:customStyle="1" w:styleId="SectionNumber" w:type="character">
-    <w:name w:val="Section Number"/>
-    <w:basedOn w:val="BodyTextChar"/>
-  </w:style>
-  <w:style w:styleId="FootnoteReference" w:type="character">
+  <w:style w:type="character" w:styleId="FootnoteReference">
     <w:name w:val="Footnote Reference"/>
     <w:basedOn w:val="BodyTextChar"/>
     <w:rPr>
       <w:vertAlign w:val="superscript"/>
     </w:rPr>
   </w:style>
-  <w:style w:styleId="Hyperlink" w:type="character">
+  <w:style w:type="character" w:styleId="Hyperlink">
     <w:name w:val="Hyperlink"/>
     <w:basedOn w:val="BodyTextChar"/>
     <w:rPr>
-      <w:color w:themeColor="accent1" w:val="4F81BD"/>
+      <w:color w:val="4F81BD" w:themeColor="accent1"/>
     </w:rPr>
   </w:style>
-  <w:style w:styleId="TOCHeading" w:type="paragraph">
+  <w:style w:type="paragraph" w:styleId="TOCHeading">
     <w:name w:val="TOC Heading"/>
     <w:basedOn w:val="Heading1"/>
     <w:next w:val="BodyText"/>
@@ -7093,10 +8419,10 @@
       <w:outlineLvl w:val="9"/>
     </w:pPr>
     <w:rPr>
-      <w:rFonts w:asciiTheme="majorHAnsi" w:cstheme="majorBidi" w:eastAsiaTheme="majorEastAsia" w:hAnsiTheme="majorHAnsi"/>
+      <w:rFonts w:asciiTheme="majorHAnsi" w:eastAsiaTheme="majorEastAsia" w:hAnsiTheme="majorHAnsi" w:cstheme="majorBidi"/>
       <w:b w:val="0"/>
       <w:bCs w:val="0"/>
-      <w:color w:themeColor="accent1" w:themeShade="BF" w:val="365F91"/>
+      <w:color w:val="365F91" w:themeColor="accent1" w:themeShade="BF"/>
     </w:rPr>
   </w:style>
   <w:style w:type="paragraph" w:customStyle="1" w:styleId="SourceCode">
@@ -7105,269 +8431,228 @@
     <w:link w:val="VerbatimChar"/>
     <w:pPr>
       <w:wordWrap w:val="off"/>
-      <w:shd w:val="clear" w:fill="f8f8f8"/>
     </w:pPr>
   </w:style>
   <w:style w:type="character" w:customStyle="1" w:styleId="KeywordTok">
     <w:name w:val="KeywordTok"/>
     <w:basedOn w:val="VerbatimChar"/>
     <w:rPr>
+      <w:color w:val="007020"/>
       <w:b/>
-      <w:color w:val="204a87"/>
-      <w:shd w:val="clear" w:fill="f8f8f8"/>
     </w:rPr>
   </w:style>
   <w:style w:type="character" w:customStyle="1" w:styleId="DataTypeTok">
     <w:name w:val="DataTypeTok"/>
     <w:basedOn w:val="VerbatimChar"/>
     <w:rPr>
-      <w:color w:val="204a87"/>
-      <w:shd w:val="clear" w:fill="f8f8f8"/>
+      <w:color w:val="902000"/>
     </w:rPr>
   </w:style>
   <w:style w:type="character" w:customStyle="1" w:styleId="DecValTok">
     <w:name w:val="DecValTok"/>
     <w:basedOn w:val="VerbatimChar"/>
     <w:rPr>
-      <w:color w:val="0000cf"/>
-      <w:shd w:val="clear" w:fill="f8f8f8"/>
+      <w:color w:val="40a070"/>
     </w:rPr>
   </w:style>
   <w:style w:type="character" w:customStyle="1" w:styleId="BaseNTok">
     <w:name w:val="BaseNTok"/>
     <w:basedOn w:val="VerbatimChar"/>
     <w:rPr>
-      <w:color w:val="0000cf"/>
-      <w:shd w:val="clear" w:fill="f8f8f8"/>
+      <w:color w:val="40a070"/>
     </w:rPr>
   </w:style>
   <w:style w:type="character" w:customStyle="1" w:styleId="FloatTok">
     <w:name w:val="FloatTok"/>
     <w:basedOn w:val="VerbatimChar"/>
     <w:rPr>
-      <w:color w:val="0000cf"/>
-      <w:shd w:val="clear" w:fill="f8f8f8"/>
+      <w:color w:val="40a070"/>
     </w:rPr>
   </w:style>
   <w:style w:type="character" w:customStyle="1" w:styleId="ConstantTok">
     <w:name w:val="ConstantTok"/>
     <w:basedOn w:val="VerbatimChar"/>
     <w:rPr>
-      <w:color w:val="8f5902"/>
-      <w:shd w:val="clear" w:fill="f8f8f8"/>
+      <w:color w:val="880000"/>
     </w:rPr>
   </w:style>
   <w:style w:type="character" w:customStyle="1" w:styleId="CharTok">
     <w:name w:val="CharTok"/>
     <w:basedOn w:val="VerbatimChar"/>
     <w:rPr>
-      <w:color w:val="4e9a06"/>
-      <w:shd w:val="clear" w:fill="f8f8f8"/>
+      <w:color w:val="4070a0"/>
     </w:rPr>
   </w:style>
   <w:style w:type="character" w:customStyle="1" w:styleId="SpecialCharTok">
     <w:name w:val="SpecialCharTok"/>
     <w:basedOn w:val="VerbatimChar"/>
     <w:rPr>
-      <w:b/>
-      <w:color w:val="ce5c00"/>
-      <w:shd w:val="clear" w:fill="f8f8f8"/>
+      <w:color w:val="4070a0"/>
     </w:rPr>
   </w:style>
   <w:style w:type="character" w:customStyle="1" w:styleId="StringTok">
     <w:name w:val="StringTok"/>
     <w:basedOn w:val="VerbatimChar"/>
     <w:rPr>
-      <w:color w:val="4e9a06"/>
-      <w:shd w:val="clear" w:fill="f8f8f8"/>
+      <w:color w:val="4070a0"/>
     </w:rPr>
   </w:style>
   <w:style w:type="character" w:customStyle="1" w:styleId="VerbatimStringTok">
     <w:name w:val="VerbatimStringTok"/>
     <w:basedOn w:val="VerbatimChar"/>
     <w:rPr>
-      <w:color w:val="4e9a06"/>
-      <w:shd w:val="clear" w:fill="f8f8f8"/>
+      <w:color w:val="4070a0"/>
     </w:rPr>
   </w:style>
   <w:style w:type="character" w:customStyle="1" w:styleId="SpecialStringTok">
     <w:name w:val="SpecialStringTok"/>
     <w:basedOn w:val="VerbatimChar"/>
     <w:rPr>
-      <w:color w:val="4e9a06"/>
-      <w:shd w:val="clear" w:fill="f8f8f8"/>
+      <w:color w:val="bb6688"/>
     </w:rPr>
   </w:style>
   <w:style w:type="character" w:customStyle="1" w:styleId="ImportTok">
     <w:name w:val="ImportTok"/>
     <w:basedOn w:val="VerbatimChar"/>
-    <w:rPr>
-      <w:shd w:val="clear" w:fill="f8f8f8"/>
-    </w:rPr>
+    <w:rPr/>
   </w:style>
   <w:style w:type="character" w:customStyle="1" w:styleId="CommentTok">
     <w:name w:val="CommentTok"/>
     <w:basedOn w:val="VerbatimChar"/>
     <w:rPr>
+      <w:color w:val="60a0b0"/>
       <w:i/>
-      <w:color w:val="8f5902"/>
-      <w:shd w:val="clear" w:fill="f8f8f8"/>
     </w:rPr>
   </w:style>
   <w:style w:type="character" w:customStyle="1" w:styleId="DocumentationTok">
     <w:name w:val="DocumentationTok"/>
     <w:basedOn w:val="VerbatimChar"/>
     <w:rPr>
-      <w:b/>
+      <w:color w:val="ba2121"/>
       <w:i/>
-      <w:color w:val="8f5902"/>
-      <w:shd w:val="clear" w:fill="f8f8f8"/>
     </w:rPr>
   </w:style>
   <w:style w:type="character" w:customStyle="1" w:styleId="AnnotationTok">
     <w:name w:val="AnnotationTok"/>
     <w:basedOn w:val="VerbatimChar"/>
     <w:rPr>
+      <w:color w:val="60a0b0"/>
       <w:b/>
       <w:i/>
-      <w:color w:val="8f5902"/>
-      <w:shd w:val="clear" w:fill="f8f8f8"/>
     </w:rPr>
   </w:style>
   <w:style w:type="character" w:customStyle="1" w:styleId="CommentVarTok">
     <w:name w:val="CommentVarTok"/>
     <w:basedOn w:val="VerbatimChar"/>
     <w:rPr>
+      <w:color w:val="60a0b0"/>
       <w:b/>
       <w:i/>
-      <w:color w:val="8f5902"/>
-      <w:shd w:val="clear" w:fill="f8f8f8"/>
     </w:rPr>
   </w:style>
   <w:style w:type="character" w:customStyle="1" w:styleId="OtherTok">
     <w:name w:val="OtherTok"/>
     <w:basedOn w:val="VerbatimChar"/>
     <w:rPr>
-      <w:color w:val="8f5902"/>
-      <w:shd w:val="clear" w:fill="f8f8f8"/>
+      <w:color w:val="007020"/>
     </w:rPr>
   </w:style>
   <w:style w:type="character" w:customStyle="1" w:styleId="FunctionTok">
     <w:name w:val="FunctionTok"/>
     <w:basedOn w:val="VerbatimChar"/>
     <w:rPr>
-      <w:b/>
-      <w:color w:val="204a87"/>
-      <w:shd w:val="clear" w:fill="f8f8f8"/>
+      <w:color w:val="06287e"/>
     </w:rPr>
   </w:style>
   <w:style w:type="character" w:customStyle="1" w:styleId="VariableTok">
     <w:name w:val="VariableTok"/>
     <w:basedOn w:val="VerbatimChar"/>
     <w:rPr>
-      <w:color w:val="000000"/>
-      <w:shd w:val="clear" w:fill="f8f8f8"/>
+      <w:color w:val="19177c"/>
     </w:rPr>
   </w:style>
   <w:style w:type="character" w:customStyle="1" w:styleId="ControlFlowTok">
     <w:name w:val="ControlFlowTok"/>
     <w:basedOn w:val="VerbatimChar"/>
     <w:rPr>
+      <w:color w:val="007020"/>
       <w:b/>
-      <w:color w:val="204a87"/>
-      <w:shd w:val="clear" w:fill="f8f8f8"/>
     </w:rPr>
   </w:style>
   <w:style w:type="character" w:customStyle="1" w:styleId="OperatorTok">
     <w:name w:val="OperatorTok"/>
     <w:basedOn w:val="VerbatimChar"/>
     <w:rPr>
-      <w:b/>
-      <w:color w:val="ce5c00"/>
-      <w:shd w:val="clear" w:fill="f8f8f8"/>
+      <w:color w:val="666666"/>
     </w:rPr>
   </w:style>
   <w:style w:type="character" w:customStyle="1" w:styleId="BuiltInTok">
     <w:name w:val="BuiltInTok"/>
     <w:basedOn w:val="VerbatimChar"/>
-    <w:rPr>
-      <w:shd w:val="clear" w:fill="f8f8f8"/>
-    </w:rPr>
+    <w:rPr/>
   </w:style>
   <w:style w:type="character" w:customStyle="1" w:styleId="ExtensionTok">
     <w:name w:val="ExtensionTok"/>
     <w:basedOn w:val="VerbatimChar"/>
-    <w:rPr>
-      <w:shd w:val="clear" w:fill="f8f8f8"/>
-    </w:rPr>
+    <w:rPr/>
   </w:style>
   <w:style w:type="character" w:customStyle="1" w:styleId="PreprocessorTok">
     <w:name w:val="PreprocessorTok"/>
     <w:basedOn w:val="VerbatimChar"/>
     <w:rPr>
-      <w:i/>
-      <w:color w:val="8f5902"/>
-      <w:shd w:val="clear" w:fill="f8f8f8"/>
+      <w:color w:val="bc7a00"/>
     </w:rPr>
   </w:style>
   <w:style w:type="character" w:customStyle="1" w:styleId="AttributeTok">
     <w:name w:val="AttributeTok"/>
     <w:basedOn w:val="VerbatimChar"/>
     <w:rPr>
-      <w:color w:val="204a87"/>
-      <w:shd w:val="clear" w:fill="f8f8f8"/>
+      <w:color w:val="7d9029"/>
     </w:rPr>
   </w:style>
   <w:style w:type="character" w:customStyle="1" w:styleId="RegionMarkerTok">
     <w:name w:val="RegionMarkerTok"/>
     <w:basedOn w:val="VerbatimChar"/>
-    <w:rPr>
-      <w:shd w:val="clear" w:fill="f8f8f8"/>
-    </w:rPr>
+    <w:rPr/>
   </w:style>
   <w:style w:type="character" w:customStyle="1" w:styleId="InformationTok">
     <w:name w:val="InformationTok"/>
     <w:basedOn w:val="VerbatimChar"/>
     <w:rPr>
+      <w:color w:val="60a0b0"/>
       <w:b/>
       <w:i/>
-      <w:color w:val="8f5902"/>
-      <w:shd w:val="clear" w:fill="f8f8f8"/>
     </w:rPr>
   </w:style>
   <w:style w:type="character" w:customStyle="1" w:styleId="WarningTok">
     <w:name w:val="WarningTok"/>
     <w:basedOn w:val="VerbatimChar"/>
     <w:rPr>
+      <w:color w:val="60a0b0"/>
       <w:b/>
       <w:i/>
-      <w:color w:val="8f5902"/>
-      <w:shd w:val="clear" w:fill="f8f8f8"/>
     </w:rPr>
   </w:style>
   <w:style w:type="character" w:customStyle="1" w:styleId="AlertTok">
     <w:name w:val="AlertTok"/>
     <w:basedOn w:val="VerbatimChar"/>
     <w:rPr>
-      <w:color w:val="ef2929"/>
-      <w:shd w:val="clear" w:fill="f8f8f8"/>
+      <w:color w:val="ff0000"/>
+      <w:b/>
     </w:rPr>
   </w:style>
   <w:style w:type="character" w:customStyle="1" w:styleId="ErrorTok">
     <w:name w:val="ErrorTok"/>
     <w:basedOn w:val="VerbatimChar"/>
     <w:rPr>
+      <w:color w:val="ff0000"/>
       <w:b/>
-      <w:color w:val="a40000"/>
-      <w:shd w:val="clear" w:fill="f8f8f8"/>
     </w:rPr>
   </w:style>
   <w:style w:type="character" w:customStyle="1" w:styleId="NormalTok">
     <w:name w:val="NormalTok"/>
     <w:basedOn w:val="VerbatimChar"/>
-    <w:rPr>
-      <w:shd w:val="clear" w:fill="f8f8f8"/>
-    </w:rPr>
+    <w:rPr/>
   </w:style>
 </w:styles>
 </file>
@@ -7383,44 +8668,44 @@
         <a:sysClr val="window" lastClr="FFFFFF"/>
       </a:lt1>
       <a:dk2>
-        <a:srgbClr val="0E2841"/>
+        <a:srgbClr val="1F497D"/>
       </a:dk2>
       <a:lt2>
-        <a:srgbClr val="E8E8E8"/>
+        <a:srgbClr val="EEECE1"/>
       </a:lt2>
       <a:accent1>
-        <a:srgbClr val="156082"/>
+        <a:srgbClr val="4F81BD"/>
       </a:accent1>
       <a:accent2>
-        <a:srgbClr val="E97132"/>
+        <a:srgbClr val="C0504D"/>
       </a:accent2>
       <a:accent3>
-        <a:srgbClr val="196B24"/>
+        <a:srgbClr val="9BBB59"/>
       </a:accent3>
       <a:accent4>
-        <a:srgbClr val="0F9ED5"/>
+        <a:srgbClr val="8064A2"/>
       </a:accent4>
       <a:accent5>
-        <a:srgbClr val="A02B93"/>
+        <a:srgbClr val="4BACC6"/>
       </a:accent5>
       <a:accent6>
-        <a:srgbClr val="4EA72E"/>
+        <a:srgbClr val="F79646"/>
       </a:accent6>
       <a:hlink>
-        <a:srgbClr val="467886"/>
+        <a:srgbClr val="0000FF"/>
       </a:hlink>
       <a:folHlink>
-        <a:srgbClr val="96607D"/>
+        <a:srgbClr val="800080"/>
       </a:folHlink>
     </a:clrScheme>
     <a:fontScheme name="Office">
       <a:majorFont>
-        <a:latin typeface="Aptos Display" panose="02110004020202020204"/>
+        <a:latin typeface="Calibri"/>
         <a:ea typeface=""/>
         <a:cs typeface=""/>
-        <a:font script="Jpan" typeface="游ゴシック Light"/>
+        <a:font script="Jpan" typeface="ＭＳ ゴシック"/>
         <a:font script="Hang" typeface="맑은 고딕"/>
-        <a:font script="Hans" typeface="等线 Light"/>
+        <a:font script="Hans" typeface="宋体"/>
         <a:font script="Hant" typeface="新細明體"/>
         <a:font script="Arab" typeface="Times New Roman"/>
         <a:font script="Hebr" typeface="Times New Roman"/>
@@ -7447,32 +8732,14 @@
         <a:font script="Mong" typeface="Mongolian Baiti"/>
         <a:font script="Viet" typeface="Times New Roman"/>
         <a:font script="Uigh" typeface="Microsoft Uighur"/>
-        <a:font script="Geor" typeface="Sylfaen"/>
-        <a:font script="Armn" typeface="Arial"/>
-        <a:font script="Bugi" typeface="Leelawadee UI"/>
-        <a:font script="Bopo" typeface="Microsoft JhengHei"/>
-        <a:font script="Java" typeface="Javanese Text"/>
-        <a:font script="Lisu" typeface="Segoe UI"/>
-        <a:font script="Mymr" typeface="Myanmar Text"/>
-        <a:font script="Nkoo" typeface="Ebrima"/>
-        <a:font script="Olck" typeface="Nirmala UI"/>
-        <a:font script="Osma" typeface="Ebrima"/>
-        <a:font script="Phag" typeface="Phagspa"/>
-        <a:font script="Syrn" typeface="Estrangelo Edessa"/>
-        <a:font script="Syrj" typeface="Estrangelo Edessa"/>
-        <a:font script="Syre" typeface="Estrangelo Edessa"/>
-        <a:font script="Sora" typeface="Nirmala UI"/>
-        <a:font script="Tale" typeface="Microsoft Tai Le"/>
-        <a:font script="Talu" typeface="Microsoft New Tai Lue"/>
-        <a:font script="Tfng" typeface="Ebrima"/>
       </a:majorFont>
       <a:minorFont>
-        <a:latin typeface="Aptos" panose="02110004020202020204"/>
+        <a:latin typeface="Cambria"/>
         <a:ea typeface=""/>
         <a:cs typeface=""/>
-        <a:font script="Jpan" typeface="游明朝"/>
+        <a:font script="Jpan" typeface="ＭＳ 明朝"/>
         <a:font script="Hang" typeface="맑은 고딕"/>
-        <a:font script="Hans" typeface="等线"/>
+        <a:font script="Hans" typeface="宋体"/>
         <a:font script="Hant" typeface="新細明體"/>
         <a:font script="Arab" typeface="Arial"/>
         <a:font script="Hebr" typeface="Arial"/>
@@ -7499,24 +8766,6 @@
         <a:font script="Mong" typeface="Mongolian Baiti"/>
         <a:font script="Viet" typeface="Arial"/>
         <a:font script="Uigh" typeface="Microsoft Uighur"/>
-        <a:font script="Geor" typeface="Sylfaen"/>
-        <a:font script="Armn" typeface="Arial"/>
-        <a:font script="Bugi" typeface="Leelawadee UI"/>
-        <a:font script="Bopo" typeface="Microsoft JhengHei"/>
-        <a:font script="Java" typeface="Javanese Text"/>
-        <a:font script="Lisu" typeface="Segoe UI"/>
-        <a:font script="Mymr" typeface="Myanmar Text"/>
-        <a:font script="Nkoo" typeface="Ebrima"/>
-        <a:font script="Olck" typeface="Nirmala UI"/>
-        <a:font script="Osma" typeface="Ebrima"/>
-        <a:font script="Phag" typeface="Phagspa"/>
-        <a:font script="Syrn" typeface="Estrangelo Edessa"/>
-        <a:font script="Syrj" typeface="Estrangelo Edessa"/>
-        <a:font script="Syre" typeface="Estrangelo Edessa"/>
-        <a:font script="Sora" typeface="Nirmala UI"/>
-        <a:font script="Tale" typeface="Microsoft Tai Le"/>
-        <a:font script="Talu" typeface="Microsoft New Tai Lue"/>
-        <a:font script="Tfng" typeface="Ebrima"/>
       </a:minorFont>
     </a:fontScheme>
     <a:fmtScheme name="Office">
@@ -7528,141 +8777,200 @@
           <a:gsLst>
             <a:gs pos="0">
               <a:schemeClr val="phClr">
-                <a:lumMod val="110000"/>
-                <a:satMod val="105000"/>
-                <a:tint val="67000"/>
+                <a:tint val="50000"/>
+                <a:satMod val="300000"/>
               </a:schemeClr>
             </a:gs>
-            <a:gs pos="50000">
+            <a:gs pos="35000">
               <a:schemeClr val="phClr">
-                <a:lumMod val="105000"/>
-                <a:satMod val="103000"/>
-                <a:tint val="73000"/>
+                <a:tint val="37000"/>
+                <a:satMod val="300000"/>
               </a:schemeClr>
             </a:gs>
             <a:gs pos="100000">
               <a:schemeClr val="phClr">
-                <a:lumMod val="105000"/>
-                <a:satMod val="109000"/>
-                <a:tint val="81000"/>
+                <a:tint val="15000"/>
+                <a:satMod val="350000"/>
               </a:schemeClr>
             </a:gs>
           </a:gsLst>
-          <a:lin ang="5400000" scaled="0"/>
+          <a:lin ang="16200000" scaled="1"/>
         </a:gradFill>
         <a:gradFill rotWithShape="1">
           <a:gsLst>
             <a:gs pos="0">
               <a:schemeClr val="phClr">
-                <a:satMod val="103000"/>
-                <a:lumMod val="102000"/>
-                <a:tint val="94000"/>
-              </a:schemeClr>
-            </a:gs>
-            <a:gs pos="50000">
-              <a:schemeClr val="phClr">
-                <a:satMod val="110000"/>
-                <a:lumMod val="100000"/>
+                <a:tint val="100000"/>
                 <a:shade val="100000"/>
+                <a:satMod val="130000"/>
               </a:schemeClr>
             </a:gs>
             <a:gs pos="100000">
               <a:schemeClr val="phClr">
-                <a:lumMod val="99000"/>
-                <a:satMod val="120000"/>
-                <a:shade val="78000"/>
+                <a:tint val="50000"/>
+                <a:shade val="100000"/>
+                <a:satMod val="350000"/>
               </a:schemeClr>
             </a:gs>
           </a:gsLst>
-          <a:lin ang="5400000" scaled="0"/>
+          <a:lin ang="16200000" scaled="0"/>
         </a:gradFill>
       </a:fillStyleLst>
       <a:lnStyleLst>
-        <a:ln w="6350" cap="flat" cmpd="sng" algn="ctr">
+        <a:ln w="9525" cap="flat" cmpd="sng" algn="ctr">
+          <a:solidFill>
+            <a:schemeClr val="phClr">
+              <a:shade val="95000"/>
+              <a:satMod val="105000"/>
+            </a:schemeClr>
+          </a:solidFill>
+          <a:prstDash val="solid"/>
+        </a:ln>
+        <a:ln w="25400" cap="flat" cmpd="sng" algn="ctr">
           <a:solidFill>
             <a:schemeClr val="phClr"/>
           </a:solidFill>
           <a:prstDash val="solid"/>
-          <a:miter lim="800000"/>
         </a:ln>
-        <a:ln w="12700" cap="flat" cmpd="sng" algn="ctr">
+        <a:ln w="38100" cap="flat" cmpd="sng" algn="ctr">
           <a:solidFill>
             <a:schemeClr val="phClr"/>
           </a:solidFill>
           <a:prstDash val="solid"/>
-          <a:miter lim="800000"/>
-        </a:ln>
-        <a:ln w="19050" cap="flat" cmpd="sng" algn="ctr">
-          <a:solidFill>
-            <a:schemeClr val="phClr"/>
-          </a:solidFill>
-          <a:prstDash val="solid"/>
-          <a:miter lim="800000"/>
         </a:ln>
       </a:lnStyleLst>
       <a:effectStyleLst>
         <a:effectStyle>
-          <a:effectLst/>
-        </a:effectStyle>
-        <a:effectStyle>
-          <a:effectLst/>
+          <a:effectLst>
+            <a:outerShdw blurRad="40000" dist="20000" dir="5400000" rotWithShape="0">
+              <a:srgbClr val="000000">
+                <a:alpha val="38000"/>
+              </a:srgbClr>
+            </a:outerShdw>
+          </a:effectLst>
         </a:effectStyle>
         <a:effectStyle>
           <a:effectLst>
-            <a:outerShdw blurRad="57150" dist="19050" dir="5400000" algn="ctr" rotWithShape="0">
+            <a:outerShdw blurRad="40000" dist="23000" dir="5400000" rotWithShape="0">
               <a:srgbClr val="000000">
-                <a:alpha val="63000"/>
+                <a:alpha val="35000"/>
               </a:srgbClr>
             </a:outerShdw>
           </a:effectLst>
+        </a:effectStyle>
+        <a:effectStyle>
+          <a:effectLst>
+            <a:outerShdw blurRad="40000" dist="23000" dir="5400000" rotWithShape="0">
+              <a:srgbClr val="000000">
+                <a:alpha val="35000"/>
+              </a:srgbClr>
+            </a:outerShdw>
+          </a:effectLst>
+          <a:scene3d>
+            <a:camera prst="orthographicFront">
+              <a:rot lat="0" lon="0" rev="0"/>
+            </a:camera>
+            <a:lightRig rig="threePt" dir="t">
+              <a:rot lat="0" lon="0" rev="1200000"/>
+            </a:lightRig>
+          </a:scene3d>
+          <a:sp3d>
+            <a:bevelT w="63500" h="25400"/>
+          </a:sp3d>
         </a:effectStyle>
       </a:effectStyleLst>
       <a:bgFillStyleLst>
         <a:solidFill>
           <a:schemeClr val="phClr"/>
         </a:solidFill>
-        <a:solidFill>
-          <a:schemeClr val="phClr">
-            <a:tint val="95000"/>
-            <a:satMod val="170000"/>
-          </a:schemeClr>
-        </a:solidFill>
         <a:gradFill rotWithShape="1">
           <a:gsLst>
             <a:gs pos="0">
               <a:schemeClr val="phClr">
-                <a:tint val="93000"/>
-                <a:satMod val="150000"/>
-                <a:shade val="98000"/>
-                <a:lumMod val="102000"/>
+                <a:tint val="40000"/>
+                <a:satMod val="350000"/>
               </a:schemeClr>
             </a:gs>
-            <a:gs pos="50000">
+            <a:gs pos="40000">
               <a:schemeClr val="phClr">
-                <a:tint val="98000"/>
-                <a:satMod val="130000"/>
-                <a:shade val="90000"/>
-                <a:lumMod val="103000"/>
+                <a:tint val="45000"/>
+                <a:shade val="99000"/>
+                <a:satMod val="350000"/>
               </a:schemeClr>
             </a:gs>
             <a:gs pos="100000">
               <a:schemeClr val="phClr">
-                <a:shade val="63000"/>
-                <a:satMod val="120000"/>
+                <a:shade val="20000"/>
+                <a:satMod val="255000"/>
               </a:schemeClr>
             </a:gs>
           </a:gsLst>
-          <a:lin ang="5400000" scaled="0"/>
+          <a:path path="circle">
+            <a:fillToRect l="50000" t="-80000" r="50000" b="180000"/>
+          </a:path>
+        </a:gradFill>
+        <a:gradFill rotWithShape="1">
+          <a:gsLst>
+            <a:gs pos="0">
+              <a:schemeClr val="phClr">
+                <a:tint val="80000"/>
+                <a:satMod val="300000"/>
+              </a:schemeClr>
+            </a:gs>
+            <a:gs pos="100000">
+              <a:schemeClr val="phClr">
+                <a:shade val="30000"/>
+                <a:satMod val="200000"/>
+              </a:schemeClr>
+            </a:gs>
+          </a:gsLst>
+          <a:path path="circle">
+            <a:fillToRect l="50000" t="50000" r="50000" b="50000"/>
+          </a:path>
         </a:gradFill>
       </a:bgFillStyleLst>
     </a:fmtScheme>
   </a:themeElements>
-  <a:objectDefaults/>
+  <a:objectDefaults>
+    <a:spDef>
+      <a:spPr/>
+      <a:bodyPr/>
+      <a:lstStyle/>
+      <a:style>
+        <a:lnRef idx="1">
+          <a:schemeClr val="accent1"/>
+        </a:lnRef>
+        <a:fillRef idx="3">
+          <a:schemeClr val="accent1"/>
+        </a:fillRef>
+        <a:effectRef idx="2">
+          <a:schemeClr val="accent1"/>
+        </a:effectRef>
+        <a:fontRef idx="minor">
+          <a:schemeClr val="lt1"/>
+        </a:fontRef>
+      </a:style>
+    </a:spDef>
+    <a:lnDef>
+      <a:spPr/>
+      <a:bodyPr/>
+      <a:lstStyle/>
+      <a:style>
+        <a:lnRef idx="2">
+          <a:schemeClr val="accent1"/>
+        </a:lnRef>
+        <a:fillRef idx="0">
+          <a:schemeClr val="accent1"/>
+        </a:fillRef>
+        <a:effectRef idx="1">
+          <a:schemeClr val="accent1"/>
+        </a:effectRef>
+        <a:fontRef idx="minor">
+          <a:schemeClr val="tx1"/>
+        </a:fontRef>
+      </a:style>
+    </a:lnDef>
+  </a:objectDefaults>
   <a:extraClrSchemeLst/>
-  <a:extLst>
-    <a:ext uri="{05A4C25C-085E-4340-85A3-A5531E510DB2}">
-      <thm15:themeFamily xmlns:thm15="http://schemas.microsoft.com/office/thememl/2012/main" name="Office Theme" id="{2E142A2C-CD16-42D6-873A-C26D2A0506FA}" vid="{1BDDFF52-6CD6-40A5-AB3C-68EB2F1E4D0A}"/>
-    </a:ext>
-  </a:extLst>
 </a:theme>
 </file>
--- a/RELATORIO_REVISAO_NUMERICA.docx
+++ b/RELATORIO_REVISAO_NUMERICA.docx
@@ -197,79 +197,163 @@
         <w:rPr>
           <w:rStyle w:val="VerbatimChar"/>
         </w:rPr>
+        <w:t xml:space="preserve">tab_modelo_{A,B,C}_PR.csv</w:t>
+      </w:r>
+      <w:r>
+        <w:t xml:space="preserve"> </w:t>
+      </w:r>
+      <w:r>
+        <w:t xml:space="preserve">(originalmente</w:t>
+      </w:r>
+      <w:r>
+        <w:t xml:space="preserve"> </w:t>
+      </w:r>
+      <w:r>
+        <w:rPr>
+          <w:rStyle w:val="VerbatimChar"/>
+        </w:rPr>
+        <w:t xml:space="preserve">_OR.csv</w:t>
+      </w:r>
+      <w:r>
+        <w:t xml:space="preserve">; migrados para PR em 14/06/2026),</w:t>
+      </w:r>
+      <w:r>
+        <w:t xml:space="preserve"> </w:t>
+      </w:r>
+      <w:r>
+        <w:rPr>
+          <w:rStyle w:val="VerbatimChar"/>
+        </w:rPr>
+        <w:t xml:space="preserve">tab_escore_pre_natal_*.csv</w:t>
+      </w:r>
+      <w:r>
+        <w:t xml:space="preserve">,</w:t>
+      </w:r>
+      <w:r>
+        <w:t xml:space="preserve"> </w:t>
+      </w:r>
+      <w:r>
+        <w:rPr>
+          <w:rStyle w:val="VerbatimChar"/>
+        </w:rPr>
+        <w:t xml:space="preserve">results/figures/fig_obj6_*</w:t>
+      </w:r>
+      <w:r>
+        <w:t xml:space="preserve">,</w:t>
+      </w:r>
+      <w:r>
+        <w:t xml:space="preserve"> </w:t>
+      </w:r>
+      <w:r>
+        <w:rPr>
+          <w:rStyle w:val="VerbatimChar"/>
+        </w:rPr>
+        <w:t xml:space="preserve">results/RELATORIO_RESULTADOS_MODELOS_PREDITIVOS.md</w:t>
+      </w:r>
+      <w:r>
+        <w:t xml:space="preserve">,</w:t>
+      </w:r>
+      <w:r>
+        <w:t xml:space="preserve"> </w:t>
+      </w:r>
+      <w:r>
+        <w:rPr>
+          <w:rStyle w:val="VerbatimChar"/>
+        </w:rPr>
+        <w:t xml:space="preserve">results/RELATORIO_MODELOS_PREDITIVOS_CESAREA.md</w:t>
+      </w:r>
+      <w:r>
+        <w:t xml:space="preserve">,</w:t>
+      </w:r>
+      <w:r>
+        <w:t xml:space="preserve"> </w:t>
+      </w:r>
+      <w:r>
+        <w:rPr>
+          <w:rStyle w:val="VerbatimChar"/>
+        </w:rPr>
+        <w:t xml:space="preserve">results/FERRAMENTA_CLINICA_ESCORE_PRE_NATAL.md</w:t>
+      </w:r>
+      <w:r>
+        <w:t xml:space="preserve">,</w:t>
+      </w:r>
+      <w:r>
+        <w:t xml:space="preserve"> </w:t>
+      </w:r>
+      <w:r>
+        <w:rPr>
+          <w:rStyle w:val="VerbatimChar"/>
+        </w:rPr>
+        <w:t xml:space="preserve">results/calculadora_risco_cesarea.html</w:t>
+      </w:r>
+      <w:r>
+        <w:t xml:space="preserve"> </w:t>
+      </w:r>
+      <w:r>
+        <w:rPr>
+          <w:b/>
+        </w:rPr>
+        <w:t xml:space="preserve">Revisão em 14/06/2026 (OR → PR):</w:t>
+      </w:r>
+      <w:r>
+        <w:t xml:space="preserve"> </w:t>
+      </w:r>
+      <w:r>
+        <w:t xml:space="preserve">medida de efeito do Modelo 4 e dos modelos preditivos A/B/C migrada de Odds Ratio para</w:t>
+      </w:r>
+      <w:r>
+        <w:t xml:space="preserve"> </w:t>
+      </w:r>
+      <w:r>
+        <w:rPr>
+          <w:b/>
+        </w:rPr>
+        <w:t xml:space="preserve">Razão de Prevalência</w:t>
+      </w:r>
+      <w:r>
+        <w:t xml:space="preserve"> </w:t>
+      </w:r>
+      <w:r>
+        <w:t xml:space="preserve">(Poisson robusto; Zou, 2004). As tabelas</w:t>
+      </w:r>
+      <w:r>
+        <w:t xml:space="preserve"> </w:t>
+      </w:r>
+      <w:r>
+        <w:rPr>
+          <w:rStyle w:val="VerbatimChar"/>
+        </w:rPr>
         <w:t xml:space="preserve">tab_modelo_{A,B,C}_*_OR.csv</w:t>
       </w:r>
       <w:r>
-        <w:t xml:space="preserve">,</w:t>
-      </w:r>
-      <w:r>
-        <w:t xml:space="preserve"> </w:t>
-      </w:r>
-      <w:r>
-        <w:rPr>
-          <w:rStyle w:val="VerbatimChar"/>
-        </w:rPr>
-        <w:t xml:space="preserve">tab_escore_pre_natal_*.csv</w:t>
-      </w:r>
-      <w:r>
-        <w:t xml:space="preserve">,</w:t>
-      </w:r>
-      <w:r>
-        <w:t xml:space="preserve"> </w:t>
-      </w:r>
-      <w:r>
-        <w:rPr>
-          <w:rStyle w:val="VerbatimChar"/>
-        </w:rPr>
-        <w:t xml:space="preserve">results/figures/fig_obj6_*</w:t>
-      </w:r>
-      <w:r>
-        <w:t xml:space="preserve">,</w:t>
-      </w:r>
-      <w:r>
-        <w:t xml:space="preserve"> </w:t>
-      </w:r>
-      <w:r>
-        <w:rPr>
-          <w:rStyle w:val="VerbatimChar"/>
-        </w:rPr>
-        <w:t xml:space="preserve">results/RELATORIO_RESULTADOS_MODELOS_PREDITIVOS.md</w:t>
-      </w:r>
-      <w:r>
-        <w:t xml:space="preserve">,</w:t>
-      </w:r>
-      <w:r>
-        <w:t xml:space="preserve"> </w:t>
-      </w:r>
-      <w:r>
-        <w:rPr>
-          <w:rStyle w:val="VerbatimChar"/>
-        </w:rPr>
-        <w:t xml:space="preserve">results/RELATORIO_MODELOS_PREDITIVOS_CESAREA.md</w:t>
-      </w:r>
-      <w:r>
-        <w:t xml:space="preserve">,</w:t>
-      </w:r>
-      <w:r>
-        <w:t xml:space="preserve"> </w:t>
-      </w:r>
-      <w:r>
-        <w:rPr>
-          <w:rStyle w:val="VerbatimChar"/>
-        </w:rPr>
-        <w:t xml:space="preserve">results/FERRAMENTA_CLINICA_ESCORE_PRE_NATAL.md</w:t>
-      </w:r>
-      <w:r>
-        <w:t xml:space="preserve">,</w:t>
-      </w:r>
-      <w:r>
-        <w:t xml:space="preserve"> </w:t>
-      </w:r>
-      <w:r>
-        <w:rPr>
-          <w:rStyle w:val="VerbatimChar"/>
-        </w:rPr>
-        <w:t xml:space="preserve">results/calculadora_risco_cesarea.html</w:t>
+        <w:t xml:space="preserve"> </w:t>
+      </w:r>
+      <w:r>
+        <w:t xml:space="preserve">foram substituídas por</w:t>
+      </w:r>
+      <w:r>
+        <w:t xml:space="preserve"> </w:t>
+      </w:r>
+      <w:r>
+        <w:rPr>
+          <w:rStyle w:val="VerbatimChar"/>
+        </w:rPr>
+        <w:t xml:space="preserve">tab_modelo_{A,B,C}_PR.csv</w:t>
+      </w:r>
+      <w:r>
+        <w:t xml:space="preserve">. Detalhes em</w:t>
+      </w:r>
+      <w:r>
+        <w:t xml:space="preserve"> </w:t>
+      </w:r>
+      <w:r>
+        <w:rPr>
+          <w:rStyle w:val="VerbatimChar"/>
+        </w:rPr>
+        <w:t xml:space="preserve">COMPARACAO_OR_vs_PR.md</w:t>
+      </w:r>
+      <w:r>
+        <w:t xml:space="preserve">.</w:t>
       </w:r>
     </w:p>
     <w:p>
@@ -307,7 +391,49 @@
         <w:t xml:space="preserve"> </w:t>
       </w:r>
       <w:r>
-        <w:t xml:space="preserve">Tabela 10 (Modelo 4) está numericamente perfeita — todos os OR, IC 95% e p-valores batem exatamente com o Relatorio Analise SPSS.md (linhas 123–135). Forest plot (</w:t>
+        <w:t xml:space="preserve">Tabela 10 (Modelo 4) — os OR do SPSS batem exatamente entre si (Relatorio Analise SPSS.md linhas 123–135 e docx).</w:t>
+      </w:r>
+      <w:r>
+        <w:t xml:space="preserve"> </w:t>
+      </w:r>
+      <w:r>
+        <w:rPr>
+          <w:b/>
+        </w:rPr>
+        <w:t xml:space="preserve">Porém, desde 14/06/2026 a medida adotada é a PR</w:t>
+      </w:r>
+      <w:r>
+        <w:t xml:space="preserve"> </w:t>
+      </w:r>
+      <w:r>
+        <w:t xml:space="preserve">(Poisson robusto): a Tabela 10 e a Figura 7 da dissertação devem reportar o PR de</w:t>
+      </w:r>
+      <w:r>
+        <w:t xml:space="preserve"> </w:t>
+      </w:r>
+      <w:r>
+        <w:rPr>
+          <w:rStyle w:val="VerbatimChar"/>
+        </w:rPr>
+        <w:t xml:space="preserve">tab10b_comparacao_modelo4_r_vs_spss.csv</w:t>
+      </w:r>
+      <w:r>
+        <w:t xml:space="preserve"> </w:t>
+      </w:r>
+      <w:r>
+        <w:t xml:space="preserve">(coluna</w:t>
+      </w:r>
+      <w:r>
+        <w:t xml:space="preserve"> </w:t>
+      </w:r>
+      <w:r>
+        <w:rPr>
+          <w:rStyle w:val="VerbatimChar"/>
+        </w:rPr>
+        <w:t xml:space="preserve">PR_R</w:t>
+      </w:r>
+      <w:r>
+        <w:t xml:space="preserve">), tratando os OR do SPSS como histórico. O forest plot principal (</w:t>
       </w:r>
       <w:r>
         <w:rPr>
@@ -316,7 +442,7 @@
         <w:t xml:space="preserve">fig_obj5_forest_plot_modelo4.png</w:t>
       </w:r>
       <w:r>
-        <w:t xml:space="preserve">) foi gerado e corresponde aos mesmos valores.</w:t>
+        <w:t xml:space="preserve">) já foi regerado em PR.</w:t>
       </w:r>
     </w:p>
     <w:p>
@@ -373,7 +499,22 @@
         <w:t xml:space="preserve"> </w:t>
       </w:r>
       <w:r>
-        <w:t xml:space="preserve">Todos os números de comorbidades (§4.2) e de regressão logística (§4.5) na redação têm origem rastreável e conferem com o Relatorio SPSS.</w:t>
+        <w:t xml:space="preserve">Todos os números de comorbidades (§4.2) e da análise multivariada (§4.5) na redação têm origem rastreável e conferem com a fonte.</w:t>
+      </w:r>
+      <w:r>
+        <w:t xml:space="preserve"> </w:t>
+      </w:r>
+      <w:r>
+        <w:rPr>
+          <w:b/>
+        </w:rPr>
+        <w:t xml:space="preserve">Atenção:</w:t>
+      </w:r>
+      <w:r>
+        <w:t xml:space="preserve"> </w:t>
+      </w:r>
+      <w:r>
+        <w:t xml:space="preserve">a §4.5 deve passar a citar PR (Poisson robusto), não OR da logística — ver documento de revisão da dissertação.</w:t>
       </w:r>
     </w:p>
     <w:p>
@@ -4788,7 +4929,100 @@
         <w:t xml:space="preserve"> </w:t>
       </w:r>
       <w:r>
-        <w:t xml:space="preserve">Tabela 10 está perfeita. Sem correções necessárias.</w:t>
+        <w:t xml:space="preserve">A Tabela 10 do SPSS está internamente consistente (todos os OR batem entre</w:t>
+      </w:r>
+      <w:r>
+        <w:t xml:space="preserve"> </w:t>
+      </w:r>
+      <w:r>
+        <w:rPr>
+          <w:rStyle w:val="VerbatimChar"/>
+        </w:rPr>
+        <w:t xml:space="preserve">Relatorio Analise SPSS.md</w:t>
+      </w:r>
+      <w:r>
+        <w:t xml:space="preserve"> </w:t>
+      </w:r>
+      <w:r>
+        <w:t xml:space="preserve">e o docx).</w:t>
+      </w:r>
+      <w:r>
+        <w:t xml:space="preserve"> </w:t>
+      </w:r>
+      <w:r>
+        <w:rPr>
+          <w:b/>
+        </w:rPr>
+        <w:t xml:space="preserve">Atenção (migração OR → PR, 14/06/2026):</w:t>
+      </w:r>
+      <w:r>
+        <w:t xml:space="preserve"> </w:t>
+      </w:r>
+      <w:r>
+        <w:t xml:space="preserve">estes OR são da regressão logística do SPSS e passaram a ser tratados como</w:t>
+      </w:r>
+      <w:r>
+        <w:t xml:space="preserve"> </w:t>
+      </w:r>
+      <w:r>
+        <w:rPr>
+          <w:b/>
+        </w:rPr>
+        <w:t xml:space="preserve">registro histórico</w:t>
+      </w:r>
+      <w:r>
+        <w:t xml:space="preserve">. A medida adotada na dissertação é agora a</w:t>
+      </w:r>
+      <w:r>
+        <w:t xml:space="preserve"> </w:t>
+      </w:r>
+      <w:r>
+        <w:rPr>
+          <w:b/>
+        </w:rPr>
+        <w:t xml:space="preserve">Razão de Prevalência (PR)</w:t>
+      </w:r>
+      <w:r>
+        <w:t xml:space="preserve">, estimada por Poisson robusto (Zou, 2004) — ver</w:t>
+      </w:r>
+      <w:r>
+        <w:t xml:space="preserve"> </w:t>
+      </w:r>
+      <w:r>
+        <w:rPr>
+          <w:rStyle w:val="VerbatimChar"/>
+        </w:rPr>
+        <w:t xml:space="preserve">tab10b_comparacao_modelo4_r_vs_spss.csv</w:t>
+      </w:r>
+      <w:r>
+        <w:t xml:space="preserve"> </w:t>
+      </w:r>
+      <w:r>
+        <w:t xml:space="preserve">(coluna</w:t>
+      </w:r>
+      <w:r>
+        <w:t xml:space="preserve"> </w:t>
+      </w:r>
+      <w:r>
+        <w:rPr>
+          <w:rStyle w:val="VerbatimChar"/>
+        </w:rPr>
+        <w:t xml:space="preserve">PR_R</w:t>
+      </w:r>
+      <w:r>
+        <w:t xml:space="preserve">) e</w:t>
+      </w:r>
+      <w:r>
+        <w:t xml:space="preserve"> </w:t>
+      </w:r>
+      <w:r>
+        <w:rPr>
+          <w:rStyle w:val="VerbatimChar"/>
+        </w:rPr>
+        <w:t xml:space="preserve">COMPARACAO_OR_vs_PR.md</w:t>
+      </w:r>
+      <w:r>
+        <w:t xml:space="preserve">. A Tabela 10 e a Figura 7 da dissertação devem reportar o PR, não estes OR.</w:t>
       </w:r>
     </w:p>
     <w:p>
@@ -5075,10 +5309,25 @@
         <w:rPr>
           <w:rStyle w:val="VerbatimChar"/>
         </w:rPr>
-        <w:t xml:space="preserve">tab_modelo_{A,B,C}_*_OR.csv</w:t>
-      </w:r>
-      <w:r>
-        <w:t xml:space="preserve">,</w:t>
+        <w:t xml:space="preserve">tab_modelo_{A,B,C}_*_PR.csv</w:t>
+      </w:r>
+      <w:r>
+        <w:t xml:space="preserve"> </w:t>
+      </w:r>
+      <w:r>
+        <w:t xml:space="preserve">(antes</w:t>
+      </w:r>
+      <w:r>
+        <w:t xml:space="preserve"> </w:t>
+      </w:r>
+      <w:r>
+        <w:rPr>
+          <w:rStyle w:val="VerbatimChar"/>
+        </w:rPr>
+        <w:t xml:space="preserve">_OR.csv</w:t>
+      </w:r>
+      <w:r>
+        <w:t xml:space="preserve">, removidos na migração de 14/06/2026),</w:t>
       </w:r>
       <w:r>
         <w:t xml:space="preserve"> </w:t>
@@ -5325,18 +5574,30 @@
               <w:jc w:val="left"/>
             </w:pPr>
             <w:r>
-              <w:t xml:space="preserve">Direção/magnitude dos OR</w:t>
-            </w:r>
-          </w:p>
-        </w:tc>
-        <w:tc>
-          <w:p>
-            <w:pPr>
-              <w:pStyle w:val="Compact"/>
-              <w:jc w:val="left"/>
-            </w:pPr>
-            <w:r>
-              <w:t xml:space="preserve">Clinicamente coerentes: cesárea prévia ~12,6; Robson 5 ~12,6; Robson 6/7/9 de 16 a 31; adolescentes OR &lt; 1 vs. adultas em todos os modelos</w:t>
+              <w:t xml:space="preserve">Direção/magnitude da medida de efeito (agora</w:t>
+            </w:r>
+            <w:r>
+              <w:t xml:space="preserve"> </w:t>
+            </w:r>
+            <w:r>
+              <w:rPr>
+                <w:b/>
+              </w:rPr>
+              <w:t xml:space="preserve">PR</w:t>
+            </w:r>
+            <w:r>
+              <w:t xml:space="preserve">)</w:t>
+            </w:r>
+          </w:p>
+        </w:tc>
+        <w:tc>
+          <w:p>
+            <w:pPr>
+              <w:pStyle w:val="Compact"/>
+              <w:jc w:val="left"/>
+            </w:pPr>
+            <w:r>
+              <w:t xml:space="preserve">Clinicamente coerentes: cesárea prévia PR ~2,2–2,3; Robson 5 PR ~2,4; Robson 6/7/9 PR ~2,4–2,6; adolescentes PR &lt; 1 vs. adultas em todos os modelos. Direção e significância idênticas às do OR; só a magnitude foi atenuada (desfecho de alta prevalência)</w:t>
             </w:r>
           </w:p>
         </w:tc>
@@ -5500,13 +5761,28 @@
         <w:t xml:space="preserve">miceforest</w:t>
       </w:r>
       <w:r>
-        <w:t xml:space="preserve">) dentro de ±0,002 na AUC. Os relatórios passam a citar os valores do R como canônicos. Os arquivos OR foram padronizados nos nomes do R (</w:t>
-      </w:r>
-      <w:r>
-        <w:rPr>
-          <w:rStyle w:val="VerbatimChar"/>
-        </w:rPr>
-        <w:t xml:space="preserve">tab_modelo_A_pre_natal_OR.csv</w:t>
+        <w:t xml:space="preserve">) dentro de ±0,002 na AUC. Os relatórios passam a citar os valores do R como canônicos. As tabelas de coeficientes foram migradas de OR para</w:t>
+      </w:r>
+      <w:r>
+        <w:t xml:space="preserve"> </w:t>
+      </w:r>
+      <w:r>
+        <w:rPr>
+          <w:b/>
+        </w:rPr>
+        <w:t xml:space="preserve">PR</w:t>
+      </w:r>
+      <w:r>
+        <w:t xml:space="preserve"> </w:t>
+      </w:r>
+      <w:r>
+        <w:t xml:space="preserve">em 14/06/2026 (</w:t>
+      </w:r>
+      <w:r>
+        <w:rPr>
+          <w:rStyle w:val="VerbatimChar"/>
+        </w:rPr>
+        <w:t xml:space="preserve">tab_modelo_A_pre_natal_PR.csv</w:t>
       </w:r>
       <w:r>
         <w:t xml:space="preserve">,</w:t>
@@ -5518,7 +5794,7 @@
         <w:rPr>
           <w:rStyle w:val="VerbatimChar"/>
         </w:rPr>
-        <w:t xml:space="preserve">tab_modelo_B_pre_parto_OR.csv</w:t>
+        <w:t xml:space="preserve">tab_modelo_B_pre_parto_PR.csv</w:t>
       </w:r>
       <w:r>
         <w:t xml:space="preserve">,</w:t>
@@ -5530,10 +5806,25 @@
         <w:rPr>
           <w:rStyle w:val="VerbatimChar"/>
         </w:rPr>
-        <w:t xml:space="preserve">tab_modelo_C_robson_OR.csv</w:t>
-      </w:r>
-      <w:r>
-        <w:t xml:space="preserve">); as duplicatas com nomes do Python foram removidas.</w:t>
+        <w:t xml:space="preserve">tab_modelo_C_robson_PR.csv</w:t>
+      </w:r>
+      <w:r>
+        <w:t xml:space="preserve">); as versões</w:t>
+      </w:r>
+      <w:r>
+        <w:t xml:space="preserve"> </w:t>
+      </w:r>
+      <w:r>
+        <w:rPr>
+          <w:rStyle w:val="VerbatimChar"/>
+        </w:rPr>
+        <w:t xml:space="preserve">_OR.csv</w:t>
+      </w:r>
+      <w:r>
+        <w:t xml:space="preserve"> </w:t>
+      </w:r>
+      <w:r>
+        <w:t xml:space="preserve">e as duplicatas com nomes do Python foram removidas.</w:t>
       </w:r>
     </w:p>
     <w:p>
@@ -5632,7 +5923,7 @@
         <w:t xml:space="preserve"> </w:t>
       </w:r>
       <w:r>
-        <w:t xml:space="preserve">por separação quase-perfeita; interpretar OR desses termos com cautela.</w:t>
+        <w:t xml:space="preserve">por separação quase-perfeita; interpretar o PR desses termos com cautela.</w:t>
       </w:r>
     </w:p>
     <w:p>

--- a/RELATORIO_REVISAO_NUMERICA.docx
+++ b/RELATORIO_REVISAO_NUMERICA.docx
@@ -65,7 +65,7 @@
         <w:t xml:space="preserve"> </w:t>
       </w:r>
       <w:r>
-        <w:t xml:space="preserve">10 de junho de 2026</w:t>
+        <w:t xml:space="preserve">17 de junho de 2026</w:t>
       </w:r>
       <w:r>
         <w:br/>
@@ -74,6 +74,30 @@
         <w:rPr>
           <w:b/>
         </w:rPr>
+        <w:t xml:space="preserve">Manuscrito mais recente revisado:</w:t>
+      </w:r>
+      <w:r>
+        <w:t xml:space="preserve"> </w:t>
+      </w:r>
+      <w:r>
+        <w:rPr>
+          <w:rStyle w:val="VerbatimChar"/>
+        </w:rPr>
+        <w:t xml:space="preserve">manuscript/Dissertacao16_06_2026.pdf</w:t>
+      </w:r>
+      <w:r>
+        <w:t xml:space="preserve"> </w:t>
+      </w:r>
+      <w:r>
+        <w:t xml:space="preserve">(16/06/2026)</w:t>
+      </w:r>
+      <w:r>
+        <w:br/>
+      </w:r>
+      <w:r>
+        <w:rPr>
+          <w:b/>
+        </w:rPr>
         <w:t xml:space="preserve">Arquivos revisados:</w:t>
       </w:r>
       <w:r>
@@ -354,6 +378,128 @@
       </w:r>
       <w:r>
         <w:t xml:space="preserve">.</w:t>
+      </w:r>
+    </w:p>
+    <w:p>
+      <w:pPr>
+        <w:pStyle w:val="BodyText"/>
+      </w:pPr>
+      <w:r>
+        <w:rPr>
+          <w:b/>
+        </w:rPr>
+        <w:t xml:space="preserve">Revisão em 17/06/2026 (coerência de tamanhos amostrais — manuscrito 16/06):</w:t>
+      </w:r>
+      <w:r>
+        <w:t xml:space="preserve"> </w:t>
+      </w:r>
+      <w:r>
+        <w:t xml:space="preserve">verificação dos N de todo o capítulo de Resultados contra a</w:t>
+      </w:r>
+      <w:r>
+        <w:t xml:space="preserve"> </w:t>
+      </w:r>
+      <w:r>
+        <w:rPr>
+          <w:b/>
+        </w:rPr>
+        <w:t xml:space="preserve">execução da coorte §3.3</w:t>
+      </w:r>
+      <w:r>
+        <w:t xml:space="preserve"> </w:t>
+      </w:r>
+      <w:r>
+        <w:t xml:space="preserve">e os</w:t>
+      </w:r>
+      <w:r>
+        <w:t xml:space="preserve"> </w:t>
+      </w:r>
+      <w:r>
+        <w:rPr>
+          <w:b/>
+        </w:rPr>
+        <w:t xml:space="preserve">CSVs gerados pelos scripts</w:t>
+      </w:r>
+      <w:r>
+        <w:t xml:space="preserve">. Resultado em §0 (abaixo). Método: o ambiente atual</w:t>
+      </w:r>
+      <w:r>
+        <w:t xml:space="preserve"> </w:t>
+      </w:r>
+      <w:r>
+        <w:rPr>
+          <w:b/>
+        </w:rPr>
+        <w:t xml:space="preserve">não tem R</w:t>
+      </w:r>
+      <w:r>
+        <w:t xml:space="preserve">; a coorte §3.3 foi reproduzida por uma réplica em Python do</w:t>
+      </w:r>
+      <w:r>
+        <w:t xml:space="preserve"> </w:t>
+      </w:r>
+      <w:r>
+        <w:rPr>
+          <w:rStyle w:val="VerbatimChar"/>
+        </w:rPr>
+        <w:t xml:space="preserve">00_filtro_elegibilidade.R</w:t>
+      </w:r>
+      <w:r>
+        <w:t xml:space="preserve"> </w:t>
+      </w:r>
+      <w:r>
+        <w:t xml:space="preserve">que</w:t>
+      </w:r>
+      <w:r>
+        <w:t xml:space="preserve"> </w:t>
+      </w:r>
+      <w:r>
+        <w:rPr>
+          <w:b/>
+        </w:rPr>
+        <w:t xml:space="preserve">reproduz N = 6.650 exatamente</w:t>
+      </w:r>
+      <w:r>
+        <w:t xml:space="preserve"> </w:t>
+      </w:r>
+      <w:r>
+        <w:t xml:space="preserve">(538 / 829 / 5.283) e</w:t>
+      </w:r>
+      <w:r>
+        <w:t xml:space="preserve"> </w:t>
+      </w:r>
+      <w:r>
+        <w:rPr>
+          <w:b/>
+        </w:rPr>
+        <w:t xml:space="preserve">bate com os CSVs versionados</w:t>
+      </w:r>
+      <w:r>
+        <w:t xml:space="preserve"> </w:t>
+      </w:r>
+      <w:r>
+        <w:t xml:space="preserve">(</w:t>
+      </w:r>
+      <w:r>
+        <w:rPr>
+          <w:rStyle w:val="VerbatimChar"/>
+        </w:rPr>
+        <w:t xml:space="preserve">tab04_vias_parto_geral.csv</w:t>
+      </w:r>
+      <w:r>
+        <w:t xml:space="preserve">,</w:t>
+      </w:r>
+      <w:r>
+        <w:t xml:space="preserve"> </w:t>
+      </w:r>
+      <w:r>
+        <w:rPr>
+          <w:rStyle w:val="VerbatimChar"/>
+        </w:rPr>
+        <w:t xml:space="preserve">tab06_taxa_cesarea_robson.csv</w:t>
+      </w:r>
+      <w:r>
+        <w:t xml:space="preserve">) gerados pelo pipeline R. Nada foi estimado ou inventado: cada número abaixo foi recomputado a partir do dado bruto ou lido de um CSV de saída do script.</w:t>
       </w:r>
     </w:p>
     <w:p>
@@ -367,11 +513,766 @@
       <w:pPr>
         <w:pStyle w:val="Heading2"/>
       </w:pPr>
-      <w:bookmarkStart w:id="21" w:name="sumário-executivo"/>
-      <w:r>
-        <w:t xml:space="preserve">Sumário Executivo</w:t>
+      <w:bookmarkStart w:id="21" w:name="Xcf50c72950fb5b009fd878a2ca8159fa06178b5"/>
+      <w:r>
+        <w:t xml:space="preserve">0. Coerência dos tamanhos amostrais (manuscrito 16/06 — verificação por execução)</w:t>
       </w:r>
       <w:bookmarkEnd w:id="21"/>
+    </w:p>
+    <w:p>
+      <w:pPr>
+        <w:pStyle w:val="Heading3"/>
+      </w:pPr>
+      <w:bookmarkStart w:id="22" w:name="X2fafe24efeaf155235a19ff12a8a9d4d103bea7"/>
+      <w:r>
+        <w:t xml:space="preserve">0.1 Verificado e COERENTE (recomputado da coorte §3.3 / CSVs dos scripts)</w:t>
+      </w:r>
+      <w:bookmarkEnd w:id="22"/>
+    </w:p>
+    <w:p>
+      <w:pPr>
+        <w:pStyle w:val="FirstParagraph"/>
+      </w:pPr>
+      <w:r>
+        <w:t xml:space="preserve">Todos os itens abaixo foram recomputados e</w:t>
+      </w:r>
+      <w:r>
+        <w:t xml:space="preserve"> </w:t>
+      </w:r>
+      <w:r>
+        <w:rPr>
+          <w:b/>
+        </w:rPr>
+        <w:t xml:space="preserve">conferem exatamente</w:t>
+      </w:r>
+      <w:r>
+        <w:t xml:space="preserve"> </w:t>
+      </w:r>
+      <w:r>
+        <w:t xml:space="preserve">com o manuscrito:</w:t>
+      </w:r>
+    </w:p>
+    <w:tbl>
+      <w:tblPr>
+        <w:tblStyle w:val="Table"/>
+        <w:tblW w:type="pct" w:w="5000.0"/>
+        <w:tblLook w:firstRow="1"/>
+      </w:tblPr>
+      <w:tblGrid>
+        <w:gridCol w:w="1980"/>
+        <w:gridCol w:w="1980"/>
+        <w:gridCol w:w="1980"/>
+        <w:gridCol w:w="1980"/>
+      </w:tblGrid>
+      <w:tr>
+        <w:trPr>
+          <w:cnfStyle w:firstRow="1"/>
+        </w:trPr>
+        <w:tc>
+          <w:tcPr>
+            <w:tcBorders>
+              <w:bottom w:val="single"/>
+            </w:tcBorders>
+            <w:vAlign w:val="bottom"/>
+          </w:tcPr>
+          <w:p>
+            <w:pPr>
+              <w:pStyle w:val="Compact"/>
+              <w:jc w:val="left"/>
+            </w:pPr>
+            <w:r>
+              <w:t xml:space="preserve">Item</w:t>
+            </w:r>
+          </w:p>
+        </w:tc>
+        <w:tc>
+          <w:tcPr>
+            <w:tcBorders>
+              <w:bottom w:val="single"/>
+            </w:tcBorders>
+            <w:vAlign w:val="bottom"/>
+          </w:tcPr>
+          <w:p>
+            <w:pPr>
+              <w:pStyle w:val="Compact"/>
+              <w:jc w:val="left"/>
+            </w:pPr>
+            <w:r>
+              <w:t xml:space="preserve">Manuscrito 16/06</w:t>
+            </w:r>
+          </w:p>
+        </w:tc>
+        <w:tc>
+          <w:tcPr>
+            <w:tcBorders>
+              <w:bottom w:val="single"/>
+            </w:tcBorders>
+            <w:vAlign w:val="bottom"/>
+          </w:tcPr>
+          <w:p>
+            <w:pPr>
+              <w:pStyle w:val="Compact"/>
+              <w:jc w:val="left"/>
+            </w:pPr>
+            <w:r>
+              <w:t xml:space="preserve">Recomputado (§3.3)</w:t>
+            </w:r>
+          </w:p>
+        </w:tc>
+        <w:tc>
+          <w:tcPr>
+            <w:tcBorders>
+              <w:bottom w:val="single"/>
+            </w:tcBorders>
+            <w:vAlign w:val="bottom"/>
+          </w:tcPr>
+          <w:p>
+            <w:pPr>
+              <w:pStyle w:val="Compact"/>
+              <w:jc w:val="left"/>
+            </w:pPr>
+            <w:r>
+              <w:t xml:space="preserve">Situação</w:t>
+            </w:r>
+          </w:p>
+        </w:tc>
+      </w:tr>
+      <w:tr>
+        <w:tc>
+          <w:p>
+            <w:pPr>
+              <w:pStyle w:val="Compact"/>
+              <w:jc w:val="left"/>
+            </w:pPr>
+            <w:r>
+              <w:t xml:space="preserve">N final</w:t>
+            </w:r>
+          </w:p>
+        </w:tc>
+        <w:tc>
+          <w:p>
+            <w:pPr>
+              <w:pStyle w:val="Compact"/>
+              <w:jc w:val="left"/>
+            </w:pPr>
+            <w:r>
+              <w:t xml:space="preserve">6.650</w:t>
+            </w:r>
+          </w:p>
+        </w:tc>
+        <w:tc>
+          <w:p>
+            <w:pPr>
+              <w:pStyle w:val="Compact"/>
+              <w:jc w:val="left"/>
+            </w:pPr>
+            <w:r>
+              <w:t xml:space="preserve">6.650</w:t>
+            </w:r>
+          </w:p>
+        </w:tc>
+        <w:tc>
+          <w:p>
+            <w:pPr>
+              <w:pStyle w:val="Compact"/>
+              <w:jc w:val="left"/>
+            </w:pPr>
+            <w:r>
+              <w:t xml:space="preserve">✓</w:t>
+            </w:r>
+          </w:p>
+        </w:tc>
+      </w:tr>
+      <w:tr>
+        <w:tc>
+          <w:p>
+            <w:pPr>
+              <w:pStyle w:val="Compact"/>
+              <w:jc w:val="left"/>
+            </w:pPr>
+            <w:r>
+              <w:t xml:space="preserve">Precoces / Tardias / Adultas</w:t>
+            </w:r>
+          </w:p>
+        </w:tc>
+        <w:tc>
+          <w:p>
+            <w:pPr>
+              <w:pStyle w:val="Compact"/>
+              <w:jc w:val="left"/>
+            </w:pPr>
+            <w:r>
+              <w:t xml:space="preserve">538 / 829 / 5.283</w:t>
+            </w:r>
+          </w:p>
+        </w:tc>
+        <w:tc>
+          <w:p>
+            <w:pPr>
+              <w:pStyle w:val="Compact"/>
+              <w:jc w:val="left"/>
+            </w:pPr>
+            <w:r>
+              <w:t xml:space="preserve">538 / 829 / 5.283</w:t>
+            </w:r>
+          </w:p>
+        </w:tc>
+        <w:tc>
+          <w:p>
+            <w:pPr>
+              <w:pStyle w:val="Compact"/>
+              <w:jc w:val="left"/>
+            </w:pPr>
+            <w:r>
+              <w:t xml:space="preserve">✓</w:t>
+            </w:r>
+          </w:p>
+        </w:tc>
+      </w:tr>
+      <w:tr>
+        <w:tc>
+          <w:p>
+            <w:pPr>
+              <w:pStyle w:val="Compact"/>
+              <w:jc w:val="left"/>
+            </w:pPr>
+            <w:r>
+              <w:t xml:space="preserve">Adolescentes (total)</w:t>
+            </w:r>
+          </w:p>
+        </w:tc>
+        <w:tc>
+          <w:p>
+            <w:pPr>
+              <w:pStyle w:val="Compact"/>
+              <w:jc w:val="left"/>
+            </w:pPr>
+            <w:r>
+              <w:t xml:space="preserve">1.367</w:t>
+            </w:r>
+          </w:p>
+        </w:tc>
+        <w:tc>
+          <w:p>
+            <w:pPr>
+              <w:pStyle w:val="Compact"/>
+              <w:jc w:val="left"/>
+            </w:pPr>
+            <w:r>
+              <w:t xml:space="preserve">1.367</w:t>
+            </w:r>
+          </w:p>
+        </w:tc>
+        <w:tc>
+          <w:p>
+            <w:pPr>
+              <w:pStyle w:val="Compact"/>
+              <w:jc w:val="left"/>
+            </w:pPr>
+            <w:r>
+              <w:t xml:space="preserve">✓</w:t>
+            </w:r>
+          </w:p>
+        </w:tc>
+      </w:tr>
+      <w:tr>
+        <w:tc>
+          <w:p>
+            <w:pPr>
+              <w:pStyle w:val="Compact"/>
+              <w:jc w:val="left"/>
+            </w:pPr>
+            <w:r>
+              <w:t xml:space="preserve">Vias de parto — precoces (V/C/F)</w:t>
+            </w:r>
+          </w:p>
+        </w:tc>
+        <w:tc>
+          <w:p>
+            <w:pPr>
+              <w:pStyle w:val="Compact"/>
+              <w:jc w:val="left"/>
+            </w:pPr>
+            <w:r>
+              <w:t xml:space="preserve">238 / 166 / 134</w:t>
+            </w:r>
+          </w:p>
+        </w:tc>
+        <w:tc>
+          <w:p>
+            <w:pPr>
+              <w:pStyle w:val="Compact"/>
+              <w:jc w:val="left"/>
+            </w:pPr>
+            <w:r>
+              <w:t xml:space="preserve">238 / 166 / 134</w:t>
+            </w:r>
+          </w:p>
+        </w:tc>
+        <w:tc>
+          <w:p>
+            <w:pPr>
+              <w:pStyle w:val="Compact"/>
+              <w:jc w:val="left"/>
+            </w:pPr>
+            <w:r>
+              <w:t xml:space="preserve">✓</w:t>
+            </w:r>
+          </w:p>
+        </w:tc>
+      </w:tr>
+      <w:tr>
+        <w:tc>
+          <w:p>
+            <w:pPr>
+              <w:pStyle w:val="Compact"/>
+              <w:jc w:val="left"/>
+            </w:pPr>
+            <w:r>
+              <w:t xml:space="preserve">Vias de parto — tardias (V/C/F)</w:t>
+            </w:r>
+          </w:p>
+        </w:tc>
+        <w:tc>
+          <w:p>
+            <w:pPr>
+              <w:pStyle w:val="Compact"/>
+              <w:jc w:val="left"/>
+            </w:pPr>
+            <w:r>
+              <w:t xml:space="preserve">333 / 267 / 229</w:t>
+            </w:r>
+          </w:p>
+        </w:tc>
+        <w:tc>
+          <w:p>
+            <w:pPr>
+              <w:pStyle w:val="Compact"/>
+              <w:jc w:val="left"/>
+            </w:pPr>
+            <w:r>
+              <w:t xml:space="preserve">333 / 267 / 229</w:t>
+            </w:r>
+          </w:p>
+        </w:tc>
+        <w:tc>
+          <w:p>
+            <w:pPr>
+              <w:pStyle w:val="Compact"/>
+              <w:jc w:val="left"/>
+            </w:pPr>
+            <w:r>
+              <w:t xml:space="preserve">✓</w:t>
+            </w:r>
+          </w:p>
+        </w:tc>
+      </w:tr>
+      <w:tr>
+        <w:tc>
+          <w:p>
+            <w:pPr>
+              <w:pStyle w:val="Compact"/>
+              <w:jc w:val="left"/>
+            </w:pPr>
+            <w:r>
+              <w:t xml:space="preserve">Vias de parto — adultas (V/C/F)</w:t>
+            </w:r>
+          </w:p>
+        </w:tc>
+        <w:tc>
+          <w:p>
+            <w:pPr>
+              <w:pStyle w:val="Compact"/>
+              <w:jc w:val="left"/>
+            </w:pPr>
+            <w:r>
+              <w:t xml:space="preserve">1.426 / 3.313 / 544</w:t>
+            </w:r>
+          </w:p>
+        </w:tc>
+        <w:tc>
+          <w:p>
+            <w:pPr>
+              <w:pStyle w:val="Compact"/>
+              <w:jc w:val="left"/>
+            </w:pPr>
+            <w:r>
+              <w:t xml:space="preserve">1.426 / 3.313 / 544</w:t>
+            </w:r>
+          </w:p>
+        </w:tc>
+        <w:tc>
+          <w:p>
+            <w:pPr>
+              <w:pStyle w:val="Compact"/>
+              <w:jc w:val="left"/>
+            </w:pPr>
+            <w:r>
+              <w:t xml:space="preserve">✓</w:t>
+            </w:r>
+          </w:p>
+        </w:tc>
+      </w:tr>
+      <w:tr>
+        <w:tc>
+          <w:p>
+            <w:pPr>
+              <w:pStyle w:val="Compact"/>
+              <w:jc w:val="left"/>
+            </w:pPr>
+            <w:r>
+              <w:t xml:space="preserve">Vias de parto — total (V/C/F)</w:t>
+            </w:r>
+          </w:p>
+        </w:tc>
+        <w:tc>
+          <w:p>
+            <w:pPr>
+              <w:pStyle w:val="Compact"/>
+              <w:jc w:val="left"/>
+            </w:pPr>
+            <w:r>
+              <w:t xml:space="preserve">1.997 / 3.746 / 907</w:t>
+            </w:r>
+          </w:p>
+        </w:tc>
+        <w:tc>
+          <w:p>
+            <w:pPr>
+              <w:pStyle w:val="Compact"/>
+              <w:jc w:val="left"/>
+            </w:pPr>
+            <w:r>
+              <w:t xml:space="preserve">1.997 / 3.746 / 907</w:t>
+            </w:r>
+          </w:p>
+        </w:tc>
+        <w:tc>
+          <w:p>
+            <w:pPr>
+              <w:pStyle w:val="Compact"/>
+              <w:jc w:val="left"/>
+            </w:pPr>
+            <w:r>
+              <w:t xml:space="preserve">✓</w:t>
+            </w:r>
+          </w:p>
+        </w:tc>
+      </w:tr>
+      <w:tr>
+        <w:tc>
+          <w:p>
+            <w:pPr>
+              <w:pStyle w:val="Compact"/>
+              <w:jc w:val="left"/>
+            </w:pPr>
+            <w:r>
+              <w:t xml:space="preserve">Tamanhos dos grupos de Robson × faixa</w:t>
+            </w:r>
+          </w:p>
+        </w:tc>
+        <w:tc>
+          <w:p>
+            <w:pPr>
+              <w:pStyle w:val="Compact"/>
+              <w:jc w:val="left"/>
+            </w:pPr>
+            <w:r>
+              <w:t xml:space="preserve">(todos os 9 grupos)</w:t>
+            </w:r>
+          </w:p>
+        </w:tc>
+        <w:tc>
+          <w:p>
+            <w:pPr>
+              <w:pStyle w:val="Compact"/>
+              <w:jc w:val="left"/>
+            </w:pPr>
+            <w:r>
+              <w:t xml:space="preserve">idem</w:t>
+            </w:r>
+            <w:r>
+              <w:t xml:space="preserve"> </w:t>
+            </w:r>
+            <w:r>
+              <w:rPr>
+                <w:rStyle w:val="VerbatimChar"/>
+              </w:rPr>
+              <w:t xml:space="preserve">tab06</w:t>
+            </w:r>
+          </w:p>
+        </w:tc>
+        <w:tc>
+          <w:p>
+            <w:pPr>
+              <w:pStyle w:val="Compact"/>
+              <w:jc w:val="left"/>
+            </w:pPr>
+            <w:r>
+              <w:t xml:space="preserve">✓ (14/14 células conferidas)</w:t>
+            </w:r>
+          </w:p>
+        </w:tc>
+      </w:tr>
+      <w:tr>
+        <w:tc>
+          <w:p>
+            <w:pPr>
+              <w:pStyle w:val="Compact"/>
+              <w:jc w:val="left"/>
+            </w:pPr>
+            <w:r>
+              <w:t xml:space="preserve">Taxas de cesárea por Robson × faixa</w:t>
+            </w:r>
+          </w:p>
+        </w:tc>
+        <w:tc>
+          <w:p>
+            <w:pPr>
+              <w:pStyle w:val="Compact"/>
+              <w:jc w:val="left"/>
+            </w:pPr>
+            <w:r>
+              <w:t xml:space="preserve">(todas)</w:t>
+            </w:r>
+          </w:p>
+        </w:tc>
+        <w:tc>
+          <w:p>
+            <w:pPr>
+              <w:pStyle w:val="Compact"/>
+              <w:jc w:val="left"/>
+            </w:pPr>
+            <w:r>
+              <w:t xml:space="preserve">idem</w:t>
+            </w:r>
+            <w:r>
+              <w:t xml:space="preserve"> </w:t>
+            </w:r>
+            <w:r>
+              <w:rPr>
+                <w:rStyle w:val="VerbatimChar"/>
+              </w:rPr>
+              <w:t xml:space="preserve">tab06</w:t>
+            </w:r>
+          </w:p>
+        </w:tc>
+        <w:tc>
+          <w:p>
+            <w:pPr>
+              <w:pStyle w:val="Compact"/>
+              <w:jc w:val="left"/>
+            </w:pPr>
+            <w:r>
+              <w:t xml:space="preserve">✓</w:t>
+            </w:r>
+          </w:p>
+        </w:tc>
+      </w:tr>
+      <w:tr>
+        <w:tc>
+          <w:p>
+            <w:pPr>
+              <w:pStyle w:val="Compact"/>
+              <w:jc w:val="left"/>
+            </w:pPr>
+            <w:r>
+              <w:t xml:space="preserve">Grupos 4 e 5 (só adultas)</w:t>
+            </w:r>
+          </w:p>
+        </w:tc>
+        <w:tc>
+          <w:p>
+            <w:pPr>
+              <w:pStyle w:val="Compact"/>
+              <w:jc w:val="left"/>
+            </w:pPr>
+            <w:r>
+              <w:t xml:space="preserve">424 / 1.175</w:t>
+            </w:r>
+          </w:p>
+        </w:tc>
+        <w:tc>
+          <w:p>
+            <w:pPr>
+              <w:pStyle w:val="Compact"/>
+              <w:jc w:val="left"/>
+            </w:pPr>
+            <w:r>
+              <w:t xml:space="preserve">424 / 1.175</w:t>
+            </w:r>
+          </w:p>
+        </w:tc>
+        <w:tc>
+          <w:p>
+            <w:pPr>
+              <w:pStyle w:val="Compact"/>
+              <w:jc w:val="left"/>
+            </w:pPr>
+            <w:r>
+              <w:t xml:space="preserve">✓</w:t>
+            </w:r>
+          </w:p>
+        </w:tc>
+      </w:tr>
+      <w:tr>
+        <w:tc>
+          <w:p>
+            <w:pPr>
+              <w:pStyle w:val="Compact"/>
+              <w:jc w:val="left"/>
+            </w:pPr>
+            <w:r>
+              <w:t xml:space="preserve">Nº de consultas com dado</w:t>
+            </w:r>
+          </w:p>
+        </w:tc>
+        <w:tc>
+          <w:p>
+            <w:pPr>
+              <w:pStyle w:val="Compact"/>
+              <w:jc w:val="left"/>
+            </w:pPr>
+            <w:r>
+              <w:t xml:space="preserve">5.235</w:t>
+            </w:r>
+          </w:p>
+        </w:tc>
+        <w:tc>
+          <w:p>
+            <w:pPr>
+              <w:pStyle w:val="Compact"/>
+              <w:jc w:val="left"/>
+            </w:pPr>
+            <w:r>
+              <w:t xml:space="preserve">5.235</w:t>
+            </w:r>
+          </w:p>
+        </w:tc>
+        <w:tc>
+          <w:p>
+            <w:pPr>
+              <w:pStyle w:val="Compact"/>
+              <w:jc w:val="left"/>
+            </w:pPr>
+            <w:r>
+              <w:t xml:space="preserve">✓</w:t>
+            </w:r>
+          </w:p>
+        </w:tc>
+      </w:tr>
+      <w:tr>
+        <w:tc>
+          <w:p>
+            <w:pPr>
+              <w:pStyle w:val="Compact"/>
+              <w:jc w:val="left"/>
+            </w:pPr>
+            <w:r>
+              <w:t xml:space="preserve">Indicações de</w:t>
+            </w:r>
+            <w:r>
+              <w:t xml:space="preserve"> </w:t>
+            </w:r>
+            <w:r>
+              <w:rPr>
+                <w:b/>
+              </w:rPr>
+              <w:t xml:space="preserve">fórcipe</w:t>
+            </w:r>
+            <w:r>
+              <w:t xml:space="preserve"> </w:t>
+            </w:r>
+            <w:r>
+              <w:t xml:space="preserve">(denominadores)</w:t>
+            </w:r>
+          </w:p>
+        </w:tc>
+        <w:tc>
+          <w:p>
+            <w:pPr>
+              <w:pStyle w:val="Compact"/>
+              <w:jc w:val="left"/>
+            </w:pPr>
+            <w:r>
+              <w:t xml:space="preserve">363 (adol) / 544 (adultas)</w:t>
+            </w:r>
+          </w:p>
+        </w:tc>
+        <w:tc>
+          <w:p>
+            <w:pPr>
+              <w:pStyle w:val="Compact"/>
+              <w:jc w:val="left"/>
+            </w:pPr>
+            <w:r>
+              <w:t xml:space="preserve">363 / 544</w:t>
+            </w:r>
+          </w:p>
+        </w:tc>
+        <w:tc>
+          <w:p>
+            <w:pPr>
+              <w:pStyle w:val="Compact"/>
+              <w:jc w:val="left"/>
+            </w:pPr>
+            <w:r>
+              <w:t xml:space="preserve">✓</w:t>
+            </w:r>
+          </w:p>
+        </w:tc>
+      </w:tr>
+    </w:tbl>
+    <w:p>
+      <w:pPr>
+        <w:pStyle w:val="BlockText"/>
+      </w:pPr>
+      <w:r>
+        <w:t xml:space="preserve">Conclusão: o</w:t>
+      </w:r>
+      <w:r>
+        <w:t xml:space="preserve"> </w:t>
+      </w:r>
+      <w:r>
+        <w:t xml:space="preserve">“</w:t>
+      </w:r>
+      <w:r>
+        <w:t xml:space="preserve">esqueleto</w:t>
+      </w:r>
+      <w:r>
+        <w:t xml:space="preserve">”</w:t>
+      </w:r>
+      <w:r>
+        <w:t xml:space="preserve"> </w:t>
+      </w:r>
+      <w:r>
+        <w:t xml:space="preserve">de N do capítulo (coorte, vias de parto, Robson, consultas, fórcipe) está</w:t>
+      </w:r>
+      <w:r>
+        <w:t xml:space="preserve"> </w:t>
+      </w:r>
+      <w:r>
+        <w:rPr>
+          <w:b/>
+        </w:rPr>
+        <w:t xml:space="preserve">estável e rastreável</w:t>
+      </w:r>
+      <w:r>
+        <w:t xml:space="preserve"> </w:t>
+      </w:r>
+      <w:r>
+        <w:t xml:space="preserve">ao filtro §3.3 e aos CSVs dos scripts.</w:t>
+      </w:r>
+    </w:p>
+    <w:p>
+      <w:pPr>
+        <w:pStyle w:val="Heading3"/>
+      </w:pPr>
+      <w:bookmarkStart w:id="23" w:name="X97371596b5e65182f39581cd15f7fdafbc89b3d"/>
+      <w:r>
+        <w:t xml:space="preserve">0.2 INCONSISTÊNCIAS a corrigir (com a fonte correta indicada)</w:t>
+      </w:r>
+      <w:bookmarkEnd w:id="23"/>
     </w:p>
     <w:p>
       <w:pPr>
@@ -379,70 +1280,69 @@
           <w:ilvl w:val="0"/>
           <w:numId w:val="1001"/>
         </w:numPr>
-        <w:pStyle w:val="Compact"/>
-      </w:pPr>
-      <w:r>
-        <w:rPr>
-          <w:b/>
-        </w:rPr>
-        <w:t xml:space="preserve">OK:</w:t>
-      </w:r>
-      <w:r>
-        <w:t xml:space="preserve"> </w:t>
-      </w:r>
-      <w:r>
-        <w:t xml:space="preserve">Tabela 10 (Modelo 4) — os OR do SPSS batem exatamente entre si (Relatorio Analise SPSS.md linhas 123–135 e docx).</w:t>
-      </w:r>
-      <w:r>
-        <w:t xml:space="preserve"> </w:t>
-      </w:r>
-      <w:r>
-        <w:rPr>
-          <w:b/>
-        </w:rPr>
-        <w:t xml:space="preserve">Porém, desde 14/06/2026 a medida adotada é a PR</w:t>
-      </w:r>
-      <w:r>
-        <w:t xml:space="preserve"> </w:t>
-      </w:r>
-      <w:r>
-        <w:t xml:space="preserve">(Poisson robusto): a Tabela 10 e a Figura 7 da dissertação devem reportar o PR de</w:t>
-      </w:r>
-      <w:r>
-        <w:t xml:space="preserve"> </w:t>
-      </w:r>
-      <w:r>
-        <w:rPr>
-          <w:rStyle w:val="VerbatimChar"/>
-        </w:rPr>
-        <w:t xml:space="preserve">tab10b_comparacao_modelo4_r_vs_spss.csv</w:t>
-      </w:r>
-      <w:r>
-        <w:t xml:space="preserve"> </w:t>
-      </w:r>
-      <w:r>
-        <w:t xml:space="preserve">(coluna</w:t>
-      </w:r>
-      <w:r>
-        <w:t xml:space="preserve"> </w:t>
-      </w:r>
-      <w:r>
-        <w:rPr>
-          <w:rStyle w:val="VerbatimChar"/>
-        </w:rPr>
-        <w:t xml:space="preserve">PR_R</w:t>
-      </w:r>
-      <w:r>
-        <w:t xml:space="preserve">), tratando os OR do SPSS como histórico. O forest plot principal (</w:t>
-      </w:r>
-      <w:r>
-        <w:rPr>
-          <w:rStyle w:val="VerbatimChar"/>
-        </w:rPr>
-        <w:t xml:space="preserve">fig_obj5_forest_plot_modelo4.png</w:t>
-      </w:r>
-      <w:r>
-        <w:t xml:space="preserve">) já foi regerado em PR.</w:t>
+      </w:pPr>
+      <w:r>
+        <w:rPr>
+          <w:b/>
+        </w:rPr>
+        <w:t xml:space="preserve">Resumo/Abstract — nº de adultas.</w:t>
+      </w:r>
+      <w:r>
+        <w:t xml:space="preserve"> </w:t>
+      </w:r>
+      <w:r>
+        <w:t xml:space="preserve">O resumo (PT e EN) diz adultas</w:t>
+      </w:r>
+      <w:r>
+        <w:t xml:space="preserve"> </w:t>
+      </w:r>
+      <w:r>
+        <w:rPr>
+          <w:b/>
+        </w:rPr>
+        <w:t xml:space="preserve">“</w:t>
+      </w:r>
+      <w:r>
+        <w:rPr>
+          <w:b/>
+        </w:rPr>
+        <w:t xml:space="preserve">n = 5.279 / 5,279</w:t>
+      </w:r>
+      <w:r>
+        <w:rPr>
+          <w:b/>
+        </w:rPr>
+        <w:t xml:space="preserve">”</w:t>
+      </w:r>
+      <w:r>
+        <w:t xml:space="preserve">, mas a coorte §3.3 e o próprio corpo dos Resultados dizem</w:t>
+      </w:r>
+      <w:r>
+        <w:t xml:space="preserve"> </w:t>
+      </w:r>
+      <w:r>
+        <w:rPr>
+          <w:b/>
+        </w:rPr>
+        <w:t xml:space="preserve">5.283</w:t>
+      </w:r>
+      <w:r>
+        <w:t xml:space="preserve">. Corrigir o resumo para</w:t>
+      </w:r>
+      <w:r>
+        <w:t xml:space="preserve"> </w:t>
+      </w:r>
+      <w:r>
+        <w:rPr>
+          <w:b/>
+        </w:rPr>
+        <w:t xml:space="preserve">5.283</w:t>
+      </w:r>
+      <w:r>
+        <w:t xml:space="preserve"> </w:t>
+      </w:r>
+      <w:r>
+        <w:t xml:space="preserve">(Δ = 4). Fonte: filtro §3.3 (5.283 adultas).</w:t>
       </w:r>
     </w:p>
     <w:p>
@@ -451,34 +1351,129 @@
           <w:ilvl w:val="0"/>
           <w:numId w:val="1001"/>
         </w:numPr>
-        <w:pStyle w:val="Compact"/>
-      </w:pPr>
-      <w:r>
-        <w:rPr>
-          <w:b/>
-        </w:rPr>
-        <w:t xml:space="preserve">OK:</w:t>
-      </w:r>
-      <w:r>
-        <w:t xml:space="preserve"> </w:t>
-      </w:r>
-      <w:r>
-        <w:t xml:space="preserve">Tabelas 5 e 6 são internamente consistentes — para cada célula,</w:t>
-      </w:r>
-      <w:r>
-        <w:t xml:space="preserve"> </w:t>
-      </w:r>
-      <w:r>
-        <w:rPr>
-          <w:rStyle w:val="VerbatimChar"/>
-        </w:rPr>
-        <w:t xml:space="preserve">n_cesárea / n_total</w:t>
-      </w:r>
-      <w:r>
-        <w:t xml:space="preserve"> </w:t>
-      </w:r>
-      <w:r>
-        <w:t xml:space="preserve">coincide com a taxa percentual da Tabela 6 (verificado em todos os 12 grupos com dados disponíveis).</w:t>
+      </w:pPr>
+      <w:r>
+        <w:rPr>
+          <w:b/>
+        </w:rPr>
+        <w:t xml:space="preserve">Seção 5.4 / Tabela 8 — denominadores de cesárea não batem com o resto da dissertação.</w:t>
+      </w:r>
+      <w:r>
+        <w:t xml:space="preserve"> </w:t>
+      </w:r>
+      <w:r>
+        <w:t xml:space="preserve">A Tabela 8 (indicações de cesárea) usa a extração da estatística: precoces 138 + tardias 227 =</w:t>
+      </w:r>
+      <w:r>
+        <w:t xml:space="preserve"> </w:t>
+      </w:r>
+      <w:r>
+        <w:rPr>
+          <w:b/>
+        </w:rPr>
+        <w:t xml:space="preserve">365 adolescentes</w:t>
+      </w:r>
+      <w:r>
+        <w:t xml:space="preserve"> </w:t>
+      </w:r>
+      <w:r>
+        <w:t xml:space="preserve">e</w:t>
+      </w:r>
+      <w:r>
+        <w:t xml:space="preserve"> </w:t>
+      </w:r>
+      <w:r>
+        <w:rPr>
+          <w:b/>
+        </w:rPr>
+        <w:t xml:space="preserve">3.228 adultas</w:t>
+      </w:r>
+      <w:r>
+        <w:t xml:space="preserve"> </w:t>
+      </w:r>
+      <w:r>
+        <w:t xml:space="preserve">(total 3.593). Mas a</w:t>
+      </w:r>
+      <w:r>
+        <w:t xml:space="preserve"> </w:t>
+      </w:r>
+      <w:r>
+        <w:rPr>
+          <w:b/>
+        </w:rPr>
+        <w:t xml:space="preserve">Tabela 4 (vias de parto) do mesmo manuscrito</w:t>
+      </w:r>
+      <w:r>
+        <w:t xml:space="preserve"> </w:t>
+      </w:r>
+      <w:r>
+        <w:t xml:space="preserve">— e a coorte §3.3 — têm</w:t>
+      </w:r>
+      <w:r>
+        <w:t xml:space="preserve"> </w:t>
+      </w:r>
+      <w:r>
+        <w:rPr>
+          <w:b/>
+        </w:rPr>
+        <w:t xml:space="preserve">433 cesáreas em adolescentes</w:t>
+      </w:r>
+      <w:r>
+        <w:t xml:space="preserve"> </w:t>
+      </w:r>
+      <w:r>
+        <w:t xml:space="preserve">(166 + 267),</w:t>
+      </w:r>
+      <w:r>
+        <w:t xml:space="preserve"> </w:t>
+      </w:r>
+      <w:r>
+        <w:rPr>
+          <w:b/>
+        </w:rPr>
+        <w:t xml:space="preserve">3.313 em adultas</w:t>
+      </w:r>
+      <w:r>
+        <w:t xml:space="preserve"> </w:t>
+      </w:r>
+      <w:r>
+        <w:t xml:space="preserve">e</w:t>
+      </w:r>
+      <w:r>
+        <w:t xml:space="preserve"> </w:t>
+      </w:r>
+      <w:r>
+        <w:rPr>
+          <w:b/>
+        </w:rPr>
+        <w:t xml:space="preserve">3.746 no total</w:t>
+      </w:r>
+      <w:r>
+        <w:t xml:space="preserve">. Ou seja, o número de cesáreas muda entre a Tabela 4 e a Tabela 8 (Δ: +68 adolescentes, +85 adultas, +153 no total). Os denominadores de</w:t>
+      </w:r>
+      <w:r>
+        <w:t xml:space="preserve"> </w:t>
+      </w:r>
+      <w:r>
+        <w:rPr>
+          <w:b/>
+        </w:rPr>
+        <w:t xml:space="preserve">fórcipe</w:t>
+      </w:r>
+      <w:r>
+        <w:t xml:space="preserve"> </w:t>
+      </w:r>
+      <w:r>
+        <w:t xml:space="preserve">(363 / 544), em contraste, batem com a coorte.</w:t>
+      </w:r>
+      <w:r>
+        <w:t xml:space="preserve"> </w:t>
+      </w:r>
+      <w:r>
+        <w:rPr>
+          <w:b/>
+        </w:rPr>
+        <w:t xml:space="preserve">Esta é a principal incoerência de tamanho amostral do manuscrito.</w:t>
       </w:r>
     </w:p>
     <w:p>
@@ -487,41 +1482,148 @@
           <w:ilvl w:val="0"/>
           <w:numId w:val="1001"/>
         </w:numPr>
-        <w:pStyle w:val="Compact"/>
-      </w:pPr>
-      <w:r>
-        <w:rPr>
-          <w:b/>
-        </w:rPr>
-        <w:t xml:space="preserve">OK:</w:t>
-      </w:r>
-      <w:r>
-        <w:t xml:space="preserve"> </w:t>
-      </w:r>
-      <w:r>
-        <w:t xml:space="preserve">Todos os números de comorbidades (§4.2) e da análise multivariada (§4.5) na redação têm origem rastreável e conferem com a fonte.</w:t>
-      </w:r>
-      <w:r>
-        <w:t xml:space="preserve"> </w:t>
-      </w:r>
-      <w:r>
-        <w:rPr>
-          <w:b/>
-        </w:rPr>
-        <w:t xml:space="preserve">Atenção:</w:t>
-      </w:r>
-      <w:r>
-        <w:t xml:space="preserve"> </w:t>
-      </w:r>
-      <w:r>
-        <w:t xml:space="preserve">a §4.5 deve passar a citar PR (Poisson robusto), não OR da logística — ver documento de revisão da dissertação.</w:t>
+      </w:pPr>
+      <w:r>
+        <w:rPr>
+          <w:b/>
+        </w:rPr>
+        <w:t xml:space="preserve">Tabela 8 — rodapé com terceiro valor.</w:t>
+      </w:r>
+      <w:r>
+        <w:t xml:space="preserve"> </w:t>
+      </w:r>
+      <w:r>
+        <w:t xml:space="preserve">O rodapé da Tabela 8 diz adultas</w:t>
+      </w:r>
+      <w:r>
+        <w:t xml:space="preserve"> </w:t>
+      </w:r>
+      <w:r>
+        <w:rPr>
+          <w:b/>
+        </w:rPr>
+        <w:t xml:space="preserve">“</w:t>
+      </w:r>
+      <w:r>
+        <w:rPr>
+          <w:b/>
+        </w:rPr>
+        <w:t xml:space="preserve">n = 3.338 cesáreas</w:t>
+      </w:r>
+      <w:r>
+        <w:rPr>
+          <w:b/>
+        </w:rPr>
+        <w:t xml:space="preserve">”</w:t>
+      </w:r>
+      <w:r>
+        <w:t xml:space="preserve">, que não bate nem com a coluna da própria tabela (</w:t>
+      </w:r>
+      <w:r>
+        <w:rPr>
+          <w:b/>
+        </w:rPr>
+        <w:t xml:space="preserve">3.228</w:t>
+      </w:r>
+      <w:r>
+        <w:t xml:space="preserve">) nem com a coorte (</w:t>
+      </w:r>
+      <w:r>
+        <w:rPr>
+          <w:b/>
+        </w:rPr>
+        <w:t xml:space="preserve">3.313</w:t>
+      </w:r>
+      <w:r>
+        <w:t xml:space="preserve">). É um erro de digitação e precisa ser corrigido.</w:t>
+      </w:r>
+    </w:p>
+    <w:p>
+      <w:pPr>
+        <w:pStyle w:val="Heading3"/>
+      </w:pPr>
+      <w:bookmarkStart w:id="24" w:name="X23a7f56997f4395c1e2f6cae6d64d4402e19753"/>
+      <w:r>
+        <w:t xml:space="preserve">0.3 DÚVIDA registrada (não resolvível sem decisão de vocês)</w:t>
+      </w:r>
+      <w:bookmarkEnd w:id="24"/>
+    </w:p>
+    <w:p>
+      <w:pPr>
+        <w:pStyle w:val="FirstParagraph"/>
+      </w:pPr>
+      <w:r>
+        <w:t xml:space="preserve">A extração de cesáreas da estatística usada na Seção 5.4 (</w:t>
+      </w:r>
+      <w:r>
+        <w:rPr>
+          <w:b/>
+        </w:rPr>
+        <w:t xml:space="preserve">total 3.593</w:t>
+      </w:r>
+      <w:r>
+        <w:t xml:space="preserve">)</w:t>
+      </w:r>
+      <w:r>
+        <w:t xml:space="preserve"> </w:t>
+      </w:r>
+      <w:r>
+        <w:rPr>
+          <w:b/>
+        </w:rPr>
+        <w:t xml:space="preserve">não é reproduzível</w:t>
+      </w:r>
+      <w:r>
+        <w:t xml:space="preserve"> </w:t>
+      </w:r>
+      <w:r>
+        <w:t xml:space="preserve">a partir da coorte §3.3 / dos scripts deste repositório (</w:t>
+      </w:r>
+      <w:r>
+        <w:rPr>
+          <w:b/>
+        </w:rPr>
+        <w:t xml:space="preserve">total 3.746</w:t>
+      </w:r>
+      <w:r>
+        <w:t xml:space="preserve">). A diferença de</w:t>
+      </w:r>
+      <w:r>
+        <w:t xml:space="preserve"> </w:t>
+      </w:r>
+      <w:r>
+        <w:rPr>
+          <w:b/>
+        </w:rPr>
+        <w:t xml:space="preserve">153 cesáreas</w:t>
+      </w:r>
+      <w:r>
+        <w:t xml:space="preserve"> </w:t>
+      </w:r>
+      <w:r>
+        <w:t xml:space="preserve">vem de critérios de filtragem distintos (a tabulação da estatística foi feita em ferramenta externa, sobre outra extração).</w:t>
+      </w:r>
+      <w:r>
+        <w:t xml:space="preserve"> </w:t>
+      </w:r>
+      <w:r>
+        <w:rPr>
+          <w:b/>
+        </w:rPr>
+        <w:t xml:space="preserve">Não inventei nenhum valor para conciliar.</w:t>
+      </w:r>
+      <w:r>
+        <w:t xml:space="preserve"> </w:t>
+      </w:r>
+      <w:r>
+        <w:t xml:space="preserve">Duas saídas possíveis, a decidir com a estatística/orientador:</w:t>
       </w:r>
     </w:p>
     <w:p>
       <w:pPr>
         <w:numPr>
           <w:ilvl w:val="0"/>
-          <w:numId w:val="1001"/>
+          <w:numId w:val="1002"/>
         </w:numPr>
         <w:pStyle w:val="Compact"/>
       </w:pPr>
@@ -529,20 +1631,32 @@
         <w:rPr>
           <w:b/>
         </w:rPr>
-        <w:t xml:space="preserve">CRÍTICO:</w:t>
-      </w:r>
-      <w:r>
-        <w:t xml:space="preserve"> </w:t>
-      </w:r>
-      <w:r>
-        <w:t xml:space="preserve">Existem quatro valores distintos de N total circulando nos documentos (6.646, 6.663, 6.830 e 8.300/8.724). Nenhuma tabela usa exatamente o mesmo N, e os cinco placeholders da redação ainda não foram preenchidos.</w:t>
+        <w:t xml:space="preserve">(a) Padronizar pela coorte §3.3 (recomendado para coerência interna):</w:t>
+      </w:r>
+      <w:r>
+        <w:t xml:space="preserve"> </w:t>
+      </w:r>
+      <w:r>
+        <w:t xml:space="preserve">usar</w:t>
+      </w:r>
+      <w:r>
+        <w:t xml:space="preserve"> </w:t>
+      </w:r>
+      <w:r>
+        <w:rPr>
+          <w:rStyle w:val="VerbatimChar"/>
+        </w:rPr>
+        <w:t xml:space="preserve">analysis/03_indicacoes_parto.R</w:t>
+      </w:r>
+      <w:r>
+        <w:t xml:space="preserve">, que recalcula as indicações de cesárea sobre os mesmos 6.650 casos (433 adol / 3.313 adultas / 3.746) — totalmente rastreável e coerente com a Tabela 4. O custo é abrir mão das categorias agregadas da estatística (que podem ser remapeadas no script).</w:t>
       </w:r>
     </w:p>
     <w:p>
       <w:pPr>
         <w:numPr>
           <w:ilvl w:val="0"/>
-          <w:numId w:val="1001"/>
+          <w:numId w:val="1002"/>
         </w:numPr>
         <w:pStyle w:val="Compact"/>
       </w:pPr>
@@ -550,181 +1664,66 @@
         <w:rPr>
           <w:b/>
         </w:rPr>
-        <w:t xml:space="preserve">IMPORTANTE:</w:t>
-      </w:r>
-      <w:r>
-        <w:t xml:space="preserve"> </w:t>
-      </w:r>
-      <w:r>
-        <w:t xml:space="preserve">CSVs derivados (</w:t>
-      </w:r>
-      <w:r>
-        <w:rPr>
-          <w:rStyle w:val="VerbatimChar"/>
-        </w:rPr>
-        <w:t xml:space="preserve">tab05/tab06_*.csv</w:t>
-      </w:r>
-      <w:r>
-        <w:t xml:space="preserve">) têm valores diferentes dos CSVs primários (</w:t>
-      </w:r>
-      <w:r>
-        <w:rPr>
-          <w:rStyle w:val="VerbatimChar"/>
-        </w:rPr>
-        <w:t xml:space="preserve">tab_obj2_*.csv</w:t>
-      </w:r>
-      <w:r>
-        <w:t xml:space="preserve">) em quatro células — as Tabelas 5–7 do docx foram construídas corretamente a partir dos primários, mas os derivados contêm um bug de recomputação.</w:t>
-      </w:r>
-    </w:p>
-    <w:p>
-      <w:pPr>
-        <w:numPr>
-          <w:ilvl w:val="0"/>
-          <w:numId w:val="1001"/>
-        </w:numPr>
-        <w:pStyle w:val="Compact"/>
-      </w:pPr>
-      <w:r>
-        <w:rPr>
-          <w:b/>
-        </w:rPr>
-        <w:t xml:space="preserve">IMPORTANTE:</w:t>
-      </w:r>
-      <w:r>
-        <w:t xml:space="preserve"> </w:t>
-      </w:r>
-      <w:r>
-        <w:t xml:space="preserve">Figuras 5 e 6 (indicações de cesárea e fórcipe) são citadas na redação §4.4 mas os arquivos PNG não existem em</w:t>
-      </w:r>
-      <w:r>
-        <w:t xml:space="preserve"> </w:t>
-      </w:r>
-      <w:r>
-        <w:rPr>
-          <w:rStyle w:val="VerbatimChar"/>
-        </w:rPr>
-        <w:t xml:space="preserve">results/figures/</w:t>
-      </w:r>
-      <w:r>
-        <w:t xml:space="preserve">. Figura 7 (forest plot) existe mas não é referenciada na redação.</w:t>
-      </w:r>
-    </w:p>
-    <w:p>
-      <w:pPr>
-        <w:numPr>
-          <w:ilvl w:val="0"/>
-          <w:numId w:val="1001"/>
-        </w:numPr>
-        <w:pStyle w:val="Compact"/>
-      </w:pPr>
-      <w:r>
-        <w:rPr>
-          <w:b/>
-        </w:rPr>
-        <w:t xml:space="preserve">NOVO (10/06/2026):</w:t>
-      </w:r>
-      <w:r>
-        <w:t xml:space="preserve"> </w:t>
-      </w:r>
-      <w:r>
-        <w:t xml:space="preserve">Acrescentada a estratégia de</w:t>
-      </w:r>
-      <w:r>
-        <w:t xml:space="preserve"> </w:t>
-      </w:r>
-      <w:r>
-        <w:rPr>
-          <w:b/>
-        </w:rPr>
-        <w:t xml:space="preserve">três modelos preditivos</w:t>
-      </w:r>
-      <w:r>
-        <w:t xml:space="preserve"> </w:t>
-      </w:r>
-      <w:r>
-        <w:t xml:space="preserve">(</w:t>
-      </w:r>
-      <w:r>
-        <w:rPr>
-          <w:rStyle w:val="VerbatimChar"/>
-        </w:rPr>
-        <w:t xml:space="preserve">analysis/06_modelos_preditivos_cesarea.R</w:t>
-      </w:r>
-      <w:r>
-        <w:t xml:space="preserve">). Coorte total N =</w:t>
-      </w:r>
-      <w:r>
-        <w:t xml:space="preserve"> </w:t>
-      </w:r>
-      <w:r>
-        <w:rPr>
-          <w:b/>
-        </w:rPr>
-        <w:t xml:space="preserve">6.650</w:t>
-      </w:r>
-      <w:r>
-        <w:t xml:space="preserve"> </w:t>
-      </w:r>
-      <w:r>
-        <w:t xml:space="preserve">(filtro §3.3 codificado em</w:t>
-      </w:r>
-      <w:r>
-        <w:t xml:space="preserve"> </w:t>
-      </w:r>
-      <w:r>
-        <w:rPr>
-          <w:rStyle w:val="VerbatimChar"/>
-        </w:rPr>
-        <w:t xml:space="preserve">00_filtro_elegibilidade.R</w:t>
-      </w:r>
-      <w:r>
-        <w:t xml:space="preserve">) — quinto valor de N em circulação, mas agora</w:t>
-      </w:r>
-      <w:r>
-        <w:t xml:space="preserve"> </w:t>
-      </w:r>
-      <w:r>
-        <w:rPr>
-          <w:b/>
-        </w:rPr>
-        <w:t xml:space="preserve">determinístico e versionado</w:t>
-      </w:r>
-      <w:r>
-        <w:t xml:space="preserve"> </w:t>
-      </w:r>
-      <w:r>
-        <w:t xml:space="preserve">(ver §1.1). O script R foi</w:t>
-      </w:r>
-      <w:r>
-        <w:t xml:space="preserve"> </w:t>
-      </w:r>
-      <w:r>
-        <w:rPr>
-          <w:b/>
-        </w:rPr>
-        <w:t xml:space="preserve">executado</w:t>
-      </w:r>
-      <w:r>
-        <w:t xml:space="preserve"> </w:t>
-      </w:r>
-      <w:r>
-        <w:t xml:space="preserve">e seus resultados</w:t>
-      </w:r>
-      <w:r>
-        <w:t xml:space="preserve"> </w:t>
-      </w:r>
-      <w:r>
-        <w:rPr>
-          <w:b/>
-        </w:rPr>
-        <w:t xml:space="preserve">conferem com a validação em Python</w:t>
-      </w:r>
-      <w:r>
-        <w:t xml:space="preserve"> </w:t>
-      </w:r>
-      <w:r>
-        <w:t xml:space="preserve">(≤ 0,002 na AUC); coeficientes clinicamente coerentes e tabelas/figuras consistentes (ver §1.14). Pendência remanescente: validação externa + curva de decisão antes de uso clínico da ferramenta derivada.</w:t>
+        <w:t xml:space="preserve">(b) Manter a tabulação da estatística:</w:t>
+      </w:r>
+      <w:r>
+        <w:t xml:space="preserve"> </w:t>
+      </w:r>
+      <w:r>
+        <w:t xml:space="preserve">então é preciso</w:t>
+      </w:r>
+      <w:r>
+        <w:t xml:space="preserve"> </w:t>
+      </w:r>
+      <w:r>
+        <w:rPr>
+          <w:b/>
+        </w:rPr>
+        <w:t xml:space="preserve">documentar o filtro dela</w:t>
+      </w:r>
+      <w:r>
+        <w:t xml:space="preserve"> </w:t>
+      </w:r>
+      <w:r>
+        <w:t xml:space="preserve">(por que 3.593 e não 3.746) e</w:t>
+      </w:r>
+      <w:r>
+        <w:t xml:space="preserve"> </w:t>
+      </w:r>
+      <w:r>
+        <w:rPr>
+          <w:b/>
+        </w:rPr>
+        <w:t xml:space="preserve">assumir explicitamente</w:t>
+      </w:r>
+      <w:r>
+        <w:t xml:space="preserve"> </w:t>
+      </w:r>
+      <w:r>
+        <w:t xml:space="preserve">no texto que a base de indicações difere da base das vias de parto. Sem essa documentação, a divergência fica sem rastreabilidade.</w:t>
+      </w:r>
+    </w:p>
+    <w:p>
+      <w:pPr>
+        <w:pStyle w:val="FirstParagraph"/>
+      </w:pPr>
+      <w:r>
+        <w:t xml:space="preserve">Enquanto não houver decisão, os denominadores de cesárea da Seção 5.4 permanecem</w:t>
+      </w:r>
+      <w:r>
+        <w:t xml:space="preserve"> </w:t>
+      </w:r>
+      <w:r>
+        <w:rPr>
+          <w:b/>
+        </w:rPr>
+        <w:t xml:space="preserve">inconsistentes</w:t>
+      </w:r>
+      <w:r>
+        <w:t xml:space="preserve"> </w:t>
+      </w:r>
+      <w:r>
+        <w:t xml:space="preserve">com a Tabela 4 e com a coorte §3.3.</w:t>
       </w:r>
     </w:p>
     <w:p>
@@ -738,21 +1737,530 @@
       <w:pPr>
         <w:pStyle w:val="Heading2"/>
       </w:pPr>
-      <w:bookmarkStart w:id="22" w:name="inconsistências-encontradas"/>
+      <w:bookmarkStart w:id="25" w:name="sumário-executivo"/>
+      <w:r>
+        <w:t xml:space="preserve">Sumário Executivo</w:t>
+      </w:r>
+      <w:bookmarkEnd w:id="25"/>
+    </w:p>
+    <w:p>
+      <w:pPr>
+        <w:numPr>
+          <w:ilvl w:val="0"/>
+          <w:numId w:val="1003"/>
+        </w:numPr>
+        <w:pStyle w:val="Compact"/>
+      </w:pPr>
+      <w:r>
+        <w:rPr>
+          <w:b/>
+        </w:rPr>
+        <w:t xml:space="preserve">OK:</w:t>
+      </w:r>
+      <w:r>
+        <w:t xml:space="preserve"> </w:t>
+      </w:r>
+      <w:r>
+        <w:t xml:space="preserve">Tabela 10 (Modelo 4) — os OR do SPSS batem exatamente entre si (Relatorio Analise SPSS.md linhas 123–135 e docx).</w:t>
+      </w:r>
+      <w:r>
+        <w:t xml:space="preserve"> </w:t>
+      </w:r>
+      <w:r>
+        <w:rPr>
+          <w:b/>
+        </w:rPr>
+        <w:t xml:space="preserve">Porém, desde 14/06/2026 a medida adotada é a PR</w:t>
+      </w:r>
+      <w:r>
+        <w:t xml:space="preserve"> </w:t>
+      </w:r>
+      <w:r>
+        <w:t xml:space="preserve">(Poisson robusto): a Tabela 10 e a Figura 7 da dissertação devem reportar o PR de</w:t>
+      </w:r>
+      <w:r>
+        <w:t xml:space="preserve"> </w:t>
+      </w:r>
+      <w:r>
+        <w:rPr>
+          <w:rStyle w:val="VerbatimChar"/>
+        </w:rPr>
+        <w:t xml:space="preserve">tab10b_comparacao_modelo4_r_vs_spss.csv</w:t>
+      </w:r>
+      <w:r>
+        <w:t xml:space="preserve"> </w:t>
+      </w:r>
+      <w:r>
+        <w:t xml:space="preserve">(coluna</w:t>
+      </w:r>
+      <w:r>
+        <w:t xml:space="preserve"> </w:t>
+      </w:r>
+      <w:r>
+        <w:rPr>
+          <w:rStyle w:val="VerbatimChar"/>
+        </w:rPr>
+        <w:t xml:space="preserve">PR_R</w:t>
+      </w:r>
+      <w:r>
+        <w:t xml:space="preserve">), tratando os OR do SPSS como histórico. O forest plot principal (</w:t>
+      </w:r>
+      <w:r>
+        <w:rPr>
+          <w:rStyle w:val="VerbatimChar"/>
+        </w:rPr>
+        <w:t xml:space="preserve">fig_obj5_forest_plot_modelo4.png</w:t>
+      </w:r>
+      <w:r>
+        <w:t xml:space="preserve">) já foi regerado em PR.</w:t>
+      </w:r>
+    </w:p>
+    <w:p>
+      <w:pPr>
+        <w:numPr>
+          <w:ilvl w:val="0"/>
+          <w:numId w:val="1003"/>
+        </w:numPr>
+        <w:pStyle w:val="Compact"/>
+      </w:pPr>
+      <w:r>
+        <w:rPr>
+          <w:b/>
+        </w:rPr>
+        <w:t xml:space="preserve">OK:</w:t>
+      </w:r>
+      <w:r>
+        <w:t xml:space="preserve"> </w:t>
+      </w:r>
+      <w:r>
+        <w:t xml:space="preserve">Tabelas 5 e 6 são internamente consistentes — para cada célula,</w:t>
+      </w:r>
+      <w:r>
+        <w:t xml:space="preserve"> </w:t>
+      </w:r>
+      <w:r>
+        <w:rPr>
+          <w:rStyle w:val="VerbatimChar"/>
+        </w:rPr>
+        <w:t xml:space="preserve">n_cesárea / n_total</w:t>
+      </w:r>
+      <w:r>
+        <w:t xml:space="preserve"> </w:t>
+      </w:r>
+      <w:r>
+        <w:t xml:space="preserve">coincide com a taxa percentual da Tabela 6 (verificado em todos os 12 grupos com dados disponíveis).</w:t>
+      </w:r>
+    </w:p>
+    <w:p>
+      <w:pPr>
+        <w:numPr>
+          <w:ilvl w:val="0"/>
+          <w:numId w:val="1003"/>
+        </w:numPr>
+        <w:pStyle w:val="Compact"/>
+      </w:pPr>
+      <w:r>
+        <w:rPr>
+          <w:b/>
+        </w:rPr>
+        <w:t xml:space="preserve">OK:</w:t>
+      </w:r>
+      <w:r>
+        <w:t xml:space="preserve"> </w:t>
+      </w:r>
+      <w:r>
+        <w:t xml:space="preserve">Todos os números de comorbidades (§4.2) e da análise multivariada (§4.5) na redação têm origem rastreável e conferem com a fonte.</w:t>
+      </w:r>
+      <w:r>
+        <w:t xml:space="preserve"> </w:t>
+      </w:r>
+      <w:r>
+        <w:rPr>
+          <w:b/>
+        </w:rPr>
+        <w:t xml:space="preserve">Atenção:</w:t>
+      </w:r>
+      <w:r>
+        <w:t xml:space="preserve"> </w:t>
+      </w:r>
+      <w:r>
+        <w:t xml:space="preserve">a §4.5 deve passar a citar PR (Poisson robusto), não OR da logística — ver documento de revisão da dissertação.</w:t>
+      </w:r>
+    </w:p>
+    <w:p>
+      <w:pPr>
+        <w:numPr>
+          <w:ilvl w:val="0"/>
+          <w:numId w:val="1003"/>
+        </w:numPr>
+        <w:pStyle w:val="Compact"/>
+      </w:pPr>
+      <w:r>
+        <w:rPr>
+          <w:b/>
+        </w:rPr>
+        <w:t xml:space="preserve">RESOLVIDO (17/06):</w:t>
+      </w:r>
+      <w:r>
+        <w:t xml:space="preserve"> </w:t>
+      </w:r>
+      <w:r>
+        <w:t xml:space="preserve">o N total convergiu para</w:t>
+      </w:r>
+      <w:r>
+        <w:t xml:space="preserve"> </w:t>
+      </w:r>
+      <w:r>
+        <w:rPr>
+          <w:b/>
+        </w:rPr>
+        <w:t xml:space="preserve">6.650</w:t>
+      </w:r>
+      <w:r>
+        <w:t xml:space="preserve"> </w:t>
+      </w:r>
+      <w:r>
+        <w:t xml:space="preserve">em todo o manuscrito 16/06, recomputado e validado contra o filtro §3.3 e os CSVs dos scripts (ver §0.1). Os valores antigos divergentes (6.646, 6.663, 6.830, 8.300/8.724) não aparecem mais no corpo dos Resultados.</w:t>
+      </w:r>
+    </w:p>
+    <w:p>
+      <w:pPr>
+        <w:numPr>
+          <w:ilvl w:val="0"/>
+          <w:numId w:val="1003"/>
+        </w:numPr>
+        <w:pStyle w:val="Compact"/>
+      </w:pPr>
+      <w:r>
+        <w:rPr>
+          <w:b/>
+        </w:rPr>
+        <w:t xml:space="preserve">CRÍTICO (coerência de N, 17/06):</w:t>
+      </w:r>
+      <w:r>
+        <w:t xml:space="preserve"> </w:t>
+      </w:r>
+      <w:r>
+        <w:t xml:space="preserve">a Seção 5.4 (indicações de cesárea, Tabela 8) usa</w:t>
+      </w:r>
+      <w:r>
+        <w:t xml:space="preserve"> </w:t>
+      </w:r>
+      <w:r>
+        <w:rPr>
+          <w:b/>
+        </w:rPr>
+        <w:t xml:space="preserve">365 / 3.228</w:t>
+      </w:r>
+      <w:r>
+        <w:t xml:space="preserve"> </w:t>
+      </w:r>
+      <w:r>
+        <w:t xml:space="preserve">cesáreas (extração da estatística), enquanto a Tabela 4 e a coorte §3.3 têm</w:t>
+      </w:r>
+      <w:r>
+        <w:t xml:space="preserve"> </w:t>
+      </w:r>
+      <w:r>
+        <w:rPr>
+          <w:b/>
+        </w:rPr>
+        <w:t xml:space="preserve">433 / 3.313</w:t>
+      </w:r>
+      <w:r>
+        <w:t xml:space="preserve"> </w:t>
+      </w:r>
+      <w:r>
+        <w:t xml:space="preserve">(total 3.746 vs 3.593). Há ainda um terceiro valor no rodapé (3.338). Além disso, o resumo cita adultas</w:t>
+      </w:r>
+      <w:r>
+        <w:t xml:space="preserve"> </w:t>
+      </w:r>
+      <w:r>
+        <w:rPr>
+          <w:b/>
+        </w:rPr>
+        <w:t xml:space="preserve">5.279</w:t>
+      </w:r>
+      <w:r>
+        <w:t xml:space="preserve"> </w:t>
+      </w:r>
+      <w:r>
+        <w:t xml:space="preserve">em vez de</w:t>
+      </w:r>
+      <w:r>
+        <w:t xml:space="preserve"> </w:t>
+      </w:r>
+      <w:r>
+        <w:rPr>
+          <w:b/>
+        </w:rPr>
+        <w:t xml:space="preserve">5.283</w:t>
+      </w:r>
+      <w:r>
+        <w:t xml:space="preserve">. Detalhes e fontes em</w:t>
+      </w:r>
+      <w:r>
+        <w:t xml:space="preserve"> </w:t>
+      </w:r>
+      <w:r>
+        <w:rPr>
+          <w:b/>
+        </w:rPr>
+        <w:t xml:space="preserve">§0.2/§0.3</w:t>
+      </w:r>
+      <w:r>
+        <w:t xml:space="preserve">.</w:t>
+      </w:r>
+    </w:p>
+    <w:p>
+      <w:pPr>
+        <w:numPr>
+          <w:ilvl w:val="0"/>
+          <w:numId w:val="1003"/>
+        </w:numPr>
+        <w:pStyle w:val="Compact"/>
+      </w:pPr>
+      <w:r>
+        <w:rPr>
+          <w:b/>
+        </w:rPr>
+        <w:t xml:space="preserve">IMPORTANTE:</w:t>
+      </w:r>
+      <w:r>
+        <w:t xml:space="preserve"> </w:t>
+      </w:r>
+      <w:r>
+        <w:t xml:space="preserve">CSVs derivados (</w:t>
+      </w:r>
+      <w:r>
+        <w:rPr>
+          <w:rStyle w:val="VerbatimChar"/>
+        </w:rPr>
+        <w:t xml:space="preserve">tab05/tab06_*.csv</w:t>
+      </w:r>
+      <w:r>
+        <w:t xml:space="preserve">) têm valores diferentes dos CSVs primários (</w:t>
+      </w:r>
+      <w:r>
+        <w:rPr>
+          <w:rStyle w:val="VerbatimChar"/>
+        </w:rPr>
+        <w:t xml:space="preserve">tab_obj2_*.csv</w:t>
+      </w:r>
+      <w:r>
+        <w:t xml:space="preserve">) em quatro células — as Tabelas 5–7 do docx foram construídas corretamente a partir dos primários, mas os derivados contêm um bug de recomputação.</w:t>
+      </w:r>
+    </w:p>
+    <w:p>
+      <w:pPr>
+        <w:numPr>
+          <w:ilvl w:val="0"/>
+          <w:numId w:val="1003"/>
+        </w:numPr>
+        <w:pStyle w:val="Compact"/>
+      </w:pPr>
+      <w:r>
+        <w:rPr>
+          <w:b/>
+        </w:rPr>
+        <w:t xml:space="preserve">RESOLVIDO (jun/2026):</w:t>
+      </w:r>
+      <w:r>
+        <w:t xml:space="preserve"> </w:t>
+      </w:r>
+      <w:r>
+        <w:t xml:space="preserve">as Figuras 5 e 6 (indicações de cesárea e fórcipe) foram geradas —</w:t>
+      </w:r>
+      <w:r>
+        <w:t xml:space="preserve"> </w:t>
+      </w:r>
+      <w:r>
+        <w:rPr>
+          <w:rStyle w:val="VerbatimChar"/>
+        </w:rPr>
+        <w:t xml:space="preserve">results/figures/fig_obj3_indicacoes_cesarea.png</w:t>
+      </w:r>
+      <w:r>
+        <w:t xml:space="preserve"> </w:t>
+      </w:r>
+      <w:r>
+        <w:t xml:space="preserve">e</w:t>
+      </w:r>
+      <w:r>
+        <w:t xml:space="preserve"> </w:t>
+      </w:r>
+      <w:r>
+        <w:rPr>
+          <w:rStyle w:val="VerbatimChar"/>
+        </w:rPr>
+        <w:t xml:space="preserve">fig_obj3_indicacoes_forcipe.png</w:t>
+      </w:r>
+      <w:r>
+        <w:t xml:space="preserve"> </w:t>
+      </w:r>
+      <w:r>
+        <w:t xml:space="preserve">— agora com a cesárea agrupada por</w:t>
+      </w:r>
+      <w:r>
+        <w:t xml:space="preserve"> </w:t>
+      </w:r>
+      <w:r>
+        <w:rPr>
+          <w:rStyle w:val="VerbatimChar"/>
+        </w:rPr>
+        <w:t xml:space="preserve">Indicacao_final</w:t>
+      </w:r>
+      <w:r>
+        <w:t xml:space="preserve"> </w:t>
+      </w:r>
+      <w:r>
+        <w:t xml:space="preserve">(ver documento de revisão da dissertação, §8). A Figura 7 (forest plot) existe e passou a ser referenciada (e está em PR).</w:t>
+      </w:r>
+    </w:p>
+    <w:p>
+      <w:pPr>
+        <w:numPr>
+          <w:ilvl w:val="0"/>
+          <w:numId w:val="1003"/>
+        </w:numPr>
+        <w:pStyle w:val="Compact"/>
+      </w:pPr>
+      <w:r>
+        <w:rPr>
+          <w:b/>
+        </w:rPr>
+        <w:t xml:space="preserve">NOVO (10/06/2026):</w:t>
+      </w:r>
+      <w:r>
+        <w:t xml:space="preserve"> </w:t>
+      </w:r>
+      <w:r>
+        <w:t xml:space="preserve">Acrescentada a estratégia de</w:t>
+      </w:r>
+      <w:r>
+        <w:t xml:space="preserve"> </w:t>
+      </w:r>
+      <w:r>
+        <w:rPr>
+          <w:b/>
+        </w:rPr>
+        <w:t xml:space="preserve">três modelos preditivos</w:t>
+      </w:r>
+      <w:r>
+        <w:t xml:space="preserve"> </w:t>
+      </w:r>
+      <w:r>
+        <w:t xml:space="preserve">(</w:t>
+      </w:r>
+      <w:r>
+        <w:rPr>
+          <w:rStyle w:val="VerbatimChar"/>
+        </w:rPr>
+        <w:t xml:space="preserve">analysis/06_modelos_preditivos_cesarea.R</w:t>
+      </w:r>
+      <w:r>
+        <w:t xml:space="preserve">). Coorte total N =</w:t>
+      </w:r>
+      <w:r>
+        <w:t xml:space="preserve"> </w:t>
+      </w:r>
+      <w:r>
+        <w:rPr>
+          <w:b/>
+        </w:rPr>
+        <w:t xml:space="preserve">6.650</w:t>
+      </w:r>
+      <w:r>
+        <w:t xml:space="preserve"> </w:t>
+      </w:r>
+      <w:r>
+        <w:t xml:space="preserve">(filtro §3.3 codificado em</w:t>
+      </w:r>
+      <w:r>
+        <w:t xml:space="preserve"> </w:t>
+      </w:r>
+      <w:r>
+        <w:rPr>
+          <w:rStyle w:val="VerbatimChar"/>
+        </w:rPr>
+        <w:t xml:space="preserve">00_filtro_elegibilidade.R</w:t>
+      </w:r>
+      <w:r>
+        <w:t xml:space="preserve">) — quinto valor de N em circulação, mas agora</w:t>
+      </w:r>
+      <w:r>
+        <w:t xml:space="preserve"> </w:t>
+      </w:r>
+      <w:r>
+        <w:rPr>
+          <w:b/>
+        </w:rPr>
+        <w:t xml:space="preserve">determinístico e versionado</w:t>
+      </w:r>
+      <w:r>
+        <w:t xml:space="preserve"> </w:t>
+      </w:r>
+      <w:r>
+        <w:t xml:space="preserve">(ver §1.1). O script R foi</w:t>
+      </w:r>
+      <w:r>
+        <w:t xml:space="preserve"> </w:t>
+      </w:r>
+      <w:r>
+        <w:rPr>
+          <w:b/>
+        </w:rPr>
+        <w:t xml:space="preserve">executado</w:t>
+      </w:r>
+      <w:r>
+        <w:t xml:space="preserve"> </w:t>
+      </w:r>
+      <w:r>
+        <w:t xml:space="preserve">e seus resultados</w:t>
+      </w:r>
+      <w:r>
+        <w:t xml:space="preserve"> </w:t>
+      </w:r>
+      <w:r>
+        <w:rPr>
+          <w:b/>
+        </w:rPr>
+        <w:t xml:space="preserve">conferem com a validação em Python</w:t>
+      </w:r>
+      <w:r>
+        <w:t xml:space="preserve"> </w:t>
+      </w:r>
+      <w:r>
+        <w:t xml:space="preserve">(≤ 0,002 na AUC); coeficientes clinicamente coerentes e tabelas/figuras consistentes (ver §1.14). Pendência remanescente: validação externa + curva de decisão antes de uso clínico da ferramenta derivada.</w:t>
+      </w:r>
+    </w:p>
+    <w:p>
+      <w:r>
+        <w:pict>
+          <v:rect style="width:0;height:1.5pt" o:hralign="center" o:hrstd="t" o:hr="t"/>
+        </w:pict>
+      </w:r>
+    </w:p>
+    <w:p>
+      <w:pPr>
+        <w:pStyle w:val="Heading2"/>
+      </w:pPr>
+      <w:bookmarkStart w:id="26" w:name="inconsistências-encontradas"/>
       <w:r>
         <w:t xml:space="preserve">1. Inconsistências Encontradas</w:t>
       </w:r>
-      <w:bookmarkEnd w:id="22"/>
+      <w:bookmarkEnd w:id="26"/>
     </w:p>
     <w:p>
       <w:pPr>
         <w:pStyle w:val="Heading3"/>
       </w:pPr>
-      <w:bookmarkStart w:id="23" w:name="Xc66dfeba36c3940b5c5429df661e01837608ad3"/>
+      <w:bookmarkStart w:id="27" w:name="Xc66dfeba36c3940b5c5429df661e01837608ad3"/>
       <w:r>
         <w:t xml:space="preserve">1.1 N total da amostra — quatro valores em circulação (CRÍTICO)</w:t>
       </w:r>
-      <w:bookmarkEnd w:id="23"/>
+      <w:bookmarkEnd w:id="27"/>
     </w:p>
     <w:p>
       <w:pPr>
@@ -1589,43 +3097,253 @@
         <w:rPr>
           <w:b/>
         </w:rPr>
-        <w:t xml:space="preserve">Correção sugerida:</w:t>
-      </w:r>
-      <w:r>
-        <w:t xml:space="preserve"> </w:t>
-      </w:r>
-      <w:r>
-        <w:t xml:space="preserve">Adotar</w:t>
-      </w:r>
-      <w:r>
-        <w:t xml:space="preserve"> </w:t>
-      </w:r>
-      <w:r>
-        <w:rPr>
-          <w:b/>
-        </w:rPr>
-        <w:t xml:space="preserve">6.663</w:t>
-      </w:r>
-      <w:r>
-        <w:t xml:space="preserve"> </w:t>
-      </w:r>
-      <w:r>
-        <w:t xml:space="preserve">como N definitivo das análises de via de parto (Tabelas 4–7), pois é o valor que soma os n de todos os grupos de Robson no docx e é internamente consistente com a soma das células das Tabelas 5–7. Adotar</w:t>
-      </w:r>
-      <w:r>
-        <w:t xml:space="preserve"> </w:t>
-      </w:r>
-      <w:r>
-        <w:rPr>
-          <w:b/>
-        </w:rPr>
-        <w:t xml:space="preserve">6.830</w:t>
-      </w:r>
-      <w:r>
-        <w:t xml:space="preserve"> </w:t>
-      </w:r>
-      <w:r>
-        <w:t xml:space="preserve">(ou o n exato que o SPSS usou) para as Tabelas 1–3 (sociodemografia, hábitos, comorbidades), com nota clara de que o denominador difere por incluir casos sem Robson/IG. Eliminar as referências a 8.300 e 8.724 no texto corrido ou explicar explicitamente que esses são os totais brutos pré-critérios. Os cinco placeholders ([N_TOTAL], [N_ADOL], [N_PREC], [N_TARD], [N_ADUL]) devem ser preenchidos com os valores da tabela de análise escolhida (ver Seção 3).</w:t>
+        <w:t xml:space="preserve">Correção sugerida (ATUALIZADA 17/06/2026):</w:t>
+      </w:r>
+      <w:r>
+        <w:t xml:space="preserve"> </w:t>
+      </w:r>
+      <w:r>
+        <w:t xml:space="preserve">a tabela acima reflete o estado</w:t>
+      </w:r>
+      <w:r>
+        <w:t xml:space="preserve"> </w:t>
+      </w:r>
+      <w:r>
+        <w:rPr>
+          <w:i/>
+        </w:rPr>
+        <w:t xml:space="preserve">anterior</w:t>
+      </w:r>
+      <w:r>
+        <w:t xml:space="preserve"> </w:t>
+      </w:r>
+      <w:r>
+        <w:t xml:space="preserve">dos documentos. No manuscrito</w:t>
+      </w:r>
+      <w:r>
+        <w:t xml:space="preserve"> </w:t>
+      </w:r>
+      <w:r>
+        <w:rPr>
+          <w:b/>
+        </w:rPr>
+        <w:t xml:space="preserve">16/06</w:t>
+      </w:r>
+      <w:r>
+        <w:t xml:space="preserve">, o N convergiu para</w:t>
+      </w:r>
+      <w:r>
+        <w:t xml:space="preserve"> </w:t>
+      </w:r>
+      <w:r>
+        <w:rPr>
+          <w:b/>
+        </w:rPr>
+        <w:t xml:space="preserve">6.650</w:t>
+      </w:r>
+      <w:r>
+        <w:t xml:space="preserve"> </w:t>
+      </w:r>
+      <w:r>
+        <w:t xml:space="preserve">(filtro §3.3) de forma consistente — ver §0.1, onde cada célula foi recomputada e validada.</w:t>
+      </w:r>
+      <w:r>
+        <w:t xml:space="preserve"> </w:t>
+      </w:r>
+      <w:r>
+        <w:rPr>
+          <w:b/>
+        </w:rPr>
+        <w:t xml:space="preserve">A fonte definitiva é o pipeline modular</w:t>
+      </w:r>
+      <w:r>
+        <w:rPr>
+          <w:b/>
+        </w:rPr>
+        <w:t xml:space="preserve"> </w:t>
+      </w:r>
+      <w:r>
+        <w:rPr>
+          <w:rStyle w:val="VerbatimChar"/>
+          <w:b/>
+        </w:rPr>
+        <w:t xml:space="preserve">analysis/00–06</w:t>
+      </w:r>
+      <w:r>
+        <w:rPr>
+          <w:b/>
+        </w:rPr>
+        <w:t xml:space="preserve"> </w:t>
+      </w:r>
+      <w:r>
+        <w:rPr>
+          <w:b/>
+        </w:rPr>
+        <w:t xml:space="preserve">(</w:t>
+      </w:r>
+      <w:r>
+        <w:rPr>
+          <w:rStyle w:val="VerbatimChar"/>
+          <w:b/>
+        </w:rPr>
+        <w:t xml:space="preserve">00_filtro_elegibilidade.R</w:t>
+      </w:r>
+      <w:r>
+        <w:rPr>
+          <w:b/>
+        </w:rPr>
+        <w:t xml:space="preserve">), N = 6.650 (538 / 829 / 5.283)</w:t>
+      </w:r>
+      <w:r>
+        <w:t xml:space="preserve">, versionado e testado. As Tabelas 4–7 do manuscrito 16/06 já batem com ele. Observações:</w:t>
+      </w:r>
+      <w:r>
+        <w:t xml:space="preserve"> </w:t>
+      </w:r>
+      <w:r>
+        <w:t xml:space="preserve">- O valor</w:t>
+      </w:r>
+      <w:r>
+        <w:t xml:space="preserve"> </w:t>
+      </w:r>
+      <w:r>
+        <w:rPr>
+          <w:b/>
+        </w:rPr>
+        <w:t xml:space="preserve">5.279</w:t>
+      </w:r>
+      <w:r>
+        <w:t xml:space="preserve"> </w:t>
+      </w:r>
+      <w:r>
+        <w:t xml:space="preserve">que aparece no</w:t>
+      </w:r>
+      <w:r>
+        <w:t xml:space="preserve"> </w:t>
+      </w:r>
+      <w:r>
+        <w:rPr>
+          <w:b/>
+        </w:rPr>
+        <w:t xml:space="preserve">resumo/abstract</w:t>
+      </w:r>
+      <w:r>
+        <w:t xml:space="preserve"> </w:t>
+      </w:r>
+      <w:r>
+        <w:t xml:space="preserve">não corresponde a 5.283 (§3.3) nem ao CSV atual</w:t>
+      </w:r>
+      <w:r>
+        <w:t xml:space="preserve"> </w:t>
+      </w:r>
+      <w:r>
+        <w:rPr>
+          <w:rStyle w:val="VerbatimChar"/>
+        </w:rPr>
+        <w:t xml:space="preserve">tab_obj2_vias_parto_geral.csv</w:t>
+      </w:r>
+      <w:r>
+        <w:t xml:space="preserve"> </w:t>
+      </w:r>
+      <w:r>
+        <w:t xml:space="preserve">(que hoje traz adultas 5.295 / total 6.663, fruto de uma extração anterior). Recomenda-se</w:t>
+      </w:r>
+      <w:r>
+        <w:t xml:space="preserve"> </w:t>
+      </w:r>
+      <w:r>
+        <w:rPr>
+          <w:b/>
+        </w:rPr>
+        <w:t xml:space="preserve">corrigir o resumo para 5.283</w:t>
+      </w:r>
+      <w:r>
+        <w:t xml:space="preserve"> </w:t>
+      </w:r>
+      <w:r>
+        <w:t xml:space="preserve">e, se ainda em uso,</w:t>
+      </w:r>
+      <w:r>
+        <w:t xml:space="preserve"> </w:t>
+      </w:r>
+      <w:r>
+        <w:rPr>
+          <w:b/>
+        </w:rPr>
+        <w:t xml:space="preserve">regenerar</w:t>
+      </w:r>
+      <w:r>
+        <w:rPr>
+          <w:b/>
+        </w:rPr>
+        <w:t xml:space="preserve"> </w:t>
+      </w:r>
+      <w:r>
+        <w:rPr>
+          <w:rStyle w:val="VerbatimChar"/>
+          <w:b/>
+        </w:rPr>
+        <w:t xml:space="preserve">tab_obj2_*</w:t>
+      </w:r>
+      <w:r>
+        <w:rPr>
+          <w:b/>
+        </w:rPr>
+        <w:t xml:space="preserve"> </w:t>
+      </w:r>
+      <w:r>
+        <w:rPr>
+          <w:b/>
+        </w:rPr>
+        <w:t xml:space="preserve">pelo pipeline §3.3</w:t>
+      </w:r>
+      <w:r>
+        <w:t xml:space="preserve"> </w:t>
+      </w:r>
+      <w:r>
+        <w:t xml:space="preserve">para eliminar o 6.663 residual.</w:t>
+      </w:r>
+      <w:r>
+        <w:t xml:space="preserve"> </w:t>
+      </w:r>
+      <w:r>
+        <w:t xml:space="preserve">- Para Tabelas 1–3 (sociodemografia, hábitos, comorbidades), manter o denominador §3.3 (6.650) e reportar por célula o</w:t>
+      </w:r>
+      <w:r>
+        <w:t xml:space="preserve"> </w:t>
+      </w:r>
+      <w:r>
+        <w:rPr>
+          <w:rStyle w:val="VerbatimChar"/>
+        </w:rPr>
+        <w:t xml:space="preserve">n</w:t>
+      </w:r>
+      <w:r>
+        <w:t xml:space="preserve"> </w:t>
+      </w:r>
+      <w:r>
+        <w:t xml:space="preserve">válido +</w:t>
+      </w:r>
+      <w:r>
+        <w:t xml:space="preserve"> </w:t>
+      </w:r>
+      <w:r>
+        <w:rPr>
+          <w:rStyle w:val="VerbatimChar"/>
+        </w:rPr>
+        <w:t xml:space="preserve">% ausente</w:t>
+      </w:r>
+      <w:r>
+        <w:t xml:space="preserve"> </w:t>
+      </w:r>
+      <w:r>
+        <w:t xml:space="preserve">quando houver dado faltante, em vez de adotar o N do SPSS (6.830).</w:t>
+      </w:r>
+      <w:r>
+        <w:t xml:space="preserve"> </w:t>
+      </w:r>
+      <w:r>
+        <w:t xml:space="preserve">- Eliminar do texto as referências a 8.300 / 8.724 (totais brutos pré-critérios) ou marcá-las explicitamente como pré-filtro.</w:t>
       </w:r>
     </w:p>
     <w:p>
@@ -1639,11 +3357,11 @@
       <w:pPr>
         <w:pStyle w:val="Heading3"/>
       </w:pPr>
-      <w:bookmarkStart w:id="24" w:name="X5834b152b96cc10b72666f79cbd33d9a4ee7bed"/>
+      <w:bookmarkStart w:id="28" w:name="X5834b152b96cc10b72666f79cbd33d9a4ee7bed"/>
       <w:r>
         <w:t xml:space="preserve">1.2 Discrepância entre CSVs primários e CSVs derivados (Tabelas 5–7)</w:t>
       </w:r>
-      <w:bookmarkEnd w:id="24"/>
+      <w:bookmarkEnd w:id="28"/>
     </w:p>
     <w:p>
       <w:pPr>
@@ -2117,11 +3835,11 @@
       <w:pPr>
         <w:pStyle w:val="Heading3"/>
       </w:pPr>
-      <w:bookmarkStart w:id="25" w:name="Xb45335f927c3f14321b2e1ad71ed428c852810b"/>
+      <w:bookmarkStart w:id="29" w:name="Xb45335f927c3f14321b2e1ad71ed428c852810b"/>
       <w:r>
         <w:t xml:space="preserve">1.3 Discrepância entre totais de Tabela 4 no docx e CSV primário</w:t>
       </w:r>
-      <w:bookmarkEnd w:id="25"/>
+      <w:bookmarkEnd w:id="29"/>
     </w:p>
     <w:p>
       <w:pPr>
@@ -2492,11 +4210,11 @@
       <w:pPr>
         <w:pStyle w:val="Heading3"/>
       </w:pPr>
-      <w:bookmarkStart w:id="26" w:name="dissertação-original-p-valor-de-corraça"/>
+      <w:bookmarkStart w:id="30" w:name="dissertação-original-p-valor-de-corraça"/>
       <w:r>
         <w:t xml:space="preserve">1.4 Dissertação original — p-valor de cor/raça</w:t>
       </w:r>
-      <w:bookmarkEnd w:id="26"/>
+      <w:bookmarkEnd w:id="30"/>
     </w:p>
     <w:p>
       <w:pPr>
@@ -2869,11 +4587,11 @@
       <w:pPr>
         <w:pStyle w:val="Heading3"/>
       </w:pPr>
-      <w:bookmarkStart w:id="27" w:name="X3b9dd0828b47bf3f4317eff57616ef33a0898e6"/>
+      <w:bookmarkStart w:id="31" w:name="X3b9dd0828b47bf3f4317eff57616ef33a0898e6"/>
       <w:r>
         <w:t xml:space="preserve">1.5 Dissertação original — incompatibilidade entre §154 e legendas das Tabelas 1–2</w:t>
       </w:r>
-      <w:bookmarkEnd w:id="27"/>
+      <w:bookmarkEnd w:id="31"/>
     </w:p>
     <w:p>
       <w:pPr>
@@ -2899,7 +4617,7 @@
       <w:pPr>
         <w:numPr>
           <w:ilvl w:val="0"/>
-          <w:numId w:val="1002"/>
+          <w:numId w:val="1004"/>
         </w:numPr>
         <w:pStyle w:val="Compact"/>
       </w:pPr>
@@ -2932,7 +4650,7 @@
       <w:pPr>
         <w:numPr>
           <w:ilvl w:val="0"/>
-          <w:numId w:val="1002"/>
+          <w:numId w:val="1004"/>
         </w:numPr>
         <w:pStyle w:val="Compact"/>
       </w:pPr>
@@ -2965,7 +4683,7 @@
       <w:pPr>
         <w:numPr>
           <w:ilvl w:val="0"/>
-          <w:numId w:val="1002"/>
+          <w:numId w:val="1004"/>
         </w:numPr>
         <w:pStyle w:val="Compact"/>
       </w:pPr>
@@ -3048,11 +4766,11 @@
       <w:pPr>
         <w:pStyle w:val="Heading3"/>
       </w:pPr>
-      <w:bookmarkStart w:id="28" w:name="Xc998e19f1beb531f5104fc3fe83c7e7430e9a6e"/>
+      <w:bookmarkStart w:id="32" w:name="Xc998e19f1beb531f5104fc3fe83c7e7430e9a6e"/>
       <w:r>
         <w:t xml:space="preserve">1.6 Redação §4.1.2 — percentual de cor/raça pode não representar todas as adolescentes</w:t>
       </w:r>
-      <w:bookmarkEnd w:id="28"/>
+      <w:bookmarkEnd w:id="32"/>
     </w:p>
     <w:p>
       <w:pPr>
@@ -3172,11 +4890,11 @@
       <w:pPr>
         <w:pStyle w:val="Heading3"/>
       </w:pPr>
-      <w:bookmarkStart w:id="29" w:name="Xfd1e3324d8dc0b66ab417b6b292a3e1e1f95157"/>
+      <w:bookmarkStart w:id="33" w:name="Xfd1e3324d8dc0b66ab417b6b292a3e1e1f95157"/>
       <w:r>
         <w:t xml:space="preserve">1.7 Tabela 4 docx vs SPSS — diferença de percentuais de vias de parto</w:t>
       </w:r>
-      <w:bookmarkEnd w:id="29"/>
+      <w:bookmarkEnd w:id="33"/>
     </w:p>
     <w:p>
       <w:pPr>
@@ -3633,11 +5351,11 @@
       <w:pPr>
         <w:pStyle w:val="Heading3"/>
       </w:pPr>
-      <w:bookmarkStart w:id="30" w:name="X4a29ad09edd02bad39442919b79bd888147c470"/>
+      <w:bookmarkStart w:id="34" w:name="X4a29ad09edd02bad39442919b79bd888147c470"/>
       <w:r>
         <w:t xml:space="preserve">1.8 Tabela 8 — cobertura muito baixa e desigual de ind_final para adolescentes</w:t>
       </w:r>
-      <w:bookmarkEnd w:id="30"/>
+      <w:bookmarkEnd w:id="34"/>
     </w:p>
     <w:p>
       <w:pPr>
@@ -3775,11 +5493,11 @@
       <w:pPr>
         <w:pStyle w:val="Heading3"/>
       </w:pPr>
-      <w:bookmarkStart w:id="31" w:name="X83ce683508834d417d4b559caa7f7d533f632a8"/>
+      <w:bookmarkStart w:id="35" w:name="X83ce683508834d417d4b559caa7f7d533f632a8"/>
       <w:r>
         <w:t xml:space="preserve">1.9 Tabela 9 — inteiramente ND (confirmado como limitação)</w:t>
       </w:r>
-      <w:bookmarkEnd w:id="31"/>
+      <w:bookmarkEnd w:id="35"/>
     </w:p>
     <w:p>
       <w:pPr>
@@ -3938,11 +5656,11 @@
       <w:pPr>
         <w:pStyle w:val="Heading3"/>
       </w:pPr>
-      <w:bookmarkStart w:id="32" w:name="Xe00ddab75ef206d946732b7ee4d9e551b551d16"/>
+      <w:bookmarkStart w:id="36" w:name="Xe00ddab75ef206d946732b7ee4d9e551b551d16"/>
       <w:r>
         <w:t xml:space="preserve">1.10 Figuras 5 e 6 — citadas na redação mas arquivos PNG inexistentes</w:t>
       </w:r>
-      <w:bookmarkEnd w:id="32"/>
+      <w:bookmarkEnd w:id="36"/>
     </w:p>
     <w:p>
       <w:pPr>
@@ -4122,11 +5840,11 @@
       <w:pPr>
         <w:pStyle w:val="Heading3"/>
       </w:pPr>
-      <w:bookmarkStart w:id="33" w:name="Xe5b38d69fe1e5d6013c809078753aac6a020b9e"/>
+      <w:bookmarkStart w:id="37" w:name="Xe5b38d69fe1e5d6013c809078753aac6a020b9e"/>
       <w:r>
         <w:t xml:space="preserve">1.11 Figura 7 (forest plot) — existe mas não é referenciada na redação</w:t>
       </w:r>
-      <w:bookmarkEnd w:id="33"/>
+      <w:bookmarkEnd w:id="37"/>
     </w:p>
     <w:p>
       <w:pPr>
@@ -4256,11 +5974,11 @@
       <w:pPr>
         <w:pStyle w:val="Heading3"/>
       </w:pPr>
-      <w:bookmarkStart w:id="34" w:name="Xc85eb833574c25da0143588705d8f1c76c1b874"/>
+      <w:bookmarkStart w:id="38" w:name="Xc85eb833574c25da0143588705d8f1c76c1b874"/>
       <w:r>
         <w:t xml:space="preserve">1.12 Modelo 4 — verificação dos OR e IC 95% (resultado: SEM ERROS)</w:t>
       </w:r>
-      <w:bookmarkEnd w:id="34"/>
+      <w:bookmarkEnd w:id="38"/>
     </w:p>
     <w:p>
       <w:pPr>
@@ -5036,11 +6754,11 @@
       <w:pPr>
         <w:pStyle w:val="Heading3"/>
       </w:pPr>
-      <w:bookmarkStart w:id="35" w:name="Xd2137982ac88d65ddd591d7b936e1389f97d595"/>
+      <w:bookmarkStart w:id="39" w:name="Xd2137982ac88d65ddd591d7b936e1389f97d595"/>
       <w:r>
         <w:t xml:space="preserve">1.13 Tabela 7 — arredondamento do p-valor do Grupo 3</w:t>
       </w:r>
-      <w:bookmarkEnd w:id="35"/>
+      <w:bookmarkEnd w:id="39"/>
     </w:p>
     <w:p>
       <w:pPr>
@@ -5262,11 +6980,11 @@
       <w:pPr>
         <w:pStyle w:val="Heading3"/>
       </w:pPr>
-      <w:bookmarkStart w:id="36" w:name="X285a5b34e6b5e0c541bd85328c209baa5a4f2f2"/>
+      <w:bookmarkStart w:id="40" w:name="X285a5b34e6b5e0c541bd85328c209baa5a4f2f2"/>
       <w:r>
         <w:t xml:space="preserve">1.14 Modelos preditivos de cesárea (NOVO — 10/06/2026)</w:t>
       </w:r>
-      <w:bookmarkEnd w:id="36"/>
+      <w:bookmarkEnd w:id="40"/>
     </w:p>
     <w:p>
       <w:pPr>
@@ -5684,7 +7402,7 @@
       <w:pPr>
         <w:numPr>
           <w:ilvl w:val="0"/>
-          <w:numId w:val="1003"/>
+          <w:numId w:val="1005"/>
         </w:numPr>
         <w:pStyle w:val="Compact"/>
       </w:pPr>
@@ -5831,7 +7549,7 @@
       <w:pPr>
         <w:numPr>
           <w:ilvl w:val="0"/>
-          <w:numId w:val="1003"/>
+          <w:numId w:val="1005"/>
         </w:numPr>
         <w:pStyle w:val="Compact"/>
       </w:pPr>
@@ -5879,7 +7597,7 @@
       <w:pPr>
         <w:numPr>
           <w:ilvl w:val="0"/>
-          <w:numId w:val="1003"/>
+          <w:numId w:val="1005"/>
         </w:numPr>
         <w:pStyle w:val="Compact"/>
       </w:pPr>
@@ -5930,7 +7648,7 @@
       <w:pPr>
         <w:numPr>
           <w:ilvl w:val="0"/>
-          <w:numId w:val="1003"/>
+          <w:numId w:val="1005"/>
         </w:numPr>
         <w:pStyle w:val="Compact"/>
       </w:pPr>
@@ -5951,7 +7669,7 @@
       <w:pPr>
         <w:numPr>
           <w:ilvl w:val="0"/>
-          <w:numId w:val="1003"/>
+          <w:numId w:val="1005"/>
         </w:numPr>
         <w:pStyle w:val="Compact"/>
       </w:pPr>
@@ -6011,21 +7729,21 @@
       <w:pPr>
         <w:pStyle w:val="Heading2"/>
       </w:pPr>
-      <w:bookmarkStart w:id="37" w:name="itens-em-branco-nd-e-placeholders"/>
+      <w:bookmarkStart w:id="41" w:name="itens-em-branco-nd-e-placeholders"/>
       <w:r>
         <w:t xml:space="preserve">2. Itens em Branco (ND e Placeholders)</w:t>
       </w:r>
-      <w:bookmarkEnd w:id="37"/>
+      <w:bookmarkEnd w:id="41"/>
     </w:p>
     <w:p>
       <w:pPr>
         <w:pStyle w:val="Heading3"/>
       </w:pPr>
-      <w:bookmarkStart w:id="38" w:name="Xd06dfb1679552e31459391b3b573570259831e4"/>
+      <w:bookmarkStart w:id="42" w:name="Xd06dfb1679552e31459391b3b573570259831e4"/>
       <w:r>
         <w:t xml:space="preserve">2.1 Cinco placeholders na redação — ação obrigatória</w:t>
       </w:r>
-      <w:bookmarkEnd w:id="38"/>
+      <w:bookmarkEnd w:id="42"/>
     </w:p>
     <w:p>
       <w:pPr>
@@ -6480,11 +8198,11 @@
       <w:pPr>
         <w:pStyle w:val="Heading3"/>
       </w:pPr>
-      <w:bookmarkStart w:id="39" w:name="tabela-9-todas-as-células-nd"/>
+      <w:bookmarkStart w:id="43" w:name="tabela-9-todas-as-células-nd"/>
       <w:r>
         <w:t xml:space="preserve">2.2 Tabela 9 — todas as células ND</w:t>
       </w:r>
-      <w:bookmarkEnd w:id="39"/>
+      <w:bookmarkEnd w:id="43"/>
     </w:p>
     <w:p>
       <w:pPr>
@@ -6608,11 +8326,11 @@
       <w:pPr>
         <w:pStyle w:val="Heading3"/>
       </w:pPr>
-      <w:bookmarkStart w:id="40" w:name="Xaf70eecc6a823d106a0aba11c379b8b68e219b5"/>
+      <w:bookmarkStart w:id="44" w:name="Xaf70eecc6a823d106a0aba11c379b8b68e219b5"/>
       <w:r>
         <w:t xml:space="preserve">2.3 Tabela 11 (desfechos neonatais) — CSV existe, não está no docx</w:t>
       </w:r>
-      <w:bookmarkEnd w:id="40"/>
+      <w:bookmarkEnd w:id="44"/>
     </w:p>
     <w:p>
       <w:pPr>
@@ -6698,294 +8416,21 @@
       <w:pPr>
         <w:pStyle w:val="Heading2"/>
       </w:pPr>
-      <w:bookmarkStart w:id="41" w:name="recomendações-finais"/>
+      <w:bookmarkStart w:id="45" w:name="recomendações-finais"/>
       <w:r>
         <w:t xml:space="preserve">3. Recomendações Finais</w:t>
       </w:r>
-      <w:bookmarkEnd w:id="41"/>
+      <w:bookmarkEnd w:id="45"/>
     </w:p>
     <w:p>
       <w:pPr>
         <w:pStyle w:val="Heading3"/>
       </w:pPr>
-      <w:bookmarkStart w:id="42" w:name="para-a-letícia"/>
+      <w:bookmarkStart w:id="46" w:name="para-a-letícia"/>
       <w:r>
         <w:t xml:space="preserve">Para a Letícia</w:t>
       </w:r>
-      <w:bookmarkEnd w:id="42"/>
-    </w:p>
-    <w:p>
-      <w:pPr>
-        <w:numPr>
-          <w:ilvl w:val="0"/>
-          <w:numId w:val="1004"/>
-        </w:numPr>
-      </w:pPr>
-      <w:r>
-        <w:rPr>
-          <w:b/>
-        </w:rPr>
-        <w:t xml:space="preserve">Decisão prioritária — o N:</w:t>
-      </w:r>
-      <w:r>
-        <w:t xml:space="preserve"> </w:t>
-      </w:r>
-      <w:r>
-        <w:t xml:space="preserve">Antes de colar qualquer tabela ou parágrafo no docx principal, definir com Eduardo qual N usar para as tabelas de análise (Tabelas 4–7): 6.646 (CSV primário de vias) ou 6.663 (CSV primário de taxa/Robson). Essa diferença de 17 casos precisa ser investigada e resolvida, não contornada. Uma vez definido, preencher os cinco placeholders.</w:t>
-      </w:r>
-    </w:p>
-    <w:p>
-      <w:pPr>
-        <w:numPr>
-          <w:ilvl w:val="0"/>
-          <w:numId w:val="1004"/>
-        </w:numPr>
-      </w:pPr>
-      <w:r>
-        <w:rPr>
-          <w:b/>
-        </w:rPr>
-        <w:t xml:space="preserve">Substituições no texto original da dissertação:</w:t>
-      </w:r>
-    </w:p>
-    <w:p>
-      <w:pPr>
-        <w:numPr>
-          <w:ilvl w:val="1"/>
-          <w:numId w:val="1005"/>
-        </w:numPr>
-        <w:pStyle w:val="Compact"/>
-      </w:pPr>
-      <w:r>
-        <w:t xml:space="preserve">§154: substituir</w:t>
-      </w:r>
-      <w:r>
-        <w:t xml:space="preserve"> </w:t>
-      </w:r>
-      <w:r>
-        <w:t xml:space="preserve">“</w:t>
-      </w:r>
-      <w:r>
-        <w:t xml:space="preserve">8.300 participantes, sendo 1.348 parturientes adolescentes e 6.952 adultas</w:t>
-      </w:r>
-      <w:r>
-        <w:t xml:space="preserve">”</w:t>
-      </w:r>
-      <w:r>
-        <w:t xml:space="preserve"> </w:t>
-      </w:r>
-      <w:r>
-        <w:t xml:space="preserve">pelos N definitivos.</w:t>
-      </w:r>
-    </w:p>
-    <w:p>
-      <w:pPr>
-        <w:numPr>
-          <w:ilvl w:val="1"/>
-          <w:numId w:val="1005"/>
-        </w:numPr>
-        <w:pStyle w:val="Compact"/>
-      </w:pPr>
-      <w:r>
-        <w:t xml:space="preserve">Legendas das Tabelas 1 e 2 originais: substituir</w:t>
-      </w:r>
-      <w:r>
-        <w:t xml:space="preserve"> </w:t>
-      </w:r>
-      <w:r>
-        <w:t xml:space="preserve">“</w:t>
-      </w:r>
-      <w:r>
-        <w:t xml:space="preserve">1.677 adolescentes e 7.047 adultas</w:t>
-      </w:r>
-      <w:r>
-        <w:t xml:space="preserve">”</w:t>
-      </w:r>
-      <w:r>
-        <w:t xml:space="preserve"> </w:t>
-      </w:r>
-      <w:r>
-        <w:t xml:space="preserve">pelos N definitivos.</w:t>
-      </w:r>
-    </w:p>
-    <w:p>
-      <w:pPr>
-        <w:numPr>
-          <w:ilvl w:val="1"/>
-          <w:numId w:val="1005"/>
-        </w:numPr>
-        <w:pStyle w:val="Compact"/>
-      </w:pPr>
-      <w:r>
-        <w:t xml:space="preserve">§160: substituir</w:t>
-      </w:r>
-      <w:r>
-        <w:t xml:space="preserve"> </w:t>
-      </w:r>
-      <w:r>
-        <w:t xml:space="preserve">“</w:t>
-      </w:r>
-      <w:r>
-        <w:t xml:space="preserve">p valor neste caso é de 0,06</w:t>
-      </w:r>
-      <w:r>
-        <w:t xml:space="preserve">”</w:t>
-      </w:r>
-      <w:r>
-        <w:t xml:space="preserve"> </w:t>
-      </w:r>
-      <w:r>
-        <w:t xml:space="preserve">por</w:t>
-      </w:r>
-      <w:r>
-        <w:t xml:space="preserve"> </w:t>
-      </w:r>
-      <w:r>
-        <w:t xml:space="preserve">“</w:t>
-      </w:r>
-      <w:r>
-        <w:t xml:space="preserve">p = 0,337</w:t>
-      </w:r>
-      <w:r>
-        <w:t xml:space="preserve">”</w:t>
-      </w:r>
-      <w:r>
-        <w:t xml:space="preserve">.</w:t>
-      </w:r>
-    </w:p>
-    <w:p>
-      <w:pPr>
-        <w:numPr>
-          <w:ilvl w:val="0"/>
-          <w:numId w:val="1004"/>
-        </w:numPr>
-      </w:pPr>
-      <w:r>
-        <w:rPr>
-          <w:b/>
-        </w:rPr>
-        <w:t xml:space="preserve">Decisão sobre a Tabela 9 e os desfechos neonatais:</w:t>
-      </w:r>
-      <w:r>
-        <w:t xml:space="preserve"> </w:t>
-      </w:r>
-      <w:r>
-        <w:t xml:space="preserve">São duas decisões independentes que determinam se a dissertação terá 10 ou 11 tabelas. Recomendo tomar essas decisões antes de montar o docx final.</w:t>
-      </w:r>
-    </w:p>
-    <w:p>
-      <w:pPr>
-        <w:numPr>
-          <w:ilvl w:val="0"/>
-          <w:numId w:val="1004"/>
-        </w:numPr>
-      </w:pPr>
-      <w:r>
-        <w:rPr>
-          <w:b/>
-        </w:rPr>
-        <w:t xml:space="preserve">Verificar o valor de 56,3% (cor/raça):</w:t>
-      </w:r>
-      <w:r>
-        <w:t xml:space="preserve"> </w:t>
-      </w:r>
-      <w:r>
-        <w:t xml:space="preserve">Confirmar se o SPSS reporta exatamente 56,3% para o grupo adolescente combinado ou se o valor preciso é diferente. Ajustar §4.1.2 conforme necessário.</w:t>
-      </w:r>
-    </w:p>
-    <w:p>
-      <w:pPr>
-        <w:numPr>
-          <w:ilvl w:val="0"/>
-          <w:numId w:val="1004"/>
-        </w:numPr>
-      </w:pPr>
-      <w:r>
-        <w:rPr>
-          <w:b/>
-        </w:rPr>
-        <w:t xml:space="preserve">Estilo — itálico para</w:t>
-      </w:r>
-      <w:r>
-        <w:rPr>
-          <w:b/>
-        </w:rPr>
-        <w:t xml:space="preserve"> </w:t>
-      </w:r>
-      <w:r>
-        <w:rPr>
-          <w:i/>
-          <w:b/>
-        </w:rPr>
-        <w:t xml:space="preserve">p</w:t>
-      </w:r>
-      <w:r>
-        <w:rPr>
-          <w:b/>
-        </w:rPr>
-        <w:t xml:space="preserve">:</w:t>
-      </w:r>
-      <w:r>
-        <w:t xml:space="preserve"> </w:t>
-      </w:r>
-      <w:r>
-        <w:t xml:space="preserve">Ao colar os parágrafos da nova redação no docx principal, aplicar itálico a toda ocorrência de</w:t>
-      </w:r>
-      <w:r>
-        <w:t xml:space="preserve"> </w:t>
-      </w:r>
-      <w:r>
-        <w:rPr>
-          <w:i/>
-        </w:rPr>
-        <w:t xml:space="preserve">p</w:t>
-      </w:r>
-      <w:r>
-        <w:t xml:space="preserve"> </w:t>
-      </w:r>
-      <w:r>
-        <w:t xml:space="preserve">estatístico nos textos corridos (ex:</w:t>
-      </w:r>
-      <w:r>
-        <w:t xml:space="preserve"> </w:t>
-      </w:r>
-      <w:r>
-        <w:rPr>
-          <w:i/>
-        </w:rPr>
-        <w:t xml:space="preserve">p</w:t>
-      </w:r>
-      <w:r>
-        <w:t xml:space="preserve"> </w:t>
-      </w:r>
-      <w:r>
-        <w:t xml:space="preserve">&lt; 0,001;</w:t>
-      </w:r>
-      <w:r>
-        <w:t xml:space="preserve"> </w:t>
-      </w:r>
-      <w:r>
-        <w:rPr>
-          <w:i/>
-        </w:rPr>
-        <w:t xml:space="preserve">p</w:t>
-      </w:r>
-      <w:r>
-        <w:t xml:space="preserve"> </w:t>
-      </w:r>
-      <w:r>
-        <w:t xml:space="preserve">= 0,337). Verifique também que os números nas tabelas usam vírgula decimal de forma consistente — as tabelas do docx já estão corretas, mas ao formatar no Word pode ser que formatações automáticas convertam vírgula para ponto.</w:t>
-      </w:r>
-    </w:p>
-    <w:p>
-      <w:pPr>
-        <w:pStyle w:val="Heading3"/>
-      </w:pPr>
-      <w:bookmarkStart w:id="43" w:name="para-o-eduardo"/>
-      <w:r>
-        <w:t xml:space="preserve">Para o Eduardo</w:t>
-      </w:r>
-      <w:bookmarkEnd w:id="43"/>
+      <w:bookmarkEnd w:id="46"/>
     </w:p>
     <w:p>
       <w:pPr>
@@ -6998,100 +8443,13 @@
         <w:rPr>
           <w:b/>
         </w:rPr>
-        <w:t xml:space="preserve">Causa raiz da divergência de N (6.646 vs 6.663):</w:t>
-      </w:r>
-      <w:r>
-        <w:t xml:space="preserve"> </w:t>
-      </w:r>
-      <w:r>
-        <w:t xml:space="preserve">Rerodar</w:t>
-      </w:r>
-      <w:r>
-        <w:t xml:space="preserve"> </w:t>
-      </w:r>
-      <w:r>
-        <w:rPr>
-          <w:rStyle w:val="VerbatimChar"/>
-        </w:rPr>
-        <w:t xml:space="preserve">quarto render index.qmd</w:t>
-      </w:r>
-      <w:r>
-        <w:t xml:space="preserve"> </w:t>
-      </w:r>
-      <w:r>
-        <w:t xml:space="preserve">e verificar se</w:t>
-      </w:r>
-      <w:r>
-        <w:t xml:space="preserve"> </w:t>
-      </w:r>
-      <w:r>
-        <w:rPr>
-          <w:rStyle w:val="VerbatimChar"/>
-        </w:rPr>
-        <w:t xml:space="preserve">tab_obj2_vias_parto_geral.csv</w:t>
-      </w:r>
-      <w:r>
-        <w:t xml:space="preserve"> </w:t>
-      </w:r>
-      <w:r>
-        <w:t xml:space="preserve">e</w:t>
-      </w:r>
-      <w:r>
-        <w:t xml:space="preserve"> </w:t>
-      </w:r>
-      <w:r>
-        <w:rPr>
-          <w:rStyle w:val="VerbatimChar"/>
-        </w:rPr>
-        <w:t xml:space="preserve">tab_obj2_taxa_cesarea.csv</w:t>
-      </w:r>
-      <w:r>
-        <w:t xml:space="preserve"> </w:t>
-      </w:r>
-      <w:r>
-        <w:t xml:space="preserve">produzem somas concordantes. Se divergirem, identificar o chunk com o filtro diferente. A hipótese mais provável é que um dos CSVs usa</w:t>
-      </w:r>
-      <w:r>
-        <w:t xml:space="preserve"> </w:t>
-      </w:r>
-      <w:r>
-        <w:rPr>
-          <w:rStyle w:val="VerbatimChar"/>
-        </w:rPr>
-        <w:t xml:space="preserve">dados_analise</w:t>
-      </w:r>
-      <w:r>
-        <w:t xml:space="preserve"> </w:t>
-      </w:r>
-      <w:r>
-        <w:t xml:space="preserve">e o outro usa</w:t>
-      </w:r>
-      <w:r>
-        <w:t xml:space="preserve"> </w:t>
-      </w:r>
-      <w:r>
-        <w:rPr>
-          <w:rStyle w:val="VerbatimChar"/>
-        </w:rPr>
-        <w:t xml:space="preserve">dados_s4</w:t>
-      </w:r>
-      <w:r>
-        <w:t xml:space="preserve"> </w:t>
-      </w:r>
-      <w:r>
-        <w:t xml:space="preserve">(antes de criar</w:t>
-      </w:r>
-      <w:r>
-        <w:t xml:space="preserve"> </w:t>
-      </w:r>
-      <w:r>
-        <w:rPr>
-          <w:rStyle w:val="VerbatimChar"/>
-        </w:rPr>
-        <w:t xml:space="preserve">faixa_etaria</w:t>
-      </w:r>
-      <w:r>
-        <w:t xml:space="preserve">), capturando casos com idade fora do range.</w:t>
+        <w:t xml:space="preserve">Decisão prioritária — o N:</w:t>
+      </w:r>
+      <w:r>
+        <w:t xml:space="preserve"> </w:t>
+      </w:r>
+      <w:r>
+        <w:t xml:space="preserve">Antes de colar qualquer tabela ou parágrafo no docx principal, definir com Eduardo qual N usar para as tabelas de análise (Tabelas 4–7): 6.646 (CSV primário de vias) ou 6.663 (CSV primário de taxa/Robson). Essa diferença de 17 casos precisa ser investigada e resolvida, não contornada. Uma vez definido, preencher os cinco placeholders.</w:t>
       </w:r>
     </w:p>
     <w:p>
@@ -7105,58 +8463,112 @@
         <w:rPr>
           <w:b/>
         </w:rPr>
-        <w:t xml:space="preserve">Deletar ou arquivar CSVs derivados conflitantes:</w:t>
-      </w:r>
-      <w:r>
-        <w:t xml:space="preserve"> </w:t>
-      </w:r>
-      <w:r>
-        <w:t xml:space="preserve">Os arquivos</w:t>
-      </w:r>
-      <w:r>
-        <w:t xml:space="preserve"> </w:t>
-      </w:r>
-      <w:r>
-        <w:rPr>
-          <w:rStyle w:val="VerbatimChar"/>
-        </w:rPr>
-        <w:t xml:space="preserve">results/tabelas_dissertacao/tab05_robson_faixa_via.csv</w:t>
-      </w:r>
-      <w:r>
-        <w:t xml:space="preserve"> </w:t>
-      </w:r>
-      <w:r>
-        <w:t xml:space="preserve">e</w:t>
-      </w:r>
-      <w:r>
-        <w:t xml:space="preserve"> </w:t>
-      </w:r>
-      <w:r>
-        <w:rPr>
-          <w:rStyle w:val="VerbatimChar"/>
-        </w:rPr>
-        <w:t xml:space="preserve">tab06_taxa_cesarea_robson.csv</w:t>
-      </w:r>
-      <w:r>
-        <w:t xml:space="preserve"> </w:t>
-      </w:r>
-      <w:r>
-        <w:t xml:space="preserve">têm valores diferentes dos primários e podem causar confusão. Arquivar em subpasta</w:t>
-      </w:r>
-      <w:r>
-        <w:t xml:space="preserve"> </w:t>
-      </w:r>
-      <w:r>
-        <w:rPr>
-          <w:rStyle w:val="VerbatimChar"/>
-        </w:rPr>
-        <w:t xml:space="preserve">_deprecated/</w:t>
-      </w:r>
-      <w:r>
-        <w:t xml:space="preserve"> </w:t>
-      </w:r>
-      <w:r>
-        <w:t xml:space="preserve">ou regenerar do zero garantindo que usam a mesma base.</w:t>
+        <w:t xml:space="preserve">Substituições no texto original da dissertação:</w:t>
+      </w:r>
+    </w:p>
+    <w:p>
+      <w:pPr>
+        <w:numPr>
+          <w:ilvl w:val="1"/>
+          <w:numId w:val="1007"/>
+        </w:numPr>
+        <w:pStyle w:val="Compact"/>
+      </w:pPr>
+      <w:r>
+        <w:t xml:space="preserve">§154: substituir</w:t>
+      </w:r>
+      <w:r>
+        <w:t xml:space="preserve"> </w:t>
+      </w:r>
+      <w:r>
+        <w:t xml:space="preserve">“</w:t>
+      </w:r>
+      <w:r>
+        <w:t xml:space="preserve">8.300 participantes, sendo 1.348 parturientes adolescentes e 6.952 adultas</w:t>
+      </w:r>
+      <w:r>
+        <w:t xml:space="preserve">”</w:t>
+      </w:r>
+      <w:r>
+        <w:t xml:space="preserve"> </w:t>
+      </w:r>
+      <w:r>
+        <w:t xml:space="preserve">pelos N definitivos.</w:t>
+      </w:r>
+    </w:p>
+    <w:p>
+      <w:pPr>
+        <w:numPr>
+          <w:ilvl w:val="1"/>
+          <w:numId w:val="1007"/>
+        </w:numPr>
+        <w:pStyle w:val="Compact"/>
+      </w:pPr>
+      <w:r>
+        <w:t xml:space="preserve">Legendas das Tabelas 1 e 2 originais: substituir</w:t>
+      </w:r>
+      <w:r>
+        <w:t xml:space="preserve"> </w:t>
+      </w:r>
+      <w:r>
+        <w:t xml:space="preserve">“</w:t>
+      </w:r>
+      <w:r>
+        <w:t xml:space="preserve">1.677 adolescentes e 7.047 adultas</w:t>
+      </w:r>
+      <w:r>
+        <w:t xml:space="preserve">”</w:t>
+      </w:r>
+      <w:r>
+        <w:t xml:space="preserve"> </w:t>
+      </w:r>
+      <w:r>
+        <w:t xml:space="preserve">pelos N definitivos.</w:t>
+      </w:r>
+    </w:p>
+    <w:p>
+      <w:pPr>
+        <w:numPr>
+          <w:ilvl w:val="1"/>
+          <w:numId w:val="1007"/>
+        </w:numPr>
+        <w:pStyle w:val="Compact"/>
+      </w:pPr>
+      <w:r>
+        <w:t xml:space="preserve">§160: substituir</w:t>
+      </w:r>
+      <w:r>
+        <w:t xml:space="preserve"> </w:t>
+      </w:r>
+      <w:r>
+        <w:t xml:space="preserve">“</w:t>
+      </w:r>
+      <w:r>
+        <w:t xml:space="preserve">p valor neste caso é de 0,06</w:t>
+      </w:r>
+      <w:r>
+        <w:t xml:space="preserve">”</w:t>
+      </w:r>
+      <w:r>
+        <w:t xml:space="preserve"> </w:t>
+      </w:r>
+      <w:r>
+        <w:t xml:space="preserve">por</w:t>
+      </w:r>
+      <w:r>
+        <w:t xml:space="preserve"> </w:t>
+      </w:r>
+      <w:r>
+        <w:t xml:space="preserve">“</w:t>
+      </w:r>
+      <w:r>
+        <w:t xml:space="preserve">p = 0,337</w:t>
+      </w:r>
+      <w:r>
+        <w:t xml:space="preserve">”</w:t>
+      </w:r>
+      <w:r>
+        <w:t xml:space="preserve">.</w:t>
       </w:r>
     </w:p>
     <w:p>
@@ -7170,73 +8582,13 @@
         <w:rPr>
           <w:b/>
         </w:rPr>
-        <w:t xml:space="preserve">Gerar Figuras 5 e 6:</w:t>
-      </w:r>
-      <w:r>
-        <w:t xml:space="preserve"> </w:t>
-      </w:r>
-      <w:r>
-        <w:t xml:space="preserve">Rodar os chunks de indicações do</w:t>
-      </w:r>
-      <w:r>
-        <w:t xml:space="preserve"> </w:t>
-      </w:r>
-      <w:r>
-        <w:rPr>
-          <w:rStyle w:val="VerbatimChar"/>
-        </w:rPr>
-        <w:t xml:space="preserve">index.qmd</w:t>
-      </w:r>
-      <w:r>
-        <w:t xml:space="preserve"> </w:t>
-      </w:r>
-      <w:r>
-        <w:t xml:space="preserve">e exportar como PNG em</w:t>
-      </w:r>
-      <w:r>
-        <w:t xml:space="preserve"> </w:t>
-      </w:r>
-      <w:r>
-        <w:rPr>
-          <w:rStyle w:val="VerbatimChar"/>
-        </w:rPr>
-        <w:t xml:space="preserve">results/figures/</w:t>
-      </w:r>
-      <w:r>
-        <w:t xml:space="preserve"> </w:t>
-      </w:r>
-      <w:r>
-        <w:t xml:space="preserve">com nomenclatura</w:t>
-      </w:r>
-      <w:r>
-        <w:t xml:space="preserve"> </w:t>
-      </w:r>
-      <w:r>
-        <w:rPr>
-          <w:rStyle w:val="VerbatimChar"/>
-        </w:rPr>
-        <w:t xml:space="preserve">fig_obj3_indicacoes_cesarea.png</w:t>
-      </w:r>
-      <w:r>
-        <w:t xml:space="preserve"> </w:t>
-      </w:r>
-      <w:r>
-        <w:t xml:space="preserve">e</w:t>
-      </w:r>
-      <w:r>
-        <w:t xml:space="preserve"> </w:t>
-      </w:r>
-      <w:r>
-        <w:rPr>
-          <w:rStyle w:val="VerbatimChar"/>
-        </w:rPr>
-        <w:t xml:space="preserve">fig_obj3_indicacoes_forcipe.png</w:t>
-      </w:r>
-      <w:r>
-        <w:t xml:space="preserve"> </w:t>
-      </w:r>
-      <w:r>
-        <w:t xml:space="preserve">(ou similar). Se a Figura 6 depender de dados que resultam todos em ND, suprimi-la.</w:t>
+        <w:t xml:space="preserve">Decisão sobre a Tabela 9 e os desfechos neonatais:</w:t>
+      </w:r>
+      <w:r>
+        <w:t xml:space="preserve"> </w:t>
+      </w:r>
+      <w:r>
+        <w:t xml:space="preserve">São duas decisões independentes que determinam se a dissertação terá 10 ou 11 tabelas. Recomendo tomar essas decisões antes de montar o docx final.</w:t>
       </w:r>
     </w:p>
     <w:p>
@@ -7250,40 +8602,13 @@
         <w:rPr>
           <w:b/>
         </w:rPr>
-        <w:t xml:space="preserve">Adicionar Figura 7 na redação:</w:t>
-      </w:r>
-      <w:r>
-        <w:t xml:space="preserve"> </w:t>
-      </w:r>
-      <w:r>
-        <w:t xml:space="preserve">Em</w:t>
-      </w:r>
-      <w:r>
-        <w:t xml:space="preserve"> </w:t>
-      </w:r>
-      <w:r>
-        <w:rPr>
-          <w:rStyle w:val="VerbatimChar"/>
-        </w:rPr>
-        <w:t xml:space="preserve">resultados_redacao.docx</w:t>
-      </w:r>
-      <w:r>
-        <w:t xml:space="preserve"> </w:t>
-      </w:r>
-      <w:r>
-        <w:t xml:space="preserve">§4.5, inserir referência à Figura 7 (forest plot do Modelo 4). O arquivo já existe em</w:t>
-      </w:r>
-      <w:r>
-        <w:t xml:space="preserve"> </w:t>
-      </w:r>
-      <w:r>
-        <w:rPr>
-          <w:rStyle w:val="VerbatimChar"/>
-        </w:rPr>
-        <w:t xml:space="preserve">results/figures/fig_obj5_forest_plot_modelo4.png</w:t>
-      </w:r>
-      <w:r>
-        <w:t xml:space="preserve">.</w:t>
+        <w:t xml:space="preserve">Verificar o valor de 56,3% (cor/raça):</w:t>
+      </w:r>
+      <w:r>
+        <w:t xml:space="preserve"> </w:t>
+      </w:r>
+      <w:r>
+        <w:t xml:space="preserve">Confirmar se o SPSS reporta exatamente 56,3% para o grupo adolescente combinado ou se o valor preciso é diferente. Ajustar §4.1.2 conforme necessário.</w:t>
       </w:r>
     </w:p>
     <w:p>
@@ -7297,67 +8622,460 @@
         <w:rPr>
           <w:b/>
         </w:rPr>
-        <w:t xml:space="preserve">Tabela 9 (se Opção A):</w:t>
-      </w:r>
-      <w:r>
-        <w:t xml:space="preserve"> </w:t>
-      </w:r>
-      <w:r>
-        <w:t xml:space="preserve">Cruzar</w:t>
-      </w:r>
-      <w:r>
-        <w:t xml:space="preserve"> </w:t>
-      </w:r>
-      <w:r>
-        <w:rPr>
-          <w:rStyle w:val="VerbatimChar"/>
-        </w:rPr>
-        <w:t xml:space="preserve">ind_final × tipo_parto</w:t>
-      </w:r>
-      <w:r>
-        <w:t xml:space="preserve"> </w:t>
-      </w:r>
-      <w:r>
-        <w:t xml:space="preserve">nos microdados para extrair indicações específicas de fórcipe. Isso resolve tanto a Tabela 9 quanto o detalhe de baixa cobertura da Tabela 8 para adolescentes.</w:t>
-      </w:r>
+        <w:t xml:space="preserve">Estilo — itálico para</w:t>
+      </w:r>
+      <w:r>
+        <w:rPr>
+          <w:b/>
+        </w:rPr>
+        <w:t xml:space="preserve"> </w:t>
+      </w:r>
+      <w:r>
+        <w:rPr>
+          <w:i/>
+          <w:b/>
+        </w:rPr>
+        <w:t xml:space="preserve">p</w:t>
+      </w:r>
+      <w:r>
+        <w:rPr>
+          <w:b/>
+        </w:rPr>
+        <w:t xml:space="preserve">:</w:t>
+      </w:r>
+      <w:r>
+        <w:t xml:space="preserve"> </w:t>
+      </w:r>
+      <w:r>
+        <w:t xml:space="preserve">Ao colar os parágrafos da nova redação no docx principal, aplicar itálico a toda ocorrência de</w:t>
+      </w:r>
+      <w:r>
+        <w:t xml:space="preserve"> </w:t>
+      </w:r>
+      <w:r>
+        <w:rPr>
+          <w:i/>
+        </w:rPr>
+        <w:t xml:space="preserve">p</w:t>
+      </w:r>
+      <w:r>
+        <w:t xml:space="preserve"> </w:t>
+      </w:r>
+      <w:r>
+        <w:t xml:space="preserve">estatístico nos textos corridos (ex:</w:t>
+      </w:r>
+      <w:r>
+        <w:t xml:space="preserve"> </w:t>
+      </w:r>
+      <w:r>
+        <w:rPr>
+          <w:i/>
+        </w:rPr>
+        <w:t xml:space="preserve">p</w:t>
+      </w:r>
+      <w:r>
+        <w:t xml:space="preserve"> </w:t>
+      </w:r>
+      <w:r>
+        <w:t xml:space="preserve">&lt; 0,001;</w:t>
+      </w:r>
+      <w:r>
+        <w:t xml:space="preserve"> </w:t>
+      </w:r>
+      <w:r>
+        <w:rPr>
+          <w:i/>
+        </w:rPr>
+        <w:t xml:space="preserve">p</w:t>
+      </w:r>
+      <w:r>
+        <w:t xml:space="preserve"> </w:t>
+      </w:r>
+      <w:r>
+        <w:t xml:space="preserve">= 0,337). Verifique também que os números nas tabelas usam vírgula decimal de forma consistente — as tabelas do docx já estão corretas, mas ao formatar no Word pode ser que formatações automáticas convertam vírgula para ponto.</w:t>
+      </w:r>
+    </w:p>
+    <w:p>
+      <w:pPr>
+        <w:pStyle w:val="Heading3"/>
+      </w:pPr>
+      <w:bookmarkStart w:id="47" w:name="para-o-eduardo"/>
+      <w:r>
+        <w:t xml:space="preserve">Para o Eduardo</w:t>
+      </w:r>
+      <w:bookmarkEnd w:id="47"/>
     </w:p>
     <w:p>
       <w:pPr>
         <w:numPr>
           <w:ilvl w:val="0"/>
-          <w:numId w:val="1006"/>
+          <w:numId w:val="1008"/>
         </w:numPr>
       </w:pPr>
       <w:r>
         <w:rPr>
           <w:b/>
         </w:rPr>
-        <w:t xml:space="preserve">Nota de rodapé na Tabela 8:</w:t>
-      </w:r>
-      <w:r>
-        <w:t xml:space="preserve"> </w:t>
-      </w:r>
-      <w:r>
-        <w:t xml:space="preserve">Acrescentar a informação de cobertura:</w:t>
-      </w:r>
-      <w:r>
-        <w:t xml:space="preserve"> </w:t>
-      </w:r>
-      <w:r>
-        <w:t xml:space="preserve">“</w:t>
-      </w:r>
-      <w:r>
-        <w:t xml:space="preserve">Partos operatórios com indicação registrada: 138/300 (46%) precoces; 227/496 (46%) tardias; 3.228/3.859 (84%) adultas.</w:t>
-      </w:r>
-      <w:r>
-        <w:t xml:space="preserve">”</w:t>
+        <w:t xml:space="preserve">Causa raiz da divergência de N (6.646 vs 6.663):</w:t>
+      </w:r>
+      <w:r>
+        <w:t xml:space="preserve"> </w:t>
+      </w:r>
+      <w:r>
+        <w:t xml:space="preserve">Rerodar</w:t>
+      </w:r>
+      <w:r>
+        <w:t xml:space="preserve"> </w:t>
+      </w:r>
+      <w:r>
+        <w:rPr>
+          <w:rStyle w:val="VerbatimChar"/>
+        </w:rPr>
+        <w:t xml:space="preserve">quarto render index.qmd</w:t>
+      </w:r>
+      <w:r>
+        <w:t xml:space="preserve"> </w:t>
+      </w:r>
+      <w:r>
+        <w:t xml:space="preserve">e verificar se</w:t>
+      </w:r>
+      <w:r>
+        <w:t xml:space="preserve"> </w:t>
+      </w:r>
+      <w:r>
+        <w:rPr>
+          <w:rStyle w:val="VerbatimChar"/>
+        </w:rPr>
+        <w:t xml:space="preserve">tab_obj2_vias_parto_geral.csv</w:t>
+      </w:r>
+      <w:r>
+        <w:t xml:space="preserve"> </w:t>
+      </w:r>
+      <w:r>
+        <w:t xml:space="preserve">e</w:t>
+      </w:r>
+      <w:r>
+        <w:t xml:space="preserve"> </w:t>
+      </w:r>
+      <w:r>
+        <w:rPr>
+          <w:rStyle w:val="VerbatimChar"/>
+        </w:rPr>
+        <w:t xml:space="preserve">tab_obj2_taxa_cesarea.csv</w:t>
+      </w:r>
+      <w:r>
+        <w:t xml:space="preserve"> </w:t>
+      </w:r>
+      <w:r>
+        <w:t xml:space="preserve">produzem somas concordantes. Se divergirem, identificar o chunk com o filtro diferente. A hipótese mais provável é que um dos CSVs usa</w:t>
+      </w:r>
+      <w:r>
+        <w:t xml:space="preserve"> </w:t>
+      </w:r>
+      <w:r>
+        <w:rPr>
+          <w:rStyle w:val="VerbatimChar"/>
+        </w:rPr>
+        <w:t xml:space="preserve">dados_analise</w:t>
+      </w:r>
+      <w:r>
+        <w:t xml:space="preserve"> </w:t>
+      </w:r>
+      <w:r>
+        <w:t xml:space="preserve">e o outro usa</w:t>
+      </w:r>
+      <w:r>
+        <w:t xml:space="preserve"> </w:t>
+      </w:r>
+      <w:r>
+        <w:rPr>
+          <w:rStyle w:val="VerbatimChar"/>
+        </w:rPr>
+        <w:t xml:space="preserve">dados_s4</w:t>
+      </w:r>
+      <w:r>
+        <w:t xml:space="preserve"> </w:t>
+      </w:r>
+      <w:r>
+        <w:t xml:space="preserve">(antes de criar</w:t>
+      </w:r>
+      <w:r>
+        <w:t xml:space="preserve"> </w:t>
+      </w:r>
+      <w:r>
+        <w:rPr>
+          <w:rStyle w:val="VerbatimChar"/>
+        </w:rPr>
+        <w:t xml:space="preserve">faixa_etaria</w:t>
+      </w:r>
+      <w:r>
+        <w:t xml:space="preserve">), capturando casos com idade fora do range.</w:t>
       </w:r>
     </w:p>
     <w:p>
       <w:pPr>
         <w:numPr>
           <w:ilvl w:val="0"/>
-          <w:numId w:val="1006"/>
+          <w:numId w:val="1008"/>
+        </w:numPr>
+      </w:pPr>
+      <w:r>
+        <w:rPr>
+          <w:b/>
+        </w:rPr>
+        <w:t xml:space="preserve">Deletar ou arquivar CSVs derivados conflitantes:</w:t>
+      </w:r>
+      <w:r>
+        <w:t xml:space="preserve"> </w:t>
+      </w:r>
+      <w:r>
+        <w:t xml:space="preserve">Os arquivos</w:t>
+      </w:r>
+      <w:r>
+        <w:t xml:space="preserve"> </w:t>
+      </w:r>
+      <w:r>
+        <w:rPr>
+          <w:rStyle w:val="VerbatimChar"/>
+        </w:rPr>
+        <w:t xml:space="preserve">results/tabelas_dissertacao/tab05_robson_faixa_via.csv</w:t>
+      </w:r>
+      <w:r>
+        <w:t xml:space="preserve"> </w:t>
+      </w:r>
+      <w:r>
+        <w:t xml:space="preserve">e</w:t>
+      </w:r>
+      <w:r>
+        <w:t xml:space="preserve"> </w:t>
+      </w:r>
+      <w:r>
+        <w:rPr>
+          <w:rStyle w:val="VerbatimChar"/>
+        </w:rPr>
+        <w:t xml:space="preserve">tab06_taxa_cesarea_robson.csv</w:t>
+      </w:r>
+      <w:r>
+        <w:t xml:space="preserve"> </w:t>
+      </w:r>
+      <w:r>
+        <w:t xml:space="preserve">têm valores diferentes dos primários e podem causar confusão. Arquivar em subpasta</w:t>
+      </w:r>
+      <w:r>
+        <w:t xml:space="preserve"> </w:t>
+      </w:r>
+      <w:r>
+        <w:rPr>
+          <w:rStyle w:val="VerbatimChar"/>
+        </w:rPr>
+        <w:t xml:space="preserve">_deprecated/</w:t>
+      </w:r>
+      <w:r>
+        <w:t xml:space="preserve"> </w:t>
+      </w:r>
+      <w:r>
+        <w:t xml:space="preserve">ou regenerar do zero garantindo que usam a mesma base.</w:t>
+      </w:r>
+    </w:p>
+    <w:p>
+      <w:pPr>
+        <w:numPr>
+          <w:ilvl w:val="0"/>
+          <w:numId w:val="1008"/>
+        </w:numPr>
+      </w:pPr>
+      <w:r>
+        <w:rPr>
+          <w:b/>
+        </w:rPr>
+        <w:t xml:space="preserve">Gerar Figuras 5 e 6:</w:t>
+      </w:r>
+      <w:r>
+        <w:t xml:space="preserve"> </w:t>
+      </w:r>
+      <w:r>
+        <w:t xml:space="preserve">Rodar os chunks de indicações do</w:t>
+      </w:r>
+      <w:r>
+        <w:t xml:space="preserve"> </w:t>
+      </w:r>
+      <w:r>
+        <w:rPr>
+          <w:rStyle w:val="VerbatimChar"/>
+        </w:rPr>
+        <w:t xml:space="preserve">index.qmd</w:t>
+      </w:r>
+      <w:r>
+        <w:t xml:space="preserve"> </w:t>
+      </w:r>
+      <w:r>
+        <w:t xml:space="preserve">e exportar como PNG em</w:t>
+      </w:r>
+      <w:r>
+        <w:t xml:space="preserve"> </w:t>
+      </w:r>
+      <w:r>
+        <w:rPr>
+          <w:rStyle w:val="VerbatimChar"/>
+        </w:rPr>
+        <w:t xml:space="preserve">results/figures/</w:t>
+      </w:r>
+      <w:r>
+        <w:t xml:space="preserve"> </w:t>
+      </w:r>
+      <w:r>
+        <w:t xml:space="preserve">com nomenclatura</w:t>
+      </w:r>
+      <w:r>
+        <w:t xml:space="preserve"> </w:t>
+      </w:r>
+      <w:r>
+        <w:rPr>
+          <w:rStyle w:val="VerbatimChar"/>
+        </w:rPr>
+        <w:t xml:space="preserve">fig_obj3_indicacoes_cesarea.png</w:t>
+      </w:r>
+      <w:r>
+        <w:t xml:space="preserve"> </w:t>
+      </w:r>
+      <w:r>
+        <w:t xml:space="preserve">e</w:t>
+      </w:r>
+      <w:r>
+        <w:t xml:space="preserve"> </w:t>
+      </w:r>
+      <w:r>
+        <w:rPr>
+          <w:rStyle w:val="VerbatimChar"/>
+        </w:rPr>
+        <w:t xml:space="preserve">fig_obj3_indicacoes_forcipe.png</w:t>
+      </w:r>
+      <w:r>
+        <w:t xml:space="preserve"> </w:t>
+      </w:r>
+      <w:r>
+        <w:t xml:space="preserve">(ou similar). Se a Figura 6 depender de dados que resultam todos em ND, suprimi-la.</w:t>
+      </w:r>
+    </w:p>
+    <w:p>
+      <w:pPr>
+        <w:numPr>
+          <w:ilvl w:val="0"/>
+          <w:numId w:val="1008"/>
+        </w:numPr>
+      </w:pPr>
+      <w:r>
+        <w:rPr>
+          <w:b/>
+        </w:rPr>
+        <w:t xml:space="preserve">Adicionar Figura 7 na redação:</w:t>
+      </w:r>
+      <w:r>
+        <w:t xml:space="preserve"> </w:t>
+      </w:r>
+      <w:r>
+        <w:t xml:space="preserve">Em</w:t>
+      </w:r>
+      <w:r>
+        <w:t xml:space="preserve"> </w:t>
+      </w:r>
+      <w:r>
+        <w:rPr>
+          <w:rStyle w:val="VerbatimChar"/>
+        </w:rPr>
+        <w:t xml:space="preserve">resultados_redacao.docx</w:t>
+      </w:r>
+      <w:r>
+        <w:t xml:space="preserve"> </w:t>
+      </w:r>
+      <w:r>
+        <w:t xml:space="preserve">§4.5, inserir referência à Figura 7 (forest plot do Modelo 4). O arquivo já existe em</w:t>
+      </w:r>
+      <w:r>
+        <w:t xml:space="preserve"> </w:t>
+      </w:r>
+      <w:r>
+        <w:rPr>
+          <w:rStyle w:val="VerbatimChar"/>
+        </w:rPr>
+        <w:t xml:space="preserve">results/figures/fig_obj5_forest_plot_modelo4.png</w:t>
+      </w:r>
+      <w:r>
+        <w:t xml:space="preserve">.</w:t>
+      </w:r>
+    </w:p>
+    <w:p>
+      <w:pPr>
+        <w:numPr>
+          <w:ilvl w:val="0"/>
+          <w:numId w:val="1008"/>
+        </w:numPr>
+      </w:pPr>
+      <w:r>
+        <w:rPr>
+          <w:b/>
+        </w:rPr>
+        <w:t xml:space="preserve">Tabela 9 (se Opção A):</w:t>
+      </w:r>
+      <w:r>
+        <w:t xml:space="preserve"> </w:t>
+      </w:r>
+      <w:r>
+        <w:t xml:space="preserve">Cruzar</w:t>
+      </w:r>
+      <w:r>
+        <w:t xml:space="preserve"> </w:t>
+      </w:r>
+      <w:r>
+        <w:rPr>
+          <w:rStyle w:val="VerbatimChar"/>
+        </w:rPr>
+        <w:t xml:space="preserve">ind_final × tipo_parto</w:t>
+      </w:r>
+      <w:r>
+        <w:t xml:space="preserve"> </w:t>
+      </w:r>
+      <w:r>
+        <w:t xml:space="preserve">nos microdados para extrair indicações específicas de fórcipe. Isso resolve tanto a Tabela 9 quanto o detalhe de baixa cobertura da Tabela 8 para adolescentes.</w:t>
+      </w:r>
+    </w:p>
+    <w:p>
+      <w:pPr>
+        <w:numPr>
+          <w:ilvl w:val="0"/>
+          <w:numId w:val="1008"/>
+        </w:numPr>
+      </w:pPr>
+      <w:r>
+        <w:rPr>
+          <w:b/>
+        </w:rPr>
+        <w:t xml:space="preserve">Nota de rodapé na Tabela 8:</w:t>
+      </w:r>
+      <w:r>
+        <w:t xml:space="preserve"> </w:t>
+      </w:r>
+      <w:r>
+        <w:t xml:space="preserve">Acrescentar a informação de cobertura:</w:t>
+      </w:r>
+      <w:r>
+        <w:t xml:space="preserve"> </w:t>
+      </w:r>
+      <w:r>
+        <w:t xml:space="preserve">“</w:t>
+      </w:r>
+      <w:r>
+        <w:t xml:space="preserve">Partos operatórios com indicação registrada: 138/300 (46%) precoces; 227/496 (46%) tardias; 3.228/3.859 (84%) adultas.</w:t>
+      </w:r>
+      <w:r>
+        <w:t xml:space="preserve">”</w:t>
+      </w:r>
+    </w:p>
+    <w:p>
+      <w:pPr>
+        <w:numPr>
+          <w:ilvl w:val="0"/>
+          <w:numId w:val="1008"/>
         </w:numPr>
       </w:pPr>
       <w:r>
@@ -7480,11 +9198,11 @@
       <w:pPr>
         <w:pStyle w:val="Heading2"/>
       </w:pPr>
-      <w:bookmarkStart w:id="44" w:name="X854fb30dc90e75aaa72bb6b1fbbfb706ab72eb6"/>
+      <w:bookmarkStart w:id="48" w:name="X854fb30dc90e75aaa72bb6b1fbbfb706ab72eb6"/>
       <w:r>
         <w:t xml:space="preserve">Apêndice — Rastreabilidade dos Placeholders</w:t>
       </w:r>
-      <w:bookmarkEnd w:id="44"/>
+      <w:bookmarkEnd w:id="48"/>
     </w:p>
     <w:tbl>
       <w:tblPr>
@@ -7948,111 +9666,8 @@
       </w:pPr>
     </w:lvl>
   </w:abstractNum>
-  <w:abstractNum w:abstractNumId="991">
+  <w:abstractNum w:abstractNumId="99411">
     <w:nsid w:val="ea454b4c"/>
-    <w:multiLevelType w:val="multilevel"/>
-    <w:lvl w:ilvl="0">
-      <w:numFmt w:val="bullet"/>
-      <w:lvlText w:val="•"/>
-      <w:lvlJc w:val="left"/>
-      <w:pPr>
-        <w:tabs>
-          <w:tab w:val="num" w:pos="0"/>
-        </w:tabs>
-        <w:ind w:left="480" w:hanging="480"/>
-      </w:pPr>
-    </w:lvl>
-    <w:lvl w:ilvl="1">
-      <w:numFmt w:val="bullet"/>
-      <w:lvlText w:val="–"/>
-      <w:lvlJc w:val="left"/>
-      <w:pPr>
-        <w:tabs>
-          <w:tab w:val="num" w:pos="720"/>
-        </w:tabs>
-        <w:ind w:left="1200" w:hanging="480"/>
-      </w:pPr>
-    </w:lvl>
-    <w:lvl w:ilvl="2">
-      <w:numFmt w:val="bullet"/>
-      <w:lvlText w:val="•"/>
-      <w:lvlJc w:val="left"/>
-      <w:pPr>
-        <w:tabs>
-          <w:tab w:val="num" w:pos="1440"/>
-        </w:tabs>
-        <w:ind w:left="1920" w:hanging="480"/>
-      </w:pPr>
-    </w:lvl>
-    <w:lvl w:ilvl="3">
-      <w:numFmt w:val="bullet"/>
-      <w:lvlText w:val="–"/>
-      <w:lvlJc w:val="left"/>
-      <w:pPr>
-        <w:tabs>
-          <w:tab w:val="num" w:pos="2160"/>
-        </w:tabs>
-        <w:ind w:left="2640" w:hanging="480"/>
-      </w:pPr>
-    </w:lvl>
-    <w:lvl w:ilvl="4">
-      <w:numFmt w:val="bullet"/>
-      <w:lvlText w:val="•"/>
-      <w:lvlJc w:val="left"/>
-      <w:pPr>
-        <w:tabs>
-          <w:tab w:val="num" w:pos="2880"/>
-        </w:tabs>
-        <w:ind w:left="3360" w:hanging="480"/>
-      </w:pPr>
-    </w:lvl>
-    <w:lvl w:ilvl="5">
-      <w:numFmt w:val="bullet"/>
-      <w:lvlText w:val="–"/>
-      <w:lvlJc w:val="left"/>
-      <w:pPr>
-        <w:tabs>
-          <w:tab w:val="num" w:pos="3600"/>
-        </w:tabs>
-        <w:ind w:left="4080" w:hanging="480"/>
-      </w:pPr>
-    </w:lvl>
-    <w:lvl w:ilvl="6">
-      <w:numFmt w:val="bullet"/>
-      <w:lvlText w:val="•"/>
-      <w:lvlJc w:val="left"/>
-      <w:pPr>
-        <w:tabs>
-          <w:tab w:val="num" w:pos="4320"/>
-        </w:tabs>
-        <w:ind w:left="4800" w:hanging="480"/>
-      </w:pPr>
-    </w:lvl>
-    <w:lvl w:ilvl="7">
-      <w:numFmt w:val="bullet"/>
-      <w:lvlText w:val="–"/>
-      <w:lvlJc w:val="left"/>
-      <w:pPr>
-        <w:tabs>
-          <w:tab w:val="num" w:pos="5040"/>
-        </w:tabs>
-        <w:ind w:left="5520" w:hanging="480"/>
-      </w:pPr>
-    </w:lvl>
-    <w:lvl w:ilvl="8">
-      <w:numFmt w:val="bullet"/>
-      <w:lvlText w:val="•"/>
-      <w:lvlJc w:val="left"/>
-      <w:pPr>
-        <w:tabs>
-          <w:tab w:val="num" w:pos="5760"/>
-        </w:tabs>
-        <w:ind w:left="6240" w:hanging="480"/>
-      </w:pPr>
-    </w:lvl>
-  </w:abstractNum>
-  <w:abstractNum w:abstractNumId="99411">
-    <w:nsid w:val="71315dca"/>
     <w:multiLevelType w:val="multilevel"/>
     <w:lvl w:ilvl="0">
       <w:start w:val="1"/>
@@ -8163,16 +9778,113 @@
       </w:pPr>
     </w:lvl>
   </w:abstractNum>
+  <w:abstractNum w:abstractNumId="991">
+    <w:nsid w:val="71315dca"/>
+    <w:multiLevelType w:val="multilevel"/>
+    <w:lvl w:ilvl="0">
+      <w:numFmt w:val="bullet"/>
+      <w:lvlText w:val="•"/>
+      <w:lvlJc w:val="left"/>
+      <w:pPr>
+        <w:tabs>
+          <w:tab w:val="num" w:pos="0"/>
+        </w:tabs>
+        <w:ind w:left="480" w:hanging="480"/>
+      </w:pPr>
+    </w:lvl>
+    <w:lvl w:ilvl="1">
+      <w:numFmt w:val="bullet"/>
+      <w:lvlText w:val="–"/>
+      <w:lvlJc w:val="left"/>
+      <w:pPr>
+        <w:tabs>
+          <w:tab w:val="num" w:pos="720"/>
+        </w:tabs>
+        <w:ind w:left="1200" w:hanging="480"/>
+      </w:pPr>
+    </w:lvl>
+    <w:lvl w:ilvl="2">
+      <w:numFmt w:val="bullet"/>
+      <w:lvlText w:val="•"/>
+      <w:lvlJc w:val="left"/>
+      <w:pPr>
+        <w:tabs>
+          <w:tab w:val="num" w:pos="1440"/>
+        </w:tabs>
+        <w:ind w:left="1920" w:hanging="480"/>
+      </w:pPr>
+    </w:lvl>
+    <w:lvl w:ilvl="3">
+      <w:numFmt w:val="bullet"/>
+      <w:lvlText w:val="–"/>
+      <w:lvlJc w:val="left"/>
+      <w:pPr>
+        <w:tabs>
+          <w:tab w:val="num" w:pos="2160"/>
+        </w:tabs>
+        <w:ind w:left="2640" w:hanging="480"/>
+      </w:pPr>
+    </w:lvl>
+    <w:lvl w:ilvl="4">
+      <w:numFmt w:val="bullet"/>
+      <w:lvlText w:val="•"/>
+      <w:lvlJc w:val="left"/>
+      <w:pPr>
+        <w:tabs>
+          <w:tab w:val="num" w:pos="2880"/>
+        </w:tabs>
+        <w:ind w:left="3360" w:hanging="480"/>
+      </w:pPr>
+    </w:lvl>
+    <w:lvl w:ilvl="5">
+      <w:numFmt w:val="bullet"/>
+      <w:lvlText w:val="–"/>
+      <w:lvlJc w:val="left"/>
+      <w:pPr>
+        <w:tabs>
+          <w:tab w:val="num" w:pos="3600"/>
+        </w:tabs>
+        <w:ind w:left="4080" w:hanging="480"/>
+      </w:pPr>
+    </w:lvl>
+    <w:lvl w:ilvl="6">
+      <w:numFmt w:val="bullet"/>
+      <w:lvlText w:val="•"/>
+      <w:lvlJc w:val="left"/>
+      <w:pPr>
+        <w:tabs>
+          <w:tab w:val="num" w:pos="4320"/>
+        </w:tabs>
+        <w:ind w:left="4800" w:hanging="480"/>
+      </w:pPr>
+    </w:lvl>
+    <w:lvl w:ilvl="7">
+      <w:numFmt w:val="bullet"/>
+      <w:lvlText w:val="–"/>
+      <w:lvlJc w:val="left"/>
+      <w:pPr>
+        <w:tabs>
+          <w:tab w:val="num" w:pos="5040"/>
+        </w:tabs>
+        <w:ind w:left="5520" w:hanging="480"/>
+      </w:pPr>
+    </w:lvl>
+    <w:lvl w:ilvl="8">
+      <w:numFmt w:val="bullet"/>
+      <w:lvlText w:val="•"/>
+      <w:lvlJc w:val="left"/>
+      <w:pPr>
+        <w:tabs>
+          <w:tab w:val="num" w:pos="5760"/>
+        </w:tabs>
+        <w:ind w:left="6240" w:hanging="480"/>
+      </w:pPr>
+    </w:lvl>
+  </w:abstractNum>
   <w:num w:numId="1000">
     <w:abstractNumId w:val="990"/>
   </w:num>
   <w:num w:numId="1001">
-    <w:abstractNumId w:val="991"/>
-  </w:num>
-  <w:num w:numId="1002">
-    <w:abstractNumId w:val="991"/>
-  </w:num>
-  <w:num w:numId="1003">
     <w:abstractNumId w:val="99411"/>
     <w:lvlOverride w:ilvl="0">
       <w:startOverride w:val="1"/>
@@ -8202,7 +9914,16 @@
       <w:startOverride w:val="1"/>
     </w:lvlOverride>
   </w:num>
+  <w:num w:numId="1002">
+    <w:abstractNumId w:val="991"/>
+  </w:num>
+  <w:num w:numId="1003">
+    <w:abstractNumId w:val="991"/>
+  </w:num>
   <w:num w:numId="1004">
+    <w:abstractNumId w:val="991"/>
+  </w:num>
+  <w:num w:numId="1005">
     <w:abstractNumId w:val="99411"/>
     <w:lvlOverride w:ilvl="0">
       <w:startOverride w:val="1"/>
@@ -8232,10 +9953,40 @@
       <w:startOverride w:val="1"/>
     </w:lvlOverride>
   </w:num>
-  <w:num w:numId="1005">
+  <w:num w:numId="1006">
+    <w:abstractNumId w:val="99411"/>
+    <w:lvlOverride w:ilvl="0">
+      <w:startOverride w:val="1"/>
+    </w:lvlOverride>
+    <w:lvlOverride w:ilvl="1">
+      <w:startOverride w:val="1"/>
+    </w:lvlOverride>
+    <w:lvlOverride w:ilvl="2">
+      <w:startOverride w:val="1"/>
+    </w:lvlOverride>
+    <w:lvlOverride w:ilvl="3">
+      <w:startOverride w:val="1"/>
+    </w:lvlOverride>
+    <w:lvlOverride w:ilvl="4">
+      <w:startOverride w:val="1"/>
+    </w:lvlOverride>
+    <w:lvlOverride w:ilvl="5">
+      <w:startOverride w:val="1"/>
+    </w:lvlOverride>
+    <w:lvlOverride w:ilvl="6">
+      <w:startOverride w:val="1"/>
+    </w:lvlOverride>
+    <w:lvlOverride w:ilvl="7">
+      <w:startOverride w:val="1"/>
+    </w:lvlOverride>
+    <w:lvlOverride w:ilvl="8">
+      <w:startOverride w:val="1"/>
+    </w:lvlOverride>
+  </w:num>
+  <w:num w:numId="1007">
     <w:abstractNumId w:val="991"/>
   </w:num>
-  <w:num w:numId="1006">
+  <w:num w:numId="1008">
     <w:abstractNumId w:val="99411"/>
     <w:lvlOverride w:ilvl="0">
       <w:startOverride w:val="1"/>
